--- a/units/u28/Maths_S3_YearB_Unit28_SOLO_Full_Program.docx
+++ b/units/u28/Maths_S3_YearB_Unit28_SOLO_Full_Program.docx
@@ -30,15 +30,15 @@
             </w:tcBorders>
             <w:shd w:fill="1F3864" w:val="clear"/>
             <w:tcMar>
-              <w:top w:type="dxa" w:w="110"/>
+              <w:top w:type="dxa" w:w="70"/>
               <w:left w:type="dxa" w:w="200"/>
-              <w:bottom w:type="dxa" w:w="110"/>
+              <w:bottom w:type="dxa" w:w="70"/>
               <w:right w:type="dxa" w:w="200"/>
             </w:tcMar>
           </w:tcPr>
           <w:p>
             <w:pPr>
-              <w:spacing w:before="0" w:after="40"/>
+              <w:spacing w:before="0" w:after="30"/>
             </w:pPr>
             <w:r>
               <w:rPr>
@@ -80,7 +80,7 @@
     </w:tbl>
     <w:p>
       <w:pPr>
-        <w:spacing w:before="120" w:after="0"/>
+        <w:spacing w:before="20" w:after="0"/>
       </w:pPr>
       <w:r>
         <w:t xml:space="preserve"/>
@@ -100,13 +100,13 @@
         <w:tblLayout w:type="fixed"/>
       </w:tblPr>
       <w:tblGrid>
-        <w:gridCol w:w="6000"/>
-        <w:gridCol w:w="9038"/>
+        <w:gridCol w:w="6700"/>
+        <w:gridCol w:w="8338"/>
       </w:tblGrid>
       <w:tr>
         <w:tc>
           <w:tcPr>
-            <w:tcW w:type="dxa" w:w="6000"/>
+            <w:tcW w:type="dxa" w:w="6700"/>
             <w:tcBorders>
               <w:top w:val="none" w:color="FFFFFF" w:sz="0"/>
               <w:left w:val="none" w:color="FFFFFF" w:sz="0"/>
@@ -140,7 +140,7 @@
           </w:p>
           <w:tbl>
             <w:tblPr>
-              <w:tblW w:type="dxa" w:w="6000"/>
+              <w:tblW w:type="dxa" w:w="6700"/>
               <w:tblBorders>
                 <w:top w:val="single" w:color="auto" w:sz="4"/>
                 <w:left w:val="single" w:color="auto" w:sz="4"/>
@@ -153,7 +153,7 @@
             </w:tblPr>
             <w:tblGrid>
               <w:gridCol w:w="900"/>
-              <w:gridCol w:w="5100"/>
+              <w:gridCol w:w="5800"/>
             </w:tblGrid>
             <w:tr>
               <w:tc>
@@ -194,7 +194,7 @@
               </w:tc>
               <w:tc>
                 <w:tcPr>
-                  <w:tcW w:type="dxa" w:w="5100"/>
+                  <w:tcW w:type="dxa" w:w="5800"/>
                   <w:tcBorders>
                     <w:top w:val="single" w:color="2E5F8A" w:sz="4"/>
                     <w:left w:val="single" w:color="2E5F8A" w:sz="4"/>
@@ -241,9 +241,9 @@
                   </w:tcBorders>
                   <w:shd w:fill="D6E4F0" w:val="clear"/>
                   <w:tcMar>
-                    <w:top w:type="dxa" w:w="70"/>
+                    <w:top w:type="dxa" w:w="36"/>
                     <w:left w:type="dxa" w:w="110"/>
-                    <w:bottom w:type="dxa" w:w="70"/>
+                    <w:bottom w:type="dxa" w:w="36"/>
                     <w:right w:type="dxa" w:w="110"/>
                   </w:tcMar>
                   <w:vAlign w:val="top"/>
@@ -270,7 +270,7 @@
               </w:tc>
               <w:tc>
                 <w:tcPr>
-                  <w:tcW w:type="dxa" w:w="5100"/>
+                  <w:tcW w:type="dxa" w:w="5800"/>
                   <w:tcBorders>
                     <w:top w:val="single" w:color="DDDDDD" w:sz="2"/>
                     <w:left w:val="single" w:color="DDDDDD" w:sz="2"/>
@@ -279,9 +279,9 @@
                   </w:tcBorders>
                   <w:shd w:fill="FFFFFF" w:val="clear"/>
                   <w:tcMar>
-                    <w:top w:type="dxa" w:w="70"/>
+                    <w:top w:type="dxa" w:w="36"/>
                     <w:left w:type="dxa" w:w="110"/>
-                    <w:bottom w:type="dxa" w:w="70"/>
+                    <w:bottom w:type="dxa" w:w="36"/>
                     <w:right w:type="dxa" w:w="110"/>
                   </w:tcMar>
                   <w:vAlign w:val="top"/>
@@ -319,9 +319,9 @@
                   </w:tcBorders>
                   <w:shd w:fill="D6E4F0" w:val="clear"/>
                   <w:tcMar>
-                    <w:top w:type="dxa" w:w="70"/>
+                    <w:top w:type="dxa" w:w="36"/>
                     <w:left w:type="dxa" w:w="110"/>
-                    <w:bottom w:type="dxa" w:w="70"/>
+                    <w:bottom w:type="dxa" w:w="36"/>
                     <w:right w:type="dxa" w:w="110"/>
                   </w:tcMar>
                   <w:vAlign w:val="top"/>
@@ -348,7 +348,7 @@
               </w:tc>
               <w:tc>
                 <w:tcPr>
-                  <w:tcW w:type="dxa" w:w="5100"/>
+                  <w:tcW w:type="dxa" w:w="5800"/>
                   <w:tcBorders>
                     <w:top w:val="single" w:color="DDDDDD" w:sz="2"/>
                     <w:left w:val="single" w:color="DDDDDD" w:sz="2"/>
@@ -357,9 +357,9 @@
                   </w:tcBorders>
                   <w:shd w:fill="F5F5F5" w:val="clear"/>
                   <w:tcMar>
-                    <w:top w:type="dxa" w:w="70"/>
+                    <w:top w:type="dxa" w:w="36"/>
                     <w:left w:type="dxa" w:w="110"/>
-                    <w:bottom w:type="dxa" w:w="70"/>
+                    <w:bottom w:type="dxa" w:w="36"/>
                     <w:right w:type="dxa" w:w="110"/>
                   </w:tcMar>
                   <w:vAlign w:val="top"/>
@@ -397,9 +397,9 @@
                   </w:tcBorders>
                   <w:shd w:fill="D6E4F0" w:val="clear"/>
                   <w:tcMar>
-                    <w:top w:type="dxa" w:w="70"/>
+                    <w:top w:type="dxa" w:w="36"/>
                     <w:left w:type="dxa" w:w="110"/>
-                    <w:bottom w:type="dxa" w:w="70"/>
+                    <w:bottom w:type="dxa" w:w="36"/>
                     <w:right w:type="dxa" w:w="110"/>
                   </w:tcMar>
                   <w:vAlign w:val="top"/>
@@ -426,7 +426,7 @@
               </w:tc>
               <w:tc>
                 <w:tcPr>
-                  <w:tcW w:type="dxa" w:w="5100"/>
+                  <w:tcW w:type="dxa" w:w="5800"/>
                   <w:tcBorders>
                     <w:top w:val="single" w:color="DDDDDD" w:sz="2"/>
                     <w:left w:val="single" w:color="DDDDDD" w:sz="2"/>
@@ -435,9 +435,9 @@
                   </w:tcBorders>
                   <w:shd w:fill="FFFFFF" w:val="clear"/>
                   <w:tcMar>
-                    <w:top w:type="dxa" w:w="70"/>
+                    <w:top w:type="dxa" w:w="36"/>
                     <w:left w:type="dxa" w:w="110"/>
-                    <w:bottom w:type="dxa" w:w="70"/>
+                    <w:bottom w:type="dxa" w:w="36"/>
                     <w:right w:type="dxa" w:w="110"/>
                   </w:tcMar>
                   <w:vAlign w:val="top"/>
@@ -475,9 +475,9 @@
                   </w:tcBorders>
                   <w:shd w:fill="D6E4F0" w:val="clear"/>
                   <w:tcMar>
-                    <w:top w:type="dxa" w:w="70"/>
+                    <w:top w:type="dxa" w:w="36"/>
                     <w:left w:type="dxa" w:w="110"/>
-                    <w:bottom w:type="dxa" w:w="70"/>
+                    <w:bottom w:type="dxa" w:w="36"/>
                     <w:right w:type="dxa" w:w="110"/>
                   </w:tcMar>
                   <w:vAlign w:val="top"/>
@@ -504,7 +504,7 @@
               </w:tc>
               <w:tc>
                 <w:tcPr>
-                  <w:tcW w:type="dxa" w:w="5100"/>
+                  <w:tcW w:type="dxa" w:w="5800"/>
                   <w:tcBorders>
                     <w:top w:val="single" w:color="DDDDDD" w:sz="2"/>
                     <w:left w:val="single" w:color="DDDDDD" w:sz="2"/>
@@ -513,9 +513,9 @@
                   </w:tcBorders>
                   <w:shd w:fill="F5F5F5" w:val="clear"/>
                   <w:tcMar>
-                    <w:top w:type="dxa" w:w="70"/>
+                    <w:top w:type="dxa" w:w="36"/>
                     <w:left w:type="dxa" w:w="110"/>
-                    <w:bottom w:type="dxa" w:w="70"/>
+                    <w:bottom w:type="dxa" w:w="36"/>
                     <w:right w:type="dxa" w:w="110"/>
                   </w:tcMar>
                   <w:vAlign w:val="top"/>
@@ -553,9 +553,9 @@
                   </w:tcBorders>
                   <w:shd w:fill="D6E4F0" w:val="clear"/>
                   <w:tcMar>
-                    <w:top w:type="dxa" w:w="70"/>
+                    <w:top w:type="dxa" w:w="36"/>
                     <w:left w:type="dxa" w:w="110"/>
-                    <w:bottom w:type="dxa" w:w="70"/>
+                    <w:bottom w:type="dxa" w:w="36"/>
                     <w:right w:type="dxa" w:w="110"/>
                   </w:tcMar>
                   <w:vAlign w:val="top"/>
@@ -582,7 +582,7 @@
               </w:tc>
               <w:tc>
                 <w:tcPr>
-                  <w:tcW w:type="dxa" w:w="5100"/>
+                  <w:tcW w:type="dxa" w:w="5800"/>
                   <w:tcBorders>
                     <w:top w:val="single" w:color="DDDDDD" w:sz="2"/>
                     <w:left w:val="single" w:color="DDDDDD" w:sz="2"/>
@@ -591,9 +591,9 @@
                   </w:tcBorders>
                   <w:shd w:fill="FFFFFF" w:val="clear"/>
                   <w:tcMar>
-                    <w:top w:type="dxa" w:w="70"/>
+                    <w:top w:type="dxa" w:w="36"/>
                     <w:left w:type="dxa" w:w="110"/>
-                    <w:bottom w:type="dxa" w:w="70"/>
+                    <w:bottom w:type="dxa" w:w="36"/>
                     <w:right w:type="dxa" w:w="110"/>
                   </w:tcMar>
                   <w:vAlign w:val="top"/>
@@ -622,7 +622,7 @@
           </w:tbl>
           <w:p>
             <w:pPr>
-              <w:spacing w:before="80" w:after="0"/>
+              <w:spacing w:before="16" w:after="0"/>
             </w:pPr>
             <w:r>
               <w:t xml:space="preserve"/>
@@ -630,7 +630,7 @@
           </w:p>
           <w:p>
             <w:pPr>
-              <w:spacing w:before="60" w:after="60"/>
+              <w:spacing w:before="24" w:after="30"/>
             </w:pPr>
             <w:r>
               <w:rPr>
@@ -660,7 +660,7 @@
           </w:p>
           <w:tbl>
             <w:tblPr>
-              <w:tblW w:type="dxa" w:w="6000"/>
+              <w:tblW w:type="dxa" w:w="6700"/>
               <w:tblBorders>
                 <w:top w:val="single" w:color="auto" w:sz="4"/>
                 <w:left w:val="single" w:color="auto" w:sz="4"/>
@@ -672,14 +672,14 @@
               <w:tblLayout w:type="fixed"/>
             </w:tblPr>
             <w:tblGrid>
-              <w:gridCol w:w="2000"/>
-              <w:gridCol w:w="2000"/>
-              <w:gridCol w:w="2000"/>
+              <w:gridCol w:w="2233"/>
+              <w:gridCol w:w="2233"/>
+              <w:gridCol w:w="2234"/>
             </w:tblGrid>
             <w:tr>
               <w:tc>
                 <w:tcPr>
-                  <w:tcW w:type="dxa" w:w="2000"/>
+                  <w:tcW w:type="dxa" w:w="2233"/>
                   <w:tcBorders>
                     <w:top w:val="single" w:color="C00000" w:sz="4"/>
                     <w:left w:val="single" w:color="C00000" w:sz="4"/>
@@ -715,7 +715,7 @@
               </w:tc>
               <w:tc>
                 <w:tcPr>
-                  <w:tcW w:type="dxa" w:w="2000"/>
+                  <w:tcW w:type="dxa" w:w="2233"/>
                   <w:tcBorders>
                     <w:top w:val="single" w:color="7F6000" w:sz="4"/>
                     <w:left w:val="single" w:color="7F6000" w:sz="4"/>
@@ -751,7 +751,7 @@
               </w:tc>
               <w:tc>
                 <w:tcPr>
-                  <w:tcW w:type="dxa" w:w="2000"/>
+                  <w:tcW w:type="dxa" w:w="2234"/>
                   <w:tcBorders>
                     <w:top w:val="single" w:color="375623" w:sz="4"/>
                     <w:left w:val="single" w:color="375623" w:sz="4"/>
@@ -789,7 +789,7 @@
             <w:tr>
               <w:tc>
                 <w:tcPr>
-                  <w:tcW w:type="dxa" w:w="2000"/>
+                  <w:tcW w:type="dxa" w:w="2233"/>
                   <w:tcBorders>
                     <w:top w:val="single" w:color="DDDDDD" w:sz="2"/>
                     <w:left w:val="single" w:color="DDDDDD" w:sz="2"/>
@@ -822,7 +822,7 @@
                 </w:p>
                 <w:p>
                   <w:pPr>
-                    <w:spacing w:before="20" w:after="18"/>
+                    <w:spacing w:before="20" w:after="8"/>
                   </w:pPr>
                   <w:r>
                     <w:rPr>
@@ -835,7 +835,7 @@
                 </w:p>
                 <w:p>
                   <w:pPr>
-                    <w:spacing w:before="0" w:after="18"/>
+                    <w:spacing w:before="0" w:after="8"/>
                   </w:pPr>
                   <w:r>
                     <w:rPr>
@@ -848,7 +848,7 @@
                 </w:p>
                 <w:p>
                   <w:pPr>
-                    <w:spacing w:before="0" w:after="18"/>
+                    <w:spacing w:before="0" w:after="8"/>
                   </w:pPr>
                   <w:r>
                     <w:rPr>
@@ -875,7 +875,7 @@
               </w:tc>
               <w:tc>
                 <w:tcPr>
-                  <w:tcW w:type="dxa" w:w="2000"/>
+                  <w:tcW w:type="dxa" w:w="2233"/>
                   <w:tcBorders>
                     <w:top w:val="single" w:color="DDDDDD" w:sz="2"/>
                     <w:left w:val="single" w:color="DDDDDD" w:sz="2"/>
@@ -908,7 +908,7 @@
                 </w:p>
                 <w:p>
                   <w:pPr>
-                    <w:spacing w:before="20" w:after="18"/>
+                    <w:spacing w:before="20" w:after="8"/>
                   </w:pPr>
                   <w:r>
                     <w:rPr>
@@ -921,7 +921,7 @@
                 </w:p>
                 <w:p>
                   <w:pPr>
-                    <w:spacing w:before="0" w:after="18"/>
+                    <w:spacing w:before="0" w:after="8"/>
                   </w:pPr>
                   <w:r>
                     <w:rPr>
@@ -934,7 +934,7 @@
                 </w:p>
                 <w:p>
                   <w:pPr>
-                    <w:spacing w:before="0" w:after="18"/>
+                    <w:spacing w:before="0" w:after="8"/>
                   </w:pPr>
                   <w:r>
                     <w:rPr>
@@ -947,7 +947,7 @@
                 </w:p>
                 <w:p>
                   <w:pPr>
-                    <w:spacing w:before="0" w:after="18"/>
+                    <w:spacing w:before="0" w:after="8"/>
                   </w:pPr>
                   <w:r>
                     <w:rPr>
@@ -960,7 +960,7 @@
                 </w:p>
                 <w:p>
                   <w:pPr>
-                    <w:spacing w:before="0" w:after="18"/>
+                    <w:spacing w:before="0" w:after="8"/>
                   </w:pPr>
                   <w:r>
                     <w:rPr>
@@ -987,7 +987,7 @@
               </w:tc>
               <w:tc>
                 <w:tcPr>
-                  <w:tcW w:type="dxa" w:w="2000"/>
+                  <w:tcW w:type="dxa" w:w="2234"/>
                   <w:tcBorders>
                     <w:top w:val="single" w:color="DDDDDD" w:sz="2"/>
                     <w:left w:val="single" w:color="DDDDDD" w:sz="2"/>
@@ -1020,7 +1020,7 @@
                 </w:p>
                 <w:p>
                   <w:pPr>
-                    <w:spacing w:before="20" w:after="18"/>
+                    <w:spacing w:before="20" w:after="8"/>
                   </w:pPr>
                   <w:r>
                     <w:rPr>
@@ -1033,7 +1033,7 @@
                 </w:p>
                 <w:p>
                   <w:pPr>
-                    <w:spacing w:before="0" w:after="18"/>
+                    <w:spacing w:before="0" w:after="8"/>
                   </w:pPr>
                   <w:r>
                     <w:rPr>
@@ -1062,7 +1062,7 @@
           </w:tbl>
           <w:p>
             <w:pPr>
-              <w:spacing w:before="80" w:after="0"/>
+              <w:spacing w:before="16" w:after="0"/>
             </w:pPr>
             <w:r>
               <w:t xml:space="preserve"/>
@@ -1070,7 +1070,7 @@
           </w:p>
           <w:p>
             <w:pPr>
-              <w:spacing w:before="60" w:after="40"/>
+              <w:spacing w:before="24" w:after="30"/>
             </w:pPr>
             <w:r>
               <w:rPr>
@@ -1101,7 +1101,7 @@
         </w:tc>
         <w:tc>
           <w:tcPr>
-            <w:tcW w:type="dxa" w:w="9038"/>
+            <w:tcW w:type="dxa" w:w="8338"/>
             <w:tcBorders>
               <w:top w:val="none" w:color="FFFFFF" w:sz="0"/>
               <w:left w:val="none" w:color="FFFFFF" w:sz="0"/>
@@ -1135,7 +1135,7 @@
           </w:p>
           <w:tbl>
             <w:tblPr>
-              <w:tblW w:type="dxa" w:w="9038"/>
+              <w:tblW w:type="dxa" w:w="8338"/>
               <w:tblBorders>
                 <w:top w:val="single" w:color="auto" w:sz="4"/>
                 <w:left w:val="single" w:color="auto" w:sz="4"/>
@@ -1147,13 +1147,13 @@
               <w:tblLayout w:type="fixed"/>
             </w:tblPr>
             <w:tblGrid>
-              <w:gridCol w:w="4519"/>
-              <w:gridCol w:w="4519"/>
+              <w:gridCol w:w="4169"/>
+              <w:gridCol w:w="4169"/>
             </w:tblGrid>
             <w:tr>
               <w:tc>
                 <w:tcPr>
-                  <w:tcW w:type="dxa" w:w="4519"/>
+                  <w:tcW w:type="dxa" w:w="4169"/>
                   <w:tcBorders>
                     <w:top w:val="single" w:color="2E5F8A" w:sz="4"/>
                     <w:left w:val="single" w:color="2E5F8A" w:sz="4"/>
@@ -1189,7 +1189,7 @@
               </w:tc>
               <w:tc>
                 <w:tcPr>
-                  <w:tcW w:type="dxa" w:w="4519"/>
+                  <w:tcW w:type="dxa" w:w="4169"/>
                   <w:tcBorders>
                     <w:top w:val="single" w:color="2E5F8A" w:sz="4"/>
                     <w:left w:val="single" w:color="2E5F8A" w:sz="4"/>
@@ -1225,9 +1225,12 @@
               </w:tc>
             </w:tr>
             <w:tr>
-              <w:tc>
-                <w:tcPr>
-                  <w:tcW w:type="dxa" w:w="4519"/>
+              <w:trPr>
+                <w:cantSplit/>
+              </w:trPr>
+              <w:tc>
+                <w:tcPr>
+                  <w:tcW w:type="dxa" w:w="4169"/>
                   <w:tcBorders>
                     <w:top w:val="single" w:color="DDDDDD" w:sz="2"/>
                     <w:left w:val="single" w:color="DDDDDD" w:sz="2"/>
@@ -1236,9 +1239,9 @@
                   </w:tcBorders>
                   <w:shd w:fill="FFFFFF" w:val="clear"/>
                   <w:tcMar>
-                    <w:top w:type="dxa" w:w="70"/>
+                    <w:top w:type="dxa" w:w="22"/>
                     <w:left w:type="dxa" w:w="110"/>
-                    <w:bottom w:type="dxa" w:w="70"/>
+                    <w:bottom w:type="dxa" w:w="22"/>
                     <w:right w:type="dxa" w:w="110"/>
                   </w:tcMar>
                   <w:vAlign w:val="top"/>
@@ -1255,8 +1258,8 @@
                       <w:i w:val="false"/>
                       <w:iCs w:val="false"/>
                       <w:color w:val="000000"/>
-                      <w:sz w:val="14"/>
-                      <w:szCs w:val="14"/>
+                      <w:sz w:val="13"/>
+                      <w:szCs w:val="13"/>
                       <w:rFonts w:ascii="Arial" w:cs="Arial" w:eastAsia="Arial" w:hAnsi="Arial"/>
                     </w:rPr>
                     <w:t xml:space="preserve">Communicating</w:t>
@@ -1265,7 +1268,7 @@
               </w:tc>
               <w:tc>
                 <w:tcPr>
-                  <w:tcW w:type="dxa" w:w="4519"/>
+                  <w:tcW w:type="dxa" w:w="4169"/>
                   <w:tcBorders>
                     <w:top w:val="single" w:color="DDDDDD" w:sz="2"/>
                     <w:left w:val="single" w:color="DDDDDD" w:sz="2"/>
@@ -1274,9 +1277,9 @@
                   </w:tcBorders>
                   <w:shd w:fill="FFFFFF" w:val="clear"/>
                   <w:tcMar>
-                    <w:top w:type="dxa" w:w="70"/>
+                    <w:top w:type="dxa" w:w="22"/>
                     <w:left w:type="dxa" w:w="110"/>
-                    <w:bottom w:type="dxa" w:w="70"/>
+                    <w:bottom w:type="dxa" w:w="22"/>
                     <w:right w:type="dxa" w:w="110"/>
                   </w:tcMar>
                   <w:vAlign w:val="top"/>
@@ -1293,8 +1296,8 @@
                       <w:i w:val="false"/>
                       <w:iCs w:val="false"/>
                       <w:color w:val="000000"/>
-                      <w:sz w:val="14"/>
-                      <w:szCs w:val="14"/>
+                      <w:sz w:val="13"/>
+                      <w:szCs w:val="13"/>
                       <w:rFonts w:ascii="Arial" w:cs="Arial" w:eastAsia="Arial" w:hAnsi="Arial"/>
                     </w:rPr>
                     <w:t xml:space="preserve">Students describe positions using coordinate language (across before up), and describe chance using the language of equally likely, fractions and the 0-1 scale.</w:t>
@@ -1303,9 +1306,12 @@
               </w:tc>
             </w:tr>
             <w:tr>
-              <w:tc>
-                <w:tcPr>
-                  <w:tcW w:type="dxa" w:w="4519"/>
+              <w:trPr>
+                <w:cantSplit/>
+              </w:trPr>
+              <w:tc>
+                <w:tcPr>
+                  <w:tcW w:type="dxa" w:w="4169"/>
                   <w:tcBorders>
                     <w:top w:val="single" w:color="DDDDDD" w:sz="2"/>
                     <w:left w:val="single" w:color="DDDDDD" w:sz="2"/>
@@ -1314,9 +1320,9 @@
                   </w:tcBorders>
                   <w:shd w:fill="F5F5F5" w:val="clear"/>
                   <w:tcMar>
-                    <w:top w:type="dxa" w:w="70"/>
+                    <w:top w:type="dxa" w:w="22"/>
                     <w:left w:type="dxa" w:w="110"/>
-                    <w:bottom w:type="dxa" w:w="70"/>
+                    <w:bottom w:type="dxa" w:w="22"/>
                     <w:right w:type="dxa" w:w="110"/>
                   </w:tcMar>
                   <w:vAlign w:val="top"/>
@@ -1333,8 +1339,8 @@
                       <w:i w:val="false"/>
                       <w:iCs w:val="false"/>
                       <w:color w:val="000000"/>
-                      <w:sz w:val="14"/>
-                      <w:szCs w:val="14"/>
+                      <w:sz w:val="13"/>
+                      <w:szCs w:val="13"/>
                       <w:rFonts w:ascii="Arial" w:cs="Arial" w:eastAsia="Arial" w:hAnsi="Arial"/>
                     </w:rPr>
                     <w:t xml:space="preserve">Understanding and fluency</w:t>
@@ -1343,7 +1349,7 @@
               </w:tc>
               <w:tc>
                 <w:tcPr>
-                  <w:tcW w:type="dxa" w:w="4519"/>
+                  <w:tcW w:type="dxa" w:w="4169"/>
                   <w:tcBorders>
                     <w:top w:val="single" w:color="DDDDDD" w:sz="2"/>
                     <w:left w:val="single" w:color="DDDDDD" w:sz="2"/>
@@ -1352,9 +1358,9 @@
                   </w:tcBorders>
                   <w:shd w:fill="F5F5F5" w:val="clear"/>
                   <w:tcMar>
-                    <w:top w:type="dxa" w:w="70"/>
+                    <w:top w:type="dxa" w:w="22"/>
                     <w:left w:type="dxa" w:w="110"/>
-                    <w:bottom w:type="dxa" w:w="70"/>
+                    <w:bottom w:type="dxa" w:w="22"/>
                     <w:right w:type="dxa" w:w="110"/>
                   </w:tcMar>
                   <w:vAlign w:val="top"/>
@@ -1371,8 +1377,8 @@
                       <w:i w:val="false"/>
                       <w:iCs w:val="false"/>
                       <w:color w:val="000000"/>
-                      <w:sz w:val="14"/>
-                      <w:szCs w:val="14"/>
+                      <w:sz w:val="13"/>
+                      <w:szCs w:val="13"/>
                       <w:rFonts w:ascii="Arial" w:cs="Arial" w:eastAsia="Arial" w:hAnsi="Arial"/>
                     </w:rPr>
                     <w:t xml:space="preserve">Students fluently plot and read coordinates in four quadrants and assign probabilities as fractions to both equally likely and unequal outcomes.</w:t>
@@ -1381,9 +1387,12 @@
               </w:tc>
             </w:tr>
             <w:tr>
-              <w:tc>
-                <w:tcPr>
-                  <w:tcW w:type="dxa" w:w="4519"/>
+              <w:trPr>
+                <w:cantSplit/>
+              </w:trPr>
+              <w:tc>
+                <w:tcPr>
+                  <w:tcW w:type="dxa" w:w="4169"/>
                   <w:tcBorders>
                     <w:top w:val="single" w:color="DDDDDD" w:sz="2"/>
                     <w:left w:val="single" w:color="DDDDDD" w:sz="2"/>
@@ -1392,9 +1401,9 @@
                   </w:tcBorders>
                   <w:shd w:fill="FFFFFF" w:val="clear"/>
                   <w:tcMar>
-                    <w:top w:type="dxa" w:w="70"/>
+                    <w:top w:type="dxa" w:w="22"/>
                     <w:left w:type="dxa" w:w="110"/>
-                    <w:bottom w:type="dxa" w:w="70"/>
+                    <w:bottom w:type="dxa" w:w="22"/>
                     <w:right w:type="dxa" w:w="110"/>
                   </w:tcMar>
                   <w:vAlign w:val="top"/>
@@ -1411,8 +1420,8 @@
                       <w:i w:val="false"/>
                       <w:iCs w:val="false"/>
                       <w:color w:val="000000"/>
-                      <w:sz w:val="14"/>
-                      <w:szCs w:val="14"/>
+                      <w:sz w:val="13"/>
+                      <w:szCs w:val="13"/>
                       <w:rFonts w:ascii="Arial" w:cs="Arial" w:eastAsia="Arial" w:hAnsi="Arial"/>
                     </w:rPr>
                     <w:t xml:space="preserve">Reasoning</w:t>
@@ -1421,7 +1430,7 @@
               </w:tc>
               <w:tc>
                 <w:tcPr>
-                  <w:tcW w:type="dxa" w:w="4519"/>
+                  <w:tcW w:type="dxa" w:w="4169"/>
                   <w:tcBorders>
                     <w:top w:val="single" w:color="DDDDDD" w:sz="2"/>
                     <w:left w:val="single" w:color="DDDDDD" w:sz="2"/>
@@ -1430,9 +1439,9 @@
                   </w:tcBorders>
                   <w:shd w:fill="FFFFFF" w:val="clear"/>
                   <w:tcMar>
-                    <w:top w:type="dxa" w:w="70"/>
+                    <w:top w:type="dxa" w:w="22"/>
                     <w:left w:type="dxa" w:w="110"/>
-                    <w:bottom w:type="dxa" w:w="70"/>
+                    <w:bottom w:type="dxa" w:w="22"/>
                     <w:right w:type="dxa" w:w="110"/>
                   </w:tcMar>
                   <w:vAlign w:val="top"/>
@@ -1449,8 +1458,8 @@
                       <w:i w:val="false"/>
                       <w:iCs w:val="false"/>
                       <w:color w:val="000000"/>
-                      <w:sz w:val="14"/>
-                      <w:szCs w:val="14"/>
+                      <w:sz w:val="13"/>
+                      <w:szCs w:val="13"/>
                       <w:rFonts w:ascii="Arial" w:cs="Arial" w:eastAsia="Arial" w:hAnsi="Arial"/>
                     </w:rPr>
                     <w:t xml:space="preserve">Students justify how coordinates change under translation and reflection, and explain why observed results vary from expected results, especially with few trials.</w:t>
@@ -1459,9 +1468,12 @@
               </w:tc>
             </w:tr>
             <w:tr>
-              <w:tc>
-                <w:tcPr>
-                  <w:tcW w:type="dxa" w:w="4519"/>
+              <w:trPr>
+                <w:cantSplit/>
+              </w:trPr>
+              <w:tc>
+                <w:tcPr>
+                  <w:tcW w:type="dxa" w:w="4169"/>
                   <w:tcBorders>
                     <w:top w:val="single" w:color="DDDDDD" w:sz="2"/>
                     <w:left w:val="single" w:color="DDDDDD" w:sz="2"/>
@@ -1470,9 +1482,9 @@
                   </w:tcBorders>
                   <w:shd w:fill="F5F5F5" w:val="clear"/>
                   <w:tcMar>
-                    <w:top w:type="dxa" w:w="70"/>
+                    <w:top w:type="dxa" w:w="22"/>
                     <w:left w:type="dxa" w:w="110"/>
-                    <w:bottom w:type="dxa" w:w="70"/>
+                    <w:bottom w:type="dxa" w:w="22"/>
                     <w:right w:type="dxa" w:w="110"/>
                   </w:tcMar>
                   <w:vAlign w:val="top"/>
@@ -1489,8 +1501,8 @@
                       <w:i w:val="false"/>
                       <w:iCs w:val="false"/>
                       <w:color w:val="000000"/>
-                      <w:sz w:val="14"/>
-                      <w:szCs w:val="14"/>
+                      <w:sz w:val="13"/>
+                      <w:szCs w:val="13"/>
                       <w:rFonts w:ascii="Arial" w:cs="Arial" w:eastAsia="Arial" w:hAnsi="Arial"/>
                     </w:rPr>
                     <w:t xml:space="preserve">Problem solving</w:t>
@@ -1499,7 +1511,7 @@
               </w:tc>
               <w:tc>
                 <w:tcPr>
-                  <w:tcW w:type="dxa" w:w="4519"/>
+                  <w:tcW w:type="dxa" w:w="4169"/>
                   <w:tcBorders>
                     <w:top w:val="single" w:color="DDDDDD" w:sz="2"/>
                     <w:left w:val="single" w:color="DDDDDD" w:sz="2"/>
@@ -1508,9 +1520,9 @@
                   </w:tcBorders>
                   <w:shd w:fill="F5F5F5" w:val="clear"/>
                   <w:tcMar>
-                    <w:top w:type="dxa" w:w="70"/>
+                    <w:top w:type="dxa" w:w="22"/>
                     <w:left w:type="dxa" w:w="110"/>
-                    <w:bottom w:type="dxa" w:w="70"/>
+                    <w:bottom w:type="dxa" w:w="22"/>
                     <w:right w:type="dxa" w:w="110"/>
                   </w:tcMar>
                   <w:vAlign w:val="top"/>
@@ -1527,8 +1539,8 @@
                       <w:i w:val="false"/>
                       <w:iCs w:val="false"/>
                       <w:color w:val="000000"/>
-                      <w:sz w:val="14"/>
-                      <w:szCs w:val="14"/>
+                      <w:sz w:val="13"/>
+                      <w:szCs w:val="13"/>
                       <w:rFonts w:ascii="Arial" w:cs="Arial" w:eastAsia="Arial" w:hAnsi="Arial"/>
                     </w:rPr>
                     <w:t xml:space="preserve">Students design random generators to meet set probabilities, run chance experiments, and compare expected with observed frequencies.</w:t>
@@ -1539,7 +1551,7 @@
           </w:tbl>
           <w:p>
             <w:pPr>
-              <w:spacing w:before="80" w:after="0"/>
+              <w:spacing w:before="16" w:after="0"/>
             </w:pPr>
             <w:r>
               <w:t xml:space="preserve"/>
@@ -1547,7 +1559,7 @@
           </w:p>
           <w:p>
             <w:pPr>
-              <w:spacing w:before="60" w:after="40"/>
+              <w:spacing w:before="24" w:after="30"/>
             </w:pPr>
             <w:r>
               <w:rPr>
@@ -1563,7 +1575,7 @@
           </w:p>
           <w:tbl>
             <w:tblPr>
-              <w:tblW w:type="dxa" w:w="9038"/>
+              <w:tblW w:type="dxa" w:w="8338"/>
               <w:tblBorders>
                 <w:top w:val="single" w:color="auto" w:sz="4"/>
                 <w:left w:val="single" w:color="auto" w:sz="4"/>
@@ -1575,13 +1587,13 @@
               <w:tblLayout w:type="fixed"/>
             </w:tblPr>
             <w:tblGrid>
-              <w:gridCol w:w="4519"/>
-              <w:gridCol w:w="4519"/>
+              <w:gridCol w:w="4169"/>
+              <w:gridCol w:w="4169"/>
             </w:tblGrid>
             <w:tr>
               <w:tc>
                 <w:tcPr>
-                  <w:tcW w:type="dxa" w:w="4519"/>
+                  <w:tcW w:type="dxa" w:w="4169"/>
                   <w:tcBorders>
                     <w:top w:val="single" w:color="C00000" w:sz="4"/>
                     <w:left w:val="single" w:color="C00000" w:sz="4"/>
@@ -1617,7 +1629,7 @@
               </w:tc>
               <w:tc>
                 <w:tcPr>
-                  <w:tcW w:type="dxa" w:w="4519"/>
+                  <w:tcW w:type="dxa" w:w="4169"/>
                   <w:tcBorders>
                     <w:top w:val="single" w:color="375623" w:sz="4"/>
                     <w:left w:val="single" w:color="375623" w:sz="4"/>
@@ -1655,7 +1667,7 @@
             <w:tr>
               <w:tc>
                 <w:tcPr>
-                  <w:tcW w:type="dxa" w:w="4519"/>
+                  <w:tcW w:type="dxa" w:w="4169"/>
                   <w:tcBorders>
                     <w:top w:val="single" w:color="DDDDDD" w:sz="2"/>
                     <w:left w:val="single" w:color="DDDDDD" w:sz="2"/>
@@ -1664,15 +1676,15 @@
                   </w:tcBorders>
                   <w:shd w:fill="FCDBD9" w:val="clear"/>
                   <w:tcMar>
-                    <w:top w:type="dxa" w:w="60"/>
+                    <w:top w:type="dxa" w:w="45"/>
                     <w:left w:type="dxa" w:w="110"/>
-                    <w:bottom w:type="dxa" w:w="60"/>
+                    <w:bottom w:type="dxa" w:w="70"/>
                     <w:right w:type="dxa" w:w="110"/>
                   </w:tcMar>
                 </w:tcPr>
                 <w:p>
                   <w:pPr>
-                    <w:spacing w:before="0" w:after="20"/>
+                    <w:spacing w:before="0" w:after="0"/>
                   </w:pPr>
                   <w:r>
                     <w:rPr>
@@ -1684,22 +1696,10 @@
                     <w:t xml:space="preserve">Students in this group:</w:t>
                   </w:r>
                 </w:p>
-                <w:p>
-                  <w:pPr>
-                    <w:spacing w:before="0" w:after="0"/>
-                  </w:pPr>
-                  <w:r>
-                    <w:rPr>
-                      <w:sz w:val="15"/>
-                      <w:szCs w:val="15"/>
-                      <w:rFonts w:ascii="Arial" w:cs="Arial" w:eastAsia="Arial" w:hAnsi="Arial"/>
-                    </w:rPr>
-                  </w:r>
-                </w:p>
-              </w:tc>
-              <w:tc>
-                <w:tcPr>
-                  <w:tcW w:type="dxa" w:w="4519"/>
+              </w:tc>
+              <w:tc>
+                <w:tcPr>
+                  <w:tcW w:type="dxa" w:w="4169"/>
                   <w:tcBorders>
                     <w:top w:val="single" w:color="DDDDDD" w:sz="2"/>
                     <w:left w:val="single" w:color="DDDDDD" w:sz="2"/>
@@ -1708,15 +1708,15 @@
                   </w:tcBorders>
                   <w:shd w:fill="EBF3E6" w:val="clear"/>
                   <w:tcMar>
-                    <w:top w:type="dxa" w:w="60"/>
+                    <w:top w:type="dxa" w:w="45"/>
                     <w:left w:type="dxa" w:w="110"/>
-                    <w:bottom w:type="dxa" w:w="60"/>
+                    <w:bottom w:type="dxa" w:w="70"/>
                     <w:right w:type="dxa" w:w="110"/>
                   </w:tcMar>
                 </w:tcPr>
                 <w:p>
                   <w:pPr>
-                    <w:spacing w:before="0" w:after="20"/>
+                    <w:spacing w:before="0" w:after="0"/>
                   </w:pPr>
                   <w:r>
                     <w:rPr>
@@ -1726,18 +1726,6 @@
                       <w:rFonts w:ascii="Arial" w:cs="Arial" w:eastAsia="Arial" w:hAnsi="Arial"/>
                     </w:rPr>
                     <w:t xml:space="preserve">Students in this group:</w:t>
-                  </w:r>
-                </w:p>
-                <w:p>
-                  <w:pPr>
-                    <w:spacing w:before="0" w:after="0"/>
-                  </w:pPr>
-                  <w:r>
-                    <w:rPr>
-                      <w:sz w:val="15"/>
-                      <w:szCs w:val="15"/>
-                      <w:rFonts w:ascii="Arial" w:cs="Arial" w:eastAsia="Arial" w:hAnsi="Arial"/>
-                    </w:rPr>
                   </w:r>
                 </w:p>
               </w:tc>
@@ -1745,7 +1733,7 @@
           </w:tbl>
           <w:p>
             <w:pPr>
-              <w:spacing w:before="80" w:after="0"/>
+              <w:spacing w:before="16" w:after="0"/>
             </w:pPr>
             <w:r>
               <w:t xml:space="preserve"/>
@@ -1753,7 +1741,7 @@
           </w:p>
           <w:p>
             <w:pPr>
-              <w:spacing w:before="60" w:after="40"/>
+              <w:spacing w:before="24" w:after="30"/>
             </w:pPr>
             <w:r>
               <w:rPr>
@@ -1769,7 +1757,7 @@
           </w:p>
           <w:tbl>
             <w:tblPr>
-              <w:tblW w:type="dxa" w:w="9038"/>
+              <w:tblW w:type="dxa" w:w="8338"/>
               <w:tblBorders>
                 <w:top w:val="single" w:color="auto" w:sz="4"/>
                 <w:left w:val="single" w:color="auto" w:sz="4"/>
@@ -1782,9 +1770,12 @@
             </w:tblPr>
             <w:tblGrid>
               <w:gridCol w:w="700"/>
-              <w:gridCol w:w="8338"/>
+              <w:gridCol w:w="7638"/>
             </w:tblGrid>
             <w:tr>
+              <w:trPr>
+                <w:cantSplit/>
+              </w:trPr>
               <w:tc>
                 <w:tcPr>
                   <w:tcW w:type="dxa" w:w="700"/>
@@ -1796,9 +1787,9 @@
                   </w:tcBorders>
                   <w:shd w:fill="D6E4F0" w:val="clear"/>
                   <w:tcMar>
-                    <w:top w:type="dxa" w:w="70"/>
+                    <w:top w:type="dxa" w:w="24"/>
                     <w:left w:type="dxa" w:w="110"/>
-                    <w:bottom w:type="dxa" w:w="70"/>
+                    <w:bottom w:type="dxa" w:w="24"/>
                     <w:right w:type="dxa" w:w="110"/>
                   </w:tcMar>
                   <w:vAlign w:val="top"/>
@@ -1825,7 +1816,7 @@
               </w:tc>
               <w:tc>
                 <w:tcPr>
-                  <w:tcW w:type="dxa" w:w="8338"/>
+                  <w:tcW w:type="dxa" w:w="7638"/>
                   <w:tcBorders>
                     <w:top w:val="single" w:color="DDDDDD" w:sz="2"/>
                     <w:left w:val="single" w:color="DDDDDD" w:sz="2"/>
@@ -1834,9 +1825,9 @@
                   </w:tcBorders>
                   <w:shd w:fill="FFFFFF" w:val="clear"/>
                   <w:tcMar>
-                    <w:top w:type="dxa" w:w="70"/>
+                    <w:top w:type="dxa" w:w="24"/>
                     <w:left w:type="dxa" w:w="110"/>
-                    <w:bottom w:type="dxa" w:w="70"/>
+                    <w:bottom w:type="dxa" w:w="24"/>
                     <w:right w:type="dxa" w:w="110"/>
                   </w:tcMar>
                   <w:vAlign w:val="top"/>
@@ -1862,6 +1853,9 @@
               </w:tc>
             </w:tr>
             <w:tr>
+              <w:trPr>
+                <w:cantSplit/>
+              </w:trPr>
               <w:tc>
                 <w:tcPr>
                   <w:tcW w:type="dxa" w:w="700"/>
@@ -1873,9 +1867,9 @@
                   </w:tcBorders>
                   <w:shd w:fill="D6E4F0" w:val="clear"/>
                   <w:tcMar>
-                    <w:top w:type="dxa" w:w="70"/>
+                    <w:top w:type="dxa" w:w="24"/>
                     <w:left w:type="dxa" w:w="110"/>
-                    <w:bottom w:type="dxa" w:w="70"/>
+                    <w:bottom w:type="dxa" w:w="24"/>
                     <w:right w:type="dxa" w:w="110"/>
                   </w:tcMar>
                   <w:vAlign w:val="top"/>
@@ -1902,7 +1896,7 @@
               </w:tc>
               <w:tc>
                 <w:tcPr>
-                  <w:tcW w:type="dxa" w:w="8338"/>
+                  <w:tcW w:type="dxa" w:w="7638"/>
                   <w:tcBorders>
                     <w:top w:val="single" w:color="DDDDDD" w:sz="2"/>
                     <w:left w:val="single" w:color="DDDDDD" w:sz="2"/>
@@ -1911,9 +1905,9 @@
                   </w:tcBorders>
                   <w:shd w:fill="FFFFFF" w:val="clear"/>
                   <w:tcMar>
-                    <w:top w:type="dxa" w:w="70"/>
+                    <w:top w:type="dxa" w:w="24"/>
                     <w:left w:type="dxa" w:w="110"/>
-                    <w:bottom w:type="dxa" w:w="70"/>
+                    <w:bottom w:type="dxa" w:w="24"/>
                     <w:right w:type="dxa" w:w="110"/>
                   </w:tcMar>
                   <w:vAlign w:val="top"/>
@@ -1939,6 +1933,9 @@
               </w:tc>
             </w:tr>
             <w:tr>
+              <w:trPr>
+                <w:cantSplit/>
+              </w:trPr>
               <w:tc>
                 <w:tcPr>
                   <w:tcW w:type="dxa" w:w="700"/>
@@ -1950,9 +1947,9 @@
                   </w:tcBorders>
                   <w:shd w:fill="D6E4F0" w:val="clear"/>
                   <w:tcMar>
-                    <w:top w:type="dxa" w:w="70"/>
+                    <w:top w:type="dxa" w:w="24"/>
                     <w:left w:type="dxa" w:w="110"/>
-                    <w:bottom w:type="dxa" w:w="70"/>
+                    <w:bottom w:type="dxa" w:w="24"/>
                     <w:right w:type="dxa" w:w="110"/>
                   </w:tcMar>
                   <w:vAlign w:val="top"/>
@@ -1979,7 +1976,7 @@
               </w:tc>
               <w:tc>
                 <w:tcPr>
-                  <w:tcW w:type="dxa" w:w="8338"/>
+                  <w:tcW w:type="dxa" w:w="7638"/>
                   <w:tcBorders>
                     <w:top w:val="single" w:color="DDDDDD" w:sz="2"/>
                     <w:left w:val="single" w:color="DDDDDD" w:sz="2"/>
@@ -1988,9 +1985,9 @@
                   </w:tcBorders>
                   <w:shd w:fill="FFFFFF" w:val="clear"/>
                   <w:tcMar>
-                    <w:top w:type="dxa" w:w="70"/>
+                    <w:top w:type="dxa" w:w="24"/>
                     <w:left w:type="dxa" w:w="110"/>
-                    <w:bottom w:type="dxa" w:w="80"/>
+                    <w:bottom w:type="dxa" w:w="36"/>
                     <w:right w:type="dxa" w:w="110"/>
                   </w:tcMar>
                   <w:vAlign w:val="top"/>
@@ -2018,7 +2015,7 @@
           </w:tbl>
           <w:p>
             <w:pPr>
-              <w:spacing w:before="80" w:after="0"/>
+              <w:spacing w:before="16" w:after="0"/>
             </w:pPr>
             <w:r>
               <w:t xml:space="preserve"/>
@@ -2026,7 +2023,7 @@
           </w:p>
           <w:p>
             <w:pPr>
-              <w:spacing w:before="60" w:after="40"/>
+              <w:spacing w:before="24" w:after="30"/>
             </w:pPr>
             <w:r>
               <w:rPr>
@@ -2042,7 +2039,7 @@
           </w:p>
           <w:tbl>
             <w:tblPr>
-              <w:tblW w:type="dxa" w:w="9038"/>
+              <w:tblW w:type="dxa" w:w="8338"/>
               <w:tblBorders>
                 <w:top w:val="single" w:color="auto" w:sz="4"/>
                 <w:left w:val="single" w:color="auto" w:sz="4"/>
@@ -2055,9 +2052,12 @@
             </w:tblPr>
             <w:tblGrid>
               <w:gridCol w:w="700"/>
-              <w:gridCol w:w="8338"/>
+              <w:gridCol w:w="7638"/>
             </w:tblGrid>
             <w:tr>
+              <w:trPr>
+                <w:cantSplit/>
+              </w:trPr>
               <w:tc>
                 <w:tcPr>
                   <w:tcW w:type="dxa" w:w="700"/>
@@ -2069,9 +2069,9 @@
                   </w:tcBorders>
                   <w:shd w:fill="D6E4F0" w:val="clear"/>
                   <w:tcMar>
-                    <w:top w:type="dxa" w:w="70"/>
+                    <w:top w:type="dxa" w:w="24"/>
                     <w:left w:type="dxa" w:w="110"/>
-                    <w:bottom w:type="dxa" w:w="70"/>
+                    <w:bottom w:type="dxa" w:w="24"/>
                     <w:right w:type="dxa" w:w="110"/>
                   </w:tcMar>
                   <w:vAlign w:val="top"/>
@@ -2098,7 +2098,7 @@
               </w:tc>
               <w:tc>
                 <w:tcPr>
-                  <w:tcW w:type="dxa" w:w="8338"/>
+                  <w:tcW w:type="dxa" w:w="7638"/>
                   <w:tcBorders>
                     <w:top w:val="single" w:color="DDDDDD" w:sz="2"/>
                     <w:left w:val="single" w:color="DDDDDD" w:sz="2"/>
@@ -2107,9 +2107,9 @@
                   </w:tcBorders>
                   <w:shd w:fill="FFFFFF" w:val="clear"/>
                   <w:tcMar>
-                    <w:top w:type="dxa" w:w="70"/>
+                    <w:top w:type="dxa" w:w="24"/>
                     <w:left w:type="dxa" w:w="110"/>
-                    <w:bottom w:type="dxa" w:w="70"/>
+                    <w:bottom w:type="dxa" w:w="24"/>
                     <w:right w:type="dxa" w:w="110"/>
                   </w:tcMar>
                   <w:vAlign w:val="top"/>
@@ -2135,6 +2135,9 @@
               </w:tc>
             </w:tr>
             <w:tr>
+              <w:trPr>
+                <w:cantSplit/>
+              </w:trPr>
               <w:tc>
                 <w:tcPr>
                   <w:tcW w:type="dxa" w:w="700"/>
@@ -2146,9 +2149,9 @@
                   </w:tcBorders>
                   <w:shd w:fill="D6E4F0" w:val="clear"/>
                   <w:tcMar>
-                    <w:top w:type="dxa" w:w="70"/>
+                    <w:top w:type="dxa" w:w="24"/>
                     <w:left w:type="dxa" w:w="110"/>
-                    <w:bottom w:type="dxa" w:w="70"/>
+                    <w:bottom w:type="dxa" w:w="24"/>
                     <w:right w:type="dxa" w:w="110"/>
                   </w:tcMar>
                   <w:vAlign w:val="top"/>
@@ -2175,7 +2178,7 @@
               </w:tc>
               <w:tc>
                 <w:tcPr>
-                  <w:tcW w:type="dxa" w:w="8338"/>
+                  <w:tcW w:type="dxa" w:w="7638"/>
                   <w:tcBorders>
                     <w:top w:val="single" w:color="DDDDDD" w:sz="2"/>
                     <w:left w:val="single" w:color="DDDDDD" w:sz="2"/>
@@ -2184,9 +2187,9 @@
                   </w:tcBorders>
                   <w:shd w:fill="FFFFFF" w:val="clear"/>
                   <w:tcMar>
-                    <w:top w:type="dxa" w:w="70"/>
+                    <w:top w:type="dxa" w:w="24"/>
                     <w:left w:type="dxa" w:w="110"/>
-                    <w:bottom w:type="dxa" w:w="70"/>
+                    <w:bottom w:type="dxa" w:w="24"/>
                     <w:right w:type="dxa" w:w="110"/>
                   </w:tcMar>
                   <w:vAlign w:val="top"/>
@@ -2212,6 +2215,9 @@
               </w:tc>
             </w:tr>
             <w:tr>
+              <w:trPr>
+                <w:cantSplit/>
+              </w:trPr>
               <w:tc>
                 <w:tcPr>
                   <w:tcW w:type="dxa" w:w="700"/>
@@ -2223,9 +2229,9 @@
                   </w:tcBorders>
                   <w:shd w:fill="D6E4F0" w:val="clear"/>
                   <w:tcMar>
-                    <w:top w:type="dxa" w:w="70"/>
+                    <w:top w:type="dxa" w:w="24"/>
                     <w:left w:type="dxa" w:w="110"/>
-                    <w:bottom w:type="dxa" w:w="70"/>
+                    <w:bottom w:type="dxa" w:w="24"/>
                     <w:right w:type="dxa" w:w="110"/>
                   </w:tcMar>
                   <w:vAlign w:val="top"/>
@@ -2252,7 +2258,7 @@
               </w:tc>
               <w:tc>
                 <w:tcPr>
-                  <w:tcW w:type="dxa" w:w="8338"/>
+                  <w:tcW w:type="dxa" w:w="7638"/>
                   <w:tcBorders>
                     <w:top w:val="single" w:color="DDDDDD" w:sz="2"/>
                     <w:left w:val="single" w:color="DDDDDD" w:sz="2"/>
@@ -2261,9 +2267,9 @@
                   </w:tcBorders>
                   <w:shd w:fill="FFFFFF" w:val="clear"/>
                   <w:tcMar>
-                    <w:top w:type="dxa" w:w="70"/>
+                    <w:top w:type="dxa" w:w="24"/>
                     <w:left w:type="dxa" w:w="110"/>
-                    <w:bottom w:type="dxa" w:w="70"/>
+                    <w:bottom w:type="dxa" w:w="24"/>
                     <w:right w:type="dxa" w:w="110"/>
                   </w:tcMar>
                   <w:vAlign w:val="top"/>
@@ -2289,6 +2295,9 @@
               </w:tc>
             </w:tr>
             <w:tr>
+              <w:trPr>
+                <w:cantSplit/>
+              </w:trPr>
               <w:tc>
                 <w:tcPr>
                   <w:tcW w:type="dxa" w:w="700"/>
@@ -2300,9 +2309,9 @@
                   </w:tcBorders>
                   <w:shd w:fill="D6E4F0" w:val="clear"/>
                   <w:tcMar>
-                    <w:top w:type="dxa" w:w="70"/>
+                    <w:top w:type="dxa" w:w="24"/>
                     <w:left w:type="dxa" w:w="110"/>
-                    <w:bottom w:type="dxa" w:w="70"/>
+                    <w:bottom w:type="dxa" w:w="24"/>
                     <w:right w:type="dxa" w:w="110"/>
                   </w:tcMar>
                   <w:vAlign w:val="top"/>
@@ -2329,7 +2338,7 @@
               </w:tc>
               <w:tc>
                 <w:tcPr>
-                  <w:tcW w:type="dxa" w:w="8338"/>
+                  <w:tcW w:type="dxa" w:w="7638"/>
                   <w:tcBorders>
                     <w:top w:val="single" w:color="DDDDDD" w:sz="2"/>
                     <w:left w:val="single" w:color="DDDDDD" w:sz="2"/>
@@ -2338,9 +2347,9 @@
                   </w:tcBorders>
                   <w:shd w:fill="FFFFFF" w:val="clear"/>
                   <w:tcMar>
-                    <w:top w:type="dxa" w:w="70"/>
+                    <w:top w:type="dxa" w:w="24"/>
                     <w:left w:type="dxa" w:w="110"/>
-                    <w:bottom w:type="dxa" w:w="80"/>
+                    <w:bottom w:type="dxa" w:w="36"/>
                     <w:right w:type="dxa" w:w="110"/>
                   </w:tcMar>
                   <w:vAlign w:val="top"/>
@@ -2368,7 +2377,7 @@
           </w:tbl>
           <w:p>
             <w:pPr>
-              <w:spacing w:before="80" w:after="0"/>
+              <w:spacing w:before="16" w:after="0"/>
             </w:pPr>
             <w:r>
               <w:t xml:space="preserve"/>
@@ -2376,7 +2385,7 @@
           </w:p>
           <w:p>
             <w:pPr>
-              <w:spacing w:before="60" w:after="40"/>
+              <w:spacing w:before="24" w:after="30"/>
             </w:pPr>
             <w:r>
               <w:rPr>
@@ -2408,8 +2417,15 @@
       </w:tr>
     </w:tbl>
     <w:p>
+      <w:pPr>
+        <w:pageBreakBefore/>
+        <w:spacing w:before="0" w:after="0"/>
+      </w:pPr>
       <w:r>
-        <w:br w:type="page"/>
+        <w:rPr>
+          <w:sz w:val="2"/>
+          <w:szCs w:val="2"/>
+        </w:rPr>
       </w:r>
     </w:p>
     <w:tbl>
@@ -2440,9 +2456,9 @@
             </w:tcBorders>
             <w:shd w:fill="1F3864" w:val="clear"/>
             <w:tcMar>
-              <w:top w:type="dxa" w:w="100"/>
+              <w:top w:type="dxa" w:w="70"/>
               <w:left w:type="dxa" w:w="200"/>
-              <w:bottom w:type="dxa" w:w="100"/>
+              <w:bottom w:type="dxa" w:w="70"/>
               <w:right w:type="dxa" w:w="200"/>
             </w:tcMar>
           </w:tcPr>
@@ -2476,7 +2492,7 @@
     </w:tbl>
     <w:p>
       <w:pPr>
-        <w:spacing w:before="100" w:after="0"/>
+        <w:spacing w:before="24" w:after="0"/>
       </w:pPr>
       <w:r>
         <w:t xml:space="preserve"/>
@@ -2504,6 +2520,10 @@
         <w:gridCol w:w="600"/>
       </w:tblGrid>
       <w:tr>
+        <w:trPr>
+          <w:cantSplit/>
+          <w:tblHeader/>
+        </w:trPr>
         <w:tc>
           <w:tcPr>
             <w:tcW w:type="dxa" w:w="460"/>
@@ -2722,6 +2742,9 @@
         </w:tc>
       </w:tr>
       <w:tr>
+        <w:trPr>
+          <w:cantSplit/>
+        </w:trPr>
         <w:tc>
           <w:tcPr>
             <w:tcW w:type="dxa" w:w="460"/>
@@ -2733,9 +2756,9 @@
             </w:tcBorders>
             <w:shd w:fill="FCDBD9" w:val="clear"/>
             <w:tcMar>
-              <w:top w:type="dxa" w:w="60"/>
+              <w:top w:type="dxa" w:w="22"/>
               <w:left w:type="dxa" w:w="80"/>
-              <w:bottom w:type="dxa" w:w="60"/>
+              <w:bottom w:type="dxa" w:w="22"/>
               <w:right w:type="dxa" w:w="80"/>
             </w:tcMar>
             <w:vAlign w:val="top"/>
@@ -2769,9 +2792,9 @@
             </w:tcBorders>
             <w:shd w:fill="FCDBD9" w:val="clear"/>
             <w:tcMar>
-              <w:top w:type="dxa" w:w="60"/>
+              <w:top w:type="dxa" w:w="22"/>
               <w:left w:type="dxa" w:w="100"/>
-              <w:bottom w:type="dxa" w:w="60"/>
+              <w:bottom w:type="dxa" w:w="22"/>
               <w:right w:type="dxa" w:w="100"/>
             </w:tcMar>
             <w:vAlign w:val="top"/>
@@ -2802,9 +2825,9 @@
             </w:tcBorders>
             <w:shd w:fill="FCDBD9" w:val="clear"/>
             <w:tcMar>
-              <w:top w:type="dxa" w:w="60"/>
+              <w:top w:type="dxa" w:w="22"/>
               <w:left w:type="dxa" w:w="100"/>
-              <w:bottom w:type="dxa" w:w="60"/>
+              <w:bottom w:type="dxa" w:w="22"/>
               <w:right w:type="dxa" w:w="100"/>
             </w:tcMar>
             <w:vAlign w:val="top"/>
@@ -2849,9 +2872,9 @@
             </w:tcBorders>
             <w:shd w:fill="FFFFFF" w:val="clear"/>
             <w:tcMar>
-              <w:top w:type="dxa" w:w="60"/>
+              <w:top w:type="dxa" w:w="22"/>
               <w:left w:type="dxa" w:w="100"/>
-              <w:bottom w:type="dxa" w:w="60"/>
+              <w:bottom w:type="dxa" w:w="22"/>
               <w:right w:type="dxa" w:w="100"/>
             </w:tcMar>
             <w:vAlign w:val="top"/>
@@ -2897,9 +2920,9 @@
             </w:tcBorders>
             <w:shd w:fill="F5F5F5" w:val="clear"/>
             <w:tcMar>
-              <w:top w:type="dxa" w:w="60"/>
+              <w:top w:type="dxa" w:w="22"/>
               <w:left w:type="dxa" w:w="80"/>
-              <w:bottom w:type="dxa" w:w="60"/>
+              <w:bottom w:type="dxa" w:w="22"/>
               <w:right w:type="dxa" w:w="80"/>
             </w:tcMar>
           </w:tcPr>
@@ -2927,9 +2950,9 @@
             </w:tcBorders>
             <w:shd w:fill="F5F5F5" w:val="clear"/>
             <w:tcMar>
-              <w:top w:type="dxa" w:w="60"/>
+              <w:top w:type="dxa" w:w="22"/>
               <w:left w:type="dxa" w:w="80"/>
-              <w:bottom w:type="dxa" w:w="60"/>
+              <w:bottom w:type="dxa" w:w="22"/>
               <w:right w:type="dxa" w:w="80"/>
             </w:tcMar>
           </w:tcPr>
@@ -2948,6 +2971,9 @@
         </w:tc>
       </w:tr>
       <w:tr>
+        <w:trPr>
+          <w:cantSplit/>
+        </w:trPr>
         <w:tc>
           <w:tcPr>
             <w:tcW w:type="dxa" w:w="460"/>
@@ -2959,9 +2985,9 @@
             </w:tcBorders>
             <w:shd w:fill="FCDBD9" w:val="clear"/>
             <w:tcMar>
-              <w:top w:type="dxa" w:w="60"/>
+              <w:top w:type="dxa" w:w="22"/>
               <w:left w:type="dxa" w:w="80"/>
-              <w:bottom w:type="dxa" w:w="60"/>
+              <w:bottom w:type="dxa" w:w="22"/>
               <w:right w:type="dxa" w:w="80"/>
             </w:tcMar>
             <w:vAlign w:val="top"/>
@@ -2995,9 +3021,9 @@
             </w:tcBorders>
             <w:shd w:fill="FFFFFF" w:val="clear"/>
             <w:tcMar>
-              <w:top w:type="dxa" w:w="60"/>
+              <w:top w:type="dxa" w:w="22"/>
               <w:left w:type="dxa" w:w="100"/>
-              <w:bottom w:type="dxa" w:w="60"/>
+              <w:bottom w:type="dxa" w:w="22"/>
               <w:right w:type="dxa" w:w="100"/>
             </w:tcMar>
             <w:vAlign w:val="top"/>
@@ -3028,9 +3054,9 @@
             </w:tcBorders>
             <w:shd w:fill="FFFFFF" w:val="clear"/>
             <w:tcMar>
-              <w:top w:type="dxa" w:w="60"/>
+              <w:top w:type="dxa" w:w="22"/>
               <w:left w:type="dxa" w:w="100"/>
-              <w:bottom w:type="dxa" w:w="60"/>
+              <w:bottom w:type="dxa" w:w="22"/>
               <w:right w:type="dxa" w:w="100"/>
             </w:tcMar>
             <w:vAlign w:val="top"/>
@@ -3075,9 +3101,9 @@
             </w:tcBorders>
             <w:shd w:fill="FFFFFF" w:val="clear"/>
             <w:tcMar>
-              <w:top w:type="dxa" w:w="60"/>
+              <w:top w:type="dxa" w:w="22"/>
               <w:left w:type="dxa" w:w="100"/>
-              <w:bottom w:type="dxa" w:w="60"/>
+              <w:bottom w:type="dxa" w:w="22"/>
               <w:right w:type="dxa" w:w="100"/>
             </w:tcMar>
             <w:vAlign w:val="top"/>
@@ -3124,9 +3150,9 @@
             </w:tcBorders>
             <w:shd w:fill="F5F5F5" w:val="clear"/>
             <w:tcMar>
-              <w:top w:type="dxa" w:w="60"/>
+              <w:top w:type="dxa" w:w="22"/>
               <w:left w:type="dxa" w:w="80"/>
-              <w:bottom w:type="dxa" w:w="60"/>
+              <w:bottom w:type="dxa" w:w="22"/>
               <w:right w:type="dxa" w:w="80"/>
             </w:tcMar>
           </w:tcPr>
@@ -3154,9 +3180,9 @@
             </w:tcBorders>
             <w:shd w:fill="F5F5F5" w:val="clear"/>
             <w:tcMar>
-              <w:top w:type="dxa" w:w="60"/>
+              <w:top w:type="dxa" w:w="22"/>
               <w:left w:type="dxa" w:w="80"/>
-              <w:bottom w:type="dxa" w:w="60"/>
+              <w:bottom w:type="dxa" w:w="22"/>
               <w:right w:type="dxa" w:w="80"/>
             </w:tcMar>
           </w:tcPr>
@@ -3175,6 +3201,9 @@
         </w:tc>
       </w:tr>
       <w:tr>
+        <w:trPr>
+          <w:cantSplit/>
+        </w:trPr>
         <w:tc>
           <w:tcPr>
             <w:tcW w:type="dxa" w:w="460"/>
@@ -3186,9 +3215,9 @@
             </w:tcBorders>
             <w:shd w:fill="FCDBD9" w:val="clear"/>
             <w:tcMar>
-              <w:top w:type="dxa" w:w="60"/>
+              <w:top w:type="dxa" w:w="22"/>
               <w:left w:type="dxa" w:w="80"/>
-              <w:bottom w:type="dxa" w:w="60"/>
+              <w:bottom w:type="dxa" w:w="22"/>
               <w:right w:type="dxa" w:w="80"/>
             </w:tcMar>
             <w:vAlign w:val="top"/>
@@ -3222,9 +3251,9 @@
             </w:tcBorders>
             <w:shd w:fill="FCDBD9" w:val="clear"/>
             <w:tcMar>
-              <w:top w:type="dxa" w:w="60"/>
+              <w:top w:type="dxa" w:w="22"/>
               <w:left w:type="dxa" w:w="100"/>
-              <w:bottom w:type="dxa" w:w="60"/>
+              <w:bottom w:type="dxa" w:w="22"/>
               <w:right w:type="dxa" w:w="100"/>
             </w:tcMar>
             <w:vAlign w:val="top"/>
@@ -3255,9 +3284,9 @@
             </w:tcBorders>
             <w:shd w:fill="FCDBD9" w:val="clear"/>
             <w:tcMar>
-              <w:top w:type="dxa" w:w="60"/>
+              <w:top w:type="dxa" w:w="22"/>
               <w:left w:type="dxa" w:w="100"/>
-              <w:bottom w:type="dxa" w:w="60"/>
+              <w:bottom w:type="dxa" w:w="22"/>
               <w:right w:type="dxa" w:w="100"/>
             </w:tcMar>
             <w:vAlign w:val="top"/>
@@ -3302,9 +3331,9 @@
             </w:tcBorders>
             <w:shd w:fill="FFFFFF" w:val="clear"/>
             <w:tcMar>
-              <w:top w:type="dxa" w:w="60"/>
+              <w:top w:type="dxa" w:w="22"/>
               <w:left w:type="dxa" w:w="100"/>
-              <w:bottom w:type="dxa" w:w="60"/>
+              <w:bottom w:type="dxa" w:w="22"/>
               <w:right w:type="dxa" w:w="100"/>
             </w:tcMar>
             <w:vAlign w:val="top"/>
@@ -3351,9 +3380,9 @@
             </w:tcBorders>
             <w:shd w:fill="F5F5F5" w:val="clear"/>
             <w:tcMar>
-              <w:top w:type="dxa" w:w="60"/>
+              <w:top w:type="dxa" w:w="22"/>
               <w:left w:type="dxa" w:w="80"/>
-              <w:bottom w:type="dxa" w:w="60"/>
+              <w:bottom w:type="dxa" w:w="22"/>
               <w:right w:type="dxa" w:w="80"/>
             </w:tcMar>
           </w:tcPr>
@@ -3381,9 +3410,9 @@
             </w:tcBorders>
             <w:shd w:fill="F5F5F5" w:val="clear"/>
             <w:tcMar>
-              <w:top w:type="dxa" w:w="60"/>
+              <w:top w:type="dxa" w:w="22"/>
               <w:left w:type="dxa" w:w="80"/>
-              <w:bottom w:type="dxa" w:w="60"/>
+              <w:bottom w:type="dxa" w:w="22"/>
               <w:right w:type="dxa" w:w="80"/>
             </w:tcMar>
           </w:tcPr>
@@ -3402,6 +3431,9 @@
         </w:tc>
       </w:tr>
       <w:tr>
+        <w:trPr>
+          <w:cantSplit/>
+        </w:trPr>
         <w:tc>
           <w:tcPr>
             <w:tcW w:type="dxa" w:w="460"/>
@@ -3413,9 +3445,9 @@
             </w:tcBorders>
             <w:shd w:fill="FFF9E6" w:val="clear"/>
             <w:tcMar>
-              <w:top w:type="dxa" w:w="60"/>
+              <w:top w:type="dxa" w:w="22"/>
               <w:left w:type="dxa" w:w="80"/>
-              <w:bottom w:type="dxa" w:w="60"/>
+              <w:bottom w:type="dxa" w:w="22"/>
               <w:right w:type="dxa" w:w="80"/>
             </w:tcMar>
             <w:vAlign w:val="top"/>
@@ -3449,9 +3481,9 @@
             </w:tcBorders>
             <w:shd w:fill="FFFFFF" w:val="clear"/>
             <w:tcMar>
-              <w:top w:type="dxa" w:w="60"/>
+              <w:top w:type="dxa" w:w="22"/>
               <w:left w:type="dxa" w:w="100"/>
-              <w:bottom w:type="dxa" w:w="60"/>
+              <w:bottom w:type="dxa" w:w="22"/>
               <w:right w:type="dxa" w:w="100"/>
             </w:tcMar>
             <w:vAlign w:val="top"/>
@@ -3482,9 +3514,9 @@
             </w:tcBorders>
             <w:shd w:fill="FFFFFF" w:val="clear"/>
             <w:tcMar>
-              <w:top w:type="dxa" w:w="60"/>
+              <w:top w:type="dxa" w:w="22"/>
               <w:left w:type="dxa" w:w="100"/>
-              <w:bottom w:type="dxa" w:w="60"/>
+              <w:bottom w:type="dxa" w:w="22"/>
               <w:right w:type="dxa" w:w="100"/>
             </w:tcMar>
             <w:vAlign w:val="top"/>
@@ -3529,9 +3561,9 @@
             </w:tcBorders>
             <w:shd w:fill="FFFFFF" w:val="clear"/>
             <w:tcMar>
-              <w:top w:type="dxa" w:w="60"/>
+              <w:top w:type="dxa" w:w="22"/>
               <w:left w:type="dxa" w:w="100"/>
-              <w:bottom w:type="dxa" w:w="60"/>
+              <w:bottom w:type="dxa" w:w="22"/>
               <w:right w:type="dxa" w:w="100"/>
             </w:tcMar>
             <w:vAlign w:val="top"/>
@@ -3577,9 +3609,9 @@
             </w:tcBorders>
             <w:shd w:fill="F5F5F5" w:val="clear"/>
             <w:tcMar>
-              <w:top w:type="dxa" w:w="60"/>
+              <w:top w:type="dxa" w:w="22"/>
               <w:left w:type="dxa" w:w="80"/>
-              <w:bottom w:type="dxa" w:w="60"/>
+              <w:bottom w:type="dxa" w:w="22"/>
               <w:right w:type="dxa" w:w="80"/>
             </w:tcMar>
           </w:tcPr>
@@ -3607,9 +3639,9 @@
             </w:tcBorders>
             <w:shd w:fill="F5F5F5" w:val="clear"/>
             <w:tcMar>
-              <w:top w:type="dxa" w:w="60"/>
+              <w:top w:type="dxa" w:w="22"/>
               <w:left w:type="dxa" w:w="80"/>
-              <w:bottom w:type="dxa" w:w="60"/>
+              <w:bottom w:type="dxa" w:w="22"/>
               <w:right w:type="dxa" w:w="80"/>
             </w:tcMar>
           </w:tcPr>
@@ -3628,6 +3660,9 @@
         </w:tc>
       </w:tr>
       <w:tr>
+        <w:trPr>
+          <w:cantSplit/>
+        </w:trPr>
         <w:tc>
           <w:tcPr>
             <w:tcW w:type="dxa" w:w="460"/>
@@ -3639,9 +3674,9 @@
             </w:tcBorders>
             <w:shd w:fill="FFF9E6" w:val="clear"/>
             <w:tcMar>
-              <w:top w:type="dxa" w:w="60"/>
+              <w:top w:type="dxa" w:w="22"/>
               <w:left w:type="dxa" w:w="80"/>
-              <w:bottom w:type="dxa" w:w="60"/>
+              <w:bottom w:type="dxa" w:w="22"/>
               <w:right w:type="dxa" w:w="80"/>
             </w:tcMar>
             <w:vAlign w:val="top"/>
@@ -3675,9 +3710,9 @@
             </w:tcBorders>
             <w:shd w:fill="FFF9E6" w:val="clear"/>
             <w:tcMar>
-              <w:top w:type="dxa" w:w="60"/>
+              <w:top w:type="dxa" w:w="22"/>
               <w:left w:type="dxa" w:w="100"/>
-              <w:bottom w:type="dxa" w:w="60"/>
+              <w:bottom w:type="dxa" w:w="22"/>
               <w:right w:type="dxa" w:w="100"/>
             </w:tcMar>
             <w:vAlign w:val="top"/>
@@ -3708,9 +3743,9 @@
             </w:tcBorders>
             <w:shd w:fill="FFF9E6" w:val="clear"/>
             <w:tcMar>
-              <w:top w:type="dxa" w:w="60"/>
+              <w:top w:type="dxa" w:w="22"/>
               <w:left w:type="dxa" w:w="100"/>
-              <w:bottom w:type="dxa" w:w="60"/>
+              <w:bottom w:type="dxa" w:w="22"/>
               <w:right w:type="dxa" w:w="100"/>
             </w:tcMar>
             <w:vAlign w:val="top"/>
@@ -3755,9 +3790,9 @@
             </w:tcBorders>
             <w:shd w:fill="FFFFFF" w:val="clear"/>
             <w:tcMar>
-              <w:top w:type="dxa" w:w="60"/>
+              <w:top w:type="dxa" w:w="22"/>
               <w:left w:type="dxa" w:w="100"/>
-              <w:bottom w:type="dxa" w:w="60"/>
+              <w:bottom w:type="dxa" w:w="22"/>
               <w:right w:type="dxa" w:w="100"/>
             </w:tcMar>
             <w:vAlign w:val="top"/>
@@ -3804,9 +3839,9 @@
             </w:tcBorders>
             <w:shd w:fill="F5F5F5" w:val="clear"/>
             <w:tcMar>
-              <w:top w:type="dxa" w:w="60"/>
+              <w:top w:type="dxa" w:w="22"/>
               <w:left w:type="dxa" w:w="80"/>
-              <w:bottom w:type="dxa" w:w="60"/>
+              <w:bottom w:type="dxa" w:w="22"/>
               <w:right w:type="dxa" w:w="80"/>
             </w:tcMar>
           </w:tcPr>
@@ -3834,9 +3869,9 @@
             </w:tcBorders>
             <w:shd w:fill="F5F5F5" w:val="clear"/>
             <w:tcMar>
-              <w:top w:type="dxa" w:w="60"/>
+              <w:top w:type="dxa" w:w="22"/>
               <w:left w:type="dxa" w:w="80"/>
-              <w:bottom w:type="dxa" w:w="60"/>
+              <w:bottom w:type="dxa" w:w="22"/>
               <w:right w:type="dxa" w:w="80"/>
             </w:tcMar>
           </w:tcPr>
@@ -3855,6 +3890,9 @@
         </w:tc>
       </w:tr>
       <w:tr>
+        <w:trPr>
+          <w:cantSplit/>
+        </w:trPr>
         <w:tc>
           <w:tcPr>
             <w:tcW w:type="dxa" w:w="460"/>
@@ -3866,9 +3904,9 @@
             </w:tcBorders>
             <w:shd w:fill="FFF9E6" w:val="clear"/>
             <w:tcMar>
-              <w:top w:type="dxa" w:w="60"/>
+              <w:top w:type="dxa" w:w="22"/>
               <w:left w:type="dxa" w:w="80"/>
-              <w:bottom w:type="dxa" w:w="60"/>
+              <w:bottom w:type="dxa" w:w="22"/>
               <w:right w:type="dxa" w:w="80"/>
             </w:tcMar>
             <w:vAlign w:val="top"/>
@@ -3902,9 +3940,9 @@
             </w:tcBorders>
             <w:shd w:fill="FFFFFF" w:val="clear"/>
             <w:tcMar>
-              <w:top w:type="dxa" w:w="60"/>
+              <w:top w:type="dxa" w:w="22"/>
               <w:left w:type="dxa" w:w="100"/>
-              <w:bottom w:type="dxa" w:w="60"/>
+              <w:bottom w:type="dxa" w:w="22"/>
               <w:right w:type="dxa" w:w="100"/>
             </w:tcMar>
             <w:vAlign w:val="top"/>
@@ -3935,9 +3973,9 @@
             </w:tcBorders>
             <w:shd w:fill="FFFFFF" w:val="clear"/>
             <w:tcMar>
-              <w:top w:type="dxa" w:w="60"/>
+              <w:top w:type="dxa" w:w="22"/>
               <w:left w:type="dxa" w:w="100"/>
-              <w:bottom w:type="dxa" w:w="60"/>
+              <w:bottom w:type="dxa" w:w="22"/>
               <w:right w:type="dxa" w:w="100"/>
             </w:tcMar>
             <w:vAlign w:val="top"/>
@@ -3982,9 +4020,9 @@
             </w:tcBorders>
             <w:shd w:fill="FFFFFF" w:val="clear"/>
             <w:tcMar>
-              <w:top w:type="dxa" w:w="60"/>
+              <w:top w:type="dxa" w:w="22"/>
               <w:left w:type="dxa" w:w="100"/>
-              <w:bottom w:type="dxa" w:w="60"/>
+              <w:bottom w:type="dxa" w:w="22"/>
               <w:right w:type="dxa" w:w="100"/>
             </w:tcMar>
             <w:vAlign w:val="top"/>
@@ -4031,9 +4069,9 @@
             </w:tcBorders>
             <w:shd w:fill="F5F5F5" w:val="clear"/>
             <w:tcMar>
-              <w:top w:type="dxa" w:w="60"/>
+              <w:top w:type="dxa" w:w="22"/>
               <w:left w:type="dxa" w:w="80"/>
-              <w:bottom w:type="dxa" w:w="60"/>
+              <w:bottom w:type="dxa" w:w="22"/>
               <w:right w:type="dxa" w:w="80"/>
             </w:tcMar>
           </w:tcPr>
@@ -4061,9 +4099,9 @@
             </w:tcBorders>
             <w:shd w:fill="F5F5F5" w:val="clear"/>
             <w:tcMar>
-              <w:top w:type="dxa" w:w="60"/>
+              <w:top w:type="dxa" w:w="22"/>
               <w:left w:type="dxa" w:w="80"/>
-              <w:bottom w:type="dxa" w:w="60"/>
+              <w:bottom w:type="dxa" w:w="22"/>
               <w:right w:type="dxa" w:w="80"/>
             </w:tcMar>
           </w:tcPr>
@@ -4082,6 +4120,9 @@
         </w:tc>
       </w:tr>
       <w:tr>
+        <w:trPr>
+          <w:cantSplit/>
+        </w:trPr>
         <w:tc>
           <w:tcPr>
             <w:tcW w:type="dxa" w:w="460"/>
@@ -4093,9 +4134,9 @@
             </w:tcBorders>
             <w:shd w:fill="FFF9E6" w:val="clear"/>
             <w:tcMar>
-              <w:top w:type="dxa" w:w="60"/>
+              <w:top w:type="dxa" w:w="22"/>
               <w:left w:type="dxa" w:w="80"/>
-              <w:bottom w:type="dxa" w:w="60"/>
+              <w:bottom w:type="dxa" w:w="22"/>
               <w:right w:type="dxa" w:w="80"/>
             </w:tcMar>
             <w:vAlign w:val="top"/>
@@ -4129,9 +4170,9 @@
             </w:tcBorders>
             <w:shd w:fill="FFF9E6" w:val="clear"/>
             <w:tcMar>
-              <w:top w:type="dxa" w:w="60"/>
+              <w:top w:type="dxa" w:w="22"/>
               <w:left w:type="dxa" w:w="100"/>
-              <w:bottom w:type="dxa" w:w="60"/>
+              <w:bottom w:type="dxa" w:w="22"/>
               <w:right w:type="dxa" w:w="100"/>
             </w:tcMar>
             <w:vAlign w:val="top"/>
@@ -4162,9 +4203,9 @@
             </w:tcBorders>
             <w:shd w:fill="FFF9E6" w:val="clear"/>
             <w:tcMar>
-              <w:top w:type="dxa" w:w="60"/>
+              <w:top w:type="dxa" w:w="22"/>
               <w:left w:type="dxa" w:w="100"/>
-              <w:bottom w:type="dxa" w:w="60"/>
+              <w:bottom w:type="dxa" w:w="22"/>
               <w:right w:type="dxa" w:w="100"/>
             </w:tcMar>
             <w:vAlign w:val="top"/>
@@ -4209,9 +4250,9 @@
             </w:tcBorders>
             <w:shd w:fill="FFFFFF" w:val="clear"/>
             <w:tcMar>
-              <w:top w:type="dxa" w:w="60"/>
+              <w:top w:type="dxa" w:w="22"/>
               <w:left w:type="dxa" w:w="100"/>
-              <w:bottom w:type="dxa" w:w="60"/>
+              <w:bottom w:type="dxa" w:w="22"/>
               <w:right w:type="dxa" w:w="100"/>
             </w:tcMar>
             <w:vAlign w:val="top"/>
@@ -4257,9 +4298,9 @@
             </w:tcBorders>
             <w:shd w:fill="F5F5F5" w:val="clear"/>
             <w:tcMar>
-              <w:top w:type="dxa" w:w="60"/>
+              <w:top w:type="dxa" w:w="22"/>
               <w:left w:type="dxa" w:w="80"/>
-              <w:bottom w:type="dxa" w:w="60"/>
+              <w:bottom w:type="dxa" w:w="22"/>
               <w:right w:type="dxa" w:w="80"/>
             </w:tcMar>
           </w:tcPr>
@@ -4287,9 +4328,9 @@
             </w:tcBorders>
             <w:shd w:fill="F5F5F5" w:val="clear"/>
             <w:tcMar>
-              <w:top w:type="dxa" w:w="60"/>
+              <w:top w:type="dxa" w:w="22"/>
               <w:left w:type="dxa" w:w="80"/>
-              <w:bottom w:type="dxa" w:w="60"/>
+              <w:bottom w:type="dxa" w:w="22"/>
               <w:right w:type="dxa" w:w="80"/>
             </w:tcMar>
           </w:tcPr>
@@ -4308,6 +4349,9 @@
         </w:tc>
       </w:tr>
       <w:tr>
+        <w:trPr>
+          <w:cantSplit/>
+        </w:trPr>
         <w:tc>
           <w:tcPr>
             <w:tcW w:type="dxa" w:w="460"/>
@@ -4319,9 +4363,9 @@
             </w:tcBorders>
             <w:shd w:fill="FFF9E6" w:val="clear"/>
             <w:tcMar>
-              <w:top w:type="dxa" w:w="60"/>
+              <w:top w:type="dxa" w:w="22"/>
               <w:left w:type="dxa" w:w="80"/>
-              <w:bottom w:type="dxa" w:w="60"/>
+              <w:bottom w:type="dxa" w:w="22"/>
               <w:right w:type="dxa" w:w="80"/>
             </w:tcMar>
             <w:vAlign w:val="top"/>
@@ -4355,9 +4399,9 @@
             </w:tcBorders>
             <w:shd w:fill="FFFFFF" w:val="clear"/>
             <w:tcMar>
-              <w:top w:type="dxa" w:w="60"/>
+              <w:top w:type="dxa" w:w="22"/>
               <w:left w:type="dxa" w:w="100"/>
-              <w:bottom w:type="dxa" w:w="60"/>
+              <w:bottom w:type="dxa" w:w="22"/>
               <w:right w:type="dxa" w:w="100"/>
             </w:tcMar>
             <w:vAlign w:val="top"/>
@@ -4388,9 +4432,9 @@
             </w:tcBorders>
             <w:shd w:fill="FFFFFF" w:val="clear"/>
             <w:tcMar>
-              <w:top w:type="dxa" w:w="60"/>
+              <w:top w:type="dxa" w:w="22"/>
               <w:left w:type="dxa" w:w="100"/>
-              <w:bottom w:type="dxa" w:w="60"/>
+              <w:bottom w:type="dxa" w:w="22"/>
               <w:right w:type="dxa" w:w="100"/>
             </w:tcMar>
             <w:vAlign w:val="top"/>
@@ -4435,9 +4479,9 @@
             </w:tcBorders>
             <w:shd w:fill="FFFFFF" w:val="clear"/>
             <w:tcMar>
-              <w:top w:type="dxa" w:w="60"/>
+              <w:top w:type="dxa" w:w="22"/>
               <w:left w:type="dxa" w:w="100"/>
-              <w:bottom w:type="dxa" w:w="60"/>
+              <w:bottom w:type="dxa" w:w="22"/>
               <w:right w:type="dxa" w:w="100"/>
             </w:tcMar>
             <w:vAlign w:val="top"/>
@@ -4483,9 +4527,9 @@
             </w:tcBorders>
             <w:shd w:fill="F5F5F5" w:val="clear"/>
             <w:tcMar>
-              <w:top w:type="dxa" w:w="60"/>
+              <w:top w:type="dxa" w:w="22"/>
               <w:left w:type="dxa" w:w="80"/>
-              <w:bottom w:type="dxa" w:w="60"/>
+              <w:bottom w:type="dxa" w:w="22"/>
               <w:right w:type="dxa" w:w="80"/>
             </w:tcMar>
           </w:tcPr>
@@ -4513,9 +4557,9 @@
             </w:tcBorders>
             <w:shd w:fill="F5F5F5" w:val="clear"/>
             <w:tcMar>
-              <w:top w:type="dxa" w:w="60"/>
+              <w:top w:type="dxa" w:w="22"/>
               <w:left w:type="dxa" w:w="80"/>
-              <w:bottom w:type="dxa" w:w="60"/>
+              <w:bottom w:type="dxa" w:w="22"/>
               <w:right w:type="dxa" w:w="80"/>
             </w:tcMar>
           </w:tcPr>
@@ -4534,6 +4578,9 @@
         </w:tc>
       </w:tr>
       <w:tr>
+        <w:trPr>
+          <w:cantSplit/>
+        </w:trPr>
         <w:tc>
           <w:tcPr>
             <w:tcW w:type="dxa" w:w="460"/>
@@ -4545,9 +4592,9 @@
             </w:tcBorders>
             <w:shd w:fill="FFF9E6" w:val="clear"/>
             <w:tcMar>
-              <w:top w:type="dxa" w:w="60"/>
+              <w:top w:type="dxa" w:w="22"/>
               <w:left w:type="dxa" w:w="80"/>
-              <w:bottom w:type="dxa" w:w="60"/>
+              <w:bottom w:type="dxa" w:w="22"/>
               <w:right w:type="dxa" w:w="80"/>
             </w:tcMar>
             <w:vAlign w:val="top"/>
@@ -4581,9 +4628,9 @@
             </w:tcBorders>
             <w:shd w:fill="FFF9E6" w:val="clear"/>
             <w:tcMar>
-              <w:top w:type="dxa" w:w="60"/>
+              <w:top w:type="dxa" w:w="22"/>
               <w:left w:type="dxa" w:w="100"/>
-              <w:bottom w:type="dxa" w:w="60"/>
+              <w:bottom w:type="dxa" w:w="22"/>
               <w:right w:type="dxa" w:w="100"/>
             </w:tcMar>
             <w:vAlign w:val="top"/>
@@ -4614,9 +4661,9 @@
             </w:tcBorders>
             <w:shd w:fill="FFF9E6" w:val="clear"/>
             <w:tcMar>
-              <w:top w:type="dxa" w:w="60"/>
+              <w:top w:type="dxa" w:w="22"/>
               <w:left w:type="dxa" w:w="100"/>
-              <w:bottom w:type="dxa" w:w="60"/>
+              <w:bottom w:type="dxa" w:w="22"/>
               <w:right w:type="dxa" w:w="100"/>
             </w:tcMar>
             <w:vAlign w:val="top"/>
@@ -4661,9 +4708,9 @@
             </w:tcBorders>
             <w:shd w:fill="FFFFFF" w:val="clear"/>
             <w:tcMar>
-              <w:top w:type="dxa" w:w="60"/>
+              <w:top w:type="dxa" w:w="22"/>
               <w:left w:type="dxa" w:w="100"/>
-              <w:bottom w:type="dxa" w:w="60"/>
+              <w:bottom w:type="dxa" w:w="22"/>
               <w:right w:type="dxa" w:w="100"/>
             </w:tcMar>
             <w:vAlign w:val="top"/>
@@ -4709,9 +4756,9 @@
             </w:tcBorders>
             <w:shd w:fill="F5F5F5" w:val="clear"/>
             <w:tcMar>
-              <w:top w:type="dxa" w:w="60"/>
+              <w:top w:type="dxa" w:w="22"/>
               <w:left w:type="dxa" w:w="80"/>
-              <w:bottom w:type="dxa" w:w="60"/>
+              <w:bottom w:type="dxa" w:w="22"/>
               <w:right w:type="dxa" w:w="80"/>
             </w:tcMar>
           </w:tcPr>
@@ -4739,9 +4786,9 @@
             </w:tcBorders>
             <w:shd w:fill="F5F5F5" w:val="clear"/>
             <w:tcMar>
-              <w:top w:type="dxa" w:w="60"/>
+              <w:top w:type="dxa" w:w="22"/>
               <w:left w:type="dxa" w:w="80"/>
-              <w:bottom w:type="dxa" w:w="60"/>
+              <w:bottom w:type="dxa" w:w="22"/>
               <w:right w:type="dxa" w:w="80"/>
             </w:tcMar>
           </w:tcPr>
@@ -4760,6 +4807,9 @@
         </w:tc>
       </w:tr>
       <w:tr>
+        <w:trPr>
+          <w:cantSplit/>
+        </w:trPr>
         <w:tc>
           <w:tcPr>
             <w:tcW w:type="dxa" w:w="460"/>
@@ -4771,9 +4821,9 @@
             </w:tcBorders>
             <w:shd w:fill="EBF3E6" w:val="clear"/>
             <w:tcMar>
-              <w:top w:type="dxa" w:w="60"/>
+              <w:top w:type="dxa" w:w="22"/>
               <w:left w:type="dxa" w:w="80"/>
-              <w:bottom w:type="dxa" w:w="60"/>
+              <w:bottom w:type="dxa" w:w="22"/>
               <w:right w:type="dxa" w:w="80"/>
             </w:tcMar>
             <w:vAlign w:val="top"/>
@@ -4807,9 +4857,9 @@
             </w:tcBorders>
             <w:shd w:fill="FFFFFF" w:val="clear"/>
             <w:tcMar>
-              <w:top w:type="dxa" w:w="60"/>
+              <w:top w:type="dxa" w:w="22"/>
               <w:left w:type="dxa" w:w="100"/>
-              <w:bottom w:type="dxa" w:w="60"/>
+              <w:bottom w:type="dxa" w:w="22"/>
               <w:right w:type="dxa" w:w="100"/>
             </w:tcMar>
             <w:vAlign w:val="top"/>
@@ -4840,9 +4890,9 @@
             </w:tcBorders>
             <w:shd w:fill="FFFFFF" w:val="clear"/>
             <w:tcMar>
-              <w:top w:type="dxa" w:w="60"/>
+              <w:top w:type="dxa" w:w="22"/>
               <w:left w:type="dxa" w:w="100"/>
-              <w:bottom w:type="dxa" w:w="60"/>
+              <w:bottom w:type="dxa" w:w="22"/>
               <w:right w:type="dxa" w:w="100"/>
             </w:tcMar>
             <w:vAlign w:val="top"/>
@@ -4887,9 +4937,9 @@
             </w:tcBorders>
             <w:shd w:fill="FFFFFF" w:val="clear"/>
             <w:tcMar>
-              <w:top w:type="dxa" w:w="60"/>
+              <w:top w:type="dxa" w:w="22"/>
               <w:left w:type="dxa" w:w="100"/>
-              <w:bottom w:type="dxa" w:w="60"/>
+              <w:bottom w:type="dxa" w:w="22"/>
               <w:right w:type="dxa" w:w="100"/>
             </w:tcMar>
             <w:vAlign w:val="top"/>
@@ -4935,9 +4985,9 @@
             </w:tcBorders>
             <w:shd w:fill="F5F5F5" w:val="clear"/>
             <w:tcMar>
-              <w:top w:type="dxa" w:w="60"/>
+              <w:top w:type="dxa" w:w="22"/>
               <w:left w:type="dxa" w:w="80"/>
-              <w:bottom w:type="dxa" w:w="60"/>
+              <w:bottom w:type="dxa" w:w="22"/>
               <w:right w:type="dxa" w:w="80"/>
             </w:tcMar>
           </w:tcPr>
@@ -4965,9 +5015,9 @@
             </w:tcBorders>
             <w:shd w:fill="F5F5F5" w:val="clear"/>
             <w:tcMar>
-              <w:top w:type="dxa" w:w="60"/>
+              <w:top w:type="dxa" w:w="22"/>
               <w:left w:type="dxa" w:w="80"/>
-              <w:bottom w:type="dxa" w:w="60"/>
+              <w:bottom w:type="dxa" w:w="22"/>
               <w:right w:type="dxa" w:w="80"/>
             </w:tcMar>
           </w:tcPr>
@@ -4986,6 +5036,9 @@
         </w:tc>
       </w:tr>
       <w:tr>
+        <w:trPr>
+          <w:cantSplit/>
+        </w:trPr>
         <w:tc>
           <w:tcPr>
             <w:tcW w:type="dxa" w:w="460"/>
@@ -4997,9 +5050,9 @@
             </w:tcBorders>
             <w:shd w:fill="EBF3E6" w:val="clear"/>
             <w:tcMar>
-              <w:top w:type="dxa" w:w="60"/>
+              <w:top w:type="dxa" w:w="22"/>
               <w:left w:type="dxa" w:w="80"/>
-              <w:bottom w:type="dxa" w:w="60"/>
+              <w:bottom w:type="dxa" w:w="22"/>
               <w:right w:type="dxa" w:w="80"/>
             </w:tcMar>
             <w:vAlign w:val="top"/>
@@ -5033,9 +5086,9 @@
             </w:tcBorders>
             <w:shd w:fill="EBF3E6" w:val="clear"/>
             <w:tcMar>
-              <w:top w:type="dxa" w:w="60"/>
+              <w:top w:type="dxa" w:w="22"/>
               <w:left w:type="dxa" w:w="100"/>
-              <w:bottom w:type="dxa" w:w="60"/>
+              <w:bottom w:type="dxa" w:w="22"/>
               <w:right w:type="dxa" w:w="100"/>
             </w:tcMar>
             <w:vAlign w:val="top"/>
@@ -5066,9 +5119,9 @@
             </w:tcBorders>
             <w:shd w:fill="EBF3E6" w:val="clear"/>
             <w:tcMar>
-              <w:top w:type="dxa" w:w="60"/>
+              <w:top w:type="dxa" w:w="22"/>
               <w:left w:type="dxa" w:w="100"/>
-              <w:bottom w:type="dxa" w:w="60"/>
+              <w:bottom w:type="dxa" w:w="22"/>
               <w:right w:type="dxa" w:w="100"/>
             </w:tcMar>
             <w:vAlign w:val="top"/>
@@ -5113,9 +5166,9 @@
             </w:tcBorders>
             <w:shd w:fill="FFFFFF" w:val="clear"/>
             <w:tcMar>
-              <w:top w:type="dxa" w:w="60"/>
+              <w:top w:type="dxa" w:w="22"/>
               <w:left w:type="dxa" w:w="100"/>
-              <w:bottom w:type="dxa" w:w="60"/>
+              <w:bottom w:type="dxa" w:w="22"/>
               <w:right w:type="dxa" w:w="100"/>
             </w:tcMar>
             <w:vAlign w:val="top"/>
@@ -5161,9 +5214,9 @@
             </w:tcBorders>
             <w:shd w:fill="F5F5F5" w:val="clear"/>
             <w:tcMar>
-              <w:top w:type="dxa" w:w="60"/>
+              <w:top w:type="dxa" w:w="22"/>
               <w:left w:type="dxa" w:w="80"/>
-              <w:bottom w:type="dxa" w:w="60"/>
+              <w:bottom w:type="dxa" w:w="22"/>
               <w:right w:type="dxa" w:w="80"/>
             </w:tcMar>
           </w:tcPr>
@@ -5191,9 +5244,9 @@
             </w:tcBorders>
             <w:shd w:fill="F5F5F5" w:val="clear"/>
             <w:tcMar>
-              <w:top w:type="dxa" w:w="60"/>
+              <w:top w:type="dxa" w:w="22"/>
               <w:left w:type="dxa" w:w="80"/>
-              <w:bottom w:type="dxa" w:w="60"/>
+              <w:bottom w:type="dxa" w:w="22"/>
               <w:right w:type="dxa" w:w="80"/>
             </w:tcMar>
           </w:tcPr>
@@ -5212,6 +5265,9 @@
         </w:tc>
       </w:tr>
       <w:tr>
+        <w:trPr>
+          <w:cantSplit/>
+        </w:trPr>
         <w:tc>
           <w:tcPr>
             <w:tcW w:type="dxa" w:w="460"/>
@@ -5223,9 +5279,9 @@
             </w:tcBorders>
             <w:shd w:fill="EBF3E6" w:val="clear"/>
             <w:tcMar>
-              <w:top w:type="dxa" w:w="60"/>
+              <w:top w:type="dxa" w:w="22"/>
               <w:left w:type="dxa" w:w="80"/>
-              <w:bottom w:type="dxa" w:w="60"/>
+              <w:bottom w:type="dxa" w:w="22"/>
               <w:right w:type="dxa" w:w="80"/>
             </w:tcMar>
             <w:vAlign w:val="top"/>
@@ -5259,9 +5315,9 @@
             </w:tcBorders>
             <w:shd w:fill="FFFFFF" w:val="clear"/>
             <w:tcMar>
-              <w:top w:type="dxa" w:w="60"/>
+              <w:top w:type="dxa" w:w="22"/>
               <w:left w:type="dxa" w:w="100"/>
-              <w:bottom w:type="dxa" w:w="60"/>
+              <w:bottom w:type="dxa" w:w="22"/>
               <w:right w:type="dxa" w:w="100"/>
             </w:tcMar>
             <w:vAlign w:val="top"/>
@@ -5292,9 +5348,9 @@
             </w:tcBorders>
             <w:shd w:fill="FFFFFF" w:val="clear"/>
             <w:tcMar>
-              <w:top w:type="dxa" w:w="60"/>
+              <w:top w:type="dxa" w:w="22"/>
               <w:left w:type="dxa" w:w="100"/>
-              <w:bottom w:type="dxa" w:w="60"/>
+              <w:bottom w:type="dxa" w:w="22"/>
               <w:right w:type="dxa" w:w="100"/>
             </w:tcMar>
             <w:vAlign w:val="top"/>
@@ -5339,9 +5395,9 @@
             </w:tcBorders>
             <w:shd w:fill="FFFFFF" w:val="clear"/>
             <w:tcMar>
-              <w:top w:type="dxa" w:w="60"/>
+              <w:top w:type="dxa" w:w="22"/>
               <w:left w:type="dxa" w:w="100"/>
-              <w:bottom w:type="dxa" w:w="60"/>
+              <w:bottom w:type="dxa" w:w="22"/>
               <w:right w:type="dxa" w:w="100"/>
             </w:tcMar>
             <w:vAlign w:val="top"/>
@@ -5387,9 +5443,9 @@
             </w:tcBorders>
             <w:shd w:fill="F5F5F5" w:val="clear"/>
             <w:tcMar>
-              <w:top w:type="dxa" w:w="60"/>
+              <w:top w:type="dxa" w:w="22"/>
               <w:left w:type="dxa" w:w="80"/>
-              <w:bottom w:type="dxa" w:w="60"/>
+              <w:bottom w:type="dxa" w:w="22"/>
               <w:right w:type="dxa" w:w="80"/>
             </w:tcMar>
           </w:tcPr>
@@ -5417,9 +5473,9 @@
             </w:tcBorders>
             <w:shd w:fill="F5F5F5" w:val="clear"/>
             <w:tcMar>
-              <w:top w:type="dxa" w:w="60"/>
+              <w:top w:type="dxa" w:w="22"/>
               <w:left w:type="dxa" w:w="80"/>
-              <w:bottom w:type="dxa" w:w="60"/>
+              <w:bottom w:type="dxa" w:w="22"/>
               <w:right w:type="dxa" w:w="80"/>
             </w:tcMar>
           </w:tcPr>
@@ -5440,7 +5496,7 @@
     </w:tbl>
     <w:p>
       <w:pPr>
-        <w:spacing w:before="80" w:after="0"/>
+        <w:spacing w:before="24" w:after="0"/>
       </w:pPr>
       <w:r>
         <w:t xml:space="preserve"/>
@@ -5448,7 +5504,7 @@
     </w:p>
     <w:p>
       <w:pPr>
-        <w:spacing w:before="60" w:after="0"/>
+        <w:spacing w:before="20" w:after="0"/>
       </w:pPr>
       <w:r>
         <w:rPr>
@@ -5461,8 +5517,15 @@
       </w:r>
     </w:p>
     <w:p>
+      <w:pPr>
+        <w:pageBreakBefore/>
+        <w:spacing w:before="0" w:after="0"/>
+      </w:pPr>
       <w:r>
-        <w:br w:type="page"/>
+        <w:rPr>
+          <w:sz w:val="2"/>
+          <w:szCs w:val="2"/>
+        </w:rPr>
       </w:r>
     </w:p>
     <w:tbl>
@@ -6748,8 +6811,15 @@
       </w:r>
     </w:p>
     <w:p>
+      <w:pPr>
+        <w:pageBreakBefore/>
+        <w:spacing w:before="0" w:after="0"/>
+      </w:pPr>
       <w:r>
-        <w:br w:type="page"/>
+        <w:rPr>
+          <w:sz w:val="2"/>
+          <w:szCs w:val="2"/>
+        </w:rPr>
       </w:r>
     </w:p>
     <w:tbl>
@@ -7743,8 +7813,15 @@
       </w:r>
     </w:p>
     <w:p>
+      <w:pPr>
+        <w:pageBreakBefore/>
+        <w:spacing w:before="0" w:after="0"/>
+      </w:pPr>
       <w:r>
-        <w:br w:type="page"/>
+        <w:rPr>
+          <w:sz w:val="2"/>
+          <w:szCs w:val="2"/>
+        </w:rPr>
       </w:r>
     </w:p>
     <w:tbl>
@@ -8795,8 +8872,15 @@
       </w:r>
     </w:p>
     <w:p>
+      <w:pPr>
+        <w:pageBreakBefore/>
+        <w:spacing w:before="0" w:after="0"/>
+      </w:pPr>
       <w:r>
-        <w:br w:type="page"/>
+        <w:rPr>
+          <w:sz w:val="2"/>
+          <w:szCs w:val="2"/>
+        </w:rPr>
       </w:r>
     </w:p>
     <w:tbl>
@@ -9847,8 +9931,15 @@
       </w:r>
     </w:p>
     <w:p>
+      <w:pPr>
+        <w:pageBreakBefore/>
+        <w:spacing w:before="0" w:after="0"/>
+      </w:pPr>
       <w:r>
-        <w:br w:type="page"/>
+        <w:rPr>
+          <w:sz w:val="2"/>
+          <w:szCs w:val="2"/>
+        </w:rPr>
       </w:r>
     </w:p>
     <w:tbl>
@@ -10787,8 +10878,15 @@
       </w:r>
     </w:p>
     <w:p>
+      <w:pPr>
+        <w:pageBreakBefore/>
+        <w:spacing w:before="0" w:after="0"/>
+      </w:pPr>
       <w:r>
-        <w:br w:type="page"/>
+        <w:rPr>
+          <w:sz w:val="2"/>
+          <w:szCs w:val="2"/>
+        </w:rPr>
       </w:r>
     </w:p>
     <w:tbl>
@@ -11839,8 +11937,15 @@
       </w:r>
     </w:p>
     <w:p>
+      <w:pPr>
+        <w:pageBreakBefore/>
+        <w:spacing w:before="0" w:after="0"/>
+      </w:pPr>
       <w:r>
-        <w:br w:type="page"/>
+        <w:rPr>
+          <w:sz w:val="2"/>
+          <w:szCs w:val="2"/>
+        </w:rPr>
       </w:r>
     </w:p>
     <w:tbl>
@@ -12834,8 +12939,15 @@
       </w:r>
     </w:p>
     <w:p>
+      <w:pPr>
+        <w:pageBreakBefore/>
+        <w:spacing w:before="0" w:after="0"/>
+      </w:pPr>
       <w:r>
-        <w:br w:type="page"/>
+        <w:rPr>
+          <w:sz w:val="2"/>
+          <w:szCs w:val="2"/>
+        </w:rPr>
       </w:r>
     </w:p>
     <w:tbl>
@@ -13886,8 +13998,15 @@
       </w:r>
     </w:p>
     <w:p>
+      <w:pPr>
+        <w:pageBreakBefore/>
+        <w:spacing w:before="0" w:after="0"/>
+      </w:pPr>
       <w:r>
-        <w:br w:type="page"/>
+        <w:rPr>
+          <w:sz w:val="2"/>
+          <w:szCs w:val="2"/>
+        </w:rPr>
       </w:r>
     </w:p>
     <w:tbl>
@@ -14881,8 +15000,15 @@
       </w:r>
     </w:p>
     <w:p>
+      <w:pPr>
+        <w:pageBreakBefore/>
+        <w:spacing w:before="0" w:after="0"/>
+      </w:pPr>
       <w:r>
-        <w:br w:type="page"/>
+        <w:rPr>
+          <w:sz w:val="2"/>
+          <w:szCs w:val="2"/>
+        </w:rPr>
       </w:r>
     </w:p>
     <w:tbl>
@@ -15933,8 +16059,15 @@
       </w:r>
     </w:p>
     <w:p>
+      <w:pPr>
+        <w:pageBreakBefore/>
+        <w:spacing w:before="0" w:after="0"/>
+      </w:pPr>
       <w:r>
-        <w:br w:type="page"/>
+        <w:rPr>
+          <w:sz w:val="2"/>
+          <w:szCs w:val="2"/>
+        </w:rPr>
       </w:r>
     </w:p>
     <w:tbl>
@@ -16873,8 +17006,15 @@
       </w:r>
     </w:p>
     <w:p>
+      <w:pPr>
+        <w:pageBreakBefore/>
+        <w:spacing w:before="0" w:after="0"/>
+      </w:pPr>
       <w:r>
-        <w:br w:type="page"/>
+        <w:rPr>
+          <w:sz w:val="2"/>
+          <w:szCs w:val="2"/>
+        </w:rPr>
       </w:r>
     </w:p>
     <w:tbl>

--- a/units/u28/Maths_S3_YearB_Unit28_SOLO_Full_Program.docx
+++ b/units/u28/Maths_S3_YearB_Unit28_SOLO_Full_Program.docx
@@ -5868,7 +5868,10 @@
               <w:tblLayout w:type="fixed"/>
             </w:tblPr>
             <w:tblGrid>
-              <w:gridCol w:w="15038"/>
+              <w:gridCol w:w="1600"/>
+              <w:gridCol w:w="1600"/>
+              <w:gridCol w:w="4319"/>
+              <w:gridCol w:w="7519"/>
             </w:tblGrid>
             <w:tr>
               <w:tc>
@@ -6126,6 +6129,7 @@
               <w:tc>
                 <w:tcPr>
                   <w:tcW w:type="dxa" w:w="7519"/>
+                  <w:gridSpan w:val="3"/>
                   <w:tcBorders>
                     <w:top w:val="single" w:color="2E5F8A" w:sz="4"/>
                     <w:left w:val="single" w:color="2E5F8A" w:sz="4"/>
@@ -6200,6 +6204,7 @@
               <w:tc>
                 <w:tcPr>
                   <w:tcW w:type="dxa" w:w="7519"/>
+                  <w:gridSpan w:val="3"/>
                   <w:tcBorders>
                     <w:top w:val="single" w:color="DDDDDD" w:sz="2"/>
                     <w:left w:val="single" w:color="DDDDDD" w:sz="2"/>
@@ -6489,6 +6494,7 @@
               <w:tc>
                 <w:tcPr>
                   <w:tcW w:type="dxa" w:w="7519"/>
+                  <w:gridSpan w:val="3"/>
                   <w:tcBorders>
                     <w:top w:val="single" w:color="2E5F8A" w:sz="4"/>
                     <w:left w:val="single" w:color="2E5F8A" w:sz="4"/>
@@ -6563,6 +6569,7 @@
               <w:tc>
                 <w:tcPr>
                   <w:tcW w:type="dxa" w:w="7519"/>
+                  <w:gridSpan w:val="3"/>
                   <w:tcBorders>
                     <w:top w:val="single" w:color="DDDDDD" w:sz="2"/>
                     <w:left w:val="single" w:color="DDDDDD" w:sz="2"/>
@@ -6662,6 +6669,7 @@
               <w:tc>
                 <w:tcPr>
                   <w:tcW w:type="dxa" w:w="7519"/>
+                  <w:gridSpan w:val="3"/>
                   <w:tcBorders>
                     <w:top w:val="single" w:color="2E5F8A" w:sz="4"/>
                     <w:left w:val="single" w:color="2E5F8A" w:sz="4"/>
@@ -6736,6 +6744,7 @@
               <w:tc>
                 <w:tcPr>
                   <w:tcW w:type="dxa" w:w="7519"/>
+                  <w:gridSpan w:val="3"/>
                   <w:tcBorders>
                     <w:top w:val="single" w:color="DDDDDD" w:sz="2"/>
                     <w:left w:val="single" w:color="DDDDDD" w:sz="2"/>
@@ -6870,7 +6879,10 @@
               <w:tblLayout w:type="fixed"/>
             </w:tblPr>
             <w:tblGrid>
-              <w:gridCol w:w="15038"/>
+              <w:gridCol w:w="1600"/>
+              <w:gridCol w:w="1600"/>
+              <w:gridCol w:w="4319"/>
+              <w:gridCol w:w="7519"/>
             </w:tblGrid>
             <w:tr>
               <w:tc>
@@ -7128,6 +7140,7 @@
               <w:tc>
                 <w:tcPr>
                   <w:tcW w:type="dxa" w:w="7519"/>
+                  <w:gridSpan w:val="3"/>
                   <w:tcBorders>
                     <w:top w:val="single" w:color="2E5F8A" w:sz="4"/>
                     <w:left w:val="single" w:color="2E5F8A" w:sz="4"/>
@@ -7202,6 +7215,7 @@
               <w:tc>
                 <w:tcPr>
                   <w:tcW w:type="dxa" w:w="7519"/>
+                  <w:gridSpan w:val="3"/>
                   <w:tcBorders>
                     <w:top w:val="single" w:color="DDDDDD" w:sz="2"/>
                     <w:left w:val="single" w:color="DDDDDD" w:sz="2"/>
@@ -7491,6 +7505,7 @@
               <w:tc>
                 <w:tcPr>
                   <w:tcW w:type="dxa" w:w="7519"/>
+                  <w:gridSpan w:val="3"/>
                   <w:tcBorders>
                     <w:top w:val="single" w:color="2E5F8A" w:sz="4"/>
                     <w:left w:val="single" w:color="2E5F8A" w:sz="4"/>
@@ -7565,6 +7580,7 @@
               <w:tc>
                 <w:tcPr>
                   <w:tcW w:type="dxa" w:w="7519"/>
+                  <w:gridSpan w:val="3"/>
                   <w:tcBorders>
                     <w:top w:val="single" w:color="DDDDDD" w:sz="2"/>
                     <w:left w:val="single" w:color="DDDDDD" w:sz="2"/>
@@ -7664,6 +7680,7 @@
               <w:tc>
                 <w:tcPr>
                   <w:tcW w:type="dxa" w:w="7519"/>
+                  <w:gridSpan w:val="3"/>
                   <w:tcBorders>
                     <w:top w:val="single" w:color="2E5F8A" w:sz="4"/>
                     <w:left w:val="single" w:color="2E5F8A" w:sz="4"/>
@@ -7738,6 +7755,7 @@
               <w:tc>
                 <w:tcPr>
                   <w:tcW w:type="dxa" w:w="7519"/>
+                  <w:gridSpan w:val="3"/>
                   <w:tcBorders>
                     <w:top w:val="single" w:color="DDDDDD" w:sz="2"/>
                     <w:left w:val="single" w:color="DDDDDD" w:sz="2"/>
@@ -7872,7 +7890,10 @@
               <w:tblLayout w:type="fixed"/>
             </w:tblPr>
             <w:tblGrid>
-              <w:gridCol w:w="15038"/>
+              <w:gridCol w:w="1600"/>
+              <w:gridCol w:w="1600"/>
+              <w:gridCol w:w="4319"/>
+              <w:gridCol w:w="7519"/>
             </w:tblGrid>
             <w:tr>
               <w:tc>
@@ -8187,6 +8208,7 @@
               <w:tc>
                 <w:tcPr>
                   <w:tcW w:type="dxa" w:w="7519"/>
+                  <w:gridSpan w:val="3"/>
                   <w:tcBorders>
                     <w:top w:val="single" w:color="2E5F8A" w:sz="4"/>
                     <w:left w:val="single" w:color="2E5F8A" w:sz="4"/>
@@ -8261,6 +8283,7 @@
               <w:tc>
                 <w:tcPr>
                   <w:tcW w:type="dxa" w:w="7519"/>
+                  <w:gridSpan w:val="3"/>
                   <w:tcBorders>
                     <w:top w:val="single" w:color="DDDDDD" w:sz="2"/>
                     <w:left w:val="single" w:color="DDDDDD" w:sz="2"/>
@@ -8550,6 +8573,7 @@
               <w:tc>
                 <w:tcPr>
                   <w:tcW w:type="dxa" w:w="7519"/>
+                  <w:gridSpan w:val="3"/>
                   <w:tcBorders>
                     <w:top w:val="single" w:color="2E5F8A" w:sz="4"/>
                     <w:left w:val="single" w:color="2E5F8A" w:sz="4"/>
@@ -8624,6 +8648,7 @@
               <w:tc>
                 <w:tcPr>
                   <w:tcW w:type="dxa" w:w="7519"/>
+                  <w:gridSpan w:val="3"/>
                   <w:tcBorders>
                     <w:top w:val="single" w:color="DDDDDD" w:sz="2"/>
                     <w:left w:val="single" w:color="DDDDDD" w:sz="2"/>
@@ -8723,6 +8748,7 @@
               <w:tc>
                 <w:tcPr>
                   <w:tcW w:type="dxa" w:w="7519"/>
+                  <w:gridSpan w:val="3"/>
                   <w:tcBorders>
                     <w:top w:val="single" w:color="2E5F8A" w:sz="4"/>
                     <w:left w:val="single" w:color="2E5F8A" w:sz="4"/>
@@ -8797,6 +8823,7 @@
               <w:tc>
                 <w:tcPr>
                   <w:tcW w:type="dxa" w:w="7519"/>
+                  <w:gridSpan w:val="3"/>
                   <w:tcBorders>
                     <w:top w:val="single" w:color="DDDDDD" w:sz="2"/>
                     <w:left w:val="single" w:color="DDDDDD" w:sz="2"/>
@@ -8931,7 +8958,10 @@
               <w:tblLayout w:type="fixed"/>
             </w:tblPr>
             <w:tblGrid>
-              <w:gridCol w:w="15038"/>
+              <w:gridCol w:w="1600"/>
+              <w:gridCol w:w="1600"/>
+              <w:gridCol w:w="4319"/>
+              <w:gridCol w:w="7519"/>
             </w:tblGrid>
             <w:tr>
               <w:tc>
@@ -9246,6 +9276,7 @@
               <w:tc>
                 <w:tcPr>
                   <w:tcW w:type="dxa" w:w="7519"/>
+                  <w:gridSpan w:val="3"/>
                   <w:tcBorders>
                     <w:top w:val="single" w:color="2E5F8A" w:sz="4"/>
                     <w:left w:val="single" w:color="2E5F8A" w:sz="4"/>
@@ -9320,6 +9351,7 @@
               <w:tc>
                 <w:tcPr>
                   <w:tcW w:type="dxa" w:w="7519"/>
+                  <w:gridSpan w:val="3"/>
                   <w:tcBorders>
                     <w:top w:val="single" w:color="DDDDDD" w:sz="2"/>
                     <w:left w:val="single" w:color="DDDDDD" w:sz="2"/>
@@ -9609,6 +9641,7 @@
               <w:tc>
                 <w:tcPr>
                   <w:tcW w:type="dxa" w:w="7519"/>
+                  <w:gridSpan w:val="3"/>
                   <w:tcBorders>
                     <w:top w:val="single" w:color="2E5F8A" w:sz="4"/>
                     <w:left w:val="single" w:color="2E5F8A" w:sz="4"/>
@@ -9683,6 +9716,7 @@
               <w:tc>
                 <w:tcPr>
                   <w:tcW w:type="dxa" w:w="7519"/>
+                  <w:gridSpan w:val="3"/>
                   <w:tcBorders>
                     <w:top w:val="single" w:color="DDDDDD" w:sz="2"/>
                     <w:left w:val="single" w:color="DDDDDD" w:sz="2"/>
@@ -9782,6 +9816,7 @@
               <w:tc>
                 <w:tcPr>
                   <w:tcW w:type="dxa" w:w="7519"/>
+                  <w:gridSpan w:val="3"/>
                   <w:tcBorders>
                     <w:top w:val="single" w:color="2E5F8A" w:sz="4"/>
                     <w:left w:val="single" w:color="2E5F8A" w:sz="4"/>
@@ -9856,6 +9891,7 @@
               <w:tc>
                 <w:tcPr>
                   <w:tcW w:type="dxa" w:w="7519"/>
+                  <w:gridSpan w:val="3"/>
                   <w:tcBorders>
                     <w:top w:val="single" w:color="DDDDDD" w:sz="2"/>
                     <w:left w:val="single" w:color="DDDDDD" w:sz="2"/>
@@ -9990,7 +10026,10 @@
               <w:tblLayout w:type="fixed"/>
             </w:tblPr>
             <w:tblGrid>
-              <w:gridCol w:w="15038"/>
+              <w:gridCol w:w="1600"/>
+              <w:gridCol w:w="1600"/>
+              <w:gridCol w:w="4319"/>
+              <w:gridCol w:w="7519"/>
             </w:tblGrid>
             <w:tr>
               <w:tc>
@@ -10193,6 +10232,7 @@
               <w:tc>
                 <w:tcPr>
                   <w:tcW w:type="dxa" w:w="7519"/>
+                  <w:gridSpan w:val="3"/>
                   <w:tcBorders>
                     <w:top w:val="single" w:color="2E5F8A" w:sz="4"/>
                     <w:left w:val="single" w:color="2E5F8A" w:sz="4"/>
@@ -10267,6 +10307,7 @@
               <w:tc>
                 <w:tcPr>
                   <w:tcW w:type="dxa" w:w="7519"/>
+                  <w:gridSpan w:val="3"/>
                   <w:tcBorders>
                     <w:top w:val="single" w:color="DDDDDD" w:sz="2"/>
                     <w:left w:val="single" w:color="DDDDDD" w:sz="2"/>
@@ -10556,6 +10597,7 @@
               <w:tc>
                 <w:tcPr>
                   <w:tcW w:type="dxa" w:w="7519"/>
+                  <w:gridSpan w:val="3"/>
                   <w:tcBorders>
                     <w:top w:val="single" w:color="2E5F8A" w:sz="4"/>
                     <w:left w:val="single" w:color="2E5F8A" w:sz="4"/>
@@ -10630,6 +10672,7 @@
               <w:tc>
                 <w:tcPr>
                   <w:tcW w:type="dxa" w:w="7519"/>
+                  <w:gridSpan w:val="3"/>
                   <w:tcBorders>
                     <w:top w:val="single" w:color="DDDDDD" w:sz="2"/>
                     <w:left w:val="single" w:color="DDDDDD" w:sz="2"/>
@@ -10729,6 +10772,7 @@
               <w:tc>
                 <w:tcPr>
                   <w:tcW w:type="dxa" w:w="7519"/>
+                  <w:gridSpan w:val="3"/>
                   <w:tcBorders>
                     <w:top w:val="single" w:color="2E5F8A" w:sz="4"/>
                     <w:left w:val="single" w:color="2E5F8A" w:sz="4"/>
@@ -10803,6 +10847,7 @@
               <w:tc>
                 <w:tcPr>
                   <w:tcW w:type="dxa" w:w="7519"/>
+                  <w:gridSpan w:val="3"/>
                   <w:tcBorders>
                     <w:top w:val="single" w:color="DDDDDD" w:sz="2"/>
                     <w:left w:val="single" w:color="DDDDDD" w:sz="2"/>
@@ -10937,7 +10982,10 @@
               <w:tblLayout w:type="fixed"/>
             </w:tblPr>
             <w:tblGrid>
-              <w:gridCol w:w="15038"/>
+              <w:gridCol w:w="1600"/>
+              <w:gridCol w:w="1600"/>
+              <w:gridCol w:w="4319"/>
+              <w:gridCol w:w="7519"/>
             </w:tblGrid>
             <w:tr>
               <w:tc>
@@ -11252,6 +11300,7 @@
               <w:tc>
                 <w:tcPr>
                   <w:tcW w:type="dxa" w:w="7519"/>
+                  <w:gridSpan w:val="3"/>
                   <w:tcBorders>
                     <w:top w:val="single" w:color="2E5F8A" w:sz="4"/>
                     <w:left w:val="single" w:color="2E5F8A" w:sz="4"/>
@@ -11326,6 +11375,7 @@
               <w:tc>
                 <w:tcPr>
                   <w:tcW w:type="dxa" w:w="7519"/>
+                  <w:gridSpan w:val="3"/>
                   <w:tcBorders>
                     <w:top w:val="single" w:color="DDDDDD" w:sz="2"/>
                     <w:left w:val="single" w:color="DDDDDD" w:sz="2"/>
@@ -11615,6 +11665,7 @@
               <w:tc>
                 <w:tcPr>
                   <w:tcW w:type="dxa" w:w="7519"/>
+                  <w:gridSpan w:val="3"/>
                   <w:tcBorders>
                     <w:top w:val="single" w:color="2E5F8A" w:sz="4"/>
                     <w:left w:val="single" w:color="2E5F8A" w:sz="4"/>
@@ -11689,6 +11740,7 @@
               <w:tc>
                 <w:tcPr>
                   <w:tcW w:type="dxa" w:w="7519"/>
+                  <w:gridSpan w:val="3"/>
                   <w:tcBorders>
                     <w:top w:val="single" w:color="DDDDDD" w:sz="2"/>
                     <w:left w:val="single" w:color="DDDDDD" w:sz="2"/>
@@ -11788,6 +11840,7 @@
               <w:tc>
                 <w:tcPr>
                   <w:tcW w:type="dxa" w:w="7519"/>
+                  <w:gridSpan w:val="3"/>
                   <w:tcBorders>
                     <w:top w:val="single" w:color="2E5F8A" w:sz="4"/>
                     <w:left w:val="single" w:color="2E5F8A" w:sz="4"/>
@@ -11862,6 +11915,7 @@
               <w:tc>
                 <w:tcPr>
                   <w:tcW w:type="dxa" w:w="7519"/>
+                  <w:gridSpan w:val="3"/>
                   <w:tcBorders>
                     <w:top w:val="single" w:color="DDDDDD" w:sz="2"/>
                     <w:left w:val="single" w:color="DDDDDD" w:sz="2"/>
@@ -11996,7 +12050,10 @@
               <w:tblLayout w:type="fixed"/>
             </w:tblPr>
             <w:tblGrid>
-              <w:gridCol w:w="15038"/>
+              <w:gridCol w:w="1600"/>
+              <w:gridCol w:w="1600"/>
+              <w:gridCol w:w="4319"/>
+              <w:gridCol w:w="7519"/>
             </w:tblGrid>
             <w:tr>
               <w:tc>
@@ -12254,6 +12311,7 @@
               <w:tc>
                 <w:tcPr>
                   <w:tcW w:type="dxa" w:w="7519"/>
+                  <w:gridSpan w:val="3"/>
                   <w:tcBorders>
                     <w:top w:val="single" w:color="2E5F8A" w:sz="4"/>
                     <w:left w:val="single" w:color="2E5F8A" w:sz="4"/>
@@ -12328,6 +12386,7 @@
               <w:tc>
                 <w:tcPr>
                   <w:tcW w:type="dxa" w:w="7519"/>
+                  <w:gridSpan w:val="3"/>
                   <w:tcBorders>
                     <w:top w:val="single" w:color="DDDDDD" w:sz="2"/>
                     <w:left w:val="single" w:color="DDDDDD" w:sz="2"/>
@@ -12617,6 +12676,7 @@
               <w:tc>
                 <w:tcPr>
                   <w:tcW w:type="dxa" w:w="7519"/>
+                  <w:gridSpan w:val="3"/>
                   <w:tcBorders>
                     <w:top w:val="single" w:color="2E5F8A" w:sz="4"/>
                     <w:left w:val="single" w:color="2E5F8A" w:sz="4"/>
@@ -12691,6 +12751,7 @@
               <w:tc>
                 <w:tcPr>
                   <w:tcW w:type="dxa" w:w="7519"/>
+                  <w:gridSpan w:val="3"/>
                   <w:tcBorders>
                     <w:top w:val="single" w:color="DDDDDD" w:sz="2"/>
                     <w:left w:val="single" w:color="DDDDDD" w:sz="2"/>
@@ -12790,6 +12851,7 @@
               <w:tc>
                 <w:tcPr>
                   <w:tcW w:type="dxa" w:w="7519"/>
+                  <w:gridSpan w:val="3"/>
                   <w:tcBorders>
                     <w:top w:val="single" w:color="2E5F8A" w:sz="4"/>
                     <w:left w:val="single" w:color="2E5F8A" w:sz="4"/>
@@ -12864,6 +12926,7 @@
               <w:tc>
                 <w:tcPr>
                   <w:tcW w:type="dxa" w:w="7519"/>
+                  <w:gridSpan w:val="3"/>
                   <w:tcBorders>
                     <w:top w:val="single" w:color="DDDDDD" w:sz="2"/>
                     <w:left w:val="single" w:color="DDDDDD" w:sz="2"/>
@@ -12998,7 +13061,10 @@
               <w:tblLayout w:type="fixed"/>
             </w:tblPr>
             <w:tblGrid>
-              <w:gridCol w:w="15038"/>
+              <w:gridCol w:w="1600"/>
+              <w:gridCol w:w="1600"/>
+              <w:gridCol w:w="4319"/>
+              <w:gridCol w:w="7519"/>
             </w:tblGrid>
             <w:tr>
               <w:tc>
@@ -13313,6 +13379,7 @@
               <w:tc>
                 <w:tcPr>
                   <w:tcW w:type="dxa" w:w="7519"/>
+                  <w:gridSpan w:val="3"/>
                   <w:tcBorders>
                     <w:top w:val="single" w:color="2E5F8A" w:sz="4"/>
                     <w:left w:val="single" w:color="2E5F8A" w:sz="4"/>
@@ -13387,6 +13454,7 @@
               <w:tc>
                 <w:tcPr>
                   <w:tcW w:type="dxa" w:w="7519"/>
+                  <w:gridSpan w:val="3"/>
                   <w:tcBorders>
                     <w:top w:val="single" w:color="DDDDDD" w:sz="2"/>
                     <w:left w:val="single" w:color="DDDDDD" w:sz="2"/>
@@ -13676,6 +13744,7 @@
               <w:tc>
                 <w:tcPr>
                   <w:tcW w:type="dxa" w:w="7519"/>
+                  <w:gridSpan w:val="3"/>
                   <w:tcBorders>
                     <w:top w:val="single" w:color="2E5F8A" w:sz="4"/>
                     <w:left w:val="single" w:color="2E5F8A" w:sz="4"/>
@@ -13750,6 +13819,7 @@
               <w:tc>
                 <w:tcPr>
                   <w:tcW w:type="dxa" w:w="7519"/>
+                  <w:gridSpan w:val="3"/>
                   <w:tcBorders>
                     <w:top w:val="single" w:color="DDDDDD" w:sz="2"/>
                     <w:left w:val="single" w:color="DDDDDD" w:sz="2"/>
@@ -13849,6 +13919,7 @@
               <w:tc>
                 <w:tcPr>
                   <w:tcW w:type="dxa" w:w="7519"/>
+                  <w:gridSpan w:val="3"/>
                   <w:tcBorders>
                     <w:top w:val="single" w:color="2E5F8A" w:sz="4"/>
                     <w:left w:val="single" w:color="2E5F8A" w:sz="4"/>
@@ -13923,6 +13994,7 @@
               <w:tc>
                 <w:tcPr>
                   <w:tcW w:type="dxa" w:w="7519"/>
+                  <w:gridSpan w:val="3"/>
                   <w:tcBorders>
                     <w:top w:val="single" w:color="DDDDDD" w:sz="2"/>
                     <w:left w:val="single" w:color="DDDDDD" w:sz="2"/>
@@ -14057,7 +14129,10 @@
               <w:tblLayout w:type="fixed"/>
             </w:tblPr>
             <w:tblGrid>
-              <w:gridCol w:w="15038"/>
+              <w:gridCol w:w="1600"/>
+              <w:gridCol w:w="1600"/>
+              <w:gridCol w:w="4319"/>
+              <w:gridCol w:w="7519"/>
             </w:tblGrid>
             <w:tr>
               <w:tc>
@@ -14315,6 +14390,7 @@
               <w:tc>
                 <w:tcPr>
                   <w:tcW w:type="dxa" w:w="7519"/>
+                  <w:gridSpan w:val="3"/>
                   <w:tcBorders>
                     <w:top w:val="single" w:color="2E5F8A" w:sz="4"/>
                     <w:left w:val="single" w:color="2E5F8A" w:sz="4"/>
@@ -14389,6 +14465,7 @@
               <w:tc>
                 <w:tcPr>
                   <w:tcW w:type="dxa" w:w="7519"/>
+                  <w:gridSpan w:val="3"/>
                   <w:tcBorders>
                     <w:top w:val="single" w:color="DDDDDD" w:sz="2"/>
                     <w:left w:val="single" w:color="DDDDDD" w:sz="2"/>
@@ -14678,6 +14755,7 @@
               <w:tc>
                 <w:tcPr>
                   <w:tcW w:type="dxa" w:w="7519"/>
+                  <w:gridSpan w:val="3"/>
                   <w:tcBorders>
                     <w:top w:val="single" w:color="2E5F8A" w:sz="4"/>
                     <w:left w:val="single" w:color="2E5F8A" w:sz="4"/>
@@ -14752,6 +14830,7 @@
               <w:tc>
                 <w:tcPr>
                   <w:tcW w:type="dxa" w:w="7519"/>
+                  <w:gridSpan w:val="3"/>
                   <w:tcBorders>
                     <w:top w:val="single" w:color="DDDDDD" w:sz="2"/>
                     <w:left w:val="single" w:color="DDDDDD" w:sz="2"/>
@@ -14851,6 +14930,7 @@
               <w:tc>
                 <w:tcPr>
                   <w:tcW w:type="dxa" w:w="7519"/>
+                  <w:gridSpan w:val="3"/>
                   <w:tcBorders>
                     <w:top w:val="single" w:color="2E5F8A" w:sz="4"/>
                     <w:left w:val="single" w:color="2E5F8A" w:sz="4"/>
@@ -14925,6 +15005,7 @@
               <w:tc>
                 <w:tcPr>
                   <w:tcW w:type="dxa" w:w="7519"/>
+                  <w:gridSpan w:val="3"/>
                   <w:tcBorders>
                     <w:top w:val="single" w:color="DDDDDD" w:sz="2"/>
                     <w:left w:val="single" w:color="DDDDDD" w:sz="2"/>
@@ -15059,7 +15140,10 @@
               <w:tblLayout w:type="fixed"/>
             </w:tblPr>
             <w:tblGrid>
-              <w:gridCol w:w="15038"/>
+              <w:gridCol w:w="1600"/>
+              <w:gridCol w:w="1600"/>
+              <w:gridCol w:w="4319"/>
+              <w:gridCol w:w="7519"/>
             </w:tblGrid>
             <w:tr>
               <w:tc>
@@ -15374,6 +15458,7 @@
               <w:tc>
                 <w:tcPr>
                   <w:tcW w:type="dxa" w:w="7519"/>
+                  <w:gridSpan w:val="3"/>
                   <w:tcBorders>
                     <w:top w:val="single" w:color="2E5F8A" w:sz="4"/>
                     <w:left w:val="single" w:color="2E5F8A" w:sz="4"/>
@@ -15448,6 +15533,7 @@
               <w:tc>
                 <w:tcPr>
                   <w:tcW w:type="dxa" w:w="7519"/>
+                  <w:gridSpan w:val="3"/>
                   <w:tcBorders>
                     <w:top w:val="single" w:color="DDDDDD" w:sz="2"/>
                     <w:left w:val="single" w:color="DDDDDD" w:sz="2"/>
@@ -15737,6 +15823,7 @@
               <w:tc>
                 <w:tcPr>
                   <w:tcW w:type="dxa" w:w="7519"/>
+                  <w:gridSpan w:val="3"/>
                   <w:tcBorders>
                     <w:top w:val="single" w:color="2E5F8A" w:sz="4"/>
                     <w:left w:val="single" w:color="2E5F8A" w:sz="4"/>
@@ -15811,6 +15898,7 @@
               <w:tc>
                 <w:tcPr>
                   <w:tcW w:type="dxa" w:w="7519"/>
+                  <w:gridSpan w:val="3"/>
                   <w:tcBorders>
                     <w:top w:val="single" w:color="DDDDDD" w:sz="2"/>
                     <w:left w:val="single" w:color="DDDDDD" w:sz="2"/>
@@ -15910,6 +15998,7 @@
               <w:tc>
                 <w:tcPr>
                   <w:tcW w:type="dxa" w:w="7519"/>
+                  <w:gridSpan w:val="3"/>
                   <w:tcBorders>
                     <w:top w:val="single" w:color="2E5F8A" w:sz="4"/>
                     <w:left w:val="single" w:color="2E5F8A" w:sz="4"/>
@@ -15984,6 +16073,7 @@
               <w:tc>
                 <w:tcPr>
                   <w:tcW w:type="dxa" w:w="7519"/>
+                  <w:gridSpan w:val="3"/>
                   <w:tcBorders>
                     <w:top w:val="single" w:color="DDDDDD" w:sz="2"/>
                     <w:left w:val="single" w:color="DDDDDD" w:sz="2"/>
@@ -16118,7 +16208,10 @@
               <w:tblLayout w:type="fixed"/>
             </w:tblPr>
             <w:tblGrid>
-              <w:gridCol w:w="15038"/>
+              <w:gridCol w:w="1600"/>
+              <w:gridCol w:w="1600"/>
+              <w:gridCol w:w="4319"/>
+              <w:gridCol w:w="7519"/>
             </w:tblGrid>
             <w:tr>
               <w:tc>
@@ -16321,6 +16414,7 @@
               <w:tc>
                 <w:tcPr>
                   <w:tcW w:type="dxa" w:w="7519"/>
+                  <w:gridSpan w:val="3"/>
                   <w:tcBorders>
                     <w:top w:val="single" w:color="2E5F8A" w:sz="4"/>
                     <w:left w:val="single" w:color="2E5F8A" w:sz="4"/>
@@ -16395,6 +16489,7 @@
               <w:tc>
                 <w:tcPr>
                   <w:tcW w:type="dxa" w:w="7519"/>
+                  <w:gridSpan w:val="3"/>
                   <w:tcBorders>
                     <w:top w:val="single" w:color="DDDDDD" w:sz="2"/>
                     <w:left w:val="single" w:color="DDDDDD" w:sz="2"/>
@@ -16684,6 +16779,7 @@
               <w:tc>
                 <w:tcPr>
                   <w:tcW w:type="dxa" w:w="7519"/>
+                  <w:gridSpan w:val="3"/>
                   <w:tcBorders>
                     <w:top w:val="single" w:color="2E5F8A" w:sz="4"/>
                     <w:left w:val="single" w:color="2E5F8A" w:sz="4"/>
@@ -16758,6 +16854,7 @@
               <w:tc>
                 <w:tcPr>
                   <w:tcW w:type="dxa" w:w="7519"/>
+                  <w:gridSpan w:val="3"/>
                   <w:tcBorders>
                     <w:top w:val="single" w:color="DDDDDD" w:sz="2"/>
                     <w:left w:val="single" w:color="DDDDDD" w:sz="2"/>
@@ -16857,6 +16954,7 @@
               <w:tc>
                 <w:tcPr>
                   <w:tcW w:type="dxa" w:w="7519"/>
+                  <w:gridSpan w:val="3"/>
                   <w:tcBorders>
                     <w:top w:val="single" w:color="2E5F8A" w:sz="4"/>
                     <w:left w:val="single" w:color="2E5F8A" w:sz="4"/>
@@ -16931,6 +17029,7 @@
               <w:tc>
                 <w:tcPr>
                   <w:tcW w:type="dxa" w:w="7519"/>
+                  <w:gridSpan w:val="3"/>
                   <w:tcBorders>
                     <w:top w:val="single" w:color="DDDDDD" w:sz="2"/>
                     <w:left w:val="single" w:color="DDDDDD" w:sz="2"/>
@@ -17065,7 +17164,10 @@
               <w:tblLayout w:type="fixed"/>
             </w:tblPr>
             <w:tblGrid>
-              <w:gridCol w:w="15038"/>
+              <w:gridCol w:w="1600"/>
+              <w:gridCol w:w="1600"/>
+              <w:gridCol w:w="4319"/>
+              <w:gridCol w:w="7519"/>
             </w:tblGrid>
             <w:tr>
               <w:tc>
@@ -17268,6 +17370,7 @@
               <w:tc>
                 <w:tcPr>
                   <w:tcW w:type="dxa" w:w="7519"/>
+                  <w:gridSpan w:val="3"/>
                   <w:tcBorders>
                     <w:top w:val="single" w:color="2E5F8A" w:sz="4"/>
                     <w:left w:val="single" w:color="2E5F8A" w:sz="4"/>
@@ -17342,6 +17445,7 @@
               <w:tc>
                 <w:tcPr>
                   <w:tcW w:type="dxa" w:w="7519"/>
+                  <w:gridSpan w:val="3"/>
                   <w:tcBorders>
                     <w:top w:val="single" w:color="DDDDDD" w:sz="2"/>
                     <w:left w:val="single" w:color="DDDDDD" w:sz="2"/>
@@ -17631,6 +17735,7 @@
               <w:tc>
                 <w:tcPr>
                   <w:tcW w:type="dxa" w:w="7519"/>
+                  <w:gridSpan w:val="3"/>
                   <w:tcBorders>
                     <w:top w:val="single" w:color="2E5F8A" w:sz="4"/>
                     <w:left w:val="single" w:color="2E5F8A" w:sz="4"/>
@@ -17705,6 +17810,7 @@
               <w:tc>
                 <w:tcPr>
                   <w:tcW w:type="dxa" w:w="7519"/>
+                  <w:gridSpan w:val="3"/>
                   <w:tcBorders>
                     <w:top w:val="single" w:color="DDDDDD" w:sz="2"/>
                     <w:left w:val="single" w:color="DDDDDD" w:sz="2"/>
@@ -17804,6 +17910,7 @@
               <w:tc>
                 <w:tcPr>
                   <w:tcW w:type="dxa" w:w="7519"/>
+                  <w:gridSpan w:val="3"/>
                   <w:tcBorders>
                     <w:top w:val="single" w:color="2E5F8A" w:sz="4"/>
                     <w:left w:val="single" w:color="2E5F8A" w:sz="4"/>
@@ -17878,6 +17985,7 @@
               <w:tc>
                 <w:tcPr>
                   <w:tcW w:type="dxa" w:w="7519"/>
+                  <w:gridSpan w:val="3"/>
                   <w:tcBorders>
                     <w:top w:val="single" w:color="DDDDDD" w:sz="2"/>
                     <w:left w:val="single" w:color="DDDDDD" w:sz="2"/>

--- a/units/u28/Maths_S3_YearB_Unit28_SOLO_Full_Program.docx
+++ b/units/u28/Maths_S3_YearB_Unit28_SOLO_Full_Program.docx
@@ -2401,7 +2401,7 @@
           </w:p>
           <w:p>
             <w:pPr>
-              <w:spacing w:before="0" w:after="0"/>
+              <w:spacing w:before="0" w:after="20"/>
             </w:pPr>
             <w:r>
               <w:rPr>
@@ -2410,7 +2410,21 @@
                 <w:szCs w:val="13"/>
                 <w:rFonts w:ascii="Arial" w:cs="Arial" w:eastAsia="Arial" w:hAnsi="Arial"/>
               </w:rPr>
-              <w:t xml:space="preserve">Word Labs SOLO Tracker: wordlabs.app/solo  |  NSW DoE Mathematics Stage 3 Year B Unit 28 (DOCX)  |  NSW Mathematics K-10 Syllabus (2022) -- Geometric Measure (Position) A &amp; B and Chance A &amp; B, extended with Stage 4 Linear Relationships A and Probability A</w:t>
+              <w:t xml:space="preserve">See Appendix for Resources</w:t>
+            </w:r>
+          </w:p>
+          <w:p>
+            <w:pPr>
+              <w:spacing w:before="0" w:after="0"/>
+            </w:pPr>
+            <w:r>
+              <w:rPr>
+                <w:color w:val="555555"/>
+                <w:sz w:val="13"/>
+                <w:szCs w:val="13"/>
+                <w:rFonts w:ascii="Arial" w:cs="Arial" w:eastAsia="Arial" w:hAnsi="Arial"/>
+              </w:rPr>
+              <w:t xml:space="preserve">Word Labs SOLO Tracker: wordlabs.app/solo  |  NSW DoE Stage 3 Year B Unit 28  |  NESA Mathematics K-10 Syllabus (2022)</w:t>
             </w:r>
           </w:p>
         </w:tc>
@@ -18065,6 +18079,7291 @@
         </w:rPr>
         <w:t xml:space="preserve">Syllabus outcomes and content from Mathematics K-10 Syllabus (2022) copyright NSW Education Standards Authority (NESA) for and on behalf of the Crown in right of the State of New South Wales, 2024.</w:t>
       </w:r>
+    </w:p>
+    <w:p>
+      <w:pPr>
+        <w:pageBreakBefore/>
+        <w:spacing w:before="0" w:after="0"/>
+      </w:pPr>
+      <w:r>
+        <w:rPr>
+          <w:sz w:val="2"/>
+          <w:szCs w:val="2"/>
+        </w:rPr>
+      </w:r>
+    </w:p>
+    <w:tbl>
+      <w:tblPr>
+        <w:tblW w:type="dxa" w:w="15038"/>
+        <w:tblBorders>
+          <w:top w:val="single" w:color="auto" w:sz="4"/>
+          <w:left w:val="single" w:color="auto" w:sz="4"/>
+          <w:bottom w:val="single" w:color="auto" w:sz="4"/>
+          <w:right w:val="single" w:color="auto" w:sz="4"/>
+          <w:insideH w:val="single" w:color="auto" w:sz="4"/>
+          <w:insideV w:val="single" w:color="auto" w:sz="4"/>
+        </w:tblBorders>
+        <w:tblLayout w:type="fixed"/>
+      </w:tblPr>
+      <w:tblGrid>
+        <w:gridCol w:w="15038"/>
+      </w:tblGrid>
+      <w:tr>
+        <w:tc>
+          <w:tcPr>
+            <w:tcW w:type="dxa" w:w="15038"/>
+            <w:tcBorders>
+              <w:top w:val="none" w:color="FFFFFF" w:sz="0"/>
+              <w:left w:val="none" w:color="FFFFFF" w:sz="0"/>
+              <w:bottom w:val="none" w:color="FFFFFF" w:sz="0"/>
+              <w:right w:val="none" w:color="FFFFFF" w:sz="0"/>
+            </w:tcBorders>
+            <w:shd w:fill="1F3864" w:val="clear"/>
+            <w:tcMar>
+              <w:top w:type="dxa" w:w="90"/>
+              <w:left w:type="dxa" w:w="200"/>
+              <w:bottom w:type="dxa" w:w="90"/>
+              <w:right w:type="dxa" w:w="200"/>
+            </w:tcMar>
+          </w:tcPr>
+          <w:p>
+            <w:pPr>
+              <w:spacing w:before="0" w:after="30"/>
+            </w:pPr>
+            <w:r>
+              <w:rPr>
+                <w:b/>
+                <w:bCs/>
+                <w:color w:val="FFFFFF"/>
+                <w:sz w:val="28"/>
+                <w:szCs w:val="28"/>
+                <w:rFonts w:ascii="Arial" w:cs="Arial" w:eastAsia="Arial" w:hAnsi="Arial"/>
+              </w:rPr>
+              <w:t xml:space="preserve">Unit 28 -- Resource Appendix</w:t>
+            </w:r>
+          </w:p>
+          <w:p>
+            <w:pPr>
+              <w:spacing w:before="0" w:after="0"/>
+            </w:pPr>
+            <w:r>
+              <w:rPr>
+                <w:color w:val="A9C4E0"/>
+                <w:sz w:val="15"/>
+                <w:szCs w:val="15"/>
+                <w:rFonts w:ascii="Arial" w:cs="Arial" w:eastAsia="Arial" w:hAnsi="Arial"/>
+              </w:rPr>
+              <w:t xml:space="preserve">Every link verified. Videos open in a browser; worksheets are print-ready PDFs (see the download checklist at the end).</w:t>
+            </w:r>
+          </w:p>
+        </w:tc>
+      </w:tr>
+    </w:tbl>
+    <w:p>
+      <w:pPr>
+        <w:spacing w:before="50" w:after="0"/>
+      </w:pPr>
+      <w:r>
+        <w:t xml:space="preserve"/>
+      </w:r>
+    </w:p>
+    <w:tbl>
+      <w:tblPr>
+        <w:tblW w:type="dxa" w:w="15038"/>
+        <w:tblBorders>
+          <w:top w:val="single" w:color="auto" w:sz="4"/>
+          <w:left w:val="single" w:color="auto" w:sz="4"/>
+          <w:bottom w:val="single" w:color="auto" w:sz="4"/>
+          <w:right w:val="single" w:color="auto" w:sz="4"/>
+          <w:insideH w:val="single" w:color="auto" w:sz="4"/>
+          <w:insideV w:val="single" w:color="auto" w:sz="4"/>
+        </w:tblBorders>
+        <w:tblLayout w:type="fixed"/>
+      </w:tblPr>
+      <w:tblGrid>
+        <w:gridCol w:w="1700"/>
+        <w:gridCol w:w="6000"/>
+        <w:gridCol w:w="7338"/>
+      </w:tblGrid>
+      <w:tr>
+        <w:trPr>
+          <w:cantSplit/>
+          <w:tblHeader/>
+        </w:trPr>
+        <w:tc>
+          <w:tcPr>
+            <w:tcW w:type="dxa" w:w="1700"/>
+            <w:tcBorders>
+              <w:top w:val="single" w:color="2E5F8A" w:sz="4"/>
+              <w:left w:val="single" w:color="2E5F8A" w:sz="4"/>
+              <w:bottom w:val="single" w:color="2E5F8A" w:sz="4"/>
+              <w:right w:val="single" w:color="2E5F8A" w:sz="4"/>
+            </w:tcBorders>
+            <w:shd w:fill="2E5F8A" w:val="clear"/>
+            <w:tcMar>
+              <w:top w:type="dxa" w:w="80"/>
+              <w:left w:type="dxa" w:w="110"/>
+              <w:bottom w:type="dxa" w:w="80"/>
+              <w:right w:type="dxa" w:w="110"/>
+            </w:tcMar>
+            <w:vAlign w:val="center"/>
+          </w:tcPr>
+          <w:p>
+            <w:pPr>
+              <w:spacing w:before="0" w:after="0"/>
+              <w:jc w:val="left"/>
+            </w:pPr>
+            <w:r>
+              <w:rPr>
+                <w:b/>
+                <w:bCs/>
+                <w:color w:val="FFFFFF"/>
+                <w:sz w:val="15"/>
+                <w:szCs w:val="15"/>
+                <w:rFonts w:ascii="Arial" w:cs="Arial" w:eastAsia="Arial" w:hAnsi="Arial"/>
+              </w:rPr>
+              <w:t xml:space="preserve">Type</w:t>
+            </w:r>
+          </w:p>
+        </w:tc>
+        <w:tc>
+          <w:tcPr>
+            <w:tcW w:type="dxa" w:w="6000"/>
+            <w:tcBorders>
+              <w:top w:val="single" w:color="2E5F8A" w:sz="4"/>
+              <w:left w:val="single" w:color="2E5F8A" w:sz="4"/>
+              <w:bottom w:val="single" w:color="2E5F8A" w:sz="4"/>
+              <w:right w:val="single" w:color="2E5F8A" w:sz="4"/>
+            </w:tcBorders>
+            <w:shd w:fill="2E5F8A" w:val="clear"/>
+            <w:tcMar>
+              <w:top w:type="dxa" w:w="80"/>
+              <w:left w:type="dxa" w:w="110"/>
+              <w:bottom w:type="dxa" w:w="80"/>
+              <w:right w:type="dxa" w:w="110"/>
+            </w:tcMar>
+            <w:vAlign w:val="center"/>
+          </w:tcPr>
+          <w:p>
+            <w:pPr>
+              <w:spacing w:before="0" w:after="0"/>
+              <w:jc w:val="left"/>
+            </w:pPr>
+            <w:r>
+              <w:rPr>
+                <w:b/>
+                <w:bCs/>
+                <w:color w:val="FFFFFF"/>
+                <w:sz w:val="15"/>
+                <w:szCs w:val="15"/>
+                <w:rFonts w:ascii="Arial" w:cs="Arial" w:eastAsia="Arial" w:hAnsi="Arial"/>
+              </w:rPr>
+              <w:t xml:space="preserve">Resource</w:t>
+            </w:r>
+          </w:p>
+        </w:tc>
+        <w:tc>
+          <w:tcPr>
+            <w:tcW w:type="dxa" w:w="7338"/>
+            <w:tcBorders>
+              <w:top w:val="single" w:color="2E5F8A" w:sz="4"/>
+              <w:left w:val="single" w:color="2E5F8A" w:sz="4"/>
+              <w:bottom w:val="single" w:color="2E5F8A" w:sz="4"/>
+              <w:right w:val="single" w:color="2E5F8A" w:sz="4"/>
+            </w:tcBorders>
+            <w:shd w:fill="2E5F8A" w:val="clear"/>
+            <w:tcMar>
+              <w:top w:type="dxa" w:w="80"/>
+              <w:left w:type="dxa" w:w="110"/>
+              <w:bottom w:type="dxa" w:w="80"/>
+              <w:right w:type="dxa" w:w="110"/>
+            </w:tcMar>
+            <w:vAlign w:val="center"/>
+          </w:tcPr>
+          <w:p>
+            <w:pPr>
+              <w:spacing w:before="0" w:after="0"/>
+              <w:jc w:val="left"/>
+            </w:pPr>
+            <w:r>
+              <w:rPr>
+                <w:b/>
+                <w:bCs/>
+                <w:color w:val="FFFFFF"/>
+                <w:sz w:val="15"/>
+                <w:szCs w:val="15"/>
+                <w:rFonts w:ascii="Arial" w:cs="Arial" w:eastAsia="Arial" w:hAnsi="Arial"/>
+              </w:rPr>
+              <w:t xml:space="preserve">Link</w:t>
+            </w:r>
+          </w:p>
+        </w:tc>
+      </w:tr>
+      <w:tr>
+        <w:trPr>
+          <w:cantSplit/>
+        </w:trPr>
+        <w:tc>
+          <w:tcPr>
+            <w:tcW w:type="dxa" w:w="15038"/>
+            <w:gridSpan w:val="3"/>
+            <w:tcBorders>
+              <w:top w:val="single" w:color="DDDDDD" w:sz="2"/>
+              <w:left w:val="single" w:color="DDDDDD" w:sz="2"/>
+              <w:bottom w:val="single" w:color="DDDDDD" w:sz="2"/>
+              <w:right w:val="single" w:color="DDDDDD" w:sz="2"/>
+            </w:tcBorders>
+            <w:shd w:fill="FCDBD9" w:val="clear"/>
+            <w:tcMar>
+              <w:top w:type="dxa" w:w="50"/>
+              <w:left w:type="dxa" w:w="110"/>
+              <w:bottom w:type="dxa" w:w="50"/>
+              <w:right w:type="dxa" w:w="110"/>
+            </w:tcMar>
+          </w:tcPr>
+          <w:p>
+            <w:pPr>
+              <w:spacing w:before="0" w:after="0"/>
+            </w:pPr>
+            <w:r>
+              <w:rPr>
+                <w:b/>
+                <w:bCs/>
+                <w:color w:val="C00000"/>
+                <w:sz w:val="15"/>
+                <w:szCs w:val="15"/>
+                <w:rFonts w:ascii="Arial" w:cs="Arial" w:eastAsia="Arial" w:hAnsi="Arial"/>
+              </w:rPr>
+              <w:t xml:space="preserve">R1 -- Plot and label points from coordinates in the first quadrant, and read the coordinates of given points.</w:t>
+            </w:r>
+          </w:p>
+        </w:tc>
+      </w:tr>
+      <w:tr>
+        <w:trPr>
+          <w:cantSplit/>
+        </w:trPr>
+        <w:tc>
+          <w:tcPr>
+            <w:tcW w:type="dxa" w:w="1700"/>
+            <w:tcBorders>
+              <w:top w:val="single" w:color="DDDDDD" w:sz="2"/>
+              <w:left w:val="single" w:color="DDDDDD" w:sz="2"/>
+              <w:bottom w:val="single" w:color="DDDDDD" w:sz="2"/>
+              <w:right w:val="single" w:color="DDDDDD" w:sz="2"/>
+            </w:tcBorders>
+            <w:shd w:fill="FFFFFF" w:val="clear"/>
+            <w:tcMar>
+              <w:top w:type="dxa" w:w="40"/>
+              <w:left w:type="dxa" w:w="110"/>
+              <w:bottom w:type="dxa" w:w="40"/>
+              <w:right w:type="dxa" w:w="110"/>
+            </w:tcMar>
+            <w:vAlign w:val="top"/>
+          </w:tcPr>
+          <w:p>
+            <w:pPr>
+              <w:spacing w:before="0" w:after="0"/>
+              <w:jc w:val="left"/>
+            </w:pPr>
+            <w:r>
+              <w:rPr>
+                <w:b w:val="false"/>
+                <w:bCs w:val="false"/>
+                <w:i w:val="false"/>
+                <w:iCs w:val="false"/>
+                <w:color w:val="000000"/>
+                <w:sz w:val="13"/>
+                <w:szCs w:val="13"/>
+                <w:rFonts w:ascii="Arial" w:cs="Arial" w:eastAsia="Arial" w:hAnsi="Arial"/>
+              </w:rPr>
+              <w:t xml:space="preserve">Video</w:t>
+            </w:r>
+          </w:p>
+        </w:tc>
+        <w:tc>
+          <w:tcPr>
+            <w:tcW w:type="dxa" w:w="6000"/>
+            <w:tcBorders>
+              <w:top w:val="single" w:color="DDDDDD" w:sz="2"/>
+              <w:left w:val="single" w:color="DDDDDD" w:sz="2"/>
+              <w:bottom w:val="single" w:color="DDDDDD" w:sz="2"/>
+              <w:right w:val="single" w:color="DDDDDD" w:sz="2"/>
+            </w:tcBorders>
+            <w:shd w:fill="FFFFFF" w:val="clear"/>
+            <w:tcMar>
+              <w:top w:type="dxa" w:w="40"/>
+              <w:left w:type="dxa" w:w="110"/>
+              <w:bottom w:type="dxa" w:w="40"/>
+              <w:right w:type="dxa" w:w="110"/>
+            </w:tcMar>
+            <w:vAlign w:val="top"/>
+          </w:tcPr>
+          <w:p>
+            <w:pPr>
+              <w:spacing w:before="0" w:after="0"/>
+              <w:jc w:val="left"/>
+            </w:pPr>
+            <w:r>
+              <w:rPr>
+                <w:b w:val="false"/>
+                <w:bCs w:val="false"/>
+                <w:i w:val="false"/>
+                <w:iCs w:val="false"/>
+                <w:color w:val="000000"/>
+                <w:sz w:val="14"/>
+                <w:szCs w:val="14"/>
+                <w:rFonts w:ascii="Arial" w:cs="Arial" w:eastAsia="Arial" w:hAnsi="Arial"/>
+              </w:rPr>
+              <w:t xml:space="preserve">Plotting Points on a Coordinate Plane | Quadrant 1 | Math with Mr. J</w:t>
+            </w:r>
+          </w:p>
+        </w:tc>
+        <w:tc>
+          <w:tcPr>
+            <w:tcW w:type="dxa" w:w="7338"/>
+            <w:tcBorders>
+              <w:top w:val="single" w:color="DDDDDD" w:sz="2"/>
+              <w:left w:val="single" w:color="DDDDDD" w:sz="2"/>
+              <w:bottom w:val="single" w:color="DDDDDD" w:sz="2"/>
+              <w:right w:val="single" w:color="DDDDDD" w:sz="2"/>
+            </w:tcBorders>
+            <w:shd w:fill="FFFFFF" w:val="clear"/>
+            <w:tcMar>
+              <w:top w:type="dxa" w:w="40"/>
+              <w:left w:type="dxa" w:w="110"/>
+              <w:bottom w:type="dxa" w:w="40"/>
+              <w:right w:type="dxa" w:w="110"/>
+            </w:tcMar>
+            <w:vAlign w:val="top"/>
+          </w:tcPr>
+          <w:p>
+            <w:pPr>
+              <w:spacing w:before="0" w:after="0"/>
+            </w:pPr>
+            <w:hyperlink w:history="1" r:id="rIdqfjbbu2kxhr2ufhwpeaee">
+              <w:r>
+                <w:rPr>
+                  <w:u w:val="single"/>
+                  <w:color w:val="0563C1"/>
+                  <w:sz w:val="13"/>
+                  <w:szCs w:val="13"/>
+                  <w:rFonts w:ascii="Arial" w:cs="Arial" w:eastAsia="Arial" w:hAnsi="Arial"/>
+                </w:rPr>
+                <w:t xml:space="preserve">https://www.youtube.com/watch?v=v4vXkDHYDyk</w:t>
+              </w:r>
+            </w:hyperlink>
+          </w:p>
+        </w:tc>
+      </w:tr>
+      <w:tr>
+        <w:trPr>
+          <w:cantSplit/>
+        </w:trPr>
+        <w:tc>
+          <w:tcPr>
+            <w:tcW w:type="dxa" w:w="1700"/>
+            <w:tcBorders>
+              <w:top w:val="single" w:color="DDDDDD" w:sz="2"/>
+              <w:left w:val="single" w:color="DDDDDD" w:sz="2"/>
+              <w:bottom w:val="single" w:color="DDDDDD" w:sz="2"/>
+              <w:right w:val="single" w:color="DDDDDD" w:sz="2"/>
+            </w:tcBorders>
+            <w:shd w:fill="FFFFFF" w:val="clear"/>
+            <w:tcMar>
+              <w:top w:type="dxa" w:w="40"/>
+              <w:left w:type="dxa" w:w="110"/>
+              <w:bottom w:type="dxa" w:w="40"/>
+              <w:right w:type="dxa" w:w="110"/>
+            </w:tcMar>
+            <w:vAlign w:val="top"/>
+          </w:tcPr>
+          <w:p>
+            <w:pPr>
+              <w:spacing w:before="0" w:after="0"/>
+              <w:jc w:val="left"/>
+            </w:pPr>
+            <w:r>
+              <w:rPr>
+                <w:b w:val="false"/>
+                <w:bCs w:val="false"/>
+                <w:i w:val="false"/>
+                <w:iCs w:val="false"/>
+                <w:color w:val="000000"/>
+                <w:sz w:val="13"/>
+                <w:szCs w:val="13"/>
+                <w:rFonts w:ascii="Arial" w:cs="Arial" w:eastAsia="Arial" w:hAnsi="Arial"/>
+              </w:rPr>
+              <w:t xml:space="preserve">Video</w:t>
+            </w:r>
+          </w:p>
+        </w:tc>
+        <w:tc>
+          <w:tcPr>
+            <w:tcW w:type="dxa" w:w="6000"/>
+            <w:tcBorders>
+              <w:top w:val="single" w:color="DDDDDD" w:sz="2"/>
+              <w:left w:val="single" w:color="DDDDDD" w:sz="2"/>
+              <w:bottom w:val="single" w:color="DDDDDD" w:sz="2"/>
+              <w:right w:val="single" w:color="DDDDDD" w:sz="2"/>
+            </w:tcBorders>
+            <w:shd w:fill="FFFFFF" w:val="clear"/>
+            <w:tcMar>
+              <w:top w:type="dxa" w:w="40"/>
+              <w:left w:type="dxa" w:w="110"/>
+              <w:bottom w:type="dxa" w:w="40"/>
+              <w:right w:type="dxa" w:w="110"/>
+            </w:tcMar>
+            <w:vAlign w:val="top"/>
+          </w:tcPr>
+          <w:p>
+            <w:pPr>
+              <w:spacing w:before="0" w:after="0"/>
+              <w:jc w:val="left"/>
+            </w:pPr>
+            <w:r>
+              <w:rPr>
+                <w:b w:val="false"/>
+                <w:bCs w:val="false"/>
+                <w:i w:val="false"/>
+                <w:iCs w:val="false"/>
+                <w:color w:val="000000"/>
+                <w:sz w:val="14"/>
+                <w:szCs w:val="14"/>
+                <w:rFonts w:ascii="Arial" w:cs="Arial" w:eastAsia="Arial" w:hAnsi="Arial"/>
+              </w:rPr>
+              <w:t xml:space="preserve">How to Plot Points on a Coordinate Plane (Quadrant 1) | Math with Mr. J</w:t>
+            </w:r>
+          </w:p>
+        </w:tc>
+        <w:tc>
+          <w:tcPr>
+            <w:tcW w:type="dxa" w:w="7338"/>
+            <w:tcBorders>
+              <w:top w:val="single" w:color="DDDDDD" w:sz="2"/>
+              <w:left w:val="single" w:color="DDDDDD" w:sz="2"/>
+              <w:bottom w:val="single" w:color="DDDDDD" w:sz="2"/>
+              <w:right w:val="single" w:color="DDDDDD" w:sz="2"/>
+            </w:tcBorders>
+            <w:shd w:fill="FFFFFF" w:val="clear"/>
+            <w:tcMar>
+              <w:top w:type="dxa" w:w="40"/>
+              <w:left w:type="dxa" w:w="110"/>
+              <w:bottom w:type="dxa" w:w="40"/>
+              <w:right w:type="dxa" w:w="110"/>
+            </w:tcMar>
+            <w:vAlign w:val="top"/>
+          </w:tcPr>
+          <w:p>
+            <w:pPr>
+              <w:spacing w:before="0" w:after="0"/>
+            </w:pPr>
+            <w:hyperlink w:history="1" r:id="rIdndei22vxa1tj5ck_2foym">
+              <w:r>
+                <w:rPr>
+                  <w:u w:val="single"/>
+                  <w:color w:val="0563C1"/>
+                  <w:sz w:val="13"/>
+                  <w:szCs w:val="13"/>
+                  <w:rFonts w:ascii="Arial" w:cs="Arial" w:eastAsia="Arial" w:hAnsi="Arial"/>
+                </w:rPr>
+                <w:t xml:space="preserve">https://www.youtube.com/watch?v=bZQkSjEzIEo</w:t>
+              </w:r>
+            </w:hyperlink>
+          </w:p>
+        </w:tc>
+      </w:tr>
+      <w:tr>
+        <w:trPr>
+          <w:cantSplit/>
+        </w:trPr>
+        <w:tc>
+          <w:tcPr>
+            <w:tcW w:type="dxa" w:w="1700"/>
+            <w:tcBorders>
+              <w:top w:val="single" w:color="DDDDDD" w:sz="2"/>
+              <w:left w:val="single" w:color="DDDDDD" w:sz="2"/>
+              <w:bottom w:val="single" w:color="DDDDDD" w:sz="2"/>
+              <w:right w:val="single" w:color="DDDDDD" w:sz="2"/>
+            </w:tcBorders>
+            <w:shd w:fill="FFFFFF" w:val="clear"/>
+            <w:tcMar>
+              <w:top w:type="dxa" w:w="40"/>
+              <w:left w:type="dxa" w:w="110"/>
+              <w:bottom w:type="dxa" w:w="40"/>
+              <w:right w:type="dxa" w:w="110"/>
+            </w:tcMar>
+            <w:vAlign w:val="top"/>
+          </w:tcPr>
+          <w:p>
+            <w:pPr>
+              <w:spacing w:before="0" w:after="0"/>
+              <w:jc w:val="left"/>
+            </w:pPr>
+            <w:r>
+              <w:rPr>
+                <w:b w:val="false"/>
+                <w:bCs w:val="false"/>
+                <w:i w:val="false"/>
+                <w:iCs w:val="false"/>
+                <w:color w:val="000000"/>
+                <w:sz w:val="13"/>
+                <w:szCs w:val="13"/>
+                <w:rFonts w:ascii="Arial" w:cs="Arial" w:eastAsia="Arial" w:hAnsi="Arial"/>
+              </w:rPr>
+              <w:t xml:space="preserve">Video</w:t>
+            </w:r>
+          </w:p>
+        </w:tc>
+        <w:tc>
+          <w:tcPr>
+            <w:tcW w:type="dxa" w:w="6000"/>
+            <w:tcBorders>
+              <w:top w:val="single" w:color="DDDDDD" w:sz="2"/>
+              <w:left w:val="single" w:color="DDDDDD" w:sz="2"/>
+              <w:bottom w:val="single" w:color="DDDDDD" w:sz="2"/>
+              <w:right w:val="single" w:color="DDDDDD" w:sz="2"/>
+            </w:tcBorders>
+            <w:shd w:fill="FFFFFF" w:val="clear"/>
+            <w:tcMar>
+              <w:top w:type="dxa" w:w="40"/>
+              <w:left w:type="dxa" w:w="110"/>
+              <w:bottom w:type="dxa" w:w="40"/>
+              <w:right w:type="dxa" w:w="110"/>
+            </w:tcMar>
+            <w:vAlign w:val="top"/>
+          </w:tcPr>
+          <w:p>
+            <w:pPr>
+              <w:spacing w:before="0" w:after="0"/>
+              <w:jc w:val="left"/>
+            </w:pPr>
+            <w:r>
+              <w:rPr>
+                <w:b w:val="false"/>
+                <w:bCs w:val="false"/>
+                <w:i w:val="false"/>
+                <w:iCs w:val="false"/>
+                <w:color w:val="000000"/>
+                <w:sz w:val="14"/>
+                <w:szCs w:val="14"/>
+                <w:rFonts w:ascii="Arial" w:cs="Arial" w:eastAsia="Arial" w:hAnsi="Arial"/>
+              </w:rPr>
+              <w:t xml:space="preserve">Introduction to Coordinate Planes + Vocabulary | Math with Mr. J</w:t>
+            </w:r>
+          </w:p>
+        </w:tc>
+        <w:tc>
+          <w:tcPr>
+            <w:tcW w:type="dxa" w:w="7338"/>
+            <w:tcBorders>
+              <w:top w:val="single" w:color="DDDDDD" w:sz="2"/>
+              <w:left w:val="single" w:color="DDDDDD" w:sz="2"/>
+              <w:bottom w:val="single" w:color="DDDDDD" w:sz="2"/>
+              <w:right w:val="single" w:color="DDDDDD" w:sz="2"/>
+            </w:tcBorders>
+            <w:shd w:fill="FFFFFF" w:val="clear"/>
+            <w:tcMar>
+              <w:top w:type="dxa" w:w="40"/>
+              <w:left w:type="dxa" w:w="110"/>
+              <w:bottom w:type="dxa" w:w="40"/>
+              <w:right w:type="dxa" w:w="110"/>
+            </w:tcMar>
+            <w:vAlign w:val="top"/>
+          </w:tcPr>
+          <w:p>
+            <w:pPr>
+              <w:spacing w:before="0" w:after="0"/>
+            </w:pPr>
+            <w:hyperlink w:history="1" r:id="rIdtagjxbszsrfyceeenyed0">
+              <w:r>
+                <w:rPr>
+                  <w:u w:val="single"/>
+                  <w:color w:val="0563C1"/>
+                  <w:sz w:val="13"/>
+                  <w:szCs w:val="13"/>
+                  <w:rFonts w:ascii="Arial" w:cs="Arial" w:eastAsia="Arial" w:hAnsi="Arial"/>
+                </w:rPr>
+                <w:t xml:space="preserve">https://www.youtube.com/watch?v=qcb-mcREIi0</w:t>
+              </w:r>
+            </w:hyperlink>
+          </w:p>
+        </w:tc>
+      </w:tr>
+      <w:tr>
+        <w:trPr>
+          <w:cantSplit/>
+        </w:trPr>
+        <w:tc>
+          <w:tcPr>
+            <w:tcW w:type="dxa" w:w="1700"/>
+            <w:tcBorders>
+              <w:top w:val="single" w:color="DDDDDD" w:sz="2"/>
+              <w:left w:val="single" w:color="DDDDDD" w:sz="2"/>
+              <w:bottom w:val="single" w:color="DDDDDD" w:sz="2"/>
+              <w:right w:val="single" w:color="DDDDDD" w:sz="2"/>
+            </w:tcBorders>
+            <w:shd w:fill="FFFFFF" w:val="clear"/>
+            <w:tcMar>
+              <w:top w:type="dxa" w:w="40"/>
+              <w:left w:type="dxa" w:w="110"/>
+              <w:bottom w:type="dxa" w:w="40"/>
+              <w:right w:type="dxa" w:w="110"/>
+            </w:tcMar>
+            <w:vAlign w:val="top"/>
+          </w:tcPr>
+          <w:p>
+            <w:pPr>
+              <w:spacing w:before="0" w:after="0"/>
+              <w:jc w:val="left"/>
+            </w:pPr>
+            <w:r>
+              <w:rPr>
+                <w:b w:val="false"/>
+                <w:bCs w:val="false"/>
+                <w:i w:val="false"/>
+                <w:iCs w:val="false"/>
+                <w:color w:val="000000"/>
+                <w:sz w:val="13"/>
+                <w:szCs w:val="13"/>
+                <w:rFonts w:ascii="Arial" w:cs="Arial" w:eastAsia="Arial" w:hAnsi="Arial"/>
+              </w:rPr>
+              <w:t xml:space="preserve">Worksheet (print)</w:t>
+            </w:r>
+          </w:p>
+        </w:tc>
+        <w:tc>
+          <w:tcPr>
+            <w:tcW w:type="dxa" w:w="6000"/>
+            <w:tcBorders>
+              <w:top w:val="single" w:color="DDDDDD" w:sz="2"/>
+              <w:left w:val="single" w:color="DDDDDD" w:sz="2"/>
+              <w:bottom w:val="single" w:color="DDDDDD" w:sz="2"/>
+              <w:right w:val="single" w:color="DDDDDD" w:sz="2"/>
+            </w:tcBorders>
+            <w:shd w:fill="FFFFFF" w:val="clear"/>
+            <w:tcMar>
+              <w:top w:type="dxa" w:w="40"/>
+              <w:left w:type="dxa" w:w="110"/>
+              <w:bottom w:type="dxa" w:w="40"/>
+              <w:right w:type="dxa" w:w="110"/>
+            </w:tcMar>
+            <w:vAlign w:val="top"/>
+          </w:tcPr>
+          <w:p>
+            <w:pPr>
+              <w:spacing w:before="0" w:after="0"/>
+              <w:jc w:val="left"/>
+            </w:pPr>
+            <w:r>
+              <w:rPr>
+                <w:b w:val="false"/>
+                <w:bCs w:val="false"/>
+                <w:i w:val="false"/>
+                <w:iCs w:val="false"/>
+                <w:color w:val="000000"/>
+                <w:sz w:val="14"/>
+                <w:szCs w:val="14"/>
+                <w:rFonts w:ascii="Arial" w:cs="Arial" w:eastAsia="Arial" w:hAnsi="Arial"/>
+              </w:rPr>
+              <w:t xml:space="preserve">Corbettmaths — Coordinates (PDF)</w:t>
+            </w:r>
+          </w:p>
+        </w:tc>
+        <w:tc>
+          <w:tcPr>
+            <w:tcW w:type="dxa" w:w="7338"/>
+            <w:tcBorders>
+              <w:top w:val="single" w:color="DDDDDD" w:sz="2"/>
+              <w:left w:val="single" w:color="DDDDDD" w:sz="2"/>
+              <w:bottom w:val="single" w:color="DDDDDD" w:sz="2"/>
+              <w:right w:val="single" w:color="DDDDDD" w:sz="2"/>
+            </w:tcBorders>
+            <w:shd w:fill="FFFFFF" w:val="clear"/>
+            <w:tcMar>
+              <w:top w:type="dxa" w:w="40"/>
+              <w:left w:type="dxa" w:w="110"/>
+              <w:bottom w:type="dxa" w:w="40"/>
+              <w:right w:type="dxa" w:w="110"/>
+            </w:tcMar>
+            <w:vAlign w:val="top"/>
+          </w:tcPr>
+          <w:p>
+            <w:pPr>
+              <w:spacing w:before="0" w:after="0"/>
+            </w:pPr>
+            <w:hyperlink w:history="1" r:id="rId7z5fahbmulbcxstq-5qrm">
+              <w:r>
+                <w:rPr>
+                  <w:u w:val="single"/>
+                  <w:color w:val="0563C1"/>
+                  <w:sz w:val="13"/>
+                  <w:szCs w:val="13"/>
+                  <w:rFonts w:ascii="Arial" w:cs="Arial" w:eastAsia="Arial" w:hAnsi="Arial"/>
+                </w:rPr>
+                <w:t xml:space="preserve">https://corbettmaths.com/wp-content/uploads/2013/02/coordinates-pdf1.pdf</w:t>
+              </w:r>
+            </w:hyperlink>
+          </w:p>
+        </w:tc>
+      </w:tr>
+      <w:tr>
+        <w:trPr>
+          <w:cantSplit/>
+        </w:trPr>
+        <w:tc>
+          <w:tcPr>
+            <w:tcW w:type="dxa" w:w="15038"/>
+            <w:gridSpan w:val="3"/>
+            <w:tcBorders>
+              <w:top w:val="single" w:color="DDDDDD" w:sz="2"/>
+              <w:left w:val="single" w:color="DDDDDD" w:sz="2"/>
+              <w:bottom w:val="single" w:color="DDDDDD" w:sz="2"/>
+              <w:right w:val="single" w:color="DDDDDD" w:sz="2"/>
+            </w:tcBorders>
+            <w:shd w:fill="FCDBD9" w:val="clear"/>
+            <w:tcMar>
+              <w:top w:type="dxa" w:w="50"/>
+              <w:left w:type="dxa" w:w="110"/>
+              <w:bottom w:type="dxa" w:w="50"/>
+              <w:right w:type="dxa" w:w="110"/>
+            </w:tcMar>
+          </w:tcPr>
+          <w:p>
+            <w:pPr>
+              <w:spacing w:before="0" w:after="0"/>
+            </w:pPr>
+            <w:r>
+              <w:rPr>
+                <w:b/>
+                <w:bCs/>
+                <w:color w:val="C00000"/>
+                <w:sz w:val="15"/>
+                <w:szCs w:val="15"/>
+                <w:rFonts w:ascii="Arial" w:cs="Arial" w:eastAsia="Arial" w:hAnsi="Arial"/>
+              </w:rPr>
+              <w:t xml:space="preserve">R2 -- Recognise when the outcomes of a chance experiment are equally likely.</w:t>
+            </w:r>
+          </w:p>
+        </w:tc>
+      </w:tr>
+      <w:tr>
+        <w:trPr>
+          <w:cantSplit/>
+        </w:trPr>
+        <w:tc>
+          <w:tcPr>
+            <w:tcW w:type="dxa" w:w="1700"/>
+            <w:tcBorders>
+              <w:top w:val="single" w:color="DDDDDD" w:sz="2"/>
+              <w:left w:val="single" w:color="DDDDDD" w:sz="2"/>
+              <w:bottom w:val="single" w:color="DDDDDD" w:sz="2"/>
+              <w:right w:val="single" w:color="DDDDDD" w:sz="2"/>
+            </w:tcBorders>
+            <w:shd w:fill="FFFFFF" w:val="clear"/>
+            <w:tcMar>
+              <w:top w:type="dxa" w:w="40"/>
+              <w:left w:type="dxa" w:w="110"/>
+              <w:bottom w:type="dxa" w:w="40"/>
+              <w:right w:type="dxa" w:w="110"/>
+            </w:tcMar>
+            <w:vAlign w:val="top"/>
+          </w:tcPr>
+          <w:p>
+            <w:pPr>
+              <w:spacing w:before="0" w:after="0"/>
+              <w:jc w:val="left"/>
+            </w:pPr>
+            <w:r>
+              <w:rPr>
+                <w:b w:val="false"/>
+                <w:bCs w:val="false"/>
+                <w:i w:val="false"/>
+                <w:iCs w:val="false"/>
+                <w:color w:val="000000"/>
+                <w:sz w:val="13"/>
+                <w:szCs w:val="13"/>
+                <w:rFonts w:ascii="Arial" w:cs="Arial" w:eastAsia="Arial" w:hAnsi="Arial"/>
+              </w:rPr>
+              <w:t xml:space="preserve">Video</w:t>
+            </w:r>
+          </w:p>
+        </w:tc>
+        <w:tc>
+          <w:tcPr>
+            <w:tcW w:type="dxa" w:w="6000"/>
+            <w:tcBorders>
+              <w:top w:val="single" w:color="DDDDDD" w:sz="2"/>
+              <w:left w:val="single" w:color="DDDDDD" w:sz="2"/>
+              <w:bottom w:val="single" w:color="DDDDDD" w:sz="2"/>
+              <w:right w:val="single" w:color="DDDDDD" w:sz="2"/>
+            </w:tcBorders>
+            <w:shd w:fill="FFFFFF" w:val="clear"/>
+            <w:tcMar>
+              <w:top w:type="dxa" w:w="40"/>
+              <w:left w:type="dxa" w:w="110"/>
+              <w:bottom w:type="dxa" w:w="40"/>
+              <w:right w:type="dxa" w:w="110"/>
+            </w:tcMar>
+            <w:vAlign w:val="top"/>
+          </w:tcPr>
+          <w:p>
+            <w:pPr>
+              <w:spacing w:before="0" w:after="0"/>
+              <w:jc w:val="left"/>
+            </w:pPr>
+            <w:r>
+              <w:rPr>
+                <w:b w:val="false"/>
+                <w:bCs w:val="false"/>
+                <w:i w:val="false"/>
+                <w:iCs w:val="false"/>
+                <w:color w:val="000000"/>
+                <w:sz w:val="14"/>
+                <w:szCs w:val="14"/>
+                <w:rFonts w:ascii="Arial" w:cs="Arial" w:eastAsia="Arial" w:hAnsi="Arial"/>
+              </w:rPr>
+              <w:t xml:space="preserve">An Intro to Probability | Basic Probability | Math with Mr. J</w:t>
+            </w:r>
+          </w:p>
+        </w:tc>
+        <w:tc>
+          <w:tcPr>
+            <w:tcW w:type="dxa" w:w="7338"/>
+            <w:tcBorders>
+              <w:top w:val="single" w:color="DDDDDD" w:sz="2"/>
+              <w:left w:val="single" w:color="DDDDDD" w:sz="2"/>
+              <w:bottom w:val="single" w:color="DDDDDD" w:sz="2"/>
+              <w:right w:val="single" w:color="DDDDDD" w:sz="2"/>
+            </w:tcBorders>
+            <w:shd w:fill="FFFFFF" w:val="clear"/>
+            <w:tcMar>
+              <w:top w:type="dxa" w:w="40"/>
+              <w:left w:type="dxa" w:w="110"/>
+              <w:bottom w:type="dxa" w:w="40"/>
+              <w:right w:type="dxa" w:w="110"/>
+            </w:tcMar>
+            <w:vAlign w:val="top"/>
+          </w:tcPr>
+          <w:p>
+            <w:pPr>
+              <w:spacing w:before="0" w:after="0"/>
+            </w:pPr>
+            <w:hyperlink w:history="1" r:id="rIdztz0kitewvkmfhaxx4wdx">
+              <w:r>
+                <w:rPr>
+                  <w:u w:val="single"/>
+                  <w:color w:val="0563C1"/>
+                  <w:sz w:val="13"/>
+                  <w:szCs w:val="13"/>
+                  <w:rFonts w:ascii="Arial" w:cs="Arial" w:eastAsia="Arial" w:hAnsi="Arial"/>
+                </w:rPr>
+                <w:t xml:space="preserve">https://www.youtube.com/watch?v=6IdNYdA6no8</w:t>
+              </w:r>
+            </w:hyperlink>
+          </w:p>
+        </w:tc>
+      </w:tr>
+      <w:tr>
+        <w:trPr>
+          <w:cantSplit/>
+        </w:trPr>
+        <w:tc>
+          <w:tcPr>
+            <w:tcW w:type="dxa" w:w="1700"/>
+            <w:tcBorders>
+              <w:top w:val="single" w:color="DDDDDD" w:sz="2"/>
+              <w:left w:val="single" w:color="DDDDDD" w:sz="2"/>
+              <w:bottom w:val="single" w:color="DDDDDD" w:sz="2"/>
+              <w:right w:val="single" w:color="DDDDDD" w:sz="2"/>
+            </w:tcBorders>
+            <w:shd w:fill="FFFFFF" w:val="clear"/>
+            <w:tcMar>
+              <w:top w:type="dxa" w:w="40"/>
+              <w:left w:type="dxa" w:w="110"/>
+              <w:bottom w:type="dxa" w:w="40"/>
+              <w:right w:type="dxa" w:w="110"/>
+            </w:tcMar>
+            <w:vAlign w:val="top"/>
+          </w:tcPr>
+          <w:p>
+            <w:pPr>
+              <w:spacing w:before="0" w:after="0"/>
+              <w:jc w:val="left"/>
+            </w:pPr>
+            <w:r>
+              <w:rPr>
+                <w:b w:val="false"/>
+                <w:bCs w:val="false"/>
+                <w:i w:val="false"/>
+                <w:iCs w:val="false"/>
+                <w:color w:val="000000"/>
+                <w:sz w:val="13"/>
+                <w:szCs w:val="13"/>
+                <w:rFonts w:ascii="Arial" w:cs="Arial" w:eastAsia="Arial" w:hAnsi="Arial"/>
+              </w:rPr>
+              <w:t xml:space="preserve">Video</w:t>
+            </w:r>
+          </w:p>
+        </w:tc>
+        <w:tc>
+          <w:tcPr>
+            <w:tcW w:type="dxa" w:w="6000"/>
+            <w:tcBorders>
+              <w:top w:val="single" w:color="DDDDDD" w:sz="2"/>
+              <w:left w:val="single" w:color="DDDDDD" w:sz="2"/>
+              <w:bottom w:val="single" w:color="DDDDDD" w:sz="2"/>
+              <w:right w:val="single" w:color="DDDDDD" w:sz="2"/>
+            </w:tcBorders>
+            <w:shd w:fill="FFFFFF" w:val="clear"/>
+            <w:tcMar>
+              <w:top w:type="dxa" w:w="40"/>
+              <w:left w:type="dxa" w:w="110"/>
+              <w:bottom w:type="dxa" w:w="40"/>
+              <w:right w:type="dxa" w:w="110"/>
+            </w:tcMar>
+            <w:vAlign w:val="top"/>
+          </w:tcPr>
+          <w:p>
+            <w:pPr>
+              <w:spacing w:before="0" w:after="0"/>
+              <w:jc w:val="left"/>
+            </w:pPr>
+            <w:r>
+              <w:rPr>
+                <w:b w:val="false"/>
+                <w:bCs w:val="false"/>
+                <w:i w:val="false"/>
+                <w:iCs w:val="false"/>
+                <w:color w:val="000000"/>
+                <w:sz w:val="14"/>
+                <w:szCs w:val="14"/>
+                <w:rFonts w:ascii="Arial" w:cs="Arial" w:eastAsia="Arial" w:hAnsi="Arial"/>
+              </w:rPr>
+              <w:t xml:space="preserve">Probability For Kids — Likely, Unlikely, Impossible &amp; Equally Likely</w:t>
+            </w:r>
+          </w:p>
+        </w:tc>
+        <w:tc>
+          <w:tcPr>
+            <w:tcW w:type="dxa" w:w="7338"/>
+            <w:tcBorders>
+              <w:top w:val="single" w:color="DDDDDD" w:sz="2"/>
+              <w:left w:val="single" w:color="DDDDDD" w:sz="2"/>
+              <w:bottom w:val="single" w:color="DDDDDD" w:sz="2"/>
+              <w:right w:val="single" w:color="DDDDDD" w:sz="2"/>
+            </w:tcBorders>
+            <w:shd w:fill="FFFFFF" w:val="clear"/>
+            <w:tcMar>
+              <w:top w:type="dxa" w:w="40"/>
+              <w:left w:type="dxa" w:w="110"/>
+              <w:bottom w:type="dxa" w:w="40"/>
+              <w:right w:type="dxa" w:w="110"/>
+            </w:tcMar>
+            <w:vAlign w:val="top"/>
+          </w:tcPr>
+          <w:p>
+            <w:pPr>
+              <w:spacing w:before="0" w:after="0"/>
+            </w:pPr>
+            <w:hyperlink w:history="1" r:id="rIdnqvx-k1lko2ztrailfphf">
+              <w:r>
+                <w:rPr>
+                  <w:u w:val="single"/>
+                  <w:color w:val="0563C1"/>
+                  <w:sz w:val="13"/>
+                  <w:szCs w:val="13"/>
+                  <w:rFonts w:ascii="Arial" w:cs="Arial" w:eastAsia="Arial" w:hAnsi="Arial"/>
+                </w:rPr>
+                <w:t xml:space="preserve">https://www.youtube.com/watch?v=ad00GRc8BLg</w:t>
+              </w:r>
+            </w:hyperlink>
+          </w:p>
+        </w:tc>
+      </w:tr>
+      <w:tr>
+        <w:trPr>
+          <w:cantSplit/>
+        </w:trPr>
+        <w:tc>
+          <w:tcPr>
+            <w:tcW w:type="dxa" w:w="1700"/>
+            <w:tcBorders>
+              <w:top w:val="single" w:color="DDDDDD" w:sz="2"/>
+              <w:left w:val="single" w:color="DDDDDD" w:sz="2"/>
+              <w:bottom w:val="single" w:color="DDDDDD" w:sz="2"/>
+              <w:right w:val="single" w:color="DDDDDD" w:sz="2"/>
+            </w:tcBorders>
+            <w:shd w:fill="FFFFFF" w:val="clear"/>
+            <w:tcMar>
+              <w:top w:type="dxa" w:w="40"/>
+              <w:left w:type="dxa" w:w="110"/>
+              <w:bottom w:type="dxa" w:w="40"/>
+              <w:right w:type="dxa" w:w="110"/>
+            </w:tcMar>
+            <w:vAlign w:val="top"/>
+          </w:tcPr>
+          <w:p>
+            <w:pPr>
+              <w:spacing w:before="0" w:after="0"/>
+              <w:jc w:val="left"/>
+            </w:pPr>
+            <w:r>
+              <w:rPr>
+                <w:b w:val="false"/>
+                <w:bCs w:val="false"/>
+                <w:i w:val="false"/>
+                <w:iCs w:val="false"/>
+                <w:color w:val="000000"/>
+                <w:sz w:val="13"/>
+                <w:szCs w:val="13"/>
+                <w:rFonts w:ascii="Arial" w:cs="Arial" w:eastAsia="Arial" w:hAnsi="Arial"/>
+              </w:rPr>
+              <w:t xml:space="preserve">Video</w:t>
+            </w:r>
+          </w:p>
+        </w:tc>
+        <w:tc>
+          <w:tcPr>
+            <w:tcW w:type="dxa" w:w="6000"/>
+            <w:tcBorders>
+              <w:top w:val="single" w:color="DDDDDD" w:sz="2"/>
+              <w:left w:val="single" w:color="DDDDDD" w:sz="2"/>
+              <w:bottom w:val="single" w:color="DDDDDD" w:sz="2"/>
+              <w:right w:val="single" w:color="DDDDDD" w:sz="2"/>
+            </w:tcBorders>
+            <w:shd w:fill="FFFFFF" w:val="clear"/>
+            <w:tcMar>
+              <w:top w:type="dxa" w:w="40"/>
+              <w:left w:type="dxa" w:w="110"/>
+              <w:bottom w:type="dxa" w:w="40"/>
+              <w:right w:type="dxa" w:w="110"/>
+            </w:tcMar>
+            <w:vAlign w:val="top"/>
+          </w:tcPr>
+          <w:p>
+            <w:pPr>
+              <w:spacing w:before="0" w:after="0"/>
+              <w:jc w:val="left"/>
+            </w:pPr>
+            <w:r>
+              <w:rPr>
+                <w:b w:val="false"/>
+                <w:bCs w:val="false"/>
+                <w:i w:val="false"/>
+                <w:iCs w:val="false"/>
+                <w:color w:val="000000"/>
+                <w:sz w:val="14"/>
+                <w:szCs w:val="14"/>
+                <w:rFonts w:ascii="Arial" w:cs="Arial" w:eastAsia="Arial" w:hAnsi="Arial"/>
+              </w:rPr>
+              <w:t xml:space="preserve">Math Antics — Basic Probability</w:t>
+            </w:r>
+          </w:p>
+        </w:tc>
+        <w:tc>
+          <w:tcPr>
+            <w:tcW w:type="dxa" w:w="7338"/>
+            <w:tcBorders>
+              <w:top w:val="single" w:color="DDDDDD" w:sz="2"/>
+              <w:left w:val="single" w:color="DDDDDD" w:sz="2"/>
+              <w:bottom w:val="single" w:color="DDDDDD" w:sz="2"/>
+              <w:right w:val="single" w:color="DDDDDD" w:sz="2"/>
+            </w:tcBorders>
+            <w:shd w:fill="FFFFFF" w:val="clear"/>
+            <w:tcMar>
+              <w:top w:type="dxa" w:w="40"/>
+              <w:left w:type="dxa" w:w="110"/>
+              <w:bottom w:type="dxa" w:w="40"/>
+              <w:right w:type="dxa" w:w="110"/>
+            </w:tcMar>
+            <w:vAlign w:val="top"/>
+          </w:tcPr>
+          <w:p>
+            <w:pPr>
+              <w:spacing w:before="0" w:after="0"/>
+            </w:pPr>
+            <w:hyperlink w:history="1" r:id="rIdb6zr01xrqj0xw28vmlhts">
+              <w:r>
+                <w:rPr>
+                  <w:u w:val="single"/>
+                  <w:color w:val="0563C1"/>
+                  <w:sz w:val="13"/>
+                  <w:szCs w:val="13"/>
+                  <w:rFonts w:ascii="Arial" w:cs="Arial" w:eastAsia="Arial" w:hAnsi="Arial"/>
+                </w:rPr>
+                <w:t xml:space="preserve">https://www.youtube.com/watch?v=KzfWUEJjG18</w:t>
+              </w:r>
+            </w:hyperlink>
+          </w:p>
+        </w:tc>
+      </w:tr>
+      <w:tr>
+        <w:trPr>
+          <w:cantSplit/>
+        </w:trPr>
+        <w:tc>
+          <w:tcPr>
+            <w:tcW w:type="dxa" w:w="15038"/>
+            <w:gridSpan w:val="3"/>
+            <w:tcBorders>
+              <w:top w:val="single" w:color="DDDDDD" w:sz="2"/>
+              <w:left w:val="single" w:color="DDDDDD" w:sz="2"/>
+              <w:bottom w:val="single" w:color="DDDDDD" w:sz="2"/>
+              <w:right w:val="single" w:color="DDDDDD" w:sz="2"/>
+            </w:tcBorders>
+            <w:shd w:fill="FCDBD9" w:val="clear"/>
+            <w:tcMar>
+              <w:top w:type="dxa" w:w="50"/>
+              <w:left w:type="dxa" w:w="110"/>
+              <w:bottom w:type="dxa" w:w="50"/>
+              <w:right w:type="dxa" w:w="110"/>
+            </w:tcMar>
+          </w:tcPr>
+          <w:p>
+            <w:pPr>
+              <w:spacing w:before="0" w:after="0"/>
+            </w:pPr>
+            <w:r>
+              <w:rPr>
+                <w:b/>
+                <w:bCs/>
+                <w:color w:val="C00000"/>
+                <w:sz w:val="15"/>
+                <w:szCs w:val="15"/>
+                <w:rFonts w:ascii="Arial" w:cs="Arial" w:eastAsia="Arial" w:hAnsi="Arial"/>
+              </w:rPr>
+              <w:t xml:space="preserve">R3 -- Represent the probability of an outcome of a chance experiment as a fraction.</w:t>
+            </w:r>
+          </w:p>
+        </w:tc>
+      </w:tr>
+      <w:tr>
+        <w:trPr>
+          <w:cantSplit/>
+        </w:trPr>
+        <w:tc>
+          <w:tcPr>
+            <w:tcW w:type="dxa" w:w="1700"/>
+            <w:tcBorders>
+              <w:top w:val="single" w:color="DDDDDD" w:sz="2"/>
+              <w:left w:val="single" w:color="DDDDDD" w:sz="2"/>
+              <w:bottom w:val="single" w:color="DDDDDD" w:sz="2"/>
+              <w:right w:val="single" w:color="DDDDDD" w:sz="2"/>
+            </w:tcBorders>
+            <w:shd w:fill="FFFFFF" w:val="clear"/>
+            <w:tcMar>
+              <w:top w:type="dxa" w:w="40"/>
+              <w:left w:type="dxa" w:w="110"/>
+              <w:bottom w:type="dxa" w:w="40"/>
+              <w:right w:type="dxa" w:w="110"/>
+            </w:tcMar>
+            <w:vAlign w:val="top"/>
+          </w:tcPr>
+          <w:p>
+            <w:pPr>
+              <w:spacing w:before="0" w:after="0"/>
+              <w:jc w:val="left"/>
+            </w:pPr>
+            <w:r>
+              <w:rPr>
+                <w:b w:val="false"/>
+                <w:bCs w:val="false"/>
+                <w:i w:val="false"/>
+                <w:iCs w:val="false"/>
+                <w:color w:val="000000"/>
+                <w:sz w:val="13"/>
+                <w:szCs w:val="13"/>
+                <w:rFonts w:ascii="Arial" w:cs="Arial" w:eastAsia="Arial" w:hAnsi="Arial"/>
+              </w:rPr>
+              <w:t xml:space="preserve">Video</w:t>
+            </w:r>
+          </w:p>
+        </w:tc>
+        <w:tc>
+          <w:tcPr>
+            <w:tcW w:type="dxa" w:w="6000"/>
+            <w:tcBorders>
+              <w:top w:val="single" w:color="DDDDDD" w:sz="2"/>
+              <w:left w:val="single" w:color="DDDDDD" w:sz="2"/>
+              <w:bottom w:val="single" w:color="DDDDDD" w:sz="2"/>
+              <w:right w:val="single" w:color="DDDDDD" w:sz="2"/>
+            </w:tcBorders>
+            <w:shd w:fill="FFFFFF" w:val="clear"/>
+            <w:tcMar>
+              <w:top w:type="dxa" w:w="40"/>
+              <w:left w:type="dxa" w:w="110"/>
+              <w:bottom w:type="dxa" w:w="40"/>
+              <w:right w:type="dxa" w:w="110"/>
+            </w:tcMar>
+            <w:vAlign w:val="top"/>
+          </w:tcPr>
+          <w:p>
+            <w:pPr>
+              <w:spacing w:before="0" w:after="0"/>
+              <w:jc w:val="left"/>
+            </w:pPr>
+            <w:r>
+              <w:rPr>
+                <w:b w:val="false"/>
+                <w:bCs w:val="false"/>
+                <w:i w:val="false"/>
+                <w:iCs w:val="false"/>
+                <w:color w:val="000000"/>
+                <w:sz w:val="14"/>
+                <w:szCs w:val="14"/>
+                <w:rFonts w:ascii="Arial" w:cs="Arial" w:eastAsia="Arial" w:hAnsi="Arial"/>
+              </w:rPr>
+              <w:t xml:space="preserve">An Intro to Finding Probability | Basic Probability | Math with Mr. J</w:t>
+            </w:r>
+          </w:p>
+        </w:tc>
+        <w:tc>
+          <w:tcPr>
+            <w:tcW w:type="dxa" w:w="7338"/>
+            <w:tcBorders>
+              <w:top w:val="single" w:color="DDDDDD" w:sz="2"/>
+              <w:left w:val="single" w:color="DDDDDD" w:sz="2"/>
+              <w:bottom w:val="single" w:color="DDDDDD" w:sz="2"/>
+              <w:right w:val="single" w:color="DDDDDD" w:sz="2"/>
+            </w:tcBorders>
+            <w:shd w:fill="FFFFFF" w:val="clear"/>
+            <w:tcMar>
+              <w:top w:type="dxa" w:w="40"/>
+              <w:left w:type="dxa" w:w="110"/>
+              <w:bottom w:type="dxa" w:w="40"/>
+              <w:right w:type="dxa" w:w="110"/>
+            </w:tcMar>
+            <w:vAlign w:val="top"/>
+          </w:tcPr>
+          <w:p>
+            <w:pPr>
+              <w:spacing w:before="0" w:after="0"/>
+            </w:pPr>
+            <w:hyperlink w:history="1" r:id="rId2iuy-q-cvys0zhyrdr3j0">
+              <w:r>
+                <w:rPr>
+                  <w:u w:val="single"/>
+                  <w:color w:val="0563C1"/>
+                  <w:sz w:val="13"/>
+                  <w:szCs w:val="13"/>
+                  <w:rFonts w:ascii="Arial" w:cs="Arial" w:eastAsia="Arial" w:hAnsi="Arial"/>
+                </w:rPr>
+                <w:t xml:space="preserve">https://www.youtube.com/watch?v=zE-Y_QCHOt8</w:t>
+              </w:r>
+            </w:hyperlink>
+          </w:p>
+        </w:tc>
+      </w:tr>
+      <w:tr>
+        <w:trPr>
+          <w:cantSplit/>
+        </w:trPr>
+        <w:tc>
+          <w:tcPr>
+            <w:tcW w:type="dxa" w:w="1700"/>
+            <w:tcBorders>
+              <w:top w:val="single" w:color="DDDDDD" w:sz="2"/>
+              <w:left w:val="single" w:color="DDDDDD" w:sz="2"/>
+              <w:bottom w:val="single" w:color="DDDDDD" w:sz="2"/>
+              <w:right w:val="single" w:color="DDDDDD" w:sz="2"/>
+            </w:tcBorders>
+            <w:shd w:fill="FFFFFF" w:val="clear"/>
+            <w:tcMar>
+              <w:top w:type="dxa" w:w="40"/>
+              <w:left w:type="dxa" w:w="110"/>
+              <w:bottom w:type="dxa" w:w="40"/>
+              <w:right w:type="dxa" w:w="110"/>
+            </w:tcMar>
+            <w:vAlign w:val="top"/>
+          </w:tcPr>
+          <w:p>
+            <w:pPr>
+              <w:spacing w:before="0" w:after="0"/>
+              <w:jc w:val="left"/>
+            </w:pPr>
+            <w:r>
+              <w:rPr>
+                <w:b w:val="false"/>
+                <w:bCs w:val="false"/>
+                <w:i w:val="false"/>
+                <w:iCs w:val="false"/>
+                <w:color w:val="000000"/>
+                <w:sz w:val="13"/>
+                <w:szCs w:val="13"/>
+                <w:rFonts w:ascii="Arial" w:cs="Arial" w:eastAsia="Arial" w:hAnsi="Arial"/>
+              </w:rPr>
+              <w:t xml:space="preserve">Video</w:t>
+            </w:r>
+          </w:p>
+        </w:tc>
+        <w:tc>
+          <w:tcPr>
+            <w:tcW w:type="dxa" w:w="6000"/>
+            <w:tcBorders>
+              <w:top w:val="single" w:color="DDDDDD" w:sz="2"/>
+              <w:left w:val="single" w:color="DDDDDD" w:sz="2"/>
+              <w:bottom w:val="single" w:color="DDDDDD" w:sz="2"/>
+              <w:right w:val="single" w:color="DDDDDD" w:sz="2"/>
+            </w:tcBorders>
+            <w:shd w:fill="FFFFFF" w:val="clear"/>
+            <w:tcMar>
+              <w:top w:type="dxa" w:w="40"/>
+              <w:left w:type="dxa" w:w="110"/>
+              <w:bottom w:type="dxa" w:w="40"/>
+              <w:right w:type="dxa" w:w="110"/>
+            </w:tcMar>
+            <w:vAlign w:val="top"/>
+          </w:tcPr>
+          <w:p>
+            <w:pPr>
+              <w:spacing w:before="0" w:after="0"/>
+              <w:jc w:val="left"/>
+            </w:pPr>
+            <w:r>
+              <w:rPr>
+                <w:b w:val="false"/>
+                <w:bCs w:val="false"/>
+                <w:i w:val="false"/>
+                <w:iCs w:val="false"/>
+                <w:color w:val="000000"/>
+                <w:sz w:val="14"/>
+                <w:szCs w:val="14"/>
+                <w:rFonts w:ascii="Arial" w:cs="Arial" w:eastAsia="Arial" w:hAnsi="Arial"/>
+              </w:rPr>
+              <w:t xml:space="preserve">Calculating Probability as a Fraction | EasyTeaching</w:t>
+            </w:r>
+          </w:p>
+        </w:tc>
+        <w:tc>
+          <w:tcPr>
+            <w:tcW w:type="dxa" w:w="7338"/>
+            <w:tcBorders>
+              <w:top w:val="single" w:color="DDDDDD" w:sz="2"/>
+              <w:left w:val="single" w:color="DDDDDD" w:sz="2"/>
+              <w:bottom w:val="single" w:color="DDDDDD" w:sz="2"/>
+              <w:right w:val="single" w:color="DDDDDD" w:sz="2"/>
+            </w:tcBorders>
+            <w:shd w:fill="FFFFFF" w:val="clear"/>
+            <w:tcMar>
+              <w:top w:type="dxa" w:w="40"/>
+              <w:left w:type="dxa" w:w="110"/>
+              <w:bottom w:type="dxa" w:w="40"/>
+              <w:right w:type="dxa" w:w="110"/>
+            </w:tcMar>
+            <w:vAlign w:val="top"/>
+          </w:tcPr>
+          <w:p>
+            <w:pPr>
+              <w:spacing w:before="0" w:after="0"/>
+            </w:pPr>
+            <w:hyperlink w:history="1" r:id="rIdnp1l5b5zm-rnce7ladi_k">
+              <w:r>
+                <w:rPr>
+                  <w:u w:val="single"/>
+                  <w:color w:val="0563C1"/>
+                  <w:sz w:val="13"/>
+                  <w:szCs w:val="13"/>
+                  <w:rFonts w:ascii="Arial" w:cs="Arial" w:eastAsia="Arial" w:hAnsi="Arial"/>
+                </w:rPr>
+                <w:t xml:space="preserve">https://www.youtube.com/watch?v=PSMr1fXr71Y</w:t>
+              </w:r>
+            </w:hyperlink>
+          </w:p>
+        </w:tc>
+      </w:tr>
+      <w:tr>
+        <w:trPr>
+          <w:cantSplit/>
+        </w:trPr>
+        <w:tc>
+          <w:tcPr>
+            <w:tcW w:type="dxa" w:w="1700"/>
+            <w:tcBorders>
+              <w:top w:val="single" w:color="DDDDDD" w:sz="2"/>
+              <w:left w:val="single" w:color="DDDDDD" w:sz="2"/>
+              <w:bottom w:val="single" w:color="DDDDDD" w:sz="2"/>
+              <w:right w:val="single" w:color="DDDDDD" w:sz="2"/>
+            </w:tcBorders>
+            <w:shd w:fill="FFFFFF" w:val="clear"/>
+            <w:tcMar>
+              <w:top w:type="dxa" w:w="40"/>
+              <w:left w:type="dxa" w:w="110"/>
+              <w:bottom w:type="dxa" w:w="40"/>
+              <w:right w:type="dxa" w:w="110"/>
+            </w:tcMar>
+            <w:vAlign w:val="top"/>
+          </w:tcPr>
+          <w:p>
+            <w:pPr>
+              <w:spacing w:before="0" w:after="0"/>
+              <w:jc w:val="left"/>
+            </w:pPr>
+            <w:r>
+              <w:rPr>
+                <w:b w:val="false"/>
+                <w:bCs w:val="false"/>
+                <w:i w:val="false"/>
+                <w:iCs w:val="false"/>
+                <w:color w:val="000000"/>
+                <w:sz w:val="13"/>
+                <w:szCs w:val="13"/>
+                <w:rFonts w:ascii="Arial" w:cs="Arial" w:eastAsia="Arial" w:hAnsi="Arial"/>
+              </w:rPr>
+              <w:t xml:space="preserve">Video</w:t>
+            </w:r>
+          </w:p>
+        </w:tc>
+        <w:tc>
+          <w:tcPr>
+            <w:tcW w:type="dxa" w:w="6000"/>
+            <w:tcBorders>
+              <w:top w:val="single" w:color="DDDDDD" w:sz="2"/>
+              <w:left w:val="single" w:color="DDDDDD" w:sz="2"/>
+              <w:bottom w:val="single" w:color="DDDDDD" w:sz="2"/>
+              <w:right w:val="single" w:color="DDDDDD" w:sz="2"/>
+            </w:tcBorders>
+            <w:shd w:fill="FFFFFF" w:val="clear"/>
+            <w:tcMar>
+              <w:top w:type="dxa" w:w="40"/>
+              <w:left w:type="dxa" w:w="110"/>
+              <w:bottom w:type="dxa" w:w="40"/>
+              <w:right w:type="dxa" w:w="110"/>
+            </w:tcMar>
+            <w:vAlign w:val="top"/>
+          </w:tcPr>
+          <w:p>
+            <w:pPr>
+              <w:spacing w:before="0" w:after="0"/>
+              <w:jc w:val="left"/>
+            </w:pPr>
+            <w:r>
+              <w:rPr>
+                <w:b w:val="false"/>
+                <w:bCs w:val="false"/>
+                <w:i w:val="false"/>
+                <w:iCs w:val="false"/>
+                <w:color w:val="000000"/>
+                <w:sz w:val="14"/>
+                <w:szCs w:val="14"/>
+                <w:rFonts w:ascii="Arial" w:cs="Arial" w:eastAsia="Arial" w:hAnsi="Arial"/>
+              </w:rPr>
+              <w:t xml:space="preserve">Finding Probability | Basic Probability | Math with Mr. J</w:t>
+            </w:r>
+          </w:p>
+        </w:tc>
+        <w:tc>
+          <w:tcPr>
+            <w:tcW w:type="dxa" w:w="7338"/>
+            <w:tcBorders>
+              <w:top w:val="single" w:color="DDDDDD" w:sz="2"/>
+              <w:left w:val="single" w:color="DDDDDD" w:sz="2"/>
+              <w:bottom w:val="single" w:color="DDDDDD" w:sz="2"/>
+              <w:right w:val="single" w:color="DDDDDD" w:sz="2"/>
+            </w:tcBorders>
+            <w:shd w:fill="FFFFFF" w:val="clear"/>
+            <w:tcMar>
+              <w:top w:type="dxa" w:w="40"/>
+              <w:left w:type="dxa" w:w="110"/>
+              <w:bottom w:type="dxa" w:w="40"/>
+              <w:right w:type="dxa" w:w="110"/>
+            </w:tcMar>
+            <w:vAlign w:val="top"/>
+          </w:tcPr>
+          <w:p>
+            <w:pPr>
+              <w:spacing w:before="0" w:after="0"/>
+            </w:pPr>
+            <w:hyperlink w:history="1" r:id="rIdv0hqxullrmbg9tvdewqmj">
+              <w:r>
+                <w:rPr>
+                  <w:u w:val="single"/>
+                  <w:color w:val="0563C1"/>
+                  <w:sz w:val="13"/>
+                  <w:szCs w:val="13"/>
+                  <w:rFonts w:ascii="Arial" w:cs="Arial" w:eastAsia="Arial" w:hAnsi="Arial"/>
+                </w:rPr>
+                <w:t xml:space="preserve">https://www.youtube.com/watch?v=QEdHtF1CKRQ</w:t>
+              </w:r>
+            </w:hyperlink>
+          </w:p>
+        </w:tc>
+      </w:tr>
+      <w:tr>
+        <w:trPr>
+          <w:cantSplit/>
+        </w:trPr>
+        <w:tc>
+          <w:tcPr>
+            <w:tcW w:type="dxa" w:w="1700"/>
+            <w:tcBorders>
+              <w:top w:val="single" w:color="DDDDDD" w:sz="2"/>
+              <w:left w:val="single" w:color="DDDDDD" w:sz="2"/>
+              <w:bottom w:val="single" w:color="DDDDDD" w:sz="2"/>
+              <w:right w:val="single" w:color="DDDDDD" w:sz="2"/>
+            </w:tcBorders>
+            <w:shd w:fill="FFFFFF" w:val="clear"/>
+            <w:tcMar>
+              <w:top w:type="dxa" w:w="40"/>
+              <w:left w:type="dxa" w:w="110"/>
+              <w:bottom w:type="dxa" w:w="40"/>
+              <w:right w:type="dxa" w:w="110"/>
+            </w:tcMar>
+            <w:vAlign w:val="top"/>
+          </w:tcPr>
+          <w:p>
+            <w:pPr>
+              <w:spacing w:before="0" w:after="0"/>
+              <w:jc w:val="left"/>
+            </w:pPr>
+            <w:r>
+              <w:rPr>
+                <w:b w:val="false"/>
+                <w:bCs w:val="false"/>
+                <w:i w:val="false"/>
+                <w:iCs w:val="false"/>
+                <w:color w:val="000000"/>
+                <w:sz w:val="13"/>
+                <w:szCs w:val="13"/>
+                <w:rFonts w:ascii="Arial" w:cs="Arial" w:eastAsia="Arial" w:hAnsi="Arial"/>
+              </w:rPr>
+              <w:t xml:space="preserve">Worksheet (print)</w:t>
+            </w:r>
+          </w:p>
+        </w:tc>
+        <w:tc>
+          <w:tcPr>
+            <w:tcW w:type="dxa" w:w="6000"/>
+            <w:tcBorders>
+              <w:top w:val="single" w:color="DDDDDD" w:sz="2"/>
+              <w:left w:val="single" w:color="DDDDDD" w:sz="2"/>
+              <w:bottom w:val="single" w:color="DDDDDD" w:sz="2"/>
+              <w:right w:val="single" w:color="DDDDDD" w:sz="2"/>
+            </w:tcBorders>
+            <w:shd w:fill="FFFFFF" w:val="clear"/>
+            <w:tcMar>
+              <w:top w:type="dxa" w:w="40"/>
+              <w:left w:type="dxa" w:w="110"/>
+              <w:bottom w:type="dxa" w:w="40"/>
+              <w:right w:type="dxa" w:w="110"/>
+            </w:tcMar>
+            <w:vAlign w:val="top"/>
+          </w:tcPr>
+          <w:p>
+            <w:pPr>
+              <w:spacing w:before="0" w:after="0"/>
+              <w:jc w:val="left"/>
+            </w:pPr>
+            <w:r>
+              <w:rPr>
+                <w:b w:val="false"/>
+                <w:bCs w:val="false"/>
+                <w:i w:val="false"/>
+                <w:iCs w:val="false"/>
+                <w:color w:val="000000"/>
+                <w:sz w:val="14"/>
+                <w:szCs w:val="14"/>
+                <w:rFonts w:ascii="Arial" w:cs="Arial" w:eastAsia="Arial" w:hAnsi="Arial"/>
+              </w:rPr>
+              <w:t xml:space="preserve">Corbettmaths — Probability (PDF)</w:t>
+            </w:r>
+          </w:p>
+        </w:tc>
+        <w:tc>
+          <w:tcPr>
+            <w:tcW w:type="dxa" w:w="7338"/>
+            <w:tcBorders>
+              <w:top w:val="single" w:color="DDDDDD" w:sz="2"/>
+              <w:left w:val="single" w:color="DDDDDD" w:sz="2"/>
+              <w:bottom w:val="single" w:color="DDDDDD" w:sz="2"/>
+              <w:right w:val="single" w:color="DDDDDD" w:sz="2"/>
+            </w:tcBorders>
+            <w:shd w:fill="FFFFFF" w:val="clear"/>
+            <w:tcMar>
+              <w:top w:type="dxa" w:w="40"/>
+              <w:left w:type="dxa" w:w="110"/>
+              <w:bottom w:type="dxa" w:w="40"/>
+              <w:right w:type="dxa" w:w="110"/>
+            </w:tcMar>
+            <w:vAlign w:val="top"/>
+          </w:tcPr>
+          <w:p>
+            <w:pPr>
+              <w:spacing w:before="0" w:after="0"/>
+            </w:pPr>
+            <w:hyperlink w:history="1" r:id="rIdpwmrca40pe0oxvusmfy2t">
+              <w:r>
+                <w:rPr>
+                  <w:u w:val="single"/>
+                  <w:color w:val="0563C1"/>
+                  <w:sz w:val="13"/>
+                  <w:szCs w:val="13"/>
+                  <w:rFonts w:ascii="Arial" w:cs="Arial" w:eastAsia="Arial" w:hAnsi="Arial"/>
+                </w:rPr>
+                <w:t xml:space="preserve">https://corbettmaths.com/wp-content/uploads/2013/02/probability-pdf.pdf</w:t>
+              </w:r>
+            </w:hyperlink>
+          </w:p>
+        </w:tc>
+      </w:tr>
+      <w:tr>
+        <w:trPr>
+          <w:cantSplit/>
+        </w:trPr>
+        <w:tc>
+          <w:tcPr>
+            <w:tcW w:type="dxa" w:w="15038"/>
+            <w:gridSpan w:val="3"/>
+            <w:tcBorders>
+              <w:top w:val="single" w:color="DDDDDD" w:sz="2"/>
+              <w:left w:val="single" w:color="DDDDDD" w:sz="2"/>
+              <w:bottom w:val="single" w:color="DDDDDD" w:sz="2"/>
+              <w:right w:val="single" w:color="DDDDDD" w:sz="2"/>
+            </w:tcBorders>
+            <w:shd w:fill="FFF9E6" w:val="clear"/>
+            <w:tcMar>
+              <w:top w:type="dxa" w:w="50"/>
+              <w:left w:type="dxa" w:w="110"/>
+              <w:bottom w:type="dxa" w:w="50"/>
+              <w:right w:type="dxa" w:w="110"/>
+            </w:tcMar>
+          </w:tcPr>
+          <w:p>
+            <w:pPr>
+              <w:spacing w:before="0" w:after="0"/>
+            </w:pPr>
+            <w:r>
+              <w:rPr>
+                <w:b/>
+                <w:bCs/>
+                <w:color w:val="7F6000"/>
+                <w:sz w:val="15"/>
+                <w:szCs w:val="15"/>
+                <w:rFonts w:ascii="Arial" w:cs="Arial" w:eastAsia="Arial" w:hAnsi="Arial"/>
+              </w:rPr>
+              <w:t xml:space="preserve">Y1 -- Plot, label and read points in all four quadrants of the number plane.</w:t>
+            </w:r>
+          </w:p>
+        </w:tc>
+      </w:tr>
+      <w:tr>
+        <w:trPr>
+          <w:cantSplit/>
+        </w:trPr>
+        <w:tc>
+          <w:tcPr>
+            <w:tcW w:type="dxa" w:w="1700"/>
+            <w:tcBorders>
+              <w:top w:val="single" w:color="DDDDDD" w:sz="2"/>
+              <w:left w:val="single" w:color="DDDDDD" w:sz="2"/>
+              <w:bottom w:val="single" w:color="DDDDDD" w:sz="2"/>
+              <w:right w:val="single" w:color="DDDDDD" w:sz="2"/>
+            </w:tcBorders>
+            <w:shd w:fill="FFFFFF" w:val="clear"/>
+            <w:tcMar>
+              <w:top w:type="dxa" w:w="40"/>
+              <w:left w:type="dxa" w:w="110"/>
+              <w:bottom w:type="dxa" w:w="40"/>
+              <w:right w:type="dxa" w:w="110"/>
+            </w:tcMar>
+            <w:vAlign w:val="top"/>
+          </w:tcPr>
+          <w:p>
+            <w:pPr>
+              <w:spacing w:before="0" w:after="0"/>
+              <w:jc w:val="left"/>
+            </w:pPr>
+            <w:r>
+              <w:rPr>
+                <w:b w:val="false"/>
+                <w:bCs w:val="false"/>
+                <w:i w:val="false"/>
+                <w:iCs w:val="false"/>
+                <w:color w:val="000000"/>
+                <w:sz w:val="13"/>
+                <w:szCs w:val="13"/>
+                <w:rFonts w:ascii="Arial" w:cs="Arial" w:eastAsia="Arial" w:hAnsi="Arial"/>
+              </w:rPr>
+              <w:t xml:space="preserve">Video</w:t>
+            </w:r>
+          </w:p>
+        </w:tc>
+        <w:tc>
+          <w:tcPr>
+            <w:tcW w:type="dxa" w:w="6000"/>
+            <w:tcBorders>
+              <w:top w:val="single" w:color="DDDDDD" w:sz="2"/>
+              <w:left w:val="single" w:color="DDDDDD" w:sz="2"/>
+              <w:bottom w:val="single" w:color="DDDDDD" w:sz="2"/>
+              <w:right w:val="single" w:color="DDDDDD" w:sz="2"/>
+            </w:tcBorders>
+            <w:shd w:fill="FFFFFF" w:val="clear"/>
+            <w:tcMar>
+              <w:top w:type="dxa" w:w="40"/>
+              <w:left w:type="dxa" w:w="110"/>
+              <w:bottom w:type="dxa" w:w="40"/>
+              <w:right w:type="dxa" w:w="110"/>
+            </w:tcMar>
+            <w:vAlign w:val="top"/>
+          </w:tcPr>
+          <w:p>
+            <w:pPr>
+              <w:spacing w:before="0" w:after="0"/>
+              <w:jc w:val="left"/>
+            </w:pPr>
+            <w:r>
+              <w:rPr>
+                <w:b w:val="false"/>
+                <w:bCs w:val="false"/>
+                <w:i w:val="false"/>
+                <w:iCs w:val="false"/>
+                <w:color w:val="000000"/>
+                <w:sz w:val="14"/>
+                <w:szCs w:val="14"/>
+                <w:rFonts w:ascii="Arial" w:cs="Arial" w:eastAsia="Arial" w:hAnsi="Arial"/>
+              </w:rPr>
+              <w:t xml:space="preserve">Plotting Points on a Coordinate Plane | All 4 Quadrants | Math with Mr. J</w:t>
+            </w:r>
+          </w:p>
+        </w:tc>
+        <w:tc>
+          <w:tcPr>
+            <w:tcW w:type="dxa" w:w="7338"/>
+            <w:tcBorders>
+              <w:top w:val="single" w:color="DDDDDD" w:sz="2"/>
+              <w:left w:val="single" w:color="DDDDDD" w:sz="2"/>
+              <w:bottom w:val="single" w:color="DDDDDD" w:sz="2"/>
+              <w:right w:val="single" w:color="DDDDDD" w:sz="2"/>
+            </w:tcBorders>
+            <w:shd w:fill="FFFFFF" w:val="clear"/>
+            <w:tcMar>
+              <w:top w:type="dxa" w:w="40"/>
+              <w:left w:type="dxa" w:w="110"/>
+              <w:bottom w:type="dxa" w:w="40"/>
+              <w:right w:type="dxa" w:w="110"/>
+            </w:tcMar>
+            <w:vAlign w:val="top"/>
+          </w:tcPr>
+          <w:p>
+            <w:pPr>
+              <w:spacing w:before="0" w:after="0"/>
+            </w:pPr>
+            <w:hyperlink w:history="1" r:id="rId8fgz5vevx0izgk5t03hez">
+              <w:r>
+                <w:rPr>
+                  <w:u w:val="single"/>
+                  <w:color w:val="0563C1"/>
+                  <w:sz w:val="13"/>
+                  <w:szCs w:val="13"/>
+                  <w:rFonts w:ascii="Arial" w:cs="Arial" w:eastAsia="Arial" w:hAnsi="Arial"/>
+                </w:rPr>
+                <w:t xml:space="preserve">https://www.youtube.com/watch?v=pl9nSVzRWvA</w:t>
+              </w:r>
+            </w:hyperlink>
+          </w:p>
+        </w:tc>
+      </w:tr>
+      <w:tr>
+        <w:trPr>
+          <w:cantSplit/>
+        </w:trPr>
+        <w:tc>
+          <w:tcPr>
+            <w:tcW w:type="dxa" w:w="1700"/>
+            <w:tcBorders>
+              <w:top w:val="single" w:color="DDDDDD" w:sz="2"/>
+              <w:left w:val="single" w:color="DDDDDD" w:sz="2"/>
+              <w:bottom w:val="single" w:color="DDDDDD" w:sz="2"/>
+              <w:right w:val="single" w:color="DDDDDD" w:sz="2"/>
+            </w:tcBorders>
+            <w:shd w:fill="FFFFFF" w:val="clear"/>
+            <w:tcMar>
+              <w:top w:type="dxa" w:w="40"/>
+              <w:left w:type="dxa" w:w="110"/>
+              <w:bottom w:type="dxa" w:w="40"/>
+              <w:right w:type="dxa" w:w="110"/>
+            </w:tcMar>
+            <w:vAlign w:val="top"/>
+          </w:tcPr>
+          <w:p>
+            <w:pPr>
+              <w:spacing w:before="0" w:after="0"/>
+              <w:jc w:val="left"/>
+            </w:pPr>
+            <w:r>
+              <w:rPr>
+                <w:b w:val="false"/>
+                <w:bCs w:val="false"/>
+                <w:i w:val="false"/>
+                <w:iCs w:val="false"/>
+                <w:color w:val="000000"/>
+                <w:sz w:val="13"/>
+                <w:szCs w:val="13"/>
+                <w:rFonts w:ascii="Arial" w:cs="Arial" w:eastAsia="Arial" w:hAnsi="Arial"/>
+              </w:rPr>
+              <w:t xml:space="preserve">Video</w:t>
+            </w:r>
+          </w:p>
+        </w:tc>
+        <w:tc>
+          <w:tcPr>
+            <w:tcW w:type="dxa" w:w="6000"/>
+            <w:tcBorders>
+              <w:top w:val="single" w:color="DDDDDD" w:sz="2"/>
+              <w:left w:val="single" w:color="DDDDDD" w:sz="2"/>
+              <w:bottom w:val="single" w:color="DDDDDD" w:sz="2"/>
+              <w:right w:val="single" w:color="DDDDDD" w:sz="2"/>
+            </w:tcBorders>
+            <w:shd w:fill="FFFFFF" w:val="clear"/>
+            <w:tcMar>
+              <w:top w:type="dxa" w:w="40"/>
+              <w:left w:type="dxa" w:w="110"/>
+              <w:bottom w:type="dxa" w:w="40"/>
+              <w:right w:type="dxa" w:w="110"/>
+            </w:tcMar>
+            <w:vAlign w:val="top"/>
+          </w:tcPr>
+          <w:p>
+            <w:pPr>
+              <w:spacing w:before="0" w:after="0"/>
+              <w:jc w:val="left"/>
+            </w:pPr>
+            <w:r>
+              <w:rPr>
+                <w:b w:val="false"/>
+                <w:bCs w:val="false"/>
+                <w:i w:val="false"/>
+                <w:iCs w:val="false"/>
+                <w:color w:val="000000"/>
+                <w:sz w:val="14"/>
+                <w:szCs w:val="14"/>
+                <w:rFonts w:ascii="Arial" w:cs="Arial" w:eastAsia="Arial" w:hAnsi="Arial"/>
+              </w:rPr>
+              <w:t xml:space="preserve">Quadrants of the Coordinate Plane | Math with Mr. J</w:t>
+            </w:r>
+          </w:p>
+        </w:tc>
+        <w:tc>
+          <w:tcPr>
+            <w:tcW w:type="dxa" w:w="7338"/>
+            <w:tcBorders>
+              <w:top w:val="single" w:color="DDDDDD" w:sz="2"/>
+              <w:left w:val="single" w:color="DDDDDD" w:sz="2"/>
+              <w:bottom w:val="single" w:color="DDDDDD" w:sz="2"/>
+              <w:right w:val="single" w:color="DDDDDD" w:sz="2"/>
+            </w:tcBorders>
+            <w:shd w:fill="FFFFFF" w:val="clear"/>
+            <w:tcMar>
+              <w:top w:type="dxa" w:w="40"/>
+              <w:left w:type="dxa" w:w="110"/>
+              <w:bottom w:type="dxa" w:w="40"/>
+              <w:right w:type="dxa" w:w="110"/>
+            </w:tcMar>
+            <w:vAlign w:val="top"/>
+          </w:tcPr>
+          <w:p>
+            <w:pPr>
+              <w:spacing w:before="0" w:after="0"/>
+            </w:pPr>
+            <w:hyperlink w:history="1" r:id="rIdhqkbxas58t-a8drpvizlf">
+              <w:r>
+                <w:rPr>
+                  <w:u w:val="single"/>
+                  <w:color w:val="0563C1"/>
+                  <w:sz w:val="13"/>
+                  <w:szCs w:val="13"/>
+                  <w:rFonts w:ascii="Arial" w:cs="Arial" w:eastAsia="Arial" w:hAnsi="Arial"/>
+                </w:rPr>
+                <w:t xml:space="preserve">https://www.youtube.com/watch?v=uc9hWu73Phw</w:t>
+              </w:r>
+            </w:hyperlink>
+          </w:p>
+        </w:tc>
+      </w:tr>
+      <w:tr>
+        <w:trPr>
+          <w:cantSplit/>
+        </w:trPr>
+        <w:tc>
+          <w:tcPr>
+            <w:tcW w:type="dxa" w:w="1700"/>
+            <w:tcBorders>
+              <w:top w:val="single" w:color="DDDDDD" w:sz="2"/>
+              <w:left w:val="single" w:color="DDDDDD" w:sz="2"/>
+              <w:bottom w:val="single" w:color="DDDDDD" w:sz="2"/>
+              <w:right w:val="single" w:color="DDDDDD" w:sz="2"/>
+            </w:tcBorders>
+            <w:shd w:fill="FFFFFF" w:val="clear"/>
+            <w:tcMar>
+              <w:top w:type="dxa" w:w="40"/>
+              <w:left w:type="dxa" w:w="110"/>
+              <w:bottom w:type="dxa" w:w="40"/>
+              <w:right w:type="dxa" w:w="110"/>
+            </w:tcMar>
+            <w:vAlign w:val="top"/>
+          </w:tcPr>
+          <w:p>
+            <w:pPr>
+              <w:spacing w:before="0" w:after="0"/>
+              <w:jc w:val="left"/>
+            </w:pPr>
+            <w:r>
+              <w:rPr>
+                <w:b w:val="false"/>
+                <w:bCs w:val="false"/>
+                <w:i w:val="false"/>
+                <w:iCs w:val="false"/>
+                <w:color w:val="000000"/>
+                <w:sz w:val="13"/>
+                <w:szCs w:val="13"/>
+                <w:rFonts w:ascii="Arial" w:cs="Arial" w:eastAsia="Arial" w:hAnsi="Arial"/>
+              </w:rPr>
+              <w:t xml:space="preserve">Video</w:t>
+            </w:r>
+          </w:p>
+        </w:tc>
+        <w:tc>
+          <w:tcPr>
+            <w:tcW w:type="dxa" w:w="6000"/>
+            <w:tcBorders>
+              <w:top w:val="single" w:color="DDDDDD" w:sz="2"/>
+              <w:left w:val="single" w:color="DDDDDD" w:sz="2"/>
+              <w:bottom w:val="single" w:color="DDDDDD" w:sz="2"/>
+              <w:right w:val="single" w:color="DDDDDD" w:sz="2"/>
+            </w:tcBorders>
+            <w:shd w:fill="FFFFFF" w:val="clear"/>
+            <w:tcMar>
+              <w:top w:type="dxa" w:w="40"/>
+              <w:left w:type="dxa" w:w="110"/>
+              <w:bottom w:type="dxa" w:w="40"/>
+              <w:right w:type="dxa" w:w="110"/>
+            </w:tcMar>
+            <w:vAlign w:val="top"/>
+          </w:tcPr>
+          <w:p>
+            <w:pPr>
+              <w:spacing w:before="0" w:after="0"/>
+              <w:jc w:val="left"/>
+            </w:pPr>
+            <w:r>
+              <w:rPr>
+                <w:b w:val="false"/>
+                <w:bCs w:val="false"/>
+                <w:i w:val="false"/>
+                <w:iCs w:val="false"/>
+                <w:color w:val="000000"/>
+                <w:sz w:val="14"/>
+                <w:szCs w:val="14"/>
+                <w:rFonts w:ascii="Arial" w:cs="Arial" w:eastAsia="Arial" w:hAnsi="Arial"/>
+              </w:rPr>
+              <w:t xml:space="preserve">Identifying the Quadrant a Point Lies In | Math with Mr. J</w:t>
+            </w:r>
+          </w:p>
+        </w:tc>
+        <w:tc>
+          <w:tcPr>
+            <w:tcW w:type="dxa" w:w="7338"/>
+            <w:tcBorders>
+              <w:top w:val="single" w:color="DDDDDD" w:sz="2"/>
+              <w:left w:val="single" w:color="DDDDDD" w:sz="2"/>
+              <w:bottom w:val="single" w:color="DDDDDD" w:sz="2"/>
+              <w:right w:val="single" w:color="DDDDDD" w:sz="2"/>
+            </w:tcBorders>
+            <w:shd w:fill="FFFFFF" w:val="clear"/>
+            <w:tcMar>
+              <w:top w:type="dxa" w:w="40"/>
+              <w:left w:type="dxa" w:w="110"/>
+              <w:bottom w:type="dxa" w:w="40"/>
+              <w:right w:type="dxa" w:w="110"/>
+            </w:tcMar>
+            <w:vAlign w:val="top"/>
+          </w:tcPr>
+          <w:p>
+            <w:pPr>
+              <w:spacing w:before="0" w:after="0"/>
+            </w:pPr>
+            <w:hyperlink w:history="1" r:id="rIdoizrwxxsfzeytqcdyg8pt">
+              <w:r>
+                <w:rPr>
+                  <w:u w:val="single"/>
+                  <w:color w:val="0563C1"/>
+                  <w:sz w:val="13"/>
+                  <w:szCs w:val="13"/>
+                  <w:rFonts w:ascii="Arial" w:cs="Arial" w:eastAsia="Arial" w:hAnsi="Arial"/>
+                </w:rPr>
+                <w:t xml:space="preserve">https://www.youtube.com/watch?v=PXn0T5QuwnY</w:t>
+              </w:r>
+            </w:hyperlink>
+          </w:p>
+        </w:tc>
+      </w:tr>
+      <w:tr>
+        <w:trPr>
+          <w:cantSplit/>
+        </w:trPr>
+        <w:tc>
+          <w:tcPr>
+            <w:tcW w:type="dxa" w:w="1700"/>
+            <w:tcBorders>
+              <w:top w:val="single" w:color="DDDDDD" w:sz="2"/>
+              <w:left w:val="single" w:color="DDDDDD" w:sz="2"/>
+              <w:bottom w:val="single" w:color="DDDDDD" w:sz="2"/>
+              <w:right w:val="single" w:color="DDDDDD" w:sz="2"/>
+            </w:tcBorders>
+            <w:shd w:fill="FFFFFF" w:val="clear"/>
+            <w:tcMar>
+              <w:top w:type="dxa" w:w="40"/>
+              <w:left w:type="dxa" w:w="110"/>
+              <w:bottom w:type="dxa" w:w="40"/>
+              <w:right w:type="dxa" w:w="110"/>
+            </w:tcMar>
+            <w:vAlign w:val="top"/>
+          </w:tcPr>
+          <w:p>
+            <w:pPr>
+              <w:spacing w:before="0" w:after="0"/>
+              <w:jc w:val="left"/>
+            </w:pPr>
+            <w:r>
+              <w:rPr>
+                <w:b w:val="false"/>
+                <w:bCs w:val="false"/>
+                <w:i w:val="false"/>
+                <w:iCs w:val="false"/>
+                <w:color w:val="000000"/>
+                <w:sz w:val="13"/>
+                <w:szCs w:val="13"/>
+                <w:rFonts w:ascii="Arial" w:cs="Arial" w:eastAsia="Arial" w:hAnsi="Arial"/>
+              </w:rPr>
+              <w:t xml:space="preserve">Worksheet (print)</w:t>
+            </w:r>
+          </w:p>
+        </w:tc>
+        <w:tc>
+          <w:tcPr>
+            <w:tcW w:type="dxa" w:w="6000"/>
+            <w:tcBorders>
+              <w:top w:val="single" w:color="DDDDDD" w:sz="2"/>
+              <w:left w:val="single" w:color="DDDDDD" w:sz="2"/>
+              <w:bottom w:val="single" w:color="DDDDDD" w:sz="2"/>
+              <w:right w:val="single" w:color="DDDDDD" w:sz="2"/>
+            </w:tcBorders>
+            <w:shd w:fill="FFFFFF" w:val="clear"/>
+            <w:tcMar>
+              <w:top w:type="dxa" w:w="40"/>
+              <w:left w:type="dxa" w:w="110"/>
+              <w:bottom w:type="dxa" w:w="40"/>
+              <w:right w:type="dxa" w:w="110"/>
+            </w:tcMar>
+            <w:vAlign w:val="top"/>
+          </w:tcPr>
+          <w:p>
+            <w:pPr>
+              <w:spacing w:before="0" w:after="0"/>
+              <w:jc w:val="left"/>
+            </w:pPr>
+            <w:r>
+              <w:rPr>
+                <w:b w:val="false"/>
+                <w:bCs w:val="false"/>
+                <w:i w:val="false"/>
+                <w:iCs w:val="false"/>
+                <w:color w:val="000000"/>
+                <w:sz w:val="14"/>
+                <w:szCs w:val="14"/>
+                <w:rFonts w:ascii="Arial" w:cs="Arial" w:eastAsia="Arial" w:hAnsi="Arial"/>
+              </w:rPr>
+              <w:t xml:space="preserve">Corbettmaths — Coordinates 2 (PDF)</w:t>
+            </w:r>
+          </w:p>
+        </w:tc>
+        <w:tc>
+          <w:tcPr>
+            <w:tcW w:type="dxa" w:w="7338"/>
+            <w:tcBorders>
+              <w:top w:val="single" w:color="DDDDDD" w:sz="2"/>
+              <w:left w:val="single" w:color="DDDDDD" w:sz="2"/>
+              <w:bottom w:val="single" w:color="DDDDDD" w:sz="2"/>
+              <w:right w:val="single" w:color="DDDDDD" w:sz="2"/>
+            </w:tcBorders>
+            <w:shd w:fill="FFFFFF" w:val="clear"/>
+            <w:tcMar>
+              <w:top w:type="dxa" w:w="40"/>
+              <w:left w:type="dxa" w:w="110"/>
+              <w:bottom w:type="dxa" w:w="40"/>
+              <w:right w:type="dxa" w:w="110"/>
+            </w:tcMar>
+            <w:vAlign w:val="top"/>
+          </w:tcPr>
+          <w:p>
+            <w:pPr>
+              <w:spacing w:before="0" w:after="0"/>
+            </w:pPr>
+            <w:hyperlink w:history="1" r:id="rIddbzd8rijj8csdtqwk8w_a">
+              <w:r>
+                <w:rPr>
+                  <w:u w:val="single"/>
+                  <w:color w:val="0563C1"/>
+                  <w:sz w:val="13"/>
+                  <w:szCs w:val="13"/>
+                  <w:rFonts w:ascii="Arial" w:cs="Arial" w:eastAsia="Arial" w:hAnsi="Arial"/>
+                </w:rPr>
+                <w:t xml:space="preserve">https://corbettmaths.com/wp-content/uploads/2013/02/coordinates-pdf2.pdf</w:t>
+              </w:r>
+            </w:hyperlink>
+          </w:p>
+        </w:tc>
+      </w:tr>
+      <w:tr>
+        <w:trPr>
+          <w:cantSplit/>
+        </w:trPr>
+        <w:tc>
+          <w:tcPr>
+            <w:tcW w:type="dxa" w:w="15038"/>
+            <w:gridSpan w:val="3"/>
+            <w:tcBorders>
+              <w:top w:val="single" w:color="DDDDDD" w:sz="2"/>
+              <w:left w:val="single" w:color="DDDDDD" w:sz="2"/>
+              <w:bottom w:val="single" w:color="DDDDDD" w:sz="2"/>
+              <w:right w:val="single" w:color="DDDDDD" w:sz="2"/>
+            </w:tcBorders>
+            <w:shd w:fill="FFF9E6" w:val="clear"/>
+            <w:tcMar>
+              <w:top w:type="dxa" w:w="50"/>
+              <w:left w:type="dxa" w:w="110"/>
+              <w:bottom w:type="dxa" w:w="50"/>
+              <w:right w:type="dxa" w:w="110"/>
+            </w:tcMar>
+          </w:tcPr>
+          <w:p>
+            <w:pPr>
+              <w:spacing w:before="0" w:after="0"/>
+            </w:pPr>
+            <w:r>
+              <w:rPr>
+                <w:b/>
+                <w:bCs/>
+                <w:color w:val="7F6000"/>
+                <w:sz w:val="15"/>
+                <w:szCs w:val="15"/>
+                <w:rFonts w:ascii="Arial" w:cs="Arial" w:eastAsia="Arial" w:hAnsi="Arial"/>
+              </w:rPr>
+              <w:t xml:space="preserve">Y2 -- Describe how a point's coordinates change when it is translated across an axis.</w:t>
+            </w:r>
+          </w:p>
+        </w:tc>
+      </w:tr>
+      <w:tr>
+        <w:trPr>
+          <w:cantSplit/>
+        </w:trPr>
+        <w:tc>
+          <w:tcPr>
+            <w:tcW w:type="dxa" w:w="1700"/>
+            <w:tcBorders>
+              <w:top w:val="single" w:color="DDDDDD" w:sz="2"/>
+              <w:left w:val="single" w:color="DDDDDD" w:sz="2"/>
+              <w:bottom w:val="single" w:color="DDDDDD" w:sz="2"/>
+              <w:right w:val="single" w:color="DDDDDD" w:sz="2"/>
+            </w:tcBorders>
+            <w:shd w:fill="FFFFFF" w:val="clear"/>
+            <w:tcMar>
+              <w:top w:type="dxa" w:w="40"/>
+              <w:left w:type="dxa" w:w="110"/>
+              <w:bottom w:type="dxa" w:w="40"/>
+              <w:right w:type="dxa" w:w="110"/>
+            </w:tcMar>
+            <w:vAlign w:val="top"/>
+          </w:tcPr>
+          <w:p>
+            <w:pPr>
+              <w:spacing w:before="0" w:after="0"/>
+              <w:jc w:val="left"/>
+            </w:pPr>
+            <w:r>
+              <w:rPr>
+                <w:b w:val="false"/>
+                <w:bCs w:val="false"/>
+                <w:i w:val="false"/>
+                <w:iCs w:val="false"/>
+                <w:color w:val="000000"/>
+                <w:sz w:val="13"/>
+                <w:szCs w:val="13"/>
+                <w:rFonts w:ascii="Arial" w:cs="Arial" w:eastAsia="Arial" w:hAnsi="Arial"/>
+              </w:rPr>
+              <w:t xml:space="preserve">Video</w:t>
+            </w:r>
+          </w:p>
+        </w:tc>
+        <w:tc>
+          <w:tcPr>
+            <w:tcW w:type="dxa" w:w="6000"/>
+            <w:tcBorders>
+              <w:top w:val="single" w:color="DDDDDD" w:sz="2"/>
+              <w:left w:val="single" w:color="DDDDDD" w:sz="2"/>
+              <w:bottom w:val="single" w:color="DDDDDD" w:sz="2"/>
+              <w:right w:val="single" w:color="DDDDDD" w:sz="2"/>
+            </w:tcBorders>
+            <w:shd w:fill="FFFFFF" w:val="clear"/>
+            <w:tcMar>
+              <w:top w:type="dxa" w:w="40"/>
+              <w:left w:type="dxa" w:w="110"/>
+              <w:bottom w:type="dxa" w:w="40"/>
+              <w:right w:type="dxa" w:w="110"/>
+            </w:tcMar>
+            <w:vAlign w:val="top"/>
+          </w:tcPr>
+          <w:p>
+            <w:pPr>
+              <w:spacing w:before="0" w:after="0"/>
+              <w:jc w:val="left"/>
+            </w:pPr>
+            <w:r>
+              <w:rPr>
+                <w:b w:val="false"/>
+                <w:bCs w:val="false"/>
+                <w:i w:val="false"/>
+                <w:iCs w:val="false"/>
+                <w:color w:val="000000"/>
+                <w:sz w:val="14"/>
+                <w:szCs w:val="14"/>
+                <w:rFonts w:ascii="Arial" w:cs="Arial" w:eastAsia="Arial" w:hAnsi="Arial"/>
+              </w:rPr>
+              <w:t xml:space="preserve">Transformations — Translating on the Coordinate Plane | mrmaisonet</w:t>
+            </w:r>
+          </w:p>
+        </w:tc>
+        <w:tc>
+          <w:tcPr>
+            <w:tcW w:type="dxa" w:w="7338"/>
+            <w:tcBorders>
+              <w:top w:val="single" w:color="DDDDDD" w:sz="2"/>
+              <w:left w:val="single" w:color="DDDDDD" w:sz="2"/>
+              <w:bottom w:val="single" w:color="DDDDDD" w:sz="2"/>
+              <w:right w:val="single" w:color="DDDDDD" w:sz="2"/>
+            </w:tcBorders>
+            <w:shd w:fill="FFFFFF" w:val="clear"/>
+            <w:tcMar>
+              <w:top w:type="dxa" w:w="40"/>
+              <w:left w:type="dxa" w:w="110"/>
+              <w:bottom w:type="dxa" w:w="40"/>
+              <w:right w:type="dxa" w:w="110"/>
+            </w:tcMar>
+            <w:vAlign w:val="top"/>
+          </w:tcPr>
+          <w:p>
+            <w:pPr>
+              <w:spacing w:before="0" w:after="0"/>
+            </w:pPr>
+            <w:hyperlink w:history="1" r:id="rIdl6oqkgyu1nb102ui98lxq">
+              <w:r>
+                <w:rPr>
+                  <w:u w:val="single"/>
+                  <w:color w:val="0563C1"/>
+                  <w:sz w:val="13"/>
+                  <w:szCs w:val="13"/>
+                  <w:rFonts w:ascii="Arial" w:cs="Arial" w:eastAsia="Arial" w:hAnsi="Arial"/>
+                </w:rPr>
+                <w:t xml:space="preserve">https://www.youtube.com/watch?v=Ob3Kzl_tDH0</w:t>
+              </w:r>
+            </w:hyperlink>
+          </w:p>
+        </w:tc>
+      </w:tr>
+      <w:tr>
+        <w:trPr>
+          <w:cantSplit/>
+        </w:trPr>
+        <w:tc>
+          <w:tcPr>
+            <w:tcW w:type="dxa" w:w="1700"/>
+            <w:tcBorders>
+              <w:top w:val="single" w:color="DDDDDD" w:sz="2"/>
+              <w:left w:val="single" w:color="DDDDDD" w:sz="2"/>
+              <w:bottom w:val="single" w:color="DDDDDD" w:sz="2"/>
+              <w:right w:val="single" w:color="DDDDDD" w:sz="2"/>
+            </w:tcBorders>
+            <w:shd w:fill="FFFFFF" w:val="clear"/>
+            <w:tcMar>
+              <w:top w:type="dxa" w:w="40"/>
+              <w:left w:type="dxa" w:w="110"/>
+              <w:bottom w:type="dxa" w:w="40"/>
+              <w:right w:type="dxa" w:w="110"/>
+            </w:tcMar>
+            <w:vAlign w:val="top"/>
+          </w:tcPr>
+          <w:p>
+            <w:pPr>
+              <w:spacing w:before="0" w:after="0"/>
+              <w:jc w:val="left"/>
+            </w:pPr>
+            <w:r>
+              <w:rPr>
+                <w:b w:val="false"/>
+                <w:bCs w:val="false"/>
+                <w:i w:val="false"/>
+                <w:iCs w:val="false"/>
+                <w:color w:val="000000"/>
+                <w:sz w:val="13"/>
+                <w:szCs w:val="13"/>
+                <w:rFonts w:ascii="Arial" w:cs="Arial" w:eastAsia="Arial" w:hAnsi="Arial"/>
+              </w:rPr>
+              <w:t xml:space="preserve">Video</w:t>
+            </w:r>
+          </w:p>
+        </w:tc>
+        <w:tc>
+          <w:tcPr>
+            <w:tcW w:type="dxa" w:w="6000"/>
+            <w:tcBorders>
+              <w:top w:val="single" w:color="DDDDDD" w:sz="2"/>
+              <w:left w:val="single" w:color="DDDDDD" w:sz="2"/>
+              <w:bottom w:val="single" w:color="DDDDDD" w:sz="2"/>
+              <w:right w:val="single" w:color="DDDDDD" w:sz="2"/>
+            </w:tcBorders>
+            <w:shd w:fill="FFFFFF" w:val="clear"/>
+            <w:tcMar>
+              <w:top w:type="dxa" w:w="40"/>
+              <w:left w:type="dxa" w:w="110"/>
+              <w:bottom w:type="dxa" w:w="40"/>
+              <w:right w:type="dxa" w:w="110"/>
+            </w:tcMar>
+            <w:vAlign w:val="top"/>
+          </w:tcPr>
+          <w:p>
+            <w:pPr>
+              <w:spacing w:before="0" w:after="0"/>
+              <w:jc w:val="left"/>
+            </w:pPr>
+            <w:r>
+              <w:rPr>
+                <w:b w:val="false"/>
+                <w:bCs w:val="false"/>
+                <w:i w:val="false"/>
+                <w:iCs w:val="false"/>
+                <w:color w:val="000000"/>
+                <w:sz w:val="14"/>
+                <w:szCs w:val="14"/>
+                <w:rFonts w:ascii="Arial" w:cs="Arial" w:eastAsia="Arial" w:hAnsi="Arial"/>
+              </w:rPr>
+              <w:t xml:space="preserve">Translating Shapes on the Coordinate Plane | mrmaisonet</w:t>
+            </w:r>
+          </w:p>
+        </w:tc>
+        <w:tc>
+          <w:tcPr>
+            <w:tcW w:type="dxa" w:w="7338"/>
+            <w:tcBorders>
+              <w:top w:val="single" w:color="DDDDDD" w:sz="2"/>
+              <w:left w:val="single" w:color="DDDDDD" w:sz="2"/>
+              <w:bottom w:val="single" w:color="DDDDDD" w:sz="2"/>
+              <w:right w:val="single" w:color="DDDDDD" w:sz="2"/>
+            </w:tcBorders>
+            <w:shd w:fill="FFFFFF" w:val="clear"/>
+            <w:tcMar>
+              <w:top w:type="dxa" w:w="40"/>
+              <w:left w:type="dxa" w:w="110"/>
+              <w:bottom w:type="dxa" w:w="40"/>
+              <w:right w:type="dxa" w:w="110"/>
+            </w:tcMar>
+            <w:vAlign w:val="top"/>
+          </w:tcPr>
+          <w:p>
+            <w:pPr>
+              <w:spacing w:before="0" w:after="0"/>
+            </w:pPr>
+            <w:hyperlink w:history="1" r:id="rIdv2ahvjsjquqgfzg9zurmk">
+              <w:r>
+                <w:rPr>
+                  <w:u w:val="single"/>
+                  <w:color w:val="0563C1"/>
+                  <w:sz w:val="13"/>
+                  <w:szCs w:val="13"/>
+                  <w:rFonts w:ascii="Arial" w:cs="Arial" w:eastAsia="Arial" w:hAnsi="Arial"/>
+                </w:rPr>
+                <w:t xml:space="preserve">https://www.youtube.com/watch?v=2jCAlyNj0Mk</w:t>
+              </w:r>
+            </w:hyperlink>
+          </w:p>
+        </w:tc>
+      </w:tr>
+      <w:tr>
+        <w:trPr>
+          <w:cantSplit/>
+        </w:trPr>
+        <w:tc>
+          <w:tcPr>
+            <w:tcW w:type="dxa" w:w="1700"/>
+            <w:tcBorders>
+              <w:top w:val="single" w:color="DDDDDD" w:sz="2"/>
+              <w:left w:val="single" w:color="DDDDDD" w:sz="2"/>
+              <w:bottom w:val="single" w:color="DDDDDD" w:sz="2"/>
+              <w:right w:val="single" w:color="DDDDDD" w:sz="2"/>
+            </w:tcBorders>
+            <w:shd w:fill="FFFFFF" w:val="clear"/>
+            <w:tcMar>
+              <w:top w:type="dxa" w:w="40"/>
+              <w:left w:type="dxa" w:w="110"/>
+              <w:bottom w:type="dxa" w:w="40"/>
+              <w:right w:type="dxa" w:w="110"/>
+            </w:tcMar>
+            <w:vAlign w:val="top"/>
+          </w:tcPr>
+          <w:p>
+            <w:pPr>
+              <w:spacing w:before="0" w:after="0"/>
+              <w:jc w:val="left"/>
+            </w:pPr>
+            <w:r>
+              <w:rPr>
+                <w:b w:val="false"/>
+                <w:bCs w:val="false"/>
+                <w:i w:val="false"/>
+                <w:iCs w:val="false"/>
+                <w:color w:val="000000"/>
+                <w:sz w:val="13"/>
+                <w:szCs w:val="13"/>
+                <w:rFonts w:ascii="Arial" w:cs="Arial" w:eastAsia="Arial" w:hAnsi="Arial"/>
+              </w:rPr>
+              <w:t xml:space="preserve">Worksheet (print)</w:t>
+            </w:r>
+          </w:p>
+        </w:tc>
+        <w:tc>
+          <w:tcPr>
+            <w:tcW w:type="dxa" w:w="6000"/>
+            <w:tcBorders>
+              <w:top w:val="single" w:color="DDDDDD" w:sz="2"/>
+              <w:left w:val="single" w:color="DDDDDD" w:sz="2"/>
+              <w:bottom w:val="single" w:color="DDDDDD" w:sz="2"/>
+              <w:right w:val="single" w:color="DDDDDD" w:sz="2"/>
+            </w:tcBorders>
+            <w:shd w:fill="FFFFFF" w:val="clear"/>
+            <w:tcMar>
+              <w:top w:type="dxa" w:w="40"/>
+              <w:left w:type="dxa" w:w="110"/>
+              <w:bottom w:type="dxa" w:w="40"/>
+              <w:right w:type="dxa" w:w="110"/>
+            </w:tcMar>
+            <w:vAlign w:val="top"/>
+          </w:tcPr>
+          <w:p>
+            <w:pPr>
+              <w:spacing w:before="0" w:after="0"/>
+              <w:jc w:val="left"/>
+            </w:pPr>
+            <w:r>
+              <w:rPr>
+                <w:b w:val="false"/>
+                <w:bCs w:val="false"/>
+                <w:i w:val="false"/>
+                <w:iCs w:val="false"/>
+                <w:color w:val="000000"/>
+                <w:sz w:val="14"/>
+                <w:szCs w:val="14"/>
+                <w:rFonts w:ascii="Arial" w:cs="Arial" w:eastAsia="Arial" w:hAnsi="Arial"/>
+              </w:rPr>
+              <w:t xml:space="preserve">Corbettmaths — Translations (PDF)</w:t>
+            </w:r>
+          </w:p>
+        </w:tc>
+        <w:tc>
+          <w:tcPr>
+            <w:tcW w:type="dxa" w:w="7338"/>
+            <w:tcBorders>
+              <w:top w:val="single" w:color="DDDDDD" w:sz="2"/>
+              <w:left w:val="single" w:color="DDDDDD" w:sz="2"/>
+              <w:bottom w:val="single" w:color="DDDDDD" w:sz="2"/>
+              <w:right w:val="single" w:color="DDDDDD" w:sz="2"/>
+            </w:tcBorders>
+            <w:shd w:fill="FFFFFF" w:val="clear"/>
+            <w:tcMar>
+              <w:top w:type="dxa" w:w="40"/>
+              <w:left w:type="dxa" w:w="110"/>
+              <w:bottom w:type="dxa" w:w="40"/>
+              <w:right w:type="dxa" w:w="110"/>
+            </w:tcMar>
+            <w:vAlign w:val="top"/>
+          </w:tcPr>
+          <w:p>
+            <w:pPr>
+              <w:spacing w:before="0" w:after="0"/>
+            </w:pPr>
+            <w:hyperlink w:history="1" r:id="rIdc6gtx11jmmpknkym_7byi">
+              <w:r>
+                <w:rPr>
+                  <w:u w:val="single"/>
+                  <w:color w:val="0563C1"/>
+                  <w:sz w:val="13"/>
+                  <w:szCs w:val="13"/>
+                  <w:rFonts w:ascii="Arial" w:cs="Arial" w:eastAsia="Arial" w:hAnsi="Arial"/>
+                </w:rPr>
+                <w:t xml:space="preserve">https://corbettmaths.com/wp-content/uploads/2013/02/translations-pdf.pdf</w:t>
+              </w:r>
+            </w:hyperlink>
+          </w:p>
+        </w:tc>
+      </w:tr>
+      <w:tr>
+        <w:trPr>
+          <w:cantSplit/>
+        </w:trPr>
+        <w:tc>
+          <w:tcPr>
+            <w:tcW w:type="dxa" w:w="15038"/>
+            <w:gridSpan w:val="3"/>
+            <w:tcBorders>
+              <w:top w:val="single" w:color="DDDDDD" w:sz="2"/>
+              <w:left w:val="single" w:color="DDDDDD" w:sz="2"/>
+              <w:bottom w:val="single" w:color="DDDDDD" w:sz="2"/>
+              <w:right w:val="single" w:color="DDDDDD" w:sz="2"/>
+            </w:tcBorders>
+            <w:shd w:fill="FFF9E6" w:val="clear"/>
+            <w:tcMar>
+              <w:top w:type="dxa" w:w="50"/>
+              <w:left w:type="dxa" w:w="110"/>
+              <w:bottom w:type="dxa" w:w="50"/>
+              <w:right w:type="dxa" w:w="110"/>
+            </w:tcMar>
+          </w:tcPr>
+          <w:p>
+            <w:pPr>
+              <w:spacing w:before="0" w:after="0"/>
+            </w:pPr>
+            <w:r>
+              <w:rPr>
+                <w:b/>
+                <w:bCs/>
+                <w:color w:val="7F6000"/>
+                <w:sz w:val="15"/>
+                <w:szCs w:val="15"/>
+                <w:rFonts w:ascii="Arial" w:cs="Arial" w:eastAsia="Arial" w:hAnsi="Arial"/>
+              </w:rPr>
+              <w:t xml:space="preserve">Y3 -- Describe how a point's coordinates change when it is reflected across an axis.</w:t>
+            </w:r>
+          </w:p>
+        </w:tc>
+      </w:tr>
+      <w:tr>
+        <w:trPr>
+          <w:cantSplit/>
+        </w:trPr>
+        <w:tc>
+          <w:tcPr>
+            <w:tcW w:type="dxa" w:w="1700"/>
+            <w:tcBorders>
+              <w:top w:val="single" w:color="DDDDDD" w:sz="2"/>
+              <w:left w:val="single" w:color="DDDDDD" w:sz="2"/>
+              <w:bottom w:val="single" w:color="DDDDDD" w:sz="2"/>
+              <w:right w:val="single" w:color="DDDDDD" w:sz="2"/>
+            </w:tcBorders>
+            <w:shd w:fill="FFFFFF" w:val="clear"/>
+            <w:tcMar>
+              <w:top w:type="dxa" w:w="40"/>
+              <w:left w:type="dxa" w:w="110"/>
+              <w:bottom w:type="dxa" w:w="40"/>
+              <w:right w:type="dxa" w:w="110"/>
+            </w:tcMar>
+            <w:vAlign w:val="top"/>
+          </w:tcPr>
+          <w:p>
+            <w:pPr>
+              <w:spacing w:before="0" w:after="0"/>
+              <w:jc w:val="left"/>
+            </w:pPr>
+            <w:r>
+              <w:rPr>
+                <w:b w:val="false"/>
+                <w:bCs w:val="false"/>
+                <w:i w:val="false"/>
+                <w:iCs w:val="false"/>
+                <w:color w:val="000000"/>
+                <w:sz w:val="13"/>
+                <w:szCs w:val="13"/>
+                <w:rFonts w:ascii="Arial" w:cs="Arial" w:eastAsia="Arial" w:hAnsi="Arial"/>
+              </w:rPr>
+              <w:t xml:space="preserve">Video</w:t>
+            </w:r>
+          </w:p>
+        </w:tc>
+        <w:tc>
+          <w:tcPr>
+            <w:tcW w:type="dxa" w:w="6000"/>
+            <w:tcBorders>
+              <w:top w:val="single" w:color="DDDDDD" w:sz="2"/>
+              <w:left w:val="single" w:color="DDDDDD" w:sz="2"/>
+              <w:bottom w:val="single" w:color="DDDDDD" w:sz="2"/>
+              <w:right w:val="single" w:color="DDDDDD" w:sz="2"/>
+            </w:tcBorders>
+            <w:shd w:fill="FFFFFF" w:val="clear"/>
+            <w:tcMar>
+              <w:top w:type="dxa" w:w="40"/>
+              <w:left w:type="dxa" w:w="110"/>
+              <w:bottom w:type="dxa" w:w="40"/>
+              <w:right w:type="dxa" w:w="110"/>
+            </w:tcMar>
+            <w:vAlign w:val="top"/>
+          </w:tcPr>
+          <w:p>
+            <w:pPr>
+              <w:spacing w:before="0" w:after="0"/>
+              <w:jc w:val="left"/>
+            </w:pPr>
+            <w:r>
+              <w:rPr>
+                <w:b w:val="false"/>
+                <w:bCs w:val="false"/>
+                <w:i w:val="false"/>
+                <w:iCs w:val="false"/>
+                <w:color w:val="000000"/>
+                <w:sz w:val="14"/>
+                <w:szCs w:val="14"/>
+                <w:rFonts w:ascii="Arial" w:cs="Arial" w:eastAsia="Arial" w:hAnsi="Arial"/>
+              </w:rPr>
+              <w:t xml:space="preserve">Reflecting Points Across the X-Axis and Y-Axis | Partners in Prime Math</w:t>
+            </w:r>
+          </w:p>
+        </w:tc>
+        <w:tc>
+          <w:tcPr>
+            <w:tcW w:type="dxa" w:w="7338"/>
+            <w:tcBorders>
+              <w:top w:val="single" w:color="DDDDDD" w:sz="2"/>
+              <w:left w:val="single" w:color="DDDDDD" w:sz="2"/>
+              <w:bottom w:val="single" w:color="DDDDDD" w:sz="2"/>
+              <w:right w:val="single" w:color="DDDDDD" w:sz="2"/>
+            </w:tcBorders>
+            <w:shd w:fill="FFFFFF" w:val="clear"/>
+            <w:tcMar>
+              <w:top w:type="dxa" w:w="40"/>
+              <w:left w:type="dxa" w:w="110"/>
+              <w:bottom w:type="dxa" w:w="40"/>
+              <w:right w:type="dxa" w:w="110"/>
+            </w:tcMar>
+            <w:vAlign w:val="top"/>
+          </w:tcPr>
+          <w:p>
+            <w:pPr>
+              <w:spacing w:before="0" w:after="0"/>
+            </w:pPr>
+            <w:hyperlink w:history="1" r:id="rIdymfska54wcqwwrydm8rjj">
+              <w:r>
+                <w:rPr>
+                  <w:u w:val="single"/>
+                  <w:color w:val="0563C1"/>
+                  <w:sz w:val="13"/>
+                  <w:szCs w:val="13"/>
+                  <w:rFonts w:ascii="Arial" w:cs="Arial" w:eastAsia="Arial" w:hAnsi="Arial"/>
+                </w:rPr>
+                <w:t xml:space="preserve">https://www.youtube.com/watch?v=XqvbbkOv_3k</w:t>
+              </w:r>
+            </w:hyperlink>
+          </w:p>
+        </w:tc>
+      </w:tr>
+      <w:tr>
+        <w:trPr>
+          <w:cantSplit/>
+        </w:trPr>
+        <w:tc>
+          <w:tcPr>
+            <w:tcW w:type="dxa" w:w="1700"/>
+            <w:tcBorders>
+              <w:top w:val="single" w:color="DDDDDD" w:sz="2"/>
+              <w:left w:val="single" w:color="DDDDDD" w:sz="2"/>
+              <w:bottom w:val="single" w:color="DDDDDD" w:sz="2"/>
+              <w:right w:val="single" w:color="DDDDDD" w:sz="2"/>
+            </w:tcBorders>
+            <w:shd w:fill="FFFFFF" w:val="clear"/>
+            <w:tcMar>
+              <w:top w:type="dxa" w:w="40"/>
+              <w:left w:type="dxa" w:w="110"/>
+              <w:bottom w:type="dxa" w:w="40"/>
+              <w:right w:type="dxa" w:w="110"/>
+            </w:tcMar>
+            <w:vAlign w:val="top"/>
+          </w:tcPr>
+          <w:p>
+            <w:pPr>
+              <w:spacing w:before="0" w:after="0"/>
+              <w:jc w:val="left"/>
+            </w:pPr>
+            <w:r>
+              <w:rPr>
+                <w:b w:val="false"/>
+                <w:bCs w:val="false"/>
+                <w:i w:val="false"/>
+                <w:iCs w:val="false"/>
+                <w:color w:val="000000"/>
+                <w:sz w:val="13"/>
+                <w:szCs w:val="13"/>
+                <w:rFonts w:ascii="Arial" w:cs="Arial" w:eastAsia="Arial" w:hAnsi="Arial"/>
+              </w:rPr>
+              <w:t xml:space="preserve">Video</w:t>
+            </w:r>
+          </w:p>
+        </w:tc>
+        <w:tc>
+          <w:tcPr>
+            <w:tcW w:type="dxa" w:w="6000"/>
+            <w:tcBorders>
+              <w:top w:val="single" w:color="DDDDDD" w:sz="2"/>
+              <w:left w:val="single" w:color="DDDDDD" w:sz="2"/>
+              <w:bottom w:val="single" w:color="DDDDDD" w:sz="2"/>
+              <w:right w:val="single" w:color="DDDDDD" w:sz="2"/>
+            </w:tcBorders>
+            <w:shd w:fill="FFFFFF" w:val="clear"/>
+            <w:tcMar>
+              <w:top w:type="dxa" w:w="40"/>
+              <w:left w:type="dxa" w:w="110"/>
+              <w:bottom w:type="dxa" w:w="40"/>
+              <w:right w:type="dxa" w:w="110"/>
+            </w:tcMar>
+            <w:vAlign w:val="top"/>
+          </w:tcPr>
+          <w:p>
+            <w:pPr>
+              <w:spacing w:before="0" w:after="0"/>
+              <w:jc w:val="left"/>
+            </w:pPr>
+            <w:r>
+              <w:rPr>
+                <w:b w:val="false"/>
+                <w:bCs w:val="false"/>
+                <w:i w:val="false"/>
+                <w:iCs w:val="false"/>
+                <w:color w:val="000000"/>
+                <w:sz w:val="14"/>
+                <w:szCs w:val="14"/>
+                <w:rFonts w:ascii="Arial" w:cs="Arial" w:eastAsia="Arial" w:hAnsi="Arial"/>
+              </w:rPr>
+              <w:t xml:space="preserve">Reflections Over the X-Axis and Y-Axis Explained! | Mashup Math</w:t>
+            </w:r>
+          </w:p>
+        </w:tc>
+        <w:tc>
+          <w:tcPr>
+            <w:tcW w:type="dxa" w:w="7338"/>
+            <w:tcBorders>
+              <w:top w:val="single" w:color="DDDDDD" w:sz="2"/>
+              <w:left w:val="single" w:color="DDDDDD" w:sz="2"/>
+              <w:bottom w:val="single" w:color="DDDDDD" w:sz="2"/>
+              <w:right w:val="single" w:color="DDDDDD" w:sz="2"/>
+            </w:tcBorders>
+            <w:shd w:fill="FFFFFF" w:val="clear"/>
+            <w:tcMar>
+              <w:top w:type="dxa" w:w="40"/>
+              <w:left w:type="dxa" w:w="110"/>
+              <w:bottom w:type="dxa" w:w="40"/>
+              <w:right w:type="dxa" w:w="110"/>
+            </w:tcMar>
+            <w:vAlign w:val="top"/>
+          </w:tcPr>
+          <w:p>
+            <w:pPr>
+              <w:spacing w:before="0" w:after="0"/>
+            </w:pPr>
+            <w:hyperlink w:history="1" r:id="rIdybke7na2tfww0vwtp3rdj">
+              <w:r>
+                <w:rPr>
+                  <w:u w:val="single"/>
+                  <w:color w:val="0563C1"/>
+                  <w:sz w:val="13"/>
+                  <w:szCs w:val="13"/>
+                  <w:rFonts w:ascii="Arial" w:cs="Arial" w:eastAsia="Arial" w:hAnsi="Arial"/>
+                </w:rPr>
+                <w:t xml:space="preserve">https://www.youtube.com/watch?v=ouNp8FtgiEE</w:t>
+              </w:r>
+            </w:hyperlink>
+          </w:p>
+        </w:tc>
+      </w:tr>
+      <w:tr>
+        <w:trPr>
+          <w:cantSplit/>
+        </w:trPr>
+        <w:tc>
+          <w:tcPr>
+            <w:tcW w:type="dxa" w:w="1700"/>
+            <w:tcBorders>
+              <w:top w:val="single" w:color="DDDDDD" w:sz="2"/>
+              <w:left w:val="single" w:color="DDDDDD" w:sz="2"/>
+              <w:bottom w:val="single" w:color="DDDDDD" w:sz="2"/>
+              <w:right w:val="single" w:color="DDDDDD" w:sz="2"/>
+            </w:tcBorders>
+            <w:shd w:fill="FFFFFF" w:val="clear"/>
+            <w:tcMar>
+              <w:top w:type="dxa" w:w="40"/>
+              <w:left w:type="dxa" w:w="110"/>
+              <w:bottom w:type="dxa" w:w="40"/>
+              <w:right w:type="dxa" w:w="110"/>
+            </w:tcMar>
+            <w:vAlign w:val="top"/>
+          </w:tcPr>
+          <w:p>
+            <w:pPr>
+              <w:spacing w:before="0" w:after="0"/>
+              <w:jc w:val="left"/>
+            </w:pPr>
+            <w:r>
+              <w:rPr>
+                <w:b w:val="false"/>
+                <w:bCs w:val="false"/>
+                <w:i w:val="false"/>
+                <w:iCs w:val="false"/>
+                <w:color w:val="000000"/>
+                <w:sz w:val="13"/>
+                <w:szCs w:val="13"/>
+                <w:rFonts w:ascii="Arial" w:cs="Arial" w:eastAsia="Arial" w:hAnsi="Arial"/>
+              </w:rPr>
+              <w:t xml:space="preserve">Worksheet (print)</w:t>
+            </w:r>
+          </w:p>
+        </w:tc>
+        <w:tc>
+          <w:tcPr>
+            <w:tcW w:type="dxa" w:w="6000"/>
+            <w:tcBorders>
+              <w:top w:val="single" w:color="DDDDDD" w:sz="2"/>
+              <w:left w:val="single" w:color="DDDDDD" w:sz="2"/>
+              <w:bottom w:val="single" w:color="DDDDDD" w:sz="2"/>
+              <w:right w:val="single" w:color="DDDDDD" w:sz="2"/>
+            </w:tcBorders>
+            <w:shd w:fill="FFFFFF" w:val="clear"/>
+            <w:tcMar>
+              <w:top w:type="dxa" w:w="40"/>
+              <w:left w:type="dxa" w:w="110"/>
+              <w:bottom w:type="dxa" w:w="40"/>
+              <w:right w:type="dxa" w:w="110"/>
+            </w:tcMar>
+            <w:vAlign w:val="top"/>
+          </w:tcPr>
+          <w:p>
+            <w:pPr>
+              <w:spacing w:before="0" w:after="0"/>
+              <w:jc w:val="left"/>
+            </w:pPr>
+            <w:r>
+              <w:rPr>
+                <w:b w:val="false"/>
+                <w:bCs w:val="false"/>
+                <w:i w:val="false"/>
+                <w:iCs w:val="false"/>
+                <w:color w:val="000000"/>
+                <w:sz w:val="14"/>
+                <w:szCs w:val="14"/>
+                <w:rFonts w:ascii="Arial" w:cs="Arial" w:eastAsia="Arial" w:hAnsi="Arial"/>
+              </w:rPr>
+              <w:t xml:space="preserve">Corbettmaths — Reflections (PDF)</w:t>
+            </w:r>
+          </w:p>
+        </w:tc>
+        <w:tc>
+          <w:tcPr>
+            <w:tcW w:type="dxa" w:w="7338"/>
+            <w:tcBorders>
+              <w:top w:val="single" w:color="DDDDDD" w:sz="2"/>
+              <w:left w:val="single" w:color="DDDDDD" w:sz="2"/>
+              <w:bottom w:val="single" w:color="DDDDDD" w:sz="2"/>
+              <w:right w:val="single" w:color="DDDDDD" w:sz="2"/>
+            </w:tcBorders>
+            <w:shd w:fill="FFFFFF" w:val="clear"/>
+            <w:tcMar>
+              <w:top w:type="dxa" w:w="40"/>
+              <w:left w:type="dxa" w:w="110"/>
+              <w:bottom w:type="dxa" w:w="40"/>
+              <w:right w:type="dxa" w:w="110"/>
+            </w:tcMar>
+            <w:vAlign w:val="top"/>
+          </w:tcPr>
+          <w:p>
+            <w:pPr>
+              <w:spacing w:before="0" w:after="0"/>
+            </w:pPr>
+            <w:hyperlink w:history="1" r:id="rIdko2qq0odajdksnfrw_inj">
+              <w:r>
+                <w:rPr>
+                  <w:u w:val="single"/>
+                  <w:color w:val="0563C1"/>
+                  <w:sz w:val="13"/>
+                  <w:szCs w:val="13"/>
+                  <w:rFonts w:ascii="Arial" w:cs="Arial" w:eastAsia="Arial" w:hAnsi="Arial"/>
+                </w:rPr>
+                <w:t xml:space="preserve">https://corbettmaths.com/wp-content/uploads/2013/02/reflections-pdf.pdf</w:t>
+              </w:r>
+            </w:hyperlink>
+          </w:p>
+        </w:tc>
+      </w:tr>
+      <w:tr>
+        <w:trPr>
+          <w:cantSplit/>
+        </w:trPr>
+        <w:tc>
+          <w:tcPr>
+            <w:tcW w:type="dxa" w:w="15038"/>
+            <w:gridSpan w:val="3"/>
+            <w:tcBorders>
+              <w:top w:val="single" w:color="DDDDDD" w:sz="2"/>
+              <w:left w:val="single" w:color="DDDDDD" w:sz="2"/>
+              <w:bottom w:val="single" w:color="DDDDDD" w:sz="2"/>
+              <w:right w:val="single" w:color="DDDDDD" w:sz="2"/>
+            </w:tcBorders>
+            <w:shd w:fill="FFF9E6" w:val="clear"/>
+            <w:tcMar>
+              <w:top w:type="dxa" w:w="50"/>
+              <w:left w:type="dxa" w:w="110"/>
+              <w:bottom w:type="dxa" w:w="50"/>
+              <w:right w:type="dxa" w:w="110"/>
+            </w:tcMar>
+          </w:tcPr>
+          <w:p>
+            <w:pPr>
+              <w:spacing w:before="0" w:after="0"/>
+            </w:pPr>
+            <w:r>
+              <w:rPr>
+                <w:b/>
+                <w:bCs/>
+                <w:color w:val="7F6000"/>
+                <w:sz w:val="15"/>
+                <w:szCs w:val="15"/>
+                <w:rFonts w:ascii="Arial" w:cs="Arial" w:eastAsia="Arial" w:hAnsi="Arial"/>
+              </w:rPr>
+              <w:t xml:space="preserve">Y4 -- Create random generators to follow set probabilities, and assign probabilities using fractions, decimals and percentages.</w:t>
+            </w:r>
+          </w:p>
+        </w:tc>
+      </w:tr>
+      <w:tr>
+        <w:trPr>
+          <w:cantSplit/>
+        </w:trPr>
+        <w:tc>
+          <w:tcPr>
+            <w:tcW w:type="dxa" w:w="1700"/>
+            <w:tcBorders>
+              <w:top w:val="single" w:color="DDDDDD" w:sz="2"/>
+              <w:left w:val="single" w:color="DDDDDD" w:sz="2"/>
+              <w:bottom w:val="single" w:color="DDDDDD" w:sz="2"/>
+              <w:right w:val="single" w:color="DDDDDD" w:sz="2"/>
+            </w:tcBorders>
+            <w:shd w:fill="FFFFFF" w:val="clear"/>
+            <w:tcMar>
+              <w:top w:type="dxa" w:w="40"/>
+              <w:left w:type="dxa" w:w="110"/>
+              <w:bottom w:type="dxa" w:w="40"/>
+              <w:right w:type="dxa" w:w="110"/>
+            </w:tcMar>
+            <w:vAlign w:val="top"/>
+          </w:tcPr>
+          <w:p>
+            <w:pPr>
+              <w:spacing w:before="0" w:after="0"/>
+              <w:jc w:val="left"/>
+            </w:pPr>
+            <w:r>
+              <w:rPr>
+                <w:b w:val="false"/>
+                <w:bCs w:val="false"/>
+                <w:i w:val="false"/>
+                <w:iCs w:val="false"/>
+                <w:color w:val="000000"/>
+                <w:sz w:val="13"/>
+                <w:szCs w:val="13"/>
+                <w:rFonts w:ascii="Arial" w:cs="Arial" w:eastAsia="Arial" w:hAnsi="Arial"/>
+              </w:rPr>
+              <w:t xml:space="preserve">Video</w:t>
+            </w:r>
+          </w:p>
+        </w:tc>
+        <w:tc>
+          <w:tcPr>
+            <w:tcW w:type="dxa" w:w="6000"/>
+            <w:tcBorders>
+              <w:top w:val="single" w:color="DDDDDD" w:sz="2"/>
+              <w:left w:val="single" w:color="DDDDDD" w:sz="2"/>
+              <w:bottom w:val="single" w:color="DDDDDD" w:sz="2"/>
+              <w:right w:val="single" w:color="DDDDDD" w:sz="2"/>
+            </w:tcBorders>
+            <w:shd w:fill="FFFFFF" w:val="clear"/>
+            <w:tcMar>
+              <w:top w:type="dxa" w:w="40"/>
+              <w:left w:type="dxa" w:w="110"/>
+              <w:bottom w:type="dxa" w:w="40"/>
+              <w:right w:type="dxa" w:w="110"/>
+            </w:tcMar>
+            <w:vAlign w:val="top"/>
+          </w:tcPr>
+          <w:p>
+            <w:pPr>
+              <w:spacing w:before="0" w:after="0"/>
+              <w:jc w:val="left"/>
+            </w:pPr>
+            <w:r>
+              <w:rPr>
+                <w:b w:val="false"/>
+                <w:bCs w:val="false"/>
+                <w:i w:val="false"/>
+                <w:iCs w:val="false"/>
+                <w:color w:val="000000"/>
+                <w:sz w:val="14"/>
+                <w:szCs w:val="14"/>
+                <w:rFonts w:ascii="Arial" w:cs="Arial" w:eastAsia="Arial" w:hAnsi="Arial"/>
+              </w:rPr>
+              <w:t xml:space="preserve">Year 7 Chance — Express Probabilities as Decimals, Fractions and Percentages</w:t>
+            </w:r>
+          </w:p>
+        </w:tc>
+        <w:tc>
+          <w:tcPr>
+            <w:tcW w:type="dxa" w:w="7338"/>
+            <w:tcBorders>
+              <w:top w:val="single" w:color="DDDDDD" w:sz="2"/>
+              <w:left w:val="single" w:color="DDDDDD" w:sz="2"/>
+              <w:bottom w:val="single" w:color="DDDDDD" w:sz="2"/>
+              <w:right w:val="single" w:color="DDDDDD" w:sz="2"/>
+            </w:tcBorders>
+            <w:shd w:fill="FFFFFF" w:val="clear"/>
+            <w:tcMar>
+              <w:top w:type="dxa" w:w="40"/>
+              <w:left w:type="dxa" w:w="110"/>
+              <w:bottom w:type="dxa" w:w="40"/>
+              <w:right w:type="dxa" w:w="110"/>
+            </w:tcMar>
+            <w:vAlign w:val="top"/>
+          </w:tcPr>
+          <w:p>
+            <w:pPr>
+              <w:spacing w:before="0" w:after="0"/>
+            </w:pPr>
+            <w:hyperlink w:history="1" r:id="rIdkjitf9sc-c99jj9znyoz3">
+              <w:r>
+                <w:rPr>
+                  <w:u w:val="single"/>
+                  <w:color w:val="0563C1"/>
+                  <w:sz w:val="13"/>
+                  <w:szCs w:val="13"/>
+                  <w:rFonts w:ascii="Arial" w:cs="Arial" w:eastAsia="Arial" w:hAnsi="Arial"/>
+                </w:rPr>
+                <w:t xml:space="preserve">https://www.youtube.com/watch?v=piHXzRTs6IU</w:t>
+              </w:r>
+            </w:hyperlink>
+          </w:p>
+        </w:tc>
+      </w:tr>
+      <w:tr>
+        <w:trPr>
+          <w:cantSplit/>
+        </w:trPr>
+        <w:tc>
+          <w:tcPr>
+            <w:tcW w:type="dxa" w:w="1700"/>
+            <w:tcBorders>
+              <w:top w:val="single" w:color="DDDDDD" w:sz="2"/>
+              <w:left w:val="single" w:color="DDDDDD" w:sz="2"/>
+              <w:bottom w:val="single" w:color="DDDDDD" w:sz="2"/>
+              <w:right w:val="single" w:color="DDDDDD" w:sz="2"/>
+            </w:tcBorders>
+            <w:shd w:fill="FFFFFF" w:val="clear"/>
+            <w:tcMar>
+              <w:top w:type="dxa" w:w="40"/>
+              <w:left w:type="dxa" w:w="110"/>
+              <w:bottom w:type="dxa" w:w="40"/>
+              <w:right w:type="dxa" w:w="110"/>
+            </w:tcMar>
+            <w:vAlign w:val="top"/>
+          </w:tcPr>
+          <w:p>
+            <w:pPr>
+              <w:spacing w:before="0" w:after="0"/>
+              <w:jc w:val="left"/>
+            </w:pPr>
+            <w:r>
+              <w:rPr>
+                <w:b w:val="false"/>
+                <w:bCs w:val="false"/>
+                <w:i w:val="false"/>
+                <w:iCs w:val="false"/>
+                <w:color w:val="000000"/>
+                <w:sz w:val="13"/>
+                <w:szCs w:val="13"/>
+                <w:rFonts w:ascii="Arial" w:cs="Arial" w:eastAsia="Arial" w:hAnsi="Arial"/>
+              </w:rPr>
+              <w:t xml:space="preserve">Video</w:t>
+            </w:r>
+          </w:p>
+        </w:tc>
+        <w:tc>
+          <w:tcPr>
+            <w:tcW w:type="dxa" w:w="6000"/>
+            <w:tcBorders>
+              <w:top w:val="single" w:color="DDDDDD" w:sz="2"/>
+              <w:left w:val="single" w:color="DDDDDD" w:sz="2"/>
+              <w:bottom w:val="single" w:color="DDDDDD" w:sz="2"/>
+              <w:right w:val="single" w:color="DDDDDD" w:sz="2"/>
+            </w:tcBorders>
+            <w:shd w:fill="FFFFFF" w:val="clear"/>
+            <w:tcMar>
+              <w:top w:type="dxa" w:w="40"/>
+              <w:left w:type="dxa" w:w="110"/>
+              <w:bottom w:type="dxa" w:w="40"/>
+              <w:right w:type="dxa" w:w="110"/>
+            </w:tcMar>
+            <w:vAlign w:val="top"/>
+          </w:tcPr>
+          <w:p>
+            <w:pPr>
+              <w:spacing w:before="0" w:after="0"/>
+              <w:jc w:val="left"/>
+            </w:pPr>
+            <w:r>
+              <w:rPr>
+                <w:b w:val="false"/>
+                <w:bCs w:val="false"/>
+                <w:i w:val="false"/>
+                <w:iCs w:val="false"/>
+                <w:color w:val="000000"/>
+                <w:sz w:val="14"/>
+                <w:szCs w:val="14"/>
+                <w:rFonts w:ascii="Arial" w:cs="Arial" w:eastAsia="Arial" w:hAnsi="Arial"/>
+              </w:rPr>
+              <w:t xml:space="preserve">Describing Probabilities Using Fractions, Decimals and Percentages | MATHUTO</w:t>
+            </w:r>
+          </w:p>
+        </w:tc>
+        <w:tc>
+          <w:tcPr>
+            <w:tcW w:type="dxa" w:w="7338"/>
+            <w:tcBorders>
+              <w:top w:val="single" w:color="DDDDDD" w:sz="2"/>
+              <w:left w:val="single" w:color="DDDDDD" w:sz="2"/>
+              <w:bottom w:val="single" w:color="DDDDDD" w:sz="2"/>
+              <w:right w:val="single" w:color="DDDDDD" w:sz="2"/>
+            </w:tcBorders>
+            <w:shd w:fill="FFFFFF" w:val="clear"/>
+            <w:tcMar>
+              <w:top w:type="dxa" w:w="40"/>
+              <w:left w:type="dxa" w:w="110"/>
+              <w:bottom w:type="dxa" w:w="40"/>
+              <w:right w:type="dxa" w:w="110"/>
+            </w:tcMar>
+            <w:vAlign w:val="top"/>
+          </w:tcPr>
+          <w:p>
+            <w:pPr>
+              <w:spacing w:before="0" w:after="0"/>
+            </w:pPr>
+            <w:hyperlink w:history="1" r:id="rIdtmay0vfey6jkeo6gmeuoz">
+              <w:r>
+                <w:rPr>
+                  <w:u w:val="single"/>
+                  <w:color w:val="0563C1"/>
+                  <w:sz w:val="13"/>
+                  <w:szCs w:val="13"/>
+                  <w:rFonts w:ascii="Arial" w:cs="Arial" w:eastAsia="Arial" w:hAnsi="Arial"/>
+                </w:rPr>
+                <w:t xml:space="preserve">https://www.youtube.com/watch?v=KNtMcJBLKI8</w:t>
+              </w:r>
+            </w:hyperlink>
+          </w:p>
+        </w:tc>
+      </w:tr>
+      <w:tr>
+        <w:trPr>
+          <w:cantSplit/>
+        </w:trPr>
+        <w:tc>
+          <w:tcPr>
+            <w:tcW w:type="dxa" w:w="1700"/>
+            <w:tcBorders>
+              <w:top w:val="single" w:color="DDDDDD" w:sz="2"/>
+              <w:left w:val="single" w:color="DDDDDD" w:sz="2"/>
+              <w:bottom w:val="single" w:color="DDDDDD" w:sz="2"/>
+              <w:right w:val="single" w:color="DDDDDD" w:sz="2"/>
+            </w:tcBorders>
+            <w:shd w:fill="FFFFFF" w:val="clear"/>
+            <w:tcMar>
+              <w:top w:type="dxa" w:w="40"/>
+              <w:left w:type="dxa" w:w="110"/>
+              <w:bottom w:type="dxa" w:w="40"/>
+              <w:right w:type="dxa" w:w="110"/>
+            </w:tcMar>
+            <w:vAlign w:val="top"/>
+          </w:tcPr>
+          <w:p>
+            <w:pPr>
+              <w:spacing w:before="0" w:after="0"/>
+              <w:jc w:val="left"/>
+            </w:pPr>
+            <w:r>
+              <w:rPr>
+                <w:b w:val="false"/>
+                <w:bCs w:val="false"/>
+                <w:i w:val="false"/>
+                <w:iCs w:val="false"/>
+                <w:color w:val="000000"/>
+                <w:sz w:val="13"/>
+                <w:szCs w:val="13"/>
+                <w:rFonts w:ascii="Arial" w:cs="Arial" w:eastAsia="Arial" w:hAnsi="Arial"/>
+              </w:rPr>
+              <w:t xml:space="preserve">Video</w:t>
+            </w:r>
+          </w:p>
+        </w:tc>
+        <w:tc>
+          <w:tcPr>
+            <w:tcW w:type="dxa" w:w="6000"/>
+            <w:tcBorders>
+              <w:top w:val="single" w:color="DDDDDD" w:sz="2"/>
+              <w:left w:val="single" w:color="DDDDDD" w:sz="2"/>
+              <w:bottom w:val="single" w:color="DDDDDD" w:sz="2"/>
+              <w:right w:val="single" w:color="DDDDDD" w:sz="2"/>
+            </w:tcBorders>
+            <w:shd w:fill="FFFFFF" w:val="clear"/>
+            <w:tcMar>
+              <w:top w:type="dxa" w:w="40"/>
+              <w:left w:type="dxa" w:w="110"/>
+              <w:bottom w:type="dxa" w:w="40"/>
+              <w:right w:type="dxa" w:w="110"/>
+            </w:tcMar>
+            <w:vAlign w:val="top"/>
+          </w:tcPr>
+          <w:p>
+            <w:pPr>
+              <w:spacing w:before="0" w:after="0"/>
+              <w:jc w:val="left"/>
+            </w:pPr>
+            <w:r>
+              <w:rPr>
+                <w:b w:val="false"/>
+                <w:bCs w:val="false"/>
+                <w:i w:val="false"/>
+                <w:iCs w:val="false"/>
+                <w:color w:val="000000"/>
+                <w:sz w:val="14"/>
+                <w:szCs w:val="14"/>
+                <w:rFonts w:ascii="Arial" w:cs="Arial" w:eastAsia="Arial" w:hAnsi="Arial"/>
+              </w:rPr>
+              <w:t xml:space="preserve">Probability with Spinners | Love2TeachMath</w:t>
+            </w:r>
+          </w:p>
+        </w:tc>
+        <w:tc>
+          <w:tcPr>
+            <w:tcW w:type="dxa" w:w="7338"/>
+            <w:tcBorders>
+              <w:top w:val="single" w:color="DDDDDD" w:sz="2"/>
+              <w:left w:val="single" w:color="DDDDDD" w:sz="2"/>
+              <w:bottom w:val="single" w:color="DDDDDD" w:sz="2"/>
+              <w:right w:val="single" w:color="DDDDDD" w:sz="2"/>
+            </w:tcBorders>
+            <w:shd w:fill="FFFFFF" w:val="clear"/>
+            <w:tcMar>
+              <w:top w:type="dxa" w:w="40"/>
+              <w:left w:type="dxa" w:w="110"/>
+              <w:bottom w:type="dxa" w:w="40"/>
+              <w:right w:type="dxa" w:w="110"/>
+            </w:tcMar>
+            <w:vAlign w:val="top"/>
+          </w:tcPr>
+          <w:p>
+            <w:pPr>
+              <w:spacing w:before="0" w:after="0"/>
+            </w:pPr>
+            <w:hyperlink w:history="1" r:id="rIdiuruqzzn1t4vuzbsqf2gu">
+              <w:r>
+                <w:rPr>
+                  <w:u w:val="single"/>
+                  <w:color w:val="0563C1"/>
+                  <w:sz w:val="13"/>
+                  <w:szCs w:val="13"/>
+                  <w:rFonts w:ascii="Arial" w:cs="Arial" w:eastAsia="Arial" w:hAnsi="Arial"/>
+                </w:rPr>
+                <w:t xml:space="preserve">https://www.youtube.com/watch?v=FnRe9qz5nck</w:t>
+              </w:r>
+            </w:hyperlink>
+          </w:p>
+        </w:tc>
+      </w:tr>
+      <w:tr>
+        <w:trPr>
+          <w:cantSplit/>
+        </w:trPr>
+        <w:tc>
+          <w:tcPr>
+            <w:tcW w:type="dxa" w:w="15038"/>
+            <w:gridSpan w:val="3"/>
+            <w:tcBorders>
+              <w:top w:val="single" w:color="DDDDDD" w:sz="2"/>
+              <w:left w:val="single" w:color="DDDDDD" w:sz="2"/>
+              <w:bottom w:val="single" w:color="DDDDDD" w:sz="2"/>
+              <w:right w:val="single" w:color="DDDDDD" w:sz="2"/>
+            </w:tcBorders>
+            <w:shd w:fill="FFF9E6" w:val="clear"/>
+            <w:tcMar>
+              <w:top w:type="dxa" w:w="50"/>
+              <w:left w:type="dxa" w:w="110"/>
+              <w:bottom w:type="dxa" w:w="50"/>
+              <w:right w:type="dxa" w:w="110"/>
+            </w:tcMar>
+          </w:tcPr>
+          <w:p>
+            <w:pPr>
+              <w:spacing w:before="0" w:after="0"/>
+            </w:pPr>
+            <w:r>
+              <w:rPr>
+                <w:b/>
+                <w:bCs/>
+                <w:color w:val="7F6000"/>
+                <w:sz w:val="15"/>
+                <w:szCs w:val="15"/>
+                <w:rFonts w:ascii="Arial" w:cs="Arial" w:eastAsia="Arial" w:hAnsi="Arial"/>
+              </w:rPr>
+              <w:t xml:space="preserve">Y5 -- Assign probabilities as fractions to outcomes that are not equally likely.</w:t>
+            </w:r>
+          </w:p>
+        </w:tc>
+      </w:tr>
+      <w:tr>
+        <w:trPr>
+          <w:cantSplit/>
+        </w:trPr>
+        <w:tc>
+          <w:tcPr>
+            <w:tcW w:type="dxa" w:w="1700"/>
+            <w:tcBorders>
+              <w:top w:val="single" w:color="DDDDDD" w:sz="2"/>
+              <w:left w:val="single" w:color="DDDDDD" w:sz="2"/>
+              <w:bottom w:val="single" w:color="DDDDDD" w:sz="2"/>
+              <w:right w:val="single" w:color="DDDDDD" w:sz="2"/>
+            </w:tcBorders>
+            <w:shd w:fill="FFFFFF" w:val="clear"/>
+            <w:tcMar>
+              <w:top w:type="dxa" w:w="40"/>
+              <w:left w:type="dxa" w:w="110"/>
+              <w:bottom w:type="dxa" w:w="40"/>
+              <w:right w:type="dxa" w:w="110"/>
+            </w:tcMar>
+            <w:vAlign w:val="top"/>
+          </w:tcPr>
+          <w:p>
+            <w:pPr>
+              <w:spacing w:before="0" w:after="0"/>
+              <w:jc w:val="left"/>
+            </w:pPr>
+            <w:r>
+              <w:rPr>
+                <w:b w:val="false"/>
+                <w:bCs w:val="false"/>
+                <w:i w:val="false"/>
+                <w:iCs w:val="false"/>
+                <w:color w:val="000000"/>
+                <w:sz w:val="13"/>
+                <w:szCs w:val="13"/>
+                <w:rFonts w:ascii="Arial" w:cs="Arial" w:eastAsia="Arial" w:hAnsi="Arial"/>
+              </w:rPr>
+              <w:t xml:space="preserve">Video</w:t>
+            </w:r>
+          </w:p>
+        </w:tc>
+        <w:tc>
+          <w:tcPr>
+            <w:tcW w:type="dxa" w:w="6000"/>
+            <w:tcBorders>
+              <w:top w:val="single" w:color="DDDDDD" w:sz="2"/>
+              <w:left w:val="single" w:color="DDDDDD" w:sz="2"/>
+              <w:bottom w:val="single" w:color="DDDDDD" w:sz="2"/>
+              <w:right w:val="single" w:color="DDDDDD" w:sz="2"/>
+            </w:tcBorders>
+            <w:shd w:fill="FFFFFF" w:val="clear"/>
+            <w:tcMar>
+              <w:top w:type="dxa" w:w="40"/>
+              <w:left w:type="dxa" w:w="110"/>
+              <w:bottom w:type="dxa" w:w="40"/>
+              <w:right w:type="dxa" w:w="110"/>
+            </w:tcMar>
+            <w:vAlign w:val="top"/>
+          </w:tcPr>
+          <w:p>
+            <w:pPr>
+              <w:spacing w:before="0" w:after="0"/>
+              <w:jc w:val="left"/>
+            </w:pPr>
+            <w:r>
+              <w:rPr>
+                <w:b w:val="false"/>
+                <w:bCs w:val="false"/>
+                <w:i w:val="false"/>
+                <w:iCs w:val="false"/>
+                <w:color w:val="000000"/>
+                <w:sz w:val="14"/>
+                <w:szCs w:val="14"/>
+                <w:rFonts w:ascii="Arial" w:cs="Arial" w:eastAsia="Arial" w:hAnsi="Arial"/>
+              </w:rPr>
+              <w:t xml:space="preserve">Theoretical Probability — Possible Outcomes Using a Spinner (unequal sections) | mrmaisonet</w:t>
+            </w:r>
+          </w:p>
+        </w:tc>
+        <w:tc>
+          <w:tcPr>
+            <w:tcW w:type="dxa" w:w="7338"/>
+            <w:tcBorders>
+              <w:top w:val="single" w:color="DDDDDD" w:sz="2"/>
+              <w:left w:val="single" w:color="DDDDDD" w:sz="2"/>
+              <w:bottom w:val="single" w:color="DDDDDD" w:sz="2"/>
+              <w:right w:val="single" w:color="DDDDDD" w:sz="2"/>
+            </w:tcBorders>
+            <w:shd w:fill="FFFFFF" w:val="clear"/>
+            <w:tcMar>
+              <w:top w:type="dxa" w:w="40"/>
+              <w:left w:type="dxa" w:w="110"/>
+              <w:bottom w:type="dxa" w:w="40"/>
+              <w:right w:type="dxa" w:w="110"/>
+            </w:tcMar>
+            <w:vAlign w:val="top"/>
+          </w:tcPr>
+          <w:p>
+            <w:pPr>
+              <w:spacing w:before="0" w:after="0"/>
+            </w:pPr>
+            <w:hyperlink w:history="1" r:id="rIdczcf38ablb8vnl9teui1g">
+              <w:r>
+                <w:rPr>
+                  <w:u w:val="single"/>
+                  <w:color w:val="0563C1"/>
+                  <w:sz w:val="13"/>
+                  <w:szCs w:val="13"/>
+                  <w:rFonts w:ascii="Arial" w:cs="Arial" w:eastAsia="Arial" w:hAnsi="Arial"/>
+                </w:rPr>
+                <w:t xml:space="preserve">https://www.youtube.com/watch?v=3QmNvODlnt8</w:t>
+              </w:r>
+            </w:hyperlink>
+          </w:p>
+        </w:tc>
+      </w:tr>
+      <w:tr>
+        <w:trPr>
+          <w:cantSplit/>
+        </w:trPr>
+        <w:tc>
+          <w:tcPr>
+            <w:tcW w:type="dxa" w:w="1700"/>
+            <w:tcBorders>
+              <w:top w:val="single" w:color="DDDDDD" w:sz="2"/>
+              <w:left w:val="single" w:color="DDDDDD" w:sz="2"/>
+              <w:bottom w:val="single" w:color="DDDDDD" w:sz="2"/>
+              <w:right w:val="single" w:color="DDDDDD" w:sz="2"/>
+            </w:tcBorders>
+            <w:shd w:fill="FFFFFF" w:val="clear"/>
+            <w:tcMar>
+              <w:top w:type="dxa" w:w="40"/>
+              <w:left w:type="dxa" w:w="110"/>
+              <w:bottom w:type="dxa" w:w="40"/>
+              <w:right w:type="dxa" w:w="110"/>
+            </w:tcMar>
+            <w:vAlign w:val="top"/>
+          </w:tcPr>
+          <w:p>
+            <w:pPr>
+              <w:spacing w:before="0" w:after="0"/>
+              <w:jc w:val="left"/>
+            </w:pPr>
+            <w:r>
+              <w:rPr>
+                <w:b w:val="false"/>
+                <w:bCs w:val="false"/>
+                <w:i w:val="false"/>
+                <w:iCs w:val="false"/>
+                <w:color w:val="000000"/>
+                <w:sz w:val="13"/>
+                <w:szCs w:val="13"/>
+                <w:rFonts w:ascii="Arial" w:cs="Arial" w:eastAsia="Arial" w:hAnsi="Arial"/>
+              </w:rPr>
+              <w:t xml:space="preserve">Video</w:t>
+            </w:r>
+          </w:p>
+        </w:tc>
+        <w:tc>
+          <w:tcPr>
+            <w:tcW w:type="dxa" w:w="6000"/>
+            <w:tcBorders>
+              <w:top w:val="single" w:color="DDDDDD" w:sz="2"/>
+              <w:left w:val="single" w:color="DDDDDD" w:sz="2"/>
+              <w:bottom w:val="single" w:color="DDDDDD" w:sz="2"/>
+              <w:right w:val="single" w:color="DDDDDD" w:sz="2"/>
+            </w:tcBorders>
+            <w:shd w:fill="FFFFFF" w:val="clear"/>
+            <w:tcMar>
+              <w:top w:type="dxa" w:w="40"/>
+              <w:left w:type="dxa" w:w="110"/>
+              <w:bottom w:type="dxa" w:w="40"/>
+              <w:right w:type="dxa" w:w="110"/>
+            </w:tcMar>
+            <w:vAlign w:val="top"/>
+          </w:tcPr>
+          <w:p>
+            <w:pPr>
+              <w:spacing w:before="0" w:after="0"/>
+              <w:jc w:val="left"/>
+            </w:pPr>
+            <w:r>
+              <w:rPr>
+                <w:b w:val="false"/>
+                <w:bCs w:val="false"/>
+                <w:i w:val="false"/>
+                <w:iCs w:val="false"/>
+                <w:color w:val="000000"/>
+                <w:sz w:val="14"/>
+                <w:szCs w:val="14"/>
+                <w:rFonts w:ascii="Arial" w:cs="Arial" w:eastAsia="Arial" w:hAnsi="Arial"/>
+              </w:rPr>
+              <w:t xml:space="preserve">Finding Probability | Basic Probability | Math with Mr. J</w:t>
+            </w:r>
+          </w:p>
+        </w:tc>
+        <w:tc>
+          <w:tcPr>
+            <w:tcW w:type="dxa" w:w="7338"/>
+            <w:tcBorders>
+              <w:top w:val="single" w:color="DDDDDD" w:sz="2"/>
+              <w:left w:val="single" w:color="DDDDDD" w:sz="2"/>
+              <w:bottom w:val="single" w:color="DDDDDD" w:sz="2"/>
+              <w:right w:val="single" w:color="DDDDDD" w:sz="2"/>
+            </w:tcBorders>
+            <w:shd w:fill="FFFFFF" w:val="clear"/>
+            <w:tcMar>
+              <w:top w:type="dxa" w:w="40"/>
+              <w:left w:type="dxa" w:w="110"/>
+              <w:bottom w:type="dxa" w:w="40"/>
+              <w:right w:type="dxa" w:w="110"/>
+            </w:tcMar>
+            <w:vAlign w:val="top"/>
+          </w:tcPr>
+          <w:p>
+            <w:pPr>
+              <w:spacing w:before="0" w:after="0"/>
+            </w:pPr>
+            <w:hyperlink w:history="1" r:id="rIduygqq9k3bey4y5rle2ywk">
+              <w:r>
+                <w:rPr>
+                  <w:u w:val="single"/>
+                  <w:color w:val="0563C1"/>
+                  <w:sz w:val="13"/>
+                  <w:szCs w:val="13"/>
+                  <w:rFonts w:ascii="Arial" w:cs="Arial" w:eastAsia="Arial" w:hAnsi="Arial"/>
+                </w:rPr>
+                <w:t xml:space="preserve">https://www.youtube.com/watch?v=QEdHtF1CKRQ</w:t>
+              </w:r>
+            </w:hyperlink>
+          </w:p>
+        </w:tc>
+      </w:tr>
+      <w:tr>
+        <w:trPr>
+          <w:cantSplit/>
+        </w:trPr>
+        <w:tc>
+          <w:tcPr>
+            <w:tcW w:type="dxa" w:w="1700"/>
+            <w:tcBorders>
+              <w:top w:val="single" w:color="DDDDDD" w:sz="2"/>
+              <w:left w:val="single" w:color="DDDDDD" w:sz="2"/>
+              <w:bottom w:val="single" w:color="DDDDDD" w:sz="2"/>
+              <w:right w:val="single" w:color="DDDDDD" w:sz="2"/>
+            </w:tcBorders>
+            <w:shd w:fill="FFFFFF" w:val="clear"/>
+            <w:tcMar>
+              <w:top w:type="dxa" w:w="40"/>
+              <w:left w:type="dxa" w:w="110"/>
+              <w:bottom w:type="dxa" w:w="40"/>
+              <w:right w:type="dxa" w:w="110"/>
+            </w:tcMar>
+            <w:vAlign w:val="top"/>
+          </w:tcPr>
+          <w:p>
+            <w:pPr>
+              <w:spacing w:before="0" w:after="0"/>
+              <w:jc w:val="left"/>
+            </w:pPr>
+            <w:r>
+              <w:rPr>
+                <w:b w:val="false"/>
+                <w:bCs w:val="false"/>
+                <w:i w:val="false"/>
+                <w:iCs w:val="false"/>
+                <w:color w:val="000000"/>
+                <w:sz w:val="13"/>
+                <w:szCs w:val="13"/>
+                <w:rFonts w:ascii="Arial" w:cs="Arial" w:eastAsia="Arial" w:hAnsi="Arial"/>
+              </w:rPr>
+              <w:t xml:space="preserve">Worksheet (print)</w:t>
+            </w:r>
+          </w:p>
+        </w:tc>
+        <w:tc>
+          <w:tcPr>
+            <w:tcW w:type="dxa" w:w="6000"/>
+            <w:tcBorders>
+              <w:top w:val="single" w:color="DDDDDD" w:sz="2"/>
+              <w:left w:val="single" w:color="DDDDDD" w:sz="2"/>
+              <w:bottom w:val="single" w:color="DDDDDD" w:sz="2"/>
+              <w:right w:val="single" w:color="DDDDDD" w:sz="2"/>
+            </w:tcBorders>
+            <w:shd w:fill="FFFFFF" w:val="clear"/>
+            <w:tcMar>
+              <w:top w:type="dxa" w:w="40"/>
+              <w:left w:type="dxa" w:w="110"/>
+              <w:bottom w:type="dxa" w:w="40"/>
+              <w:right w:type="dxa" w:w="110"/>
+            </w:tcMar>
+            <w:vAlign w:val="top"/>
+          </w:tcPr>
+          <w:p>
+            <w:pPr>
+              <w:spacing w:before="0" w:after="0"/>
+              <w:jc w:val="left"/>
+            </w:pPr>
+            <w:r>
+              <w:rPr>
+                <w:b w:val="false"/>
+                <w:bCs w:val="false"/>
+                <w:i w:val="false"/>
+                <w:iCs w:val="false"/>
+                <w:color w:val="000000"/>
+                <w:sz w:val="14"/>
+                <w:szCs w:val="14"/>
+                <w:rFonts w:ascii="Arial" w:cs="Arial" w:eastAsia="Arial" w:hAnsi="Arial"/>
+              </w:rPr>
+              <w:t xml:space="preserve">Corbettmaths — Probability (PDF)</w:t>
+            </w:r>
+          </w:p>
+        </w:tc>
+        <w:tc>
+          <w:tcPr>
+            <w:tcW w:type="dxa" w:w="7338"/>
+            <w:tcBorders>
+              <w:top w:val="single" w:color="DDDDDD" w:sz="2"/>
+              <w:left w:val="single" w:color="DDDDDD" w:sz="2"/>
+              <w:bottom w:val="single" w:color="DDDDDD" w:sz="2"/>
+              <w:right w:val="single" w:color="DDDDDD" w:sz="2"/>
+            </w:tcBorders>
+            <w:shd w:fill="FFFFFF" w:val="clear"/>
+            <w:tcMar>
+              <w:top w:type="dxa" w:w="40"/>
+              <w:left w:type="dxa" w:w="110"/>
+              <w:bottom w:type="dxa" w:w="40"/>
+              <w:right w:type="dxa" w:w="110"/>
+            </w:tcMar>
+            <w:vAlign w:val="top"/>
+          </w:tcPr>
+          <w:p>
+            <w:pPr>
+              <w:spacing w:before="0" w:after="0"/>
+            </w:pPr>
+            <w:hyperlink w:history="1" r:id="rIddngdy5ioyeev7w-yixfpc">
+              <w:r>
+                <w:rPr>
+                  <w:u w:val="single"/>
+                  <w:color w:val="0563C1"/>
+                  <w:sz w:val="13"/>
+                  <w:szCs w:val="13"/>
+                  <w:rFonts w:ascii="Arial" w:cs="Arial" w:eastAsia="Arial" w:hAnsi="Arial"/>
+                </w:rPr>
+                <w:t xml:space="preserve">https://corbettmaths.com/wp-content/uploads/2018/11/Probability-pdf.pdf</w:t>
+              </w:r>
+            </w:hyperlink>
+          </w:p>
+        </w:tc>
+      </w:tr>
+      <w:tr>
+        <w:trPr>
+          <w:cantSplit/>
+        </w:trPr>
+        <w:tc>
+          <w:tcPr>
+            <w:tcW w:type="dxa" w:w="15038"/>
+            <w:gridSpan w:val="3"/>
+            <w:tcBorders>
+              <w:top w:val="single" w:color="DDDDDD" w:sz="2"/>
+              <w:left w:val="single" w:color="DDDDDD" w:sz="2"/>
+              <w:bottom w:val="single" w:color="DDDDDD" w:sz="2"/>
+              <w:right w:val="single" w:color="DDDDDD" w:sz="2"/>
+            </w:tcBorders>
+            <w:shd w:fill="FFF9E6" w:val="clear"/>
+            <w:tcMar>
+              <w:top w:type="dxa" w:w="50"/>
+              <w:left w:type="dxa" w:w="110"/>
+              <w:bottom w:type="dxa" w:w="50"/>
+              <w:right w:type="dxa" w:w="110"/>
+            </w:tcMar>
+          </w:tcPr>
+          <w:p>
+            <w:pPr>
+              <w:spacing w:before="0" w:after="0"/>
+            </w:pPr>
+            <w:r>
+              <w:rPr>
+                <w:b/>
+                <w:bCs/>
+                <w:color w:val="7F6000"/>
+                <w:sz w:val="15"/>
+                <w:szCs w:val="15"/>
+                <w:rFonts w:ascii="Arial" w:cs="Arial" w:eastAsia="Arial" w:hAnsi="Arial"/>
+              </w:rPr>
+              <w:t xml:space="preserve">Y6 -- Compare expected and observed frequencies over small and large numbers of trials, and sample with replacement.</w:t>
+            </w:r>
+          </w:p>
+        </w:tc>
+      </w:tr>
+      <w:tr>
+        <w:trPr>
+          <w:cantSplit/>
+        </w:trPr>
+        <w:tc>
+          <w:tcPr>
+            <w:tcW w:type="dxa" w:w="1700"/>
+            <w:tcBorders>
+              <w:top w:val="single" w:color="DDDDDD" w:sz="2"/>
+              <w:left w:val="single" w:color="DDDDDD" w:sz="2"/>
+              <w:bottom w:val="single" w:color="DDDDDD" w:sz="2"/>
+              <w:right w:val="single" w:color="DDDDDD" w:sz="2"/>
+            </w:tcBorders>
+            <w:shd w:fill="FFFFFF" w:val="clear"/>
+            <w:tcMar>
+              <w:top w:type="dxa" w:w="40"/>
+              <w:left w:type="dxa" w:w="110"/>
+              <w:bottom w:type="dxa" w:w="40"/>
+              <w:right w:type="dxa" w:w="110"/>
+            </w:tcMar>
+            <w:vAlign w:val="top"/>
+          </w:tcPr>
+          <w:p>
+            <w:pPr>
+              <w:spacing w:before="0" w:after="0"/>
+              <w:jc w:val="left"/>
+            </w:pPr>
+            <w:r>
+              <w:rPr>
+                <w:b w:val="false"/>
+                <w:bCs w:val="false"/>
+                <w:i w:val="false"/>
+                <w:iCs w:val="false"/>
+                <w:color w:val="000000"/>
+                <w:sz w:val="13"/>
+                <w:szCs w:val="13"/>
+                <w:rFonts w:ascii="Arial" w:cs="Arial" w:eastAsia="Arial" w:hAnsi="Arial"/>
+              </w:rPr>
+              <w:t xml:space="preserve">Video</w:t>
+            </w:r>
+          </w:p>
+        </w:tc>
+        <w:tc>
+          <w:tcPr>
+            <w:tcW w:type="dxa" w:w="6000"/>
+            <w:tcBorders>
+              <w:top w:val="single" w:color="DDDDDD" w:sz="2"/>
+              <w:left w:val="single" w:color="DDDDDD" w:sz="2"/>
+              <w:bottom w:val="single" w:color="DDDDDD" w:sz="2"/>
+              <w:right w:val="single" w:color="DDDDDD" w:sz="2"/>
+            </w:tcBorders>
+            <w:shd w:fill="FFFFFF" w:val="clear"/>
+            <w:tcMar>
+              <w:top w:type="dxa" w:w="40"/>
+              <w:left w:type="dxa" w:w="110"/>
+              <w:bottom w:type="dxa" w:w="40"/>
+              <w:right w:type="dxa" w:w="110"/>
+            </w:tcMar>
+            <w:vAlign w:val="top"/>
+          </w:tcPr>
+          <w:p>
+            <w:pPr>
+              <w:spacing w:before="0" w:after="0"/>
+              <w:jc w:val="left"/>
+            </w:pPr>
+            <w:r>
+              <w:rPr>
+                <w:b w:val="false"/>
+                <w:bCs w:val="false"/>
+                <w:i w:val="false"/>
+                <w:iCs w:val="false"/>
+                <w:color w:val="000000"/>
+                <w:sz w:val="14"/>
+                <w:szCs w:val="14"/>
+                <w:rFonts w:ascii="Arial" w:cs="Arial" w:eastAsia="Arial" w:hAnsi="Arial"/>
+              </w:rPr>
+              <w:t xml:space="preserve">Theoretical vs. Experimental Probability | Math with Mr. J</w:t>
+            </w:r>
+          </w:p>
+        </w:tc>
+        <w:tc>
+          <w:tcPr>
+            <w:tcW w:type="dxa" w:w="7338"/>
+            <w:tcBorders>
+              <w:top w:val="single" w:color="DDDDDD" w:sz="2"/>
+              <w:left w:val="single" w:color="DDDDDD" w:sz="2"/>
+              <w:bottom w:val="single" w:color="DDDDDD" w:sz="2"/>
+              <w:right w:val="single" w:color="DDDDDD" w:sz="2"/>
+            </w:tcBorders>
+            <w:shd w:fill="FFFFFF" w:val="clear"/>
+            <w:tcMar>
+              <w:top w:type="dxa" w:w="40"/>
+              <w:left w:type="dxa" w:w="110"/>
+              <w:bottom w:type="dxa" w:w="40"/>
+              <w:right w:type="dxa" w:w="110"/>
+            </w:tcMar>
+            <w:vAlign w:val="top"/>
+          </w:tcPr>
+          <w:p>
+            <w:pPr>
+              <w:spacing w:before="0" w:after="0"/>
+            </w:pPr>
+            <w:hyperlink w:history="1" r:id="rIdlrvl9dwcrjcxsfyrhpaph">
+              <w:r>
+                <w:rPr>
+                  <w:u w:val="single"/>
+                  <w:color w:val="0563C1"/>
+                  <w:sz w:val="13"/>
+                  <w:szCs w:val="13"/>
+                  <w:rFonts w:ascii="Arial" w:cs="Arial" w:eastAsia="Arial" w:hAnsi="Arial"/>
+                </w:rPr>
+                <w:t xml:space="preserve">https://www.youtube.com/watch?v=Ay5pnC-0bVI</w:t>
+              </w:r>
+            </w:hyperlink>
+          </w:p>
+        </w:tc>
+      </w:tr>
+      <w:tr>
+        <w:trPr>
+          <w:cantSplit/>
+        </w:trPr>
+        <w:tc>
+          <w:tcPr>
+            <w:tcW w:type="dxa" w:w="1700"/>
+            <w:tcBorders>
+              <w:top w:val="single" w:color="DDDDDD" w:sz="2"/>
+              <w:left w:val="single" w:color="DDDDDD" w:sz="2"/>
+              <w:bottom w:val="single" w:color="DDDDDD" w:sz="2"/>
+              <w:right w:val="single" w:color="DDDDDD" w:sz="2"/>
+            </w:tcBorders>
+            <w:shd w:fill="FFFFFF" w:val="clear"/>
+            <w:tcMar>
+              <w:top w:type="dxa" w:w="40"/>
+              <w:left w:type="dxa" w:w="110"/>
+              <w:bottom w:type="dxa" w:w="40"/>
+              <w:right w:type="dxa" w:w="110"/>
+            </w:tcMar>
+            <w:vAlign w:val="top"/>
+          </w:tcPr>
+          <w:p>
+            <w:pPr>
+              <w:spacing w:before="0" w:after="0"/>
+              <w:jc w:val="left"/>
+            </w:pPr>
+            <w:r>
+              <w:rPr>
+                <w:b w:val="false"/>
+                <w:bCs w:val="false"/>
+                <w:i w:val="false"/>
+                <w:iCs w:val="false"/>
+                <w:color w:val="000000"/>
+                <w:sz w:val="13"/>
+                <w:szCs w:val="13"/>
+                <w:rFonts w:ascii="Arial" w:cs="Arial" w:eastAsia="Arial" w:hAnsi="Arial"/>
+              </w:rPr>
+              <w:t xml:space="preserve">Video</w:t>
+            </w:r>
+          </w:p>
+        </w:tc>
+        <w:tc>
+          <w:tcPr>
+            <w:tcW w:type="dxa" w:w="6000"/>
+            <w:tcBorders>
+              <w:top w:val="single" w:color="DDDDDD" w:sz="2"/>
+              <w:left w:val="single" w:color="DDDDDD" w:sz="2"/>
+              <w:bottom w:val="single" w:color="DDDDDD" w:sz="2"/>
+              <w:right w:val="single" w:color="DDDDDD" w:sz="2"/>
+            </w:tcBorders>
+            <w:shd w:fill="FFFFFF" w:val="clear"/>
+            <w:tcMar>
+              <w:top w:type="dxa" w:w="40"/>
+              <w:left w:type="dxa" w:w="110"/>
+              <w:bottom w:type="dxa" w:w="40"/>
+              <w:right w:type="dxa" w:w="110"/>
+            </w:tcMar>
+            <w:vAlign w:val="top"/>
+          </w:tcPr>
+          <w:p>
+            <w:pPr>
+              <w:spacing w:before="0" w:after="0"/>
+              <w:jc w:val="left"/>
+            </w:pPr>
+            <w:r>
+              <w:rPr>
+                <w:b w:val="false"/>
+                <w:bCs w:val="false"/>
+                <w:i w:val="false"/>
+                <w:iCs w:val="false"/>
+                <w:color w:val="000000"/>
+                <w:sz w:val="14"/>
+                <w:szCs w:val="14"/>
+                <w:rFonts w:ascii="Arial" w:cs="Arial" w:eastAsia="Arial" w:hAnsi="Arial"/>
+              </w:rPr>
+              <w:t xml:space="preserve">What is Experimental Probability? | Math with Mr. J</w:t>
+            </w:r>
+          </w:p>
+        </w:tc>
+        <w:tc>
+          <w:tcPr>
+            <w:tcW w:type="dxa" w:w="7338"/>
+            <w:tcBorders>
+              <w:top w:val="single" w:color="DDDDDD" w:sz="2"/>
+              <w:left w:val="single" w:color="DDDDDD" w:sz="2"/>
+              <w:bottom w:val="single" w:color="DDDDDD" w:sz="2"/>
+              <w:right w:val="single" w:color="DDDDDD" w:sz="2"/>
+            </w:tcBorders>
+            <w:shd w:fill="FFFFFF" w:val="clear"/>
+            <w:tcMar>
+              <w:top w:type="dxa" w:w="40"/>
+              <w:left w:type="dxa" w:w="110"/>
+              <w:bottom w:type="dxa" w:w="40"/>
+              <w:right w:type="dxa" w:w="110"/>
+            </w:tcMar>
+            <w:vAlign w:val="top"/>
+          </w:tcPr>
+          <w:p>
+            <w:pPr>
+              <w:spacing w:before="0" w:after="0"/>
+            </w:pPr>
+            <w:hyperlink w:history="1" r:id="rIdmdbmse6r-wvzlmlnfrqmq">
+              <w:r>
+                <w:rPr>
+                  <w:u w:val="single"/>
+                  <w:color w:val="0563C1"/>
+                  <w:sz w:val="13"/>
+                  <w:szCs w:val="13"/>
+                  <w:rFonts w:ascii="Arial" w:cs="Arial" w:eastAsia="Arial" w:hAnsi="Arial"/>
+                </w:rPr>
+                <w:t xml:space="preserve">https://www.youtube.com/watch?v=YP6y9KstyMM</w:t>
+              </w:r>
+            </w:hyperlink>
+          </w:p>
+        </w:tc>
+      </w:tr>
+      <w:tr>
+        <w:trPr>
+          <w:cantSplit/>
+        </w:trPr>
+        <w:tc>
+          <w:tcPr>
+            <w:tcW w:type="dxa" w:w="1700"/>
+            <w:tcBorders>
+              <w:top w:val="single" w:color="DDDDDD" w:sz="2"/>
+              <w:left w:val="single" w:color="DDDDDD" w:sz="2"/>
+              <w:bottom w:val="single" w:color="DDDDDD" w:sz="2"/>
+              <w:right w:val="single" w:color="DDDDDD" w:sz="2"/>
+            </w:tcBorders>
+            <w:shd w:fill="FFFFFF" w:val="clear"/>
+            <w:tcMar>
+              <w:top w:type="dxa" w:w="40"/>
+              <w:left w:type="dxa" w:w="110"/>
+              <w:bottom w:type="dxa" w:w="40"/>
+              <w:right w:type="dxa" w:w="110"/>
+            </w:tcMar>
+            <w:vAlign w:val="top"/>
+          </w:tcPr>
+          <w:p>
+            <w:pPr>
+              <w:spacing w:before="0" w:after="0"/>
+              <w:jc w:val="left"/>
+            </w:pPr>
+            <w:r>
+              <w:rPr>
+                <w:b w:val="false"/>
+                <w:bCs w:val="false"/>
+                <w:i w:val="false"/>
+                <w:iCs w:val="false"/>
+                <w:color w:val="000000"/>
+                <w:sz w:val="13"/>
+                <w:szCs w:val="13"/>
+                <w:rFonts w:ascii="Arial" w:cs="Arial" w:eastAsia="Arial" w:hAnsi="Arial"/>
+              </w:rPr>
+              <w:t xml:space="preserve">Worksheet (print)</w:t>
+            </w:r>
+          </w:p>
+        </w:tc>
+        <w:tc>
+          <w:tcPr>
+            <w:tcW w:type="dxa" w:w="6000"/>
+            <w:tcBorders>
+              <w:top w:val="single" w:color="DDDDDD" w:sz="2"/>
+              <w:left w:val="single" w:color="DDDDDD" w:sz="2"/>
+              <w:bottom w:val="single" w:color="DDDDDD" w:sz="2"/>
+              <w:right w:val="single" w:color="DDDDDD" w:sz="2"/>
+            </w:tcBorders>
+            <w:shd w:fill="FFFFFF" w:val="clear"/>
+            <w:tcMar>
+              <w:top w:type="dxa" w:w="40"/>
+              <w:left w:type="dxa" w:w="110"/>
+              <w:bottom w:type="dxa" w:w="40"/>
+              <w:right w:type="dxa" w:w="110"/>
+            </w:tcMar>
+            <w:vAlign w:val="top"/>
+          </w:tcPr>
+          <w:p>
+            <w:pPr>
+              <w:spacing w:before="0" w:after="0"/>
+              <w:jc w:val="left"/>
+            </w:pPr>
+            <w:r>
+              <w:rPr>
+                <w:b w:val="false"/>
+                <w:bCs w:val="false"/>
+                <w:i w:val="false"/>
+                <w:iCs w:val="false"/>
+                <w:color w:val="000000"/>
+                <w:sz w:val="14"/>
+                <w:szCs w:val="14"/>
+                <w:rFonts w:ascii="Arial" w:cs="Arial" w:eastAsia="Arial" w:hAnsi="Arial"/>
+              </w:rPr>
+              <w:t xml:space="preserve">Corbettmaths — Relative Frequency (PDF)</w:t>
+            </w:r>
+          </w:p>
+        </w:tc>
+        <w:tc>
+          <w:tcPr>
+            <w:tcW w:type="dxa" w:w="7338"/>
+            <w:tcBorders>
+              <w:top w:val="single" w:color="DDDDDD" w:sz="2"/>
+              <w:left w:val="single" w:color="DDDDDD" w:sz="2"/>
+              <w:bottom w:val="single" w:color="DDDDDD" w:sz="2"/>
+              <w:right w:val="single" w:color="DDDDDD" w:sz="2"/>
+            </w:tcBorders>
+            <w:shd w:fill="FFFFFF" w:val="clear"/>
+            <w:tcMar>
+              <w:top w:type="dxa" w:w="40"/>
+              <w:left w:type="dxa" w:w="110"/>
+              <w:bottom w:type="dxa" w:w="40"/>
+              <w:right w:type="dxa" w:w="110"/>
+            </w:tcMar>
+            <w:vAlign w:val="top"/>
+          </w:tcPr>
+          <w:p>
+            <w:pPr>
+              <w:spacing w:before="0" w:after="0"/>
+            </w:pPr>
+            <w:hyperlink w:history="1" r:id="rId-7xotad9ke8ofhdrnglbf">
+              <w:r>
+                <w:rPr>
+                  <w:u w:val="single"/>
+                  <w:color w:val="0563C1"/>
+                  <w:sz w:val="13"/>
+                  <w:szCs w:val="13"/>
+                  <w:rFonts w:ascii="Arial" w:cs="Arial" w:eastAsia="Arial" w:hAnsi="Arial"/>
+                </w:rPr>
+                <w:t xml:space="preserve">https://corbettmaths.com/wp-content/uploads/2013/02/relative-frequency-pdf.pdf</w:t>
+              </w:r>
+            </w:hyperlink>
+          </w:p>
+        </w:tc>
+      </w:tr>
+      <w:tr>
+        <w:trPr>
+          <w:cantSplit/>
+        </w:trPr>
+        <w:tc>
+          <w:tcPr>
+            <w:tcW w:type="dxa" w:w="15038"/>
+            <w:gridSpan w:val="3"/>
+            <w:tcBorders>
+              <w:top w:val="single" w:color="DDDDDD" w:sz="2"/>
+              <w:left w:val="single" w:color="DDDDDD" w:sz="2"/>
+              <w:bottom w:val="single" w:color="DDDDDD" w:sz="2"/>
+              <w:right w:val="single" w:color="DDDDDD" w:sz="2"/>
+            </w:tcBorders>
+            <w:shd w:fill="EBF3E6" w:val="clear"/>
+            <w:tcMar>
+              <w:top w:type="dxa" w:w="50"/>
+              <w:left w:type="dxa" w:w="110"/>
+              <w:bottom w:type="dxa" w:w="50"/>
+              <w:right w:type="dxa" w:w="110"/>
+            </w:tcMar>
+          </w:tcPr>
+          <w:p>
+            <w:pPr>
+              <w:spacing w:before="0" w:after="0"/>
+            </w:pPr>
+            <w:r>
+              <w:rPr>
+                <w:b/>
+                <w:bCs/>
+                <w:color w:val="375623"/>
+                <w:sz w:val="15"/>
+                <w:szCs w:val="15"/>
+                <w:rFonts w:ascii="Arial" w:cs="Arial" w:eastAsia="Arial" w:hAnsi="Arial"/>
+              </w:rPr>
+              <w:t xml:space="preserve">G1 -- Plot points with non-whole coordinates and recognise linear relationships across rules, tables, coordinate pairs and graphs.</w:t>
+            </w:r>
+          </w:p>
+        </w:tc>
+      </w:tr>
+      <w:tr>
+        <w:trPr>
+          <w:cantSplit/>
+        </w:trPr>
+        <w:tc>
+          <w:tcPr>
+            <w:tcW w:type="dxa" w:w="1700"/>
+            <w:tcBorders>
+              <w:top w:val="single" w:color="DDDDDD" w:sz="2"/>
+              <w:left w:val="single" w:color="DDDDDD" w:sz="2"/>
+              <w:bottom w:val="single" w:color="DDDDDD" w:sz="2"/>
+              <w:right w:val="single" w:color="DDDDDD" w:sz="2"/>
+            </w:tcBorders>
+            <w:shd w:fill="FFFFFF" w:val="clear"/>
+            <w:tcMar>
+              <w:top w:type="dxa" w:w="40"/>
+              <w:left w:type="dxa" w:w="110"/>
+              <w:bottom w:type="dxa" w:w="40"/>
+              <w:right w:type="dxa" w:w="110"/>
+            </w:tcMar>
+            <w:vAlign w:val="top"/>
+          </w:tcPr>
+          <w:p>
+            <w:pPr>
+              <w:spacing w:before="0" w:after="0"/>
+              <w:jc w:val="left"/>
+            </w:pPr>
+            <w:r>
+              <w:rPr>
+                <w:b w:val="false"/>
+                <w:bCs w:val="false"/>
+                <w:i w:val="false"/>
+                <w:iCs w:val="false"/>
+                <w:color w:val="000000"/>
+                <w:sz w:val="13"/>
+                <w:szCs w:val="13"/>
+                <w:rFonts w:ascii="Arial" w:cs="Arial" w:eastAsia="Arial" w:hAnsi="Arial"/>
+              </w:rPr>
+              <w:t xml:space="preserve">Video</w:t>
+            </w:r>
+          </w:p>
+        </w:tc>
+        <w:tc>
+          <w:tcPr>
+            <w:tcW w:type="dxa" w:w="6000"/>
+            <w:tcBorders>
+              <w:top w:val="single" w:color="DDDDDD" w:sz="2"/>
+              <w:left w:val="single" w:color="DDDDDD" w:sz="2"/>
+              <w:bottom w:val="single" w:color="DDDDDD" w:sz="2"/>
+              <w:right w:val="single" w:color="DDDDDD" w:sz="2"/>
+            </w:tcBorders>
+            <w:shd w:fill="FFFFFF" w:val="clear"/>
+            <w:tcMar>
+              <w:top w:type="dxa" w:w="40"/>
+              <w:left w:type="dxa" w:w="110"/>
+              <w:bottom w:type="dxa" w:w="40"/>
+              <w:right w:type="dxa" w:w="110"/>
+            </w:tcMar>
+            <w:vAlign w:val="top"/>
+          </w:tcPr>
+          <w:p>
+            <w:pPr>
+              <w:spacing w:before="0" w:after="0"/>
+              <w:jc w:val="left"/>
+            </w:pPr>
+            <w:r>
+              <w:rPr>
+                <w:b w:val="false"/>
+                <w:bCs w:val="false"/>
+                <w:i w:val="false"/>
+                <w:iCs w:val="false"/>
+                <w:color w:val="000000"/>
+                <w:sz w:val="14"/>
+                <w:szCs w:val="14"/>
+                <w:rFonts w:ascii="Arial" w:cs="Arial" w:eastAsia="Arial" w:hAnsi="Arial"/>
+              </w:rPr>
+              <w:t xml:space="preserve">Tables to Equations and Graphs — Linear Relationships | 7th Grade Math</w:t>
+            </w:r>
+          </w:p>
+        </w:tc>
+        <w:tc>
+          <w:tcPr>
+            <w:tcW w:type="dxa" w:w="7338"/>
+            <w:tcBorders>
+              <w:top w:val="single" w:color="DDDDDD" w:sz="2"/>
+              <w:left w:val="single" w:color="DDDDDD" w:sz="2"/>
+              <w:bottom w:val="single" w:color="DDDDDD" w:sz="2"/>
+              <w:right w:val="single" w:color="DDDDDD" w:sz="2"/>
+            </w:tcBorders>
+            <w:shd w:fill="FFFFFF" w:val="clear"/>
+            <w:tcMar>
+              <w:top w:type="dxa" w:w="40"/>
+              <w:left w:type="dxa" w:w="110"/>
+              <w:bottom w:type="dxa" w:w="40"/>
+              <w:right w:type="dxa" w:w="110"/>
+            </w:tcMar>
+            <w:vAlign w:val="top"/>
+          </w:tcPr>
+          <w:p>
+            <w:pPr>
+              <w:spacing w:before="0" w:after="0"/>
+            </w:pPr>
+            <w:hyperlink w:history="1" r:id="rIdwhewyih90nkhobzgq_mss">
+              <w:r>
+                <w:rPr>
+                  <w:u w:val="single"/>
+                  <w:color w:val="0563C1"/>
+                  <w:sz w:val="13"/>
+                  <w:szCs w:val="13"/>
+                  <w:rFonts w:ascii="Arial" w:cs="Arial" w:eastAsia="Arial" w:hAnsi="Arial"/>
+                </w:rPr>
+                <w:t xml:space="preserve">https://www.youtube.com/watch?v=7RnM0S3L1lY</w:t>
+              </w:r>
+            </w:hyperlink>
+          </w:p>
+        </w:tc>
+      </w:tr>
+      <w:tr>
+        <w:trPr>
+          <w:cantSplit/>
+        </w:trPr>
+        <w:tc>
+          <w:tcPr>
+            <w:tcW w:type="dxa" w:w="1700"/>
+            <w:tcBorders>
+              <w:top w:val="single" w:color="DDDDDD" w:sz="2"/>
+              <w:left w:val="single" w:color="DDDDDD" w:sz="2"/>
+              <w:bottom w:val="single" w:color="DDDDDD" w:sz="2"/>
+              <w:right w:val="single" w:color="DDDDDD" w:sz="2"/>
+            </w:tcBorders>
+            <w:shd w:fill="FFFFFF" w:val="clear"/>
+            <w:tcMar>
+              <w:top w:type="dxa" w:w="40"/>
+              <w:left w:type="dxa" w:w="110"/>
+              <w:bottom w:type="dxa" w:w="40"/>
+              <w:right w:type="dxa" w:w="110"/>
+            </w:tcMar>
+            <w:vAlign w:val="top"/>
+          </w:tcPr>
+          <w:p>
+            <w:pPr>
+              <w:spacing w:before="0" w:after="0"/>
+              <w:jc w:val="left"/>
+            </w:pPr>
+            <w:r>
+              <w:rPr>
+                <w:b w:val="false"/>
+                <w:bCs w:val="false"/>
+                <w:i w:val="false"/>
+                <w:iCs w:val="false"/>
+                <w:color w:val="000000"/>
+                <w:sz w:val="13"/>
+                <w:szCs w:val="13"/>
+                <w:rFonts w:ascii="Arial" w:cs="Arial" w:eastAsia="Arial" w:hAnsi="Arial"/>
+              </w:rPr>
+              <w:t xml:space="preserve">Video</w:t>
+            </w:r>
+          </w:p>
+        </w:tc>
+        <w:tc>
+          <w:tcPr>
+            <w:tcW w:type="dxa" w:w="6000"/>
+            <w:tcBorders>
+              <w:top w:val="single" w:color="DDDDDD" w:sz="2"/>
+              <w:left w:val="single" w:color="DDDDDD" w:sz="2"/>
+              <w:bottom w:val="single" w:color="DDDDDD" w:sz="2"/>
+              <w:right w:val="single" w:color="DDDDDD" w:sz="2"/>
+            </w:tcBorders>
+            <w:shd w:fill="FFFFFF" w:val="clear"/>
+            <w:tcMar>
+              <w:top w:type="dxa" w:w="40"/>
+              <w:left w:type="dxa" w:w="110"/>
+              <w:bottom w:type="dxa" w:w="40"/>
+              <w:right w:type="dxa" w:w="110"/>
+            </w:tcMar>
+            <w:vAlign w:val="top"/>
+          </w:tcPr>
+          <w:p>
+            <w:pPr>
+              <w:spacing w:before="0" w:after="0"/>
+              <w:jc w:val="left"/>
+            </w:pPr>
+            <w:r>
+              <w:rPr>
+                <w:b w:val="false"/>
+                <w:bCs w:val="false"/>
+                <w:i w:val="false"/>
+                <w:iCs w:val="false"/>
+                <w:color w:val="000000"/>
+                <w:sz w:val="14"/>
+                <w:szCs w:val="14"/>
+                <w:rFonts w:ascii="Arial" w:cs="Arial" w:eastAsia="Arial" w:hAnsi="Arial"/>
+              </w:rPr>
+              <w:t xml:space="preserve">Plot Straight Line Graphs | FuseSchool</w:t>
+            </w:r>
+          </w:p>
+        </w:tc>
+        <w:tc>
+          <w:tcPr>
+            <w:tcW w:type="dxa" w:w="7338"/>
+            <w:tcBorders>
+              <w:top w:val="single" w:color="DDDDDD" w:sz="2"/>
+              <w:left w:val="single" w:color="DDDDDD" w:sz="2"/>
+              <w:bottom w:val="single" w:color="DDDDDD" w:sz="2"/>
+              <w:right w:val="single" w:color="DDDDDD" w:sz="2"/>
+            </w:tcBorders>
+            <w:shd w:fill="FFFFFF" w:val="clear"/>
+            <w:tcMar>
+              <w:top w:type="dxa" w:w="40"/>
+              <w:left w:type="dxa" w:w="110"/>
+              <w:bottom w:type="dxa" w:w="40"/>
+              <w:right w:type="dxa" w:w="110"/>
+            </w:tcMar>
+            <w:vAlign w:val="top"/>
+          </w:tcPr>
+          <w:p>
+            <w:pPr>
+              <w:spacing w:before="0" w:after="0"/>
+            </w:pPr>
+            <w:hyperlink w:history="1" r:id="rIdvdectwvqopk3yq3dmmalw">
+              <w:r>
+                <w:rPr>
+                  <w:u w:val="single"/>
+                  <w:color w:val="0563C1"/>
+                  <w:sz w:val="13"/>
+                  <w:szCs w:val="13"/>
+                  <w:rFonts w:ascii="Arial" w:cs="Arial" w:eastAsia="Arial" w:hAnsi="Arial"/>
+                </w:rPr>
+                <w:t xml:space="preserve">https://www.youtube.com/watch?v=a6hIaNvWE78</w:t>
+              </w:r>
+            </w:hyperlink>
+          </w:p>
+        </w:tc>
+      </w:tr>
+      <w:tr>
+        <w:trPr>
+          <w:cantSplit/>
+        </w:trPr>
+        <w:tc>
+          <w:tcPr>
+            <w:tcW w:type="dxa" w:w="1700"/>
+            <w:tcBorders>
+              <w:top w:val="single" w:color="DDDDDD" w:sz="2"/>
+              <w:left w:val="single" w:color="DDDDDD" w:sz="2"/>
+              <w:bottom w:val="single" w:color="DDDDDD" w:sz="2"/>
+              <w:right w:val="single" w:color="DDDDDD" w:sz="2"/>
+            </w:tcBorders>
+            <w:shd w:fill="FFFFFF" w:val="clear"/>
+            <w:tcMar>
+              <w:top w:type="dxa" w:w="40"/>
+              <w:left w:type="dxa" w:w="110"/>
+              <w:bottom w:type="dxa" w:w="40"/>
+              <w:right w:type="dxa" w:w="110"/>
+            </w:tcMar>
+            <w:vAlign w:val="top"/>
+          </w:tcPr>
+          <w:p>
+            <w:pPr>
+              <w:spacing w:before="0" w:after="0"/>
+              <w:jc w:val="left"/>
+            </w:pPr>
+            <w:r>
+              <w:rPr>
+                <w:b w:val="false"/>
+                <w:bCs w:val="false"/>
+                <w:i w:val="false"/>
+                <w:iCs w:val="false"/>
+                <w:color w:val="000000"/>
+                <w:sz w:val="13"/>
+                <w:szCs w:val="13"/>
+                <w:rFonts w:ascii="Arial" w:cs="Arial" w:eastAsia="Arial" w:hAnsi="Arial"/>
+              </w:rPr>
+              <w:t xml:space="preserve">Video</w:t>
+            </w:r>
+          </w:p>
+        </w:tc>
+        <w:tc>
+          <w:tcPr>
+            <w:tcW w:type="dxa" w:w="6000"/>
+            <w:tcBorders>
+              <w:top w:val="single" w:color="DDDDDD" w:sz="2"/>
+              <w:left w:val="single" w:color="DDDDDD" w:sz="2"/>
+              <w:bottom w:val="single" w:color="DDDDDD" w:sz="2"/>
+              <w:right w:val="single" w:color="DDDDDD" w:sz="2"/>
+            </w:tcBorders>
+            <w:shd w:fill="FFFFFF" w:val="clear"/>
+            <w:tcMar>
+              <w:top w:type="dxa" w:w="40"/>
+              <w:left w:type="dxa" w:w="110"/>
+              <w:bottom w:type="dxa" w:w="40"/>
+              <w:right w:type="dxa" w:w="110"/>
+            </w:tcMar>
+            <w:vAlign w:val="top"/>
+          </w:tcPr>
+          <w:p>
+            <w:pPr>
+              <w:spacing w:before="0" w:after="0"/>
+              <w:jc w:val="left"/>
+            </w:pPr>
+            <w:r>
+              <w:rPr>
+                <w:b w:val="false"/>
+                <w:bCs w:val="false"/>
+                <w:i w:val="false"/>
+                <w:iCs w:val="false"/>
+                <w:color w:val="000000"/>
+                <w:sz w:val="14"/>
+                <w:szCs w:val="14"/>
+                <w:rFonts w:ascii="Arial" w:cs="Arial" w:eastAsia="Arial" w:hAnsi="Arial"/>
+              </w:rPr>
+              <w:t xml:space="preserve">Introduction to Linear Relations: Tables and Graphs | BHNmath</w:t>
+            </w:r>
+          </w:p>
+        </w:tc>
+        <w:tc>
+          <w:tcPr>
+            <w:tcW w:type="dxa" w:w="7338"/>
+            <w:tcBorders>
+              <w:top w:val="single" w:color="DDDDDD" w:sz="2"/>
+              <w:left w:val="single" w:color="DDDDDD" w:sz="2"/>
+              <w:bottom w:val="single" w:color="DDDDDD" w:sz="2"/>
+              <w:right w:val="single" w:color="DDDDDD" w:sz="2"/>
+            </w:tcBorders>
+            <w:shd w:fill="FFFFFF" w:val="clear"/>
+            <w:tcMar>
+              <w:top w:type="dxa" w:w="40"/>
+              <w:left w:type="dxa" w:w="110"/>
+              <w:bottom w:type="dxa" w:w="40"/>
+              <w:right w:type="dxa" w:w="110"/>
+            </w:tcMar>
+            <w:vAlign w:val="top"/>
+          </w:tcPr>
+          <w:p>
+            <w:pPr>
+              <w:spacing w:before="0" w:after="0"/>
+            </w:pPr>
+            <w:hyperlink w:history="1" r:id="rIdo-31sjp5n6czfu6cgy_7h">
+              <w:r>
+                <w:rPr>
+                  <w:u w:val="single"/>
+                  <w:color w:val="0563C1"/>
+                  <w:sz w:val="13"/>
+                  <w:szCs w:val="13"/>
+                  <w:rFonts w:ascii="Arial" w:cs="Arial" w:eastAsia="Arial" w:hAnsi="Arial"/>
+                </w:rPr>
+                <w:t xml:space="preserve">https://www.youtube.com/watch?v=klrGBHF_pZc</w:t>
+              </w:r>
+            </w:hyperlink>
+          </w:p>
+        </w:tc>
+      </w:tr>
+      <w:tr>
+        <w:trPr>
+          <w:cantSplit/>
+        </w:trPr>
+        <w:tc>
+          <w:tcPr>
+            <w:tcW w:type="dxa" w:w="1700"/>
+            <w:tcBorders>
+              <w:top w:val="single" w:color="DDDDDD" w:sz="2"/>
+              <w:left w:val="single" w:color="DDDDDD" w:sz="2"/>
+              <w:bottom w:val="single" w:color="DDDDDD" w:sz="2"/>
+              <w:right w:val="single" w:color="DDDDDD" w:sz="2"/>
+            </w:tcBorders>
+            <w:shd w:fill="FFFFFF" w:val="clear"/>
+            <w:tcMar>
+              <w:top w:type="dxa" w:w="40"/>
+              <w:left w:type="dxa" w:w="110"/>
+              <w:bottom w:type="dxa" w:w="40"/>
+              <w:right w:type="dxa" w:w="110"/>
+            </w:tcMar>
+            <w:vAlign w:val="top"/>
+          </w:tcPr>
+          <w:p>
+            <w:pPr>
+              <w:spacing w:before="0" w:after="0"/>
+              <w:jc w:val="left"/>
+            </w:pPr>
+            <w:r>
+              <w:rPr>
+                <w:b w:val="false"/>
+                <w:bCs w:val="false"/>
+                <w:i w:val="false"/>
+                <w:iCs w:val="false"/>
+                <w:color w:val="000000"/>
+                <w:sz w:val="13"/>
+                <w:szCs w:val="13"/>
+                <w:rFonts w:ascii="Arial" w:cs="Arial" w:eastAsia="Arial" w:hAnsi="Arial"/>
+              </w:rPr>
+              <w:t xml:space="preserve">Worksheet (print)</w:t>
+            </w:r>
+          </w:p>
+        </w:tc>
+        <w:tc>
+          <w:tcPr>
+            <w:tcW w:type="dxa" w:w="6000"/>
+            <w:tcBorders>
+              <w:top w:val="single" w:color="DDDDDD" w:sz="2"/>
+              <w:left w:val="single" w:color="DDDDDD" w:sz="2"/>
+              <w:bottom w:val="single" w:color="DDDDDD" w:sz="2"/>
+              <w:right w:val="single" w:color="DDDDDD" w:sz="2"/>
+            </w:tcBorders>
+            <w:shd w:fill="FFFFFF" w:val="clear"/>
+            <w:tcMar>
+              <w:top w:type="dxa" w:w="40"/>
+              <w:left w:type="dxa" w:w="110"/>
+              <w:bottom w:type="dxa" w:w="40"/>
+              <w:right w:type="dxa" w:w="110"/>
+            </w:tcMar>
+            <w:vAlign w:val="top"/>
+          </w:tcPr>
+          <w:p>
+            <w:pPr>
+              <w:spacing w:before="0" w:after="0"/>
+              <w:jc w:val="left"/>
+            </w:pPr>
+            <w:r>
+              <w:rPr>
+                <w:b w:val="false"/>
+                <w:bCs w:val="false"/>
+                <w:i w:val="false"/>
+                <w:iCs w:val="false"/>
+                <w:color w:val="000000"/>
+                <w:sz w:val="14"/>
+                <w:szCs w:val="14"/>
+                <w:rFonts w:ascii="Arial" w:cs="Arial" w:eastAsia="Arial" w:hAnsi="Arial"/>
+              </w:rPr>
+              <w:t xml:space="preserve">Corbettmaths — Drawing Linear Graphs (PDF)</w:t>
+            </w:r>
+          </w:p>
+        </w:tc>
+        <w:tc>
+          <w:tcPr>
+            <w:tcW w:type="dxa" w:w="7338"/>
+            <w:tcBorders>
+              <w:top w:val="single" w:color="DDDDDD" w:sz="2"/>
+              <w:left w:val="single" w:color="DDDDDD" w:sz="2"/>
+              <w:bottom w:val="single" w:color="DDDDDD" w:sz="2"/>
+              <w:right w:val="single" w:color="DDDDDD" w:sz="2"/>
+            </w:tcBorders>
+            <w:shd w:fill="FFFFFF" w:val="clear"/>
+            <w:tcMar>
+              <w:top w:type="dxa" w:w="40"/>
+              <w:left w:type="dxa" w:w="110"/>
+              <w:bottom w:type="dxa" w:w="40"/>
+              <w:right w:type="dxa" w:w="110"/>
+            </w:tcMar>
+            <w:vAlign w:val="top"/>
+          </w:tcPr>
+          <w:p>
+            <w:pPr>
+              <w:spacing w:before="0" w:after="0"/>
+            </w:pPr>
+            <w:hyperlink w:history="1" r:id="rId1u8h10gf-0mj-sl_dwiep">
+              <w:r>
+                <w:rPr>
+                  <w:u w:val="single"/>
+                  <w:color w:val="0563C1"/>
+                  <w:sz w:val="13"/>
+                  <w:szCs w:val="13"/>
+                  <w:rFonts w:ascii="Arial" w:cs="Arial" w:eastAsia="Arial" w:hAnsi="Arial"/>
+                </w:rPr>
+                <w:t xml:space="preserve">https://corbettmaths.com/wp-content/uploads/2013/02/drawing-linear-graphs-pdf.pdf</w:t>
+              </w:r>
+            </w:hyperlink>
+          </w:p>
+        </w:tc>
+      </w:tr>
+      <w:tr>
+        <w:trPr>
+          <w:cantSplit/>
+        </w:trPr>
+        <w:tc>
+          <w:tcPr>
+            <w:tcW w:type="dxa" w:w="15038"/>
+            <w:gridSpan w:val="3"/>
+            <w:tcBorders>
+              <w:top w:val="single" w:color="DDDDDD" w:sz="2"/>
+              <w:left w:val="single" w:color="DDDDDD" w:sz="2"/>
+              <w:bottom w:val="single" w:color="DDDDDD" w:sz="2"/>
+              <w:right w:val="single" w:color="DDDDDD" w:sz="2"/>
+            </w:tcBorders>
+            <w:shd w:fill="EBF3E6" w:val="clear"/>
+            <w:tcMar>
+              <w:top w:type="dxa" w:w="50"/>
+              <w:left w:type="dxa" w:w="110"/>
+              <w:bottom w:type="dxa" w:w="50"/>
+              <w:right w:type="dxa" w:w="110"/>
+            </w:tcMar>
+          </w:tcPr>
+          <w:p>
+            <w:pPr>
+              <w:spacing w:before="0" w:after="0"/>
+            </w:pPr>
+            <w:r>
+              <w:rPr>
+                <w:b/>
+                <w:bCs/>
+                <w:color w:val="375623"/>
+                <w:sz w:val="15"/>
+                <w:szCs w:val="15"/>
+                <w:rFonts w:ascii="Arial" w:cs="Arial" w:eastAsia="Arial" w:hAnsi="Arial"/>
+              </w:rPr>
+              <w:t xml:space="preserve">G2 -- List the sample space and express the probability of an event as favourable ÷ total, on the 0-1 scale.</w:t>
+            </w:r>
+          </w:p>
+        </w:tc>
+      </w:tr>
+      <w:tr>
+        <w:trPr>
+          <w:cantSplit/>
+        </w:trPr>
+        <w:tc>
+          <w:tcPr>
+            <w:tcW w:type="dxa" w:w="1700"/>
+            <w:tcBorders>
+              <w:top w:val="single" w:color="DDDDDD" w:sz="2"/>
+              <w:left w:val="single" w:color="DDDDDD" w:sz="2"/>
+              <w:bottom w:val="single" w:color="DDDDDD" w:sz="2"/>
+              <w:right w:val="single" w:color="DDDDDD" w:sz="2"/>
+            </w:tcBorders>
+            <w:shd w:fill="FFFFFF" w:val="clear"/>
+            <w:tcMar>
+              <w:top w:type="dxa" w:w="40"/>
+              <w:left w:type="dxa" w:w="110"/>
+              <w:bottom w:type="dxa" w:w="40"/>
+              <w:right w:type="dxa" w:w="110"/>
+            </w:tcMar>
+            <w:vAlign w:val="top"/>
+          </w:tcPr>
+          <w:p>
+            <w:pPr>
+              <w:spacing w:before="0" w:after="0"/>
+              <w:jc w:val="left"/>
+            </w:pPr>
+            <w:r>
+              <w:rPr>
+                <w:b w:val="false"/>
+                <w:bCs w:val="false"/>
+                <w:i w:val="false"/>
+                <w:iCs w:val="false"/>
+                <w:color w:val="000000"/>
+                <w:sz w:val="13"/>
+                <w:szCs w:val="13"/>
+                <w:rFonts w:ascii="Arial" w:cs="Arial" w:eastAsia="Arial" w:hAnsi="Arial"/>
+              </w:rPr>
+              <w:t xml:space="preserve">Video</w:t>
+            </w:r>
+          </w:p>
+        </w:tc>
+        <w:tc>
+          <w:tcPr>
+            <w:tcW w:type="dxa" w:w="6000"/>
+            <w:tcBorders>
+              <w:top w:val="single" w:color="DDDDDD" w:sz="2"/>
+              <w:left w:val="single" w:color="DDDDDD" w:sz="2"/>
+              <w:bottom w:val="single" w:color="DDDDDD" w:sz="2"/>
+              <w:right w:val="single" w:color="DDDDDD" w:sz="2"/>
+            </w:tcBorders>
+            <w:shd w:fill="FFFFFF" w:val="clear"/>
+            <w:tcMar>
+              <w:top w:type="dxa" w:w="40"/>
+              <w:left w:type="dxa" w:w="110"/>
+              <w:bottom w:type="dxa" w:w="40"/>
+              <w:right w:type="dxa" w:w="110"/>
+            </w:tcMar>
+            <w:vAlign w:val="top"/>
+          </w:tcPr>
+          <w:p>
+            <w:pPr>
+              <w:spacing w:before="0" w:after="0"/>
+              <w:jc w:val="left"/>
+            </w:pPr>
+            <w:r>
+              <w:rPr>
+                <w:b w:val="false"/>
+                <w:bCs w:val="false"/>
+                <w:i w:val="false"/>
+                <w:iCs w:val="false"/>
+                <w:color w:val="000000"/>
+                <w:sz w:val="14"/>
+                <w:szCs w:val="14"/>
+                <w:rFonts w:ascii="Arial" w:cs="Arial" w:eastAsia="Arial" w:hAnsi="Arial"/>
+              </w:rPr>
+              <w:t xml:space="preserve">Sample Spaces | Statistics &amp; Probability | FuseSchool</w:t>
+            </w:r>
+          </w:p>
+        </w:tc>
+        <w:tc>
+          <w:tcPr>
+            <w:tcW w:type="dxa" w:w="7338"/>
+            <w:tcBorders>
+              <w:top w:val="single" w:color="DDDDDD" w:sz="2"/>
+              <w:left w:val="single" w:color="DDDDDD" w:sz="2"/>
+              <w:bottom w:val="single" w:color="DDDDDD" w:sz="2"/>
+              <w:right w:val="single" w:color="DDDDDD" w:sz="2"/>
+            </w:tcBorders>
+            <w:shd w:fill="FFFFFF" w:val="clear"/>
+            <w:tcMar>
+              <w:top w:type="dxa" w:w="40"/>
+              <w:left w:type="dxa" w:w="110"/>
+              <w:bottom w:type="dxa" w:w="40"/>
+              <w:right w:type="dxa" w:w="110"/>
+            </w:tcMar>
+            <w:vAlign w:val="top"/>
+          </w:tcPr>
+          <w:p>
+            <w:pPr>
+              <w:spacing w:before="0" w:after="0"/>
+            </w:pPr>
+            <w:hyperlink w:history="1" r:id="rIdrb-scbjci1y197floo8lj">
+              <w:r>
+                <w:rPr>
+                  <w:u w:val="single"/>
+                  <w:color w:val="0563C1"/>
+                  <w:sz w:val="13"/>
+                  <w:szCs w:val="13"/>
+                  <w:rFonts w:ascii="Arial" w:cs="Arial" w:eastAsia="Arial" w:hAnsi="Arial"/>
+                </w:rPr>
+                <w:t xml:space="preserve">https://www.youtube.com/watch?v=UX489ku79hU</w:t>
+              </w:r>
+            </w:hyperlink>
+          </w:p>
+        </w:tc>
+      </w:tr>
+      <w:tr>
+        <w:trPr>
+          <w:cantSplit/>
+        </w:trPr>
+        <w:tc>
+          <w:tcPr>
+            <w:tcW w:type="dxa" w:w="1700"/>
+            <w:tcBorders>
+              <w:top w:val="single" w:color="DDDDDD" w:sz="2"/>
+              <w:left w:val="single" w:color="DDDDDD" w:sz="2"/>
+              <w:bottom w:val="single" w:color="DDDDDD" w:sz="2"/>
+              <w:right w:val="single" w:color="DDDDDD" w:sz="2"/>
+            </w:tcBorders>
+            <w:shd w:fill="FFFFFF" w:val="clear"/>
+            <w:tcMar>
+              <w:top w:type="dxa" w:w="40"/>
+              <w:left w:type="dxa" w:w="110"/>
+              <w:bottom w:type="dxa" w:w="40"/>
+              <w:right w:type="dxa" w:w="110"/>
+            </w:tcMar>
+            <w:vAlign w:val="top"/>
+          </w:tcPr>
+          <w:p>
+            <w:pPr>
+              <w:spacing w:before="0" w:after="0"/>
+              <w:jc w:val="left"/>
+            </w:pPr>
+            <w:r>
+              <w:rPr>
+                <w:b w:val="false"/>
+                <w:bCs w:val="false"/>
+                <w:i w:val="false"/>
+                <w:iCs w:val="false"/>
+                <w:color w:val="000000"/>
+                <w:sz w:val="13"/>
+                <w:szCs w:val="13"/>
+                <w:rFonts w:ascii="Arial" w:cs="Arial" w:eastAsia="Arial" w:hAnsi="Arial"/>
+              </w:rPr>
+              <w:t xml:space="preserve">Video</w:t>
+            </w:r>
+          </w:p>
+        </w:tc>
+        <w:tc>
+          <w:tcPr>
+            <w:tcW w:type="dxa" w:w="6000"/>
+            <w:tcBorders>
+              <w:top w:val="single" w:color="DDDDDD" w:sz="2"/>
+              <w:left w:val="single" w:color="DDDDDD" w:sz="2"/>
+              <w:bottom w:val="single" w:color="DDDDDD" w:sz="2"/>
+              <w:right w:val="single" w:color="DDDDDD" w:sz="2"/>
+            </w:tcBorders>
+            <w:shd w:fill="FFFFFF" w:val="clear"/>
+            <w:tcMar>
+              <w:top w:type="dxa" w:w="40"/>
+              <w:left w:type="dxa" w:w="110"/>
+              <w:bottom w:type="dxa" w:w="40"/>
+              <w:right w:type="dxa" w:w="110"/>
+            </w:tcMar>
+            <w:vAlign w:val="top"/>
+          </w:tcPr>
+          <w:p>
+            <w:pPr>
+              <w:spacing w:before="0" w:after="0"/>
+              <w:jc w:val="left"/>
+            </w:pPr>
+            <w:r>
+              <w:rPr>
+                <w:b w:val="false"/>
+                <w:bCs w:val="false"/>
+                <w:i w:val="false"/>
+                <w:iCs w:val="false"/>
+                <w:color w:val="000000"/>
+                <w:sz w:val="14"/>
+                <w:szCs w:val="14"/>
+                <w:rFonts w:ascii="Arial" w:cs="Arial" w:eastAsia="Arial" w:hAnsi="Arial"/>
+              </w:rPr>
+              <w:t xml:space="preserve">Grade 7 Math — Probability and Sample Space | JoAnn's School</w:t>
+            </w:r>
+          </w:p>
+        </w:tc>
+        <w:tc>
+          <w:tcPr>
+            <w:tcW w:type="dxa" w:w="7338"/>
+            <w:tcBorders>
+              <w:top w:val="single" w:color="DDDDDD" w:sz="2"/>
+              <w:left w:val="single" w:color="DDDDDD" w:sz="2"/>
+              <w:bottom w:val="single" w:color="DDDDDD" w:sz="2"/>
+              <w:right w:val="single" w:color="DDDDDD" w:sz="2"/>
+            </w:tcBorders>
+            <w:shd w:fill="FFFFFF" w:val="clear"/>
+            <w:tcMar>
+              <w:top w:type="dxa" w:w="40"/>
+              <w:left w:type="dxa" w:w="110"/>
+              <w:bottom w:type="dxa" w:w="40"/>
+              <w:right w:type="dxa" w:w="110"/>
+            </w:tcMar>
+            <w:vAlign w:val="top"/>
+          </w:tcPr>
+          <w:p>
+            <w:pPr>
+              <w:spacing w:before="0" w:after="0"/>
+            </w:pPr>
+            <w:hyperlink w:history="1" r:id="rIdi8lb4mf0mc3zvjupimcrm">
+              <w:r>
+                <w:rPr>
+                  <w:u w:val="single"/>
+                  <w:color w:val="0563C1"/>
+                  <w:sz w:val="13"/>
+                  <w:szCs w:val="13"/>
+                  <w:rFonts w:ascii="Arial" w:cs="Arial" w:eastAsia="Arial" w:hAnsi="Arial"/>
+                </w:rPr>
+                <w:t xml:space="preserve">https://www.youtube.com/watch?v=uaAjzfRIJ5g</w:t>
+              </w:r>
+            </w:hyperlink>
+          </w:p>
+        </w:tc>
+      </w:tr>
+      <w:tr>
+        <w:trPr>
+          <w:cantSplit/>
+        </w:trPr>
+        <w:tc>
+          <w:tcPr>
+            <w:tcW w:type="dxa" w:w="1700"/>
+            <w:tcBorders>
+              <w:top w:val="single" w:color="DDDDDD" w:sz="2"/>
+              <w:left w:val="single" w:color="DDDDDD" w:sz="2"/>
+              <w:bottom w:val="single" w:color="DDDDDD" w:sz="2"/>
+              <w:right w:val="single" w:color="DDDDDD" w:sz="2"/>
+            </w:tcBorders>
+            <w:shd w:fill="FFFFFF" w:val="clear"/>
+            <w:tcMar>
+              <w:top w:type="dxa" w:w="40"/>
+              <w:left w:type="dxa" w:w="110"/>
+              <w:bottom w:type="dxa" w:w="40"/>
+              <w:right w:type="dxa" w:w="110"/>
+            </w:tcMar>
+            <w:vAlign w:val="top"/>
+          </w:tcPr>
+          <w:p>
+            <w:pPr>
+              <w:spacing w:before="0" w:after="0"/>
+              <w:jc w:val="left"/>
+            </w:pPr>
+            <w:r>
+              <w:rPr>
+                <w:b w:val="false"/>
+                <w:bCs w:val="false"/>
+                <w:i w:val="false"/>
+                <w:iCs w:val="false"/>
+                <w:color w:val="000000"/>
+                <w:sz w:val="13"/>
+                <w:szCs w:val="13"/>
+                <w:rFonts w:ascii="Arial" w:cs="Arial" w:eastAsia="Arial" w:hAnsi="Arial"/>
+              </w:rPr>
+              <w:t xml:space="preserve">Video</w:t>
+            </w:r>
+          </w:p>
+        </w:tc>
+        <w:tc>
+          <w:tcPr>
+            <w:tcW w:type="dxa" w:w="6000"/>
+            <w:tcBorders>
+              <w:top w:val="single" w:color="DDDDDD" w:sz="2"/>
+              <w:left w:val="single" w:color="DDDDDD" w:sz="2"/>
+              <w:bottom w:val="single" w:color="DDDDDD" w:sz="2"/>
+              <w:right w:val="single" w:color="DDDDDD" w:sz="2"/>
+            </w:tcBorders>
+            <w:shd w:fill="FFFFFF" w:val="clear"/>
+            <w:tcMar>
+              <w:top w:type="dxa" w:w="40"/>
+              <w:left w:type="dxa" w:w="110"/>
+              <w:bottom w:type="dxa" w:w="40"/>
+              <w:right w:type="dxa" w:w="110"/>
+            </w:tcMar>
+            <w:vAlign w:val="top"/>
+          </w:tcPr>
+          <w:p>
+            <w:pPr>
+              <w:spacing w:before="0" w:after="0"/>
+              <w:jc w:val="left"/>
+            </w:pPr>
+            <w:r>
+              <w:rPr>
+                <w:b w:val="false"/>
+                <w:bCs w:val="false"/>
+                <w:i w:val="false"/>
+                <w:iCs w:val="false"/>
+                <w:color w:val="000000"/>
+                <w:sz w:val="14"/>
+                <w:szCs w:val="14"/>
+                <w:rFonts w:ascii="Arial" w:cs="Arial" w:eastAsia="Arial" w:hAnsi="Arial"/>
+              </w:rPr>
+              <w:t xml:space="preserve">What is Theoretical Probability? | Math with Mr. J</w:t>
+            </w:r>
+          </w:p>
+        </w:tc>
+        <w:tc>
+          <w:tcPr>
+            <w:tcW w:type="dxa" w:w="7338"/>
+            <w:tcBorders>
+              <w:top w:val="single" w:color="DDDDDD" w:sz="2"/>
+              <w:left w:val="single" w:color="DDDDDD" w:sz="2"/>
+              <w:bottom w:val="single" w:color="DDDDDD" w:sz="2"/>
+              <w:right w:val="single" w:color="DDDDDD" w:sz="2"/>
+            </w:tcBorders>
+            <w:shd w:fill="FFFFFF" w:val="clear"/>
+            <w:tcMar>
+              <w:top w:type="dxa" w:w="40"/>
+              <w:left w:type="dxa" w:w="110"/>
+              <w:bottom w:type="dxa" w:w="40"/>
+              <w:right w:type="dxa" w:w="110"/>
+            </w:tcMar>
+            <w:vAlign w:val="top"/>
+          </w:tcPr>
+          <w:p>
+            <w:pPr>
+              <w:spacing w:before="0" w:after="0"/>
+            </w:pPr>
+            <w:hyperlink w:history="1" r:id="rIduiufdwoixxwkh_3lhwkt-">
+              <w:r>
+                <w:rPr>
+                  <w:u w:val="single"/>
+                  <w:color w:val="0563C1"/>
+                  <w:sz w:val="13"/>
+                  <w:szCs w:val="13"/>
+                  <w:rFonts w:ascii="Arial" w:cs="Arial" w:eastAsia="Arial" w:hAnsi="Arial"/>
+                </w:rPr>
+                <w:t xml:space="preserve">https://www.youtube.com/watch?v=LNmNFnkngFw</w:t>
+              </w:r>
+            </w:hyperlink>
+          </w:p>
+        </w:tc>
+      </w:tr>
+      <w:tr>
+        <w:trPr>
+          <w:cantSplit/>
+        </w:trPr>
+        <w:tc>
+          <w:tcPr>
+            <w:tcW w:type="dxa" w:w="1700"/>
+            <w:tcBorders>
+              <w:top w:val="single" w:color="DDDDDD" w:sz="2"/>
+              <w:left w:val="single" w:color="DDDDDD" w:sz="2"/>
+              <w:bottom w:val="single" w:color="DDDDDD" w:sz="2"/>
+              <w:right w:val="single" w:color="DDDDDD" w:sz="2"/>
+            </w:tcBorders>
+            <w:shd w:fill="FFFFFF" w:val="clear"/>
+            <w:tcMar>
+              <w:top w:type="dxa" w:w="40"/>
+              <w:left w:type="dxa" w:w="110"/>
+              <w:bottom w:type="dxa" w:w="40"/>
+              <w:right w:type="dxa" w:w="110"/>
+            </w:tcMar>
+            <w:vAlign w:val="top"/>
+          </w:tcPr>
+          <w:p>
+            <w:pPr>
+              <w:spacing w:before="0" w:after="0"/>
+              <w:jc w:val="left"/>
+            </w:pPr>
+            <w:r>
+              <w:rPr>
+                <w:b w:val="false"/>
+                <w:bCs w:val="false"/>
+                <w:i w:val="false"/>
+                <w:iCs w:val="false"/>
+                <w:color w:val="000000"/>
+                <w:sz w:val="13"/>
+                <w:szCs w:val="13"/>
+                <w:rFonts w:ascii="Arial" w:cs="Arial" w:eastAsia="Arial" w:hAnsi="Arial"/>
+              </w:rPr>
+              <w:t xml:space="preserve">Worksheet (print)</w:t>
+            </w:r>
+          </w:p>
+        </w:tc>
+        <w:tc>
+          <w:tcPr>
+            <w:tcW w:type="dxa" w:w="6000"/>
+            <w:tcBorders>
+              <w:top w:val="single" w:color="DDDDDD" w:sz="2"/>
+              <w:left w:val="single" w:color="DDDDDD" w:sz="2"/>
+              <w:bottom w:val="single" w:color="DDDDDD" w:sz="2"/>
+              <w:right w:val="single" w:color="DDDDDD" w:sz="2"/>
+            </w:tcBorders>
+            <w:shd w:fill="FFFFFF" w:val="clear"/>
+            <w:tcMar>
+              <w:top w:type="dxa" w:w="40"/>
+              <w:left w:type="dxa" w:w="110"/>
+              <w:bottom w:type="dxa" w:w="40"/>
+              <w:right w:type="dxa" w:w="110"/>
+            </w:tcMar>
+            <w:vAlign w:val="top"/>
+          </w:tcPr>
+          <w:p>
+            <w:pPr>
+              <w:spacing w:before="0" w:after="0"/>
+              <w:jc w:val="left"/>
+            </w:pPr>
+            <w:r>
+              <w:rPr>
+                <w:b w:val="false"/>
+                <w:bCs w:val="false"/>
+                <w:i w:val="false"/>
+                <w:iCs w:val="false"/>
+                <w:color w:val="000000"/>
+                <w:sz w:val="14"/>
+                <w:szCs w:val="14"/>
+                <w:rFonts w:ascii="Arial" w:cs="Arial" w:eastAsia="Arial" w:hAnsi="Arial"/>
+              </w:rPr>
+              <w:t xml:space="preserve">Corbettmaths — Listing Outcomes (PDF)</w:t>
+            </w:r>
+          </w:p>
+        </w:tc>
+        <w:tc>
+          <w:tcPr>
+            <w:tcW w:type="dxa" w:w="7338"/>
+            <w:tcBorders>
+              <w:top w:val="single" w:color="DDDDDD" w:sz="2"/>
+              <w:left w:val="single" w:color="DDDDDD" w:sz="2"/>
+              <w:bottom w:val="single" w:color="DDDDDD" w:sz="2"/>
+              <w:right w:val="single" w:color="DDDDDD" w:sz="2"/>
+            </w:tcBorders>
+            <w:shd w:fill="FFFFFF" w:val="clear"/>
+            <w:tcMar>
+              <w:top w:type="dxa" w:w="40"/>
+              <w:left w:type="dxa" w:w="110"/>
+              <w:bottom w:type="dxa" w:w="40"/>
+              <w:right w:type="dxa" w:w="110"/>
+            </w:tcMar>
+            <w:vAlign w:val="top"/>
+          </w:tcPr>
+          <w:p>
+            <w:pPr>
+              <w:spacing w:before="0" w:after="0"/>
+            </w:pPr>
+            <w:hyperlink w:history="1" r:id="rId_yth8zppaz7ffigocgbli">
+              <w:r>
+                <w:rPr>
+                  <w:u w:val="single"/>
+                  <w:color w:val="0563C1"/>
+                  <w:sz w:val="13"/>
+                  <w:szCs w:val="13"/>
+                  <w:rFonts w:ascii="Arial" w:cs="Arial" w:eastAsia="Arial" w:hAnsi="Arial"/>
+                </w:rPr>
+                <w:t xml:space="preserve">https://corbettmaths.com/wp-content/uploads/2013/02/listing-outcomes-pdf.pdf</w:t>
+              </w:r>
+            </w:hyperlink>
+          </w:p>
+        </w:tc>
+      </w:tr>
+      <w:tr>
+        <w:trPr>
+          <w:cantSplit/>
+        </w:trPr>
+        <w:tc>
+          <w:tcPr>
+            <w:tcW w:type="dxa" w:w="15038"/>
+            <w:gridSpan w:val="3"/>
+            <w:tcBorders>
+              <w:top w:val="single" w:color="DDDDDD" w:sz="2"/>
+              <w:left w:val="single" w:color="DDDDDD" w:sz="2"/>
+              <w:bottom w:val="single" w:color="DDDDDD" w:sz="2"/>
+              <w:right w:val="single" w:color="DDDDDD" w:sz="2"/>
+            </w:tcBorders>
+            <w:shd w:fill="EBF3E6" w:val="clear"/>
+            <w:tcMar>
+              <w:top w:type="dxa" w:w="50"/>
+              <w:left w:type="dxa" w:w="110"/>
+              <w:bottom w:type="dxa" w:w="50"/>
+              <w:right w:type="dxa" w:w="110"/>
+            </w:tcMar>
+          </w:tcPr>
+          <w:p>
+            <w:pPr>
+              <w:spacing w:before="0" w:after="0"/>
+            </w:pPr>
+            <w:r>
+              <w:rPr>
+                <w:b/>
+                <w:bCs/>
+                <w:color w:val="375623"/>
+                <w:sz w:val="15"/>
+                <w:szCs w:val="15"/>
+                <w:rFonts w:ascii="Arial" w:cs="Arial" w:eastAsia="Arial" w:hAnsi="Arial"/>
+              </w:rPr>
+              <w:t xml:space="preserve">G3 -- Compare theoretical (expected) probability with observed probability (relative frequency) from repeated trials.</w:t>
+            </w:r>
+          </w:p>
+        </w:tc>
+      </w:tr>
+      <w:tr>
+        <w:trPr>
+          <w:cantSplit/>
+        </w:trPr>
+        <w:tc>
+          <w:tcPr>
+            <w:tcW w:type="dxa" w:w="1700"/>
+            <w:tcBorders>
+              <w:top w:val="single" w:color="DDDDDD" w:sz="2"/>
+              <w:left w:val="single" w:color="DDDDDD" w:sz="2"/>
+              <w:bottom w:val="single" w:color="DDDDDD" w:sz="2"/>
+              <w:right w:val="single" w:color="DDDDDD" w:sz="2"/>
+            </w:tcBorders>
+            <w:shd w:fill="FFFFFF" w:val="clear"/>
+            <w:tcMar>
+              <w:top w:type="dxa" w:w="40"/>
+              <w:left w:type="dxa" w:w="110"/>
+              <w:bottom w:type="dxa" w:w="40"/>
+              <w:right w:type="dxa" w:w="110"/>
+            </w:tcMar>
+            <w:vAlign w:val="top"/>
+          </w:tcPr>
+          <w:p>
+            <w:pPr>
+              <w:spacing w:before="0" w:after="0"/>
+              <w:jc w:val="left"/>
+            </w:pPr>
+            <w:r>
+              <w:rPr>
+                <w:b w:val="false"/>
+                <w:bCs w:val="false"/>
+                <w:i w:val="false"/>
+                <w:iCs w:val="false"/>
+                <w:color w:val="000000"/>
+                <w:sz w:val="13"/>
+                <w:szCs w:val="13"/>
+                <w:rFonts w:ascii="Arial" w:cs="Arial" w:eastAsia="Arial" w:hAnsi="Arial"/>
+              </w:rPr>
+              <w:t xml:space="preserve">Video</w:t>
+            </w:r>
+          </w:p>
+        </w:tc>
+        <w:tc>
+          <w:tcPr>
+            <w:tcW w:type="dxa" w:w="6000"/>
+            <w:tcBorders>
+              <w:top w:val="single" w:color="DDDDDD" w:sz="2"/>
+              <w:left w:val="single" w:color="DDDDDD" w:sz="2"/>
+              <w:bottom w:val="single" w:color="DDDDDD" w:sz="2"/>
+              <w:right w:val="single" w:color="DDDDDD" w:sz="2"/>
+            </w:tcBorders>
+            <w:shd w:fill="FFFFFF" w:val="clear"/>
+            <w:tcMar>
+              <w:top w:type="dxa" w:w="40"/>
+              <w:left w:type="dxa" w:w="110"/>
+              <w:bottom w:type="dxa" w:w="40"/>
+              <w:right w:type="dxa" w:w="110"/>
+            </w:tcMar>
+            <w:vAlign w:val="top"/>
+          </w:tcPr>
+          <w:p>
+            <w:pPr>
+              <w:spacing w:before="0" w:after="0"/>
+              <w:jc w:val="left"/>
+            </w:pPr>
+            <w:r>
+              <w:rPr>
+                <w:b w:val="false"/>
+                <w:bCs w:val="false"/>
+                <w:i w:val="false"/>
+                <w:iCs w:val="false"/>
+                <w:color w:val="000000"/>
+                <w:sz w:val="14"/>
+                <w:szCs w:val="14"/>
+                <w:rFonts w:ascii="Arial" w:cs="Arial" w:eastAsia="Arial" w:hAnsi="Arial"/>
+              </w:rPr>
+              <w:t xml:space="preserve">Relative Frequency — Corbettmaths</w:t>
+            </w:r>
+          </w:p>
+        </w:tc>
+        <w:tc>
+          <w:tcPr>
+            <w:tcW w:type="dxa" w:w="7338"/>
+            <w:tcBorders>
+              <w:top w:val="single" w:color="DDDDDD" w:sz="2"/>
+              <w:left w:val="single" w:color="DDDDDD" w:sz="2"/>
+              <w:bottom w:val="single" w:color="DDDDDD" w:sz="2"/>
+              <w:right w:val="single" w:color="DDDDDD" w:sz="2"/>
+            </w:tcBorders>
+            <w:shd w:fill="FFFFFF" w:val="clear"/>
+            <w:tcMar>
+              <w:top w:type="dxa" w:w="40"/>
+              <w:left w:type="dxa" w:w="110"/>
+              <w:bottom w:type="dxa" w:w="40"/>
+              <w:right w:type="dxa" w:w="110"/>
+            </w:tcMar>
+            <w:vAlign w:val="top"/>
+          </w:tcPr>
+          <w:p>
+            <w:pPr>
+              <w:spacing w:before="0" w:after="0"/>
+            </w:pPr>
+            <w:hyperlink w:history="1" r:id="rIdlxxpcjfjqvhv_9etrxw4b">
+              <w:r>
+                <w:rPr>
+                  <w:u w:val="single"/>
+                  <w:color w:val="0563C1"/>
+                  <w:sz w:val="13"/>
+                  <w:szCs w:val="13"/>
+                  <w:rFonts w:ascii="Arial" w:cs="Arial" w:eastAsia="Arial" w:hAnsi="Arial"/>
+                </w:rPr>
+                <w:t xml:space="preserve">https://www.youtube.com/watch?v=MS6lnCTgTSw</w:t>
+              </w:r>
+            </w:hyperlink>
+          </w:p>
+        </w:tc>
+      </w:tr>
+      <w:tr>
+        <w:trPr>
+          <w:cantSplit/>
+        </w:trPr>
+        <w:tc>
+          <w:tcPr>
+            <w:tcW w:type="dxa" w:w="1700"/>
+            <w:tcBorders>
+              <w:top w:val="single" w:color="DDDDDD" w:sz="2"/>
+              <w:left w:val="single" w:color="DDDDDD" w:sz="2"/>
+              <w:bottom w:val="single" w:color="DDDDDD" w:sz="2"/>
+              <w:right w:val="single" w:color="DDDDDD" w:sz="2"/>
+            </w:tcBorders>
+            <w:shd w:fill="FFFFFF" w:val="clear"/>
+            <w:tcMar>
+              <w:top w:type="dxa" w:w="40"/>
+              <w:left w:type="dxa" w:w="110"/>
+              <w:bottom w:type="dxa" w:w="40"/>
+              <w:right w:type="dxa" w:w="110"/>
+            </w:tcMar>
+            <w:vAlign w:val="top"/>
+          </w:tcPr>
+          <w:p>
+            <w:pPr>
+              <w:spacing w:before="0" w:after="0"/>
+              <w:jc w:val="left"/>
+            </w:pPr>
+            <w:r>
+              <w:rPr>
+                <w:b w:val="false"/>
+                <w:bCs w:val="false"/>
+                <w:i w:val="false"/>
+                <w:iCs w:val="false"/>
+                <w:color w:val="000000"/>
+                <w:sz w:val="13"/>
+                <w:szCs w:val="13"/>
+                <w:rFonts w:ascii="Arial" w:cs="Arial" w:eastAsia="Arial" w:hAnsi="Arial"/>
+              </w:rPr>
+              <w:t xml:space="preserve">Video</w:t>
+            </w:r>
+          </w:p>
+        </w:tc>
+        <w:tc>
+          <w:tcPr>
+            <w:tcW w:type="dxa" w:w="6000"/>
+            <w:tcBorders>
+              <w:top w:val="single" w:color="DDDDDD" w:sz="2"/>
+              <w:left w:val="single" w:color="DDDDDD" w:sz="2"/>
+              <w:bottom w:val="single" w:color="DDDDDD" w:sz="2"/>
+              <w:right w:val="single" w:color="DDDDDD" w:sz="2"/>
+            </w:tcBorders>
+            <w:shd w:fill="FFFFFF" w:val="clear"/>
+            <w:tcMar>
+              <w:top w:type="dxa" w:w="40"/>
+              <w:left w:type="dxa" w:w="110"/>
+              <w:bottom w:type="dxa" w:w="40"/>
+              <w:right w:type="dxa" w:w="110"/>
+            </w:tcMar>
+            <w:vAlign w:val="top"/>
+          </w:tcPr>
+          <w:p>
+            <w:pPr>
+              <w:spacing w:before="0" w:after="0"/>
+              <w:jc w:val="left"/>
+            </w:pPr>
+            <w:r>
+              <w:rPr>
+                <w:b w:val="false"/>
+                <w:bCs w:val="false"/>
+                <w:i w:val="false"/>
+                <w:iCs w:val="false"/>
+                <w:color w:val="000000"/>
+                <w:sz w:val="14"/>
+                <w:szCs w:val="14"/>
+                <w:rFonts w:ascii="Arial" w:cs="Arial" w:eastAsia="Arial" w:hAnsi="Arial"/>
+              </w:rPr>
+              <w:t xml:space="preserve">Probability — Relative Frequency (Video 1) | MME</w:t>
+            </w:r>
+          </w:p>
+        </w:tc>
+        <w:tc>
+          <w:tcPr>
+            <w:tcW w:type="dxa" w:w="7338"/>
+            <w:tcBorders>
+              <w:top w:val="single" w:color="DDDDDD" w:sz="2"/>
+              <w:left w:val="single" w:color="DDDDDD" w:sz="2"/>
+              <w:bottom w:val="single" w:color="DDDDDD" w:sz="2"/>
+              <w:right w:val="single" w:color="DDDDDD" w:sz="2"/>
+            </w:tcBorders>
+            <w:shd w:fill="FFFFFF" w:val="clear"/>
+            <w:tcMar>
+              <w:top w:type="dxa" w:w="40"/>
+              <w:left w:type="dxa" w:w="110"/>
+              <w:bottom w:type="dxa" w:w="40"/>
+              <w:right w:type="dxa" w:w="110"/>
+            </w:tcMar>
+            <w:vAlign w:val="top"/>
+          </w:tcPr>
+          <w:p>
+            <w:pPr>
+              <w:spacing w:before="0" w:after="0"/>
+            </w:pPr>
+            <w:hyperlink w:history="1" r:id="rIdi7gqxhzm20hvb321jdtlt">
+              <w:r>
+                <w:rPr>
+                  <w:u w:val="single"/>
+                  <w:color w:val="0563C1"/>
+                  <w:sz w:val="13"/>
+                  <w:szCs w:val="13"/>
+                  <w:rFonts w:ascii="Arial" w:cs="Arial" w:eastAsia="Arial" w:hAnsi="Arial"/>
+                </w:rPr>
+                <w:t xml:space="preserve">https://www.youtube.com/watch?v=4R6Hy-u6wAs</w:t>
+              </w:r>
+            </w:hyperlink>
+          </w:p>
+        </w:tc>
+      </w:tr>
+      <w:tr>
+        <w:trPr>
+          <w:cantSplit/>
+        </w:trPr>
+        <w:tc>
+          <w:tcPr>
+            <w:tcW w:type="dxa" w:w="1700"/>
+            <w:tcBorders>
+              <w:top w:val="single" w:color="DDDDDD" w:sz="2"/>
+              <w:left w:val="single" w:color="DDDDDD" w:sz="2"/>
+              <w:bottom w:val="single" w:color="DDDDDD" w:sz="2"/>
+              <w:right w:val="single" w:color="DDDDDD" w:sz="2"/>
+            </w:tcBorders>
+            <w:shd w:fill="FFFFFF" w:val="clear"/>
+            <w:tcMar>
+              <w:top w:type="dxa" w:w="40"/>
+              <w:left w:type="dxa" w:w="110"/>
+              <w:bottom w:type="dxa" w:w="40"/>
+              <w:right w:type="dxa" w:w="110"/>
+            </w:tcMar>
+            <w:vAlign w:val="top"/>
+          </w:tcPr>
+          <w:p>
+            <w:pPr>
+              <w:spacing w:before="0" w:after="0"/>
+              <w:jc w:val="left"/>
+            </w:pPr>
+            <w:r>
+              <w:rPr>
+                <w:b w:val="false"/>
+                <w:bCs w:val="false"/>
+                <w:i w:val="false"/>
+                <w:iCs w:val="false"/>
+                <w:color w:val="000000"/>
+                <w:sz w:val="13"/>
+                <w:szCs w:val="13"/>
+                <w:rFonts w:ascii="Arial" w:cs="Arial" w:eastAsia="Arial" w:hAnsi="Arial"/>
+              </w:rPr>
+              <w:t xml:space="preserve">Video</w:t>
+            </w:r>
+          </w:p>
+        </w:tc>
+        <w:tc>
+          <w:tcPr>
+            <w:tcW w:type="dxa" w:w="6000"/>
+            <w:tcBorders>
+              <w:top w:val="single" w:color="DDDDDD" w:sz="2"/>
+              <w:left w:val="single" w:color="DDDDDD" w:sz="2"/>
+              <w:bottom w:val="single" w:color="DDDDDD" w:sz="2"/>
+              <w:right w:val="single" w:color="DDDDDD" w:sz="2"/>
+            </w:tcBorders>
+            <w:shd w:fill="FFFFFF" w:val="clear"/>
+            <w:tcMar>
+              <w:top w:type="dxa" w:w="40"/>
+              <w:left w:type="dxa" w:w="110"/>
+              <w:bottom w:type="dxa" w:w="40"/>
+              <w:right w:type="dxa" w:w="110"/>
+            </w:tcMar>
+            <w:vAlign w:val="top"/>
+          </w:tcPr>
+          <w:p>
+            <w:pPr>
+              <w:spacing w:before="0" w:after="0"/>
+              <w:jc w:val="left"/>
+            </w:pPr>
+            <w:r>
+              <w:rPr>
+                <w:b w:val="false"/>
+                <w:bCs w:val="false"/>
+                <w:i w:val="false"/>
+                <w:iCs w:val="false"/>
+                <w:color w:val="000000"/>
+                <w:sz w:val="14"/>
+                <w:szCs w:val="14"/>
+                <w:rFonts w:ascii="Arial" w:cs="Arial" w:eastAsia="Arial" w:hAnsi="Arial"/>
+              </w:rPr>
+              <w:t xml:space="preserve">Theoretical vs. Experimental Probability | Math with Mr. J</w:t>
+            </w:r>
+          </w:p>
+        </w:tc>
+        <w:tc>
+          <w:tcPr>
+            <w:tcW w:type="dxa" w:w="7338"/>
+            <w:tcBorders>
+              <w:top w:val="single" w:color="DDDDDD" w:sz="2"/>
+              <w:left w:val="single" w:color="DDDDDD" w:sz="2"/>
+              <w:bottom w:val="single" w:color="DDDDDD" w:sz="2"/>
+              <w:right w:val="single" w:color="DDDDDD" w:sz="2"/>
+            </w:tcBorders>
+            <w:shd w:fill="FFFFFF" w:val="clear"/>
+            <w:tcMar>
+              <w:top w:type="dxa" w:w="40"/>
+              <w:left w:type="dxa" w:w="110"/>
+              <w:bottom w:type="dxa" w:w="40"/>
+              <w:right w:type="dxa" w:w="110"/>
+            </w:tcMar>
+            <w:vAlign w:val="top"/>
+          </w:tcPr>
+          <w:p>
+            <w:pPr>
+              <w:spacing w:before="0" w:after="0"/>
+            </w:pPr>
+            <w:hyperlink w:history="1" r:id="rIdahwsieimugvig7qfhbkxy">
+              <w:r>
+                <w:rPr>
+                  <w:u w:val="single"/>
+                  <w:color w:val="0563C1"/>
+                  <w:sz w:val="13"/>
+                  <w:szCs w:val="13"/>
+                  <w:rFonts w:ascii="Arial" w:cs="Arial" w:eastAsia="Arial" w:hAnsi="Arial"/>
+                </w:rPr>
+                <w:t xml:space="preserve">https://www.youtube.com/watch?v=Ay5pnC-0bVI</w:t>
+              </w:r>
+            </w:hyperlink>
+          </w:p>
+        </w:tc>
+      </w:tr>
+      <w:tr>
+        <w:trPr>
+          <w:cantSplit/>
+        </w:trPr>
+        <w:tc>
+          <w:tcPr>
+            <w:tcW w:type="dxa" w:w="1700"/>
+            <w:tcBorders>
+              <w:top w:val="single" w:color="DDDDDD" w:sz="2"/>
+              <w:left w:val="single" w:color="DDDDDD" w:sz="2"/>
+              <w:bottom w:val="single" w:color="DDDDDD" w:sz="2"/>
+              <w:right w:val="single" w:color="DDDDDD" w:sz="2"/>
+            </w:tcBorders>
+            <w:shd w:fill="FFFFFF" w:val="clear"/>
+            <w:tcMar>
+              <w:top w:type="dxa" w:w="40"/>
+              <w:left w:type="dxa" w:w="110"/>
+              <w:bottom w:type="dxa" w:w="40"/>
+              <w:right w:type="dxa" w:w="110"/>
+            </w:tcMar>
+            <w:vAlign w:val="top"/>
+          </w:tcPr>
+          <w:p>
+            <w:pPr>
+              <w:spacing w:before="0" w:after="0"/>
+              <w:jc w:val="left"/>
+            </w:pPr>
+            <w:r>
+              <w:rPr>
+                <w:b w:val="false"/>
+                <w:bCs w:val="false"/>
+                <w:i w:val="false"/>
+                <w:iCs w:val="false"/>
+                <w:color w:val="000000"/>
+                <w:sz w:val="13"/>
+                <w:szCs w:val="13"/>
+                <w:rFonts w:ascii="Arial" w:cs="Arial" w:eastAsia="Arial" w:hAnsi="Arial"/>
+              </w:rPr>
+              <w:t xml:space="preserve">Worksheet (print)</w:t>
+            </w:r>
+          </w:p>
+        </w:tc>
+        <w:tc>
+          <w:tcPr>
+            <w:tcW w:type="dxa" w:w="6000"/>
+            <w:tcBorders>
+              <w:top w:val="single" w:color="DDDDDD" w:sz="2"/>
+              <w:left w:val="single" w:color="DDDDDD" w:sz="2"/>
+              <w:bottom w:val="single" w:color="DDDDDD" w:sz="2"/>
+              <w:right w:val="single" w:color="DDDDDD" w:sz="2"/>
+            </w:tcBorders>
+            <w:shd w:fill="FFFFFF" w:val="clear"/>
+            <w:tcMar>
+              <w:top w:type="dxa" w:w="40"/>
+              <w:left w:type="dxa" w:w="110"/>
+              <w:bottom w:type="dxa" w:w="40"/>
+              <w:right w:type="dxa" w:w="110"/>
+            </w:tcMar>
+            <w:vAlign w:val="top"/>
+          </w:tcPr>
+          <w:p>
+            <w:pPr>
+              <w:spacing w:before="0" w:after="0"/>
+              <w:jc w:val="left"/>
+            </w:pPr>
+            <w:r>
+              <w:rPr>
+                <w:b w:val="false"/>
+                <w:bCs w:val="false"/>
+                <w:i w:val="false"/>
+                <w:iCs w:val="false"/>
+                <w:color w:val="000000"/>
+                <w:sz w:val="14"/>
+                <w:szCs w:val="14"/>
+                <w:rFonts w:ascii="Arial" w:cs="Arial" w:eastAsia="Arial" w:hAnsi="Arial"/>
+              </w:rPr>
+              <w:t xml:space="preserve">Corbettmaths — Relative Frequency (PDF)</w:t>
+            </w:r>
+          </w:p>
+        </w:tc>
+        <w:tc>
+          <w:tcPr>
+            <w:tcW w:type="dxa" w:w="7338"/>
+            <w:tcBorders>
+              <w:top w:val="single" w:color="DDDDDD" w:sz="2"/>
+              <w:left w:val="single" w:color="DDDDDD" w:sz="2"/>
+              <w:bottom w:val="single" w:color="DDDDDD" w:sz="2"/>
+              <w:right w:val="single" w:color="DDDDDD" w:sz="2"/>
+            </w:tcBorders>
+            <w:shd w:fill="FFFFFF" w:val="clear"/>
+            <w:tcMar>
+              <w:top w:type="dxa" w:w="40"/>
+              <w:left w:type="dxa" w:w="110"/>
+              <w:bottom w:type="dxa" w:w="40"/>
+              <w:right w:type="dxa" w:w="110"/>
+            </w:tcMar>
+            <w:vAlign w:val="top"/>
+          </w:tcPr>
+          <w:p>
+            <w:pPr>
+              <w:spacing w:before="0" w:after="0"/>
+            </w:pPr>
+            <w:hyperlink w:history="1" r:id="rIdxg1t9eucnnyjwth-ez9e2">
+              <w:r>
+                <w:rPr>
+                  <w:u w:val="single"/>
+                  <w:color w:val="0563C1"/>
+                  <w:sz w:val="13"/>
+                  <w:szCs w:val="13"/>
+                  <w:rFonts w:ascii="Arial" w:cs="Arial" w:eastAsia="Arial" w:hAnsi="Arial"/>
+                </w:rPr>
+                <w:t xml:space="preserve">https://corbettmaths.com/wp-content/uploads/2013/02/relative-frequency-pdf.pdf</w:t>
+              </w:r>
+            </w:hyperlink>
+          </w:p>
+        </w:tc>
+      </w:tr>
+      <w:tr>
+        <w:trPr>
+          <w:cantSplit/>
+        </w:trPr>
+        <w:tc>
+          <w:tcPr>
+            <w:tcW w:type="dxa" w:w="15038"/>
+            <w:gridSpan w:val="3"/>
+            <w:tcBorders>
+              <w:top w:val="single" w:color="DDDDDD" w:sz="2"/>
+              <w:left w:val="single" w:color="DDDDDD" w:sz="2"/>
+              <w:bottom w:val="single" w:color="DDDDDD" w:sz="2"/>
+              <w:right w:val="single" w:color="DDDDDD" w:sz="2"/>
+            </w:tcBorders>
+            <w:shd w:fill="EBF3E6" w:val="clear"/>
+            <w:tcMar>
+              <w:top w:type="dxa" w:w="50"/>
+              <w:left w:type="dxa" w:w="110"/>
+              <w:bottom w:type="dxa" w:w="50"/>
+              <w:right w:type="dxa" w:w="110"/>
+            </w:tcMar>
+          </w:tcPr>
+          <w:p>
+            <w:pPr>
+              <w:spacing w:before="0" w:after="0"/>
+            </w:pPr>
+            <w:r>
+              <w:rPr>
+                <w:b/>
+                <w:bCs/>
+                <w:color w:val="375623"/>
+                <w:sz w:val="15"/>
+                <w:szCs w:val="15"/>
+                <w:rFonts w:ascii="Arial" w:cs="Arial" w:eastAsia="Arial" w:hAnsi="Arial"/>
+              </w:rPr>
+              <w:t xml:space="preserve">Beyond SOLO -- Stage 4 extension</w:t>
+            </w:r>
+          </w:p>
+        </w:tc>
+      </w:tr>
+      <w:tr>
+        <w:trPr>
+          <w:cantSplit/>
+        </w:trPr>
+        <w:tc>
+          <w:tcPr>
+            <w:tcW w:type="dxa" w:w="1700"/>
+            <w:tcBorders>
+              <w:top w:val="single" w:color="DDDDDD" w:sz="2"/>
+              <w:left w:val="single" w:color="DDDDDD" w:sz="2"/>
+              <w:bottom w:val="single" w:color="DDDDDD" w:sz="2"/>
+              <w:right w:val="single" w:color="DDDDDD" w:sz="2"/>
+            </w:tcBorders>
+            <w:shd w:fill="FFFFFF" w:val="clear"/>
+            <w:tcMar>
+              <w:top w:type="dxa" w:w="40"/>
+              <w:left w:type="dxa" w:w="110"/>
+              <w:bottom w:type="dxa" w:w="40"/>
+              <w:right w:type="dxa" w:w="110"/>
+            </w:tcMar>
+            <w:vAlign w:val="top"/>
+          </w:tcPr>
+          <w:p>
+            <w:pPr>
+              <w:spacing w:before="0" w:after="0"/>
+              <w:jc w:val="left"/>
+            </w:pPr>
+            <w:r>
+              <w:rPr>
+                <w:b w:val="false"/>
+                <w:bCs w:val="false"/>
+                <w:i w:val="false"/>
+                <w:iCs w:val="false"/>
+                <w:color w:val="000000"/>
+                <w:sz w:val="13"/>
+                <w:szCs w:val="13"/>
+                <w:rFonts w:ascii="Arial" w:cs="Arial" w:eastAsia="Arial" w:hAnsi="Arial"/>
+              </w:rPr>
+              <w:t xml:space="preserve">Video</w:t>
+            </w:r>
+          </w:p>
+        </w:tc>
+        <w:tc>
+          <w:tcPr>
+            <w:tcW w:type="dxa" w:w="6000"/>
+            <w:tcBorders>
+              <w:top w:val="single" w:color="DDDDDD" w:sz="2"/>
+              <w:left w:val="single" w:color="DDDDDD" w:sz="2"/>
+              <w:bottom w:val="single" w:color="DDDDDD" w:sz="2"/>
+              <w:right w:val="single" w:color="DDDDDD" w:sz="2"/>
+            </w:tcBorders>
+            <w:shd w:fill="FFFFFF" w:val="clear"/>
+            <w:tcMar>
+              <w:top w:type="dxa" w:w="40"/>
+              <w:left w:type="dxa" w:w="110"/>
+              <w:bottom w:type="dxa" w:w="40"/>
+              <w:right w:type="dxa" w:w="110"/>
+            </w:tcMar>
+            <w:vAlign w:val="top"/>
+          </w:tcPr>
+          <w:p>
+            <w:pPr>
+              <w:spacing w:before="0" w:after="0"/>
+              <w:jc w:val="left"/>
+            </w:pPr>
+            <w:r>
+              <w:rPr>
+                <w:b w:val="false"/>
+                <w:bCs w:val="false"/>
+                <w:i w:val="false"/>
+                <w:iCs w:val="false"/>
+                <w:color w:val="000000"/>
+                <w:sz w:val="14"/>
+                <w:szCs w:val="14"/>
+                <w:rFonts w:ascii="Arial" w:cs="Arial" w:eastAsia="Arial" w:hAnsi="Arial"/>
+              </w:rPr>
+              <w:t xml:space="preserve">Introduction to Linear Relations: Tables and Graphs | BHNmath</w:t>
+            </w:r>
+          </w:p>
+        </w:tc>
+        <w:tc>
+          <w:tcPr>
+            <w:tcW w:type="dxa" w:w="7338"/>
+            <w:tcBorders>
+              <w:top w:val="single" w:color="DDDDDD" w:sz="2"/>
+              <w:left w:val="single" w:color="DDDDDD" w:sz="2"/>
+              <w:bottom w:val="single" w:color="DDDDDD" w:sz="2"/>
+              <w:right w:val="single" w:color="DDDDDD" w:sz="2"/>
+            </w:tcBorders>
+            <w:shd w:fill="FFFFFF" w:val="clear"/>
+            <w:tcMar>
+              <w:top w:type="dxa" w:w="40"/>
+              <w:left w:type="dxa" w:w="110"/>
+              <w:bottom w:type="dxa" w:w="40"/>
+              <w:right w:type="dxa" w:w="110"/>
+            </w:tcMar>
+            <w:vAlign w:val="top"/>
+          </w:tcPr>
+          <w:p>
+            <w:pPr>
+              <w:spacing w:before="0" w:after="0"/>
+            </w:pPr>
+            <w:hyperlink w:history="1" r:id="rIdsqk41uoexl_0xhn8noejj">
+              <w:r>
+                <w:rPr>
+                  <w:u w:val="single"/>
+                  <w:color w:val="0563C1"/>
+                  <w:sz w:val="13"/>
+                  <w:szCs w:val="13"/>
+                  <w:rFonts w:ascii="Arial" w:cs="Arial" w:eastAsia="Arial" w:hAnsi="Arial"/>
+                </w:rPr>
+                <w:t xml:space="preserve">https://www.youtube.com/watch?v=klrGBHF_pZc</w:t>
+              </w:r>
+            </w:hyperlink>
+          </w:p>
+        </w:tc>
+      </w:tr>
+      <w:tr>
+        <w:trPr>
+          <w:cantSplit/>
+        </w:trPr>
+        <w:tc>
+          <w:tcPr>
+            <w:tcW w:type="dxa" w:w="1700"/>
+            <w:tcBorders>
+              <w:top w:val="single" w:color="DDDDDD" w:sz="2"/>
+              <w:left w:val="single" w:color="DDDDDD" w:sz="2"/>
+              <w:bottom w:val="single" w:color="DDDDDD" w:sz="2"/>
+              <w:right w:val="single" w:color="DDDDDD" w:sz="2"/>
+            </w:tcBorders>
+            <w:shd w:fill="FFFFFF" w:val="clear"/>
+            <w:tcMar>
+              <w:top w:type="dxa" w:w="40"/>
+              <w:left w:type="dxa" w:w="110"/>
+              <w:bottom w:type="dxa" w:w="40"/>
+              <w:right w:type="dxa" w:w="110"/>
+            </w:tcMar>
+            <w:vAlign w:val="top"/>
+          </w:tcPr>
+          <w:p>
+            <w:pPr>
+              <w:spacing w:before="0" w:after="0"/>
+              <w:jc w:val="left"/>
+            </w:pPr>
+            <w:r>
+              <w:rPr>
+                <w:b w:val="false"/>
+                <w:bCs w:val="false"/>
+                <w:i w:val="false"/>
+                <w:iCs w:val="false"/>
+                <w:color w:val="000000"/>
+                <w:sz w:val="13"/>
+                <w:szCs w:val="13"/>
+                <w:rFonts w:ascii="Arial" w:cs="Arial" w:eastAsia="Arial" w:hAnsi="Arial"/>
+              </w:rPr>
+              <w:t xml:space="preserve">Video</w:t>
+            </w:r>
+          </w:p>
+        </w:tc>
+        <w:tc>
+          <w:tcPr>
+            <w:tcW w:type="dxa" w:w="6000"/>
+            <w:tcBorders>
+              <w:top w:val="single" w:color="DDDDDD" w:sz="2"/>
+              <w:left w:val="single" w:color="DDDDDD" w:sz="2"/>
+              <w:bottom w:val="single" w:color="DDDDDD" w:sz="2"/>
+              <w:right w:val="single" w:color="DDDDDD" w:sz="2"/>
+            </w:tcBorders>
+            <w:shd w:fill="FFFFFF" w:val="clear"/>
+            <w:tcMar>
+              <w:top w:type="dxa" w:w="40"/>
+              <w:left w:type="dxa" w:w="110"/>
+              <w:bottom w:type="dxa" w:w="40"/>
+              <w:right w:type="dxa" w:w="110"/>
+            </w:tcMar>
+            <w:vAlign w:val="top"/>
+          </w:tcPr>
+          <w:p>
+            <w:pPr>
+              <w:spacing w:before="0" w:after="0"/>
+              <w:jc w:val="left"/>
+            </w:pPr>
+            <w:r>
+              <w:rPr>
+                <w:b w:val="false"/>
+                <w:bCs w:val="false"/>
+                <w:i w:val="false"/>
+                <w:iCs w:val="false"/>
+                <w:color w:val="000000"/>
+                <w:sz w:val="14"/>
+                <w:szCs w:val="14"/>
+                <w:rFonts w:ascii="Arial" w:cs="Arial" w:eastAsia="Arial" w:hAnsi="Arial"/>
+              </w:rPr>
+              <w:t xml:space="preserve">Plot Straight Line Graphs | FuseSchool</w:t>
+            </w:r>
+          </w:p>
+        </w:tc>
+        <w:tc>
+          <w:tcPr>
+            <w:tcW w:type="dxa" w:w="7338"/>
+            <w:tcBorders>
+              <w:top w:val="single" w:color="DDDDDD" w:sz="2"/>
+              <w:left w:val="single" w:color="DDDDDD" w:sz="2"/>
+              <w:bottom w:val="single" w:color="DDDDDD" w:sz="2"/>
+              <w:right w:val="single" w:color="DDDDDD" w:sz="2"/>
+            </w:tcBorders>
+            <w:shd w:fill="FFFFFF" w:val="clear"/>
+            <w:tcMar>
+              <w:top w:type="dxa" w:w="40"/>
+              <w:left w:type="dxa" w:w="110"/>
+              <w:bottom w:type="dxa" w:w="40"/>
+              <w:right w:type="dxa" w:w="110"/>
+            </w:tcMar>
+            <w:vAlign w:val="top"/>
+          </w:tcPr>
+          <w:p>
+            <w:pPr>
+              <w:spacing w:before="0" w:after="0"/>
+            </w:pPr>
+            <w:hyperlink w:history="1" r:id="rIdeyb9ozi_0wtqpx3csgbqs">
+              <w:r>
+                <w:rPr>
+                  <w:u w:val="single"/>
+                  <w:color w:val="0563C1"/>
+                  <w:sz w:val="13"/>
+                  <w:szCs w:val="13"/>
+                  <w:rFonts w:ascii="Arial" w:cs="Arial" w:eastAsia="Arial" w:hAnsi="Arial"/>
+                </w:rPr>
+                <w:t xml:space="preserve">https://www.youtube.com/watch?v=a6hIaNvWE78</w:t>
+              </w:r>
+            </w:hyperlink>
+          </w:p>
+        </w:tc>
+      </w:tr>
+      <w:tr>
+        <w:trPr>
+          <w:cantSplit/>
+        </w:trPr>
+        <w:tc>
+          <w:tcPr>
+            <w:tcW w:type="dxa" w:w="1700"/>
+            <w:tcBorders>
+              <w:top w:val="single" w:color="DDDDDD" w:sz="2"/>
+              <w:left w:val="single" w:color="DDDDDD" w:sz="2"/>
+              <w:bottom w:val="single" w:color="DDDDDD" w:sz="2"/>
+              <w:right w:val="single" w:color="DDDDDD" w:sz="2"/>
+            </w:tcBorders>
+            <w:shd w:fill="FFFFFF" w:val="clear"/>
+            <w:tcMar>
+              <w:top w:type="dxa" w:w="40"/>
+              <w:left w:type="dxa" w:w="110"/>
+              <w:bottom w:type="dxa" w:w="40"/>
+              <w:right w:type="dxa" w:w="110"/>
+            </w:tcMar>
+            <w:vAlign w:val="top"/>
+          </w:tcPr>
+          <w:p>
+            <w:pPr>
+              <w:spacing w:before="0" w:after="0"/>
+              <w:jc w:val="left"/>
+            </w:pPr>
+            <w:r>
+              <w:rPr>
+                <w:b w:val="false"/>
+                <w:bCs w:val="false"/>
+                <w:i w:val="false"/>
+                <w:iCs w:val="false"/>
+                <w:color w:val="000000"/>
+                <w:sz w:val="13"/>
+                <w:szCs w:val="13"/>
+                <w:rFonts w:ascii="Arial" w:cs="Arial" w:eastAsia="Arial" w:hAnsi="Arial"/>
+              </w:rPr>
+              <w:t xml:space="preserve">Video</w:t>
+            </w:r>
+          </w:p>
+        </w:tc>
+        <w:tc>
+          <w:tcPr>
+            <w:tcW w:type="dxa" w:w="6000"/>
+            <w:tcBorders>
+              <w:top w:val="single" w:color="DDDDDD" w:sz="2"/>
+              <w:left w:val="single" w:color="DDDDDD" w:sz="2"/>
+              <w:bottom w:val="single" w:color="DDDDDD" w:sz="2"/>
+              <w:right w:val="single" w:color="DDDDDD" w:sz="2"/>
+            </w:tcBorders>
+            <w:shd w:fill="FFFFFF" w:val="clear"/>
+            <w:tcMar>
+              <w:top w:type="dxa" w:w="40"/>
+              <w:left w:type="dxa" w:w="110"/>
+              <w:bottom w:type="dxa" w:w="40"/>
+              <w:right w:type="dxa" w:w="110"/>
+            </w:tcMar>
+            <w:vAlign w:val="top"/>
+          </w:tcPr>
+          <w:p>
+            <w:pPr>
+              <w:spacing w:before="0" w:after="0"/>
+              <w:jc w:val="left"/>
+            </w:pPr>
+            <w:r>
+              <w:rPr>
+                <w:b w:val="false"/>
+                <w:bCs w:val="false"/>
+                <w:i w:val="false"/>
+                <w:iCs w:val="false"/>
+                <w:color w:val="000000"/>
+                <w:sz w:val="14"/>
+                <w:szCs w:val="14"/>
+                <w:rFonts w:ascii="Arial" w:cs="Arial" w:eastAsia="Arial" w:hAnsi="Arial"/>
+              </w:rPr>
+              <w:t xml:space="preserve">Sample Spaces | Statistics &amp; Probability | FuseSchool</w:t>
+            </w:r>
+          </w:p>
+        </w:tc>
+        <w:tc>
+          <w:tcPr>
+            <w:tcW w:type="dxa" w:w="7338"/>
+            <w:tcBorders>
+              <w:top w:val="single" w:color="DDDDDD" w:sz="2"/>
+              <w:left w:val="single" w:color="DDDDDD" w:sz="2"/>
+              <w:bottom w:val="single" w:color="DDDDDD" w:sz="2"/>
+              <w:right w:val="single" w:color="DDDDDD" w:sz="2"/>
+            </w:tcBorders>
+            <w:shd w:fill="FFFFFF" w:val="clear"/>
+            <w:tcMar>
+              <w:top w:type="dxa" w:w="40"/>
+              <w:left w:type="dxa" w:w="110"/>
+              <w:bottom w:type="dxa" w:w="40"/>
+              <w:right w:type="dxa" w:w="110"/>
+            </w:tcMar>
+            <w:vAlign w:val="top"/>
+          </w:tcPr>
+          <w:p>
+            <w:pPr>
+              <w:spacing w:before="0" w:after="0"/>
+            </w:pPr>
+            <w:hyperlink w:history="1" r:id="rIdxlmwt9uoaolmbhddt0qog">
+              <w:r>
+                <w:rPr>
+                  <w:u w:val="single"/>
+                  <w:color w:val="0563C1"/>
+                  <w:sz w:val="13"/>
+                  <w:szCs w:val="13"/>
+                  <w:rFonts w:ascii="Arial" w:cs="Arial" w:eastAsia="Arial" w:hAnsi="Arial"/>
+                </w:rPr>
+                <w:t xml:space="preserve">https://www.youtube.com/watch?v=UX489ku79hU</w:t>
+              </w:r>
+            </w:hyperlink>
+          </w:p>
+        </w:tc>
+      </w:tr>
+      <w:tr>
+        <w:trPr>
+          <w:cantSplit/>
+        </w:trPr>
+        <w:tc>
+          <w:tcPr>
+            <w:tcW w:type="dxa" w:w="1700"/>
+            <w:tcBorders>
+              <w:top w:val="single" w:color="DDDDDD" w:sz="2"/>
+              <w:left w:val="single" w:color="DDDDDD" w:sz="2"/>
+              <w:bottom w:val="single" w:color="DDDDDD" w:sz="2"/>
+              <w:right w:val="single" w:color="DDDDDD" w:sz="2"/>
+            </w:tcBorders>
+            <w:shd w:fill="FFFFFF" w:val="clear"/>
+            <w:tcMar>
+              <w:top w:type="dxa" w:w="40"/>
+              <w:left w:type="dxa" w:w="110"/>
+              <w:bottom w:type="dxa" w:w="40"/>
+              <w:right w:type="dxa" w:w="110"/>
+            </w:tcMar>
+            <w:vAlign w:val="top"/>
+          </w:tcPr>
+          <w:p>
+            <w:pPr>
+              <w:spacing w:before="0" w:after="0"/>
+              <w:jc w:val="left"/>
+            </w:pPr>
+            <w:r>
+              <w:rPr>
+                <w:b w:val="false"/>
+                <w:bCs w:val="false"/>
+                <w:i w:val="false"/>
+                <w:iCs w:val="false"/>
+                <w:color w:val="000000"/>
+                <w:sz w:val="13"/>
+                <w:szCs w:val="13"/>
+                <w:rFonts w:ascii="Arial" w:cs="Arial" w:eastAsia="Arial" w:hAnsi="Arial"/>
+              </w:rPr>
+              <w:t xml:space="preserve">Video</w:t>
+            </w:r>
+          </w:p>
+        </w:tc>
+        <w:tc>
+          <w:tcPr>
+            <w:tcW w:type="dxa" w:w="6000"/>
+            <w:tcBorders>
+              <w:top w:val="single" w:color="DDDDDD" w:sz="2"/>
+              <w:left w:val="single" w:color="DDDDDD" w:sz="2"/>
+              <w:bottom w:val="single" w:color="DDDDDD" w:sz="2"/>
+              <w:right w:val="single" w:color="DDDDDD" w:sz="2"/>
+            </w:tcBorders>
+            <w:shd w:fill="FFFFFF" w:val="clear"/>
+            <w:tcMar>
+              <w:top w:type="dxa" w:w="40"/>
+              <w:left w:type="dxa" w:w="110"/>
+              <w:bottom w:type="dxa" w:w="40"/>
+              <w:right w:type="dxa" w:w="110"/>
+            </w:tcMar>
+            <w:vAlign w:val="top"/>
+          </w:tcPr>
+          <w:p>
+            <w:pPr>
+              <w:spacing w:before="0" w:after="0"/>
+              <w:jc w:val="left"/>
+            </w:pPr>
+            <w:r>
+              <w:rPr>
+                <w:b w:val="false"/>
+                <w:bCs w:val="false"/>
+                <w:i w:val="false"/>
+                <w:iCs w:val="false"/>
+                <w:color w:val="000000"/>
+                <w:sz w:val="14"/>
+                <w:szCs w:val="14"/>
+                <w:rFonts w:ascii="Arial" w:cs="Arial" w:eastAsia="Arial" w:hAnsi="Arial"/>
+              </w:rPr>
+              <w:t xml:space="preserve">What is Theoretical Probability? | Math with Mr. J</w:t>
+            </w:r>
+          </w:p>
+        </w:tc>
+        <w:tc>
+          <w:tcPr>
+            <w:tcW w:type="dxa" w:w="7338"/>
+            <w:tcBorders>
+              <w:top w:val="single" w:color="DDDDDD" w:sz="2"/>
+              <w:left w:val="single" w:color="DDDDDD" w:sz="2"/>
+              <w:bottom w:val="single" w:color="DDDDDD" w:sz="2"/>
+              <w:right w:val="single" w:color="DDDDDD" w:sz="2"/>
+            </w:tcBorders>
+            <w:shd w:fill="FFFFFF" w:val="clear"/>
+            <w:tcMar>
+              <w:top w:type="dxa" w:w="40"/>
+              <w:left w:type="dxa" w:w="110"/>
+              <w:bottom w:type="dxa" w:w="40"/>
+              <w:right w:type="dxa" w:w="110"/>
+            </w:tcMar>
+            <w:vAlign w:val="top"/>
+          </w:tcPr>
+          <w:p>
+            <w:pPr>
+              <w:spacing w:before="0" w:after="0"/>
+            </w:pPr>
+            <w:hyperlink w:history="1" r:id="rIdh8xibjid5oalk4m2-enqe">
+              <w:r>
+                <w:rPr>
+                  <w:u w:val="single"/>
+                  <w:color w:val="0563C1"/>
+                  <w:sz w:val="13"/>
+                  <w:szCs w:val="13"/>
+                  <w:rFonts w:ascii="Arial" w:cs="Arial" w:eastAsia="Arial" w:hAnsi="Arial"/>
+                </w:rPr>
+                <w:t xml:space="preserve">https://www.youtube.com/watch?v=LNmNFnkngFw</w:t>
+              </w:r>
+            </w:hyperlink>
+          </w:p>
+        </w:tc>
+      </w:tr>
+      <w:tr>
+        <w:trPr>
+          <w:cantSplit/>
+        </w:trPr>
+        <w:tc>
+          <w:tcPr>
+            <w:tcW w:type="dxa" w:w="1700"/>
+            <w:tcBorders>
+              <w:top w:val="single" w:color="DDDDDD" w:sz="2"/>
+              <w:left w:val="single" w:color="DDDDDD" w:sz="2"/>
+              <w:bottom w:val="single" w:color="DDDDDD" w:sz="2"/>
+              <w:right w:val="single" w:color="DDDDDD" w:sz="2"/>
+            </w:tcBorders>
+            <w:shd w:fill="FFFFFF" w:val="clear"/>
+            <w:tcMar>
+              <w:top w:type="dxa" w:w="40"/>
+              <w:left w:type="dxa" w:w="110"/>
+              <w:bottom w:type="dxa" w:w="40"/>
+              <w:right w:type="dxa" w:w="110"/>
+            </w:tcMar>
+            <w:vAlign w:val="top"/>
+          </w:tcPr>
+          <w:p>
+            <w:pPr>
+              <w:spacing w:before="0" w:after="0"/>
+              <w:jc w:val="left"/>
+            </w:pPr>
+            <w:r>
+              <w:rPr>
+                <w:b w:val="false"/>
+                <w:bCs w:val="false"/>
+                <w:i w:val="false"/>
+                <w:iCs w:val="false"/>
+                <w:color w:val="000000"/>
+                <w:sz w:val="13"/>
+                <w:szCs w:val="13"/>
+                <w:rFonts w:ascii="Arial" w:cs="Arial" w:eastAsia="Arial" w:hAnsi="Arial"/>
+              </w:rPr>
+              <w:t xml:space="preserve">Video</w:t>
+            </w:r>
+          </w:p>
+        </w:tc>
+        <w:tc>
+          <w:tcPr>
+            <w:tcW w:type="dxa" w:w="6000"/>
+            <w:tcBorders>
+              <w:top w:val="single" w:color="DDDDDD" w:sz="2"/>
+              <w:left w:val="single" w:color="DDDDDD" w:sz="2"/>
+              <w:bottom w:val="single" w:color="DDDDDD" w:sz="2"/>
+              <w:right w:val="single" w:color="DDDDDD" w:sz="2"/>
+            </w:tcBorders>
+            <w:shd w:fill="FFFFFF" w:val="clear"/>
+            <w:tcMar>
+              <w:top w:type="dxa" w:w="40"/>
+              <w:left w:type="dxa" w:w="110"/>
+              <w:bottom w:type="dxa" w:w="40"/>
+              <w:right w:type="dxa" w:w="110"/>
+            </w:tcMar>
+            <w:vAlign w:val="top"/>
+          </w:tcPr>
+          <w:p>
+            <w:pPr>
+              <w:spacing w:before="0" w:after="0"/>
+              <w:jc w:val="left"/>
+            </w:pPr>
+            <w:r>
+              <w:rPr>
+                <w:b w:val="false"/>
+                <w:bCs w:val="false"/>
+                <w:i w:val="false"/>
+                <w:iCs w:val="false"/>
+                <w:color w:val="000000"/>
+                <w:sz w:val="14"/>
+                <w:szCs w:val="14"/>
+                <w:rFonts w:ascii="Arial" w:cs="Arial" w:eastAsia="Arial" w:hAnsi="Arial"/>
+              </w:rPr>
+              <w:t xml:space="preserve">Relative Frequency — Corbettmaths</w:t>
+            </w:r>
+          </w:p>
+        </w:tc>
+        <w:tc>
+          <w:tcPr>
+            <w:tcW w:type="dxa" w:w="7338"/>
+            <w:tcBorders>
+              <w:top w:val="single" w:color="DDDDDD" w:sz="2"/>
+              <w:left w:val="single" w:color="DDDDDD" w:sz="2"/>
+              <w:bottom w:val="single" w:color="DDDDDD" w:sz="2"/>
+              <w:right w:val="single" w:color="DDDDDD" w:sz="2"/>
+            </w:tcBorders>
+            <w:shd w:fill="FFFFFF" w:val="clear"/>
+            <w:tcMar>
+              <w:top w:type="dxa" w:w="40"/>
+              <w:left w:type="dxa" w:w="110"/>
+              <w:bottom w:type="dxa" w:w="40"/>
+              <w:right w:type="dxa" w:w="110"/>
+            </w:tcMar>
+            <w:vAlign w:val="top"/>
+          </w:tcPr>
+          <w:p>
+            <w:pPr>
+              <w:spacing w:before="0" w:after="0"/>
+            </w:pPr>
+            <w:hyperlink w:history="1" r:id="rIdhsozmqpsotokjyl6giceh">
+              <w:r>
+                <w:rPr>
+                  <w:u w:val="single"/>
+                  <w:color w:val="0563C1"/>
+                  <w:sz w:val="13"/>
+                  <w:szCs w:val="13"/>
+                  <w:rFonts w:ascii="Arial" w:cs="Arial" w:eastAsia="Arial" w:hAnsi="Arial"/>
+                </w:rPr>
+                <w:t xml:space="preserve">https://www.youtube.com/watch?v=MS6lnCTgTSw</w:t>
+              </w:r>
+            </w:hyperlink>
+          </w:p>
+        </w:tc>
+      </w:tr>
+      <w:tr>
+        <w:trPr>
+          <w:cantSplit/>
+        </w:trPr>
+        <w:tc>
+          <w:tcPr>
+            <w:tcW w:type="dxa" w:w="1700"/>
+            <w:tcBorders>
+              <w:top w:val="single" w:color="DDDDDD" w:sz="2"/>
+              <w:left w:val="single" w:color="DDDDDD" w:sz="2"/>
+              <w:bottom w:val="single" w:color="DDDDDD" w:sz="2"/>
+              <w:right w:val="single" w:color="DDDDDD" w:sz="2"/>
+            </w:tcBorders>
+            <w:shd w:fill="FFFFFF" w:val="clear"/>
+            <w:tcMar>
+              <w:top w:type="dxa" w:w="40"/>
+              <w:left w:type="dxa" w:w="110"/>
+              <w:bottom w:type="dxa" w:w="40"/>
+              <w:right w:type="dxa" w:w="110"/>
+            </w:tcMar>
+            <w:vAlign w:val="top"/>
+          </w:tcPr>
+          <w:p>
+            <w:pPr>
+              <w:spacing w:before="0" w:after="0"/>
+              <w:jc w:val="left"/>
+            </w:pPr>
+            <w:r>
+              <w:rPr>
+                <w:b w:val="false"/>
+                <w:bCs w:val="false"/>
+                <w:i w:val="false"/>
+                <w:iCs w:val="false"/>
+                <w:color w:val="000000"/>
+                <w:sz w:val="13"/>
+                <w:szCs w:val="13"/>
+                <w:rFonts w:ascii="Arial" w:cs="Arial" w:eastAsia="Arial" w:hAnsi="Arial"/>
+              </w:rPr>
+              <w:t xml:space="preserve">Worksheet (print)</w:t>
+            </w:r>
+          </w:p>
+        </w:tc>
+        <w:tc>
+          <w:tcPr>
+            <w:tcW w:type="dxa" w:w="6000"/>
+            <w:tcBorders>
+              <w:top w:val="single" w:color="DDDDDD" w:sz="2"/>
+              <w:left w:val="single" w:color="DDDDDD" w:sz="2"/>
+              <w:bottom w:val="single" w:color="DDDDDD" w:sz="2"/>
+              <w:right w:val="single" w:color="DDDDDD" w:sz="2"/>
+            </w:tcBorders>
+            <w:shd w:fill="FFFFFF" w:val="clear"/>
+            <w:tcMar>
+              <w:top w:type="dxa" w:w="40"/>
+              <w:left w:type="dxa" w:w="110"/>
+              <w:bottom w:type="dxa" w:w="40"/>
+              <w:right w:type="dxa" w:w="110"/>
+            </w:tcMar>
+            <w:vAlign w:val="top"/>
+          </w:tcPr>
+          <w:p>
+            <w:pPr>
+              <w:spacing w:before="0" w:after="0"/>
+              <w:jc w:val="left"/>
+            </w:pPr>
+            <w:r>
+              <w:rPr>
+                <w:b w:val="false"/>
+                <w:bCs w:val="false"/>
+                <w:i w:val="false"/>
+                <w:iCs w:val="false"/>
+                <w:color w:val="000000"/>
+                <w:sz w:val="14"/>
+                <w:szCs w:val="14"/>
+                <w:rFonts w:ascii="Arial" w:cs="Arial" w:eastAsia="Arial" w:hAnsi="Arial"/>
+              </w:rPr>
+              <w:t xml:space="preserve">Corbettmaths — Drawing Linear Graphs (PDF)</w:t>
+            </w:r>
+          </w:p>
+        </w:tc>
+        <w:tc>
+          <w:tcPr>
+            <w:tcW w:type="dxa" w:w="7338"/>
+            <w:tcBorders>
+              <w:top w:val="single" w:color="DDDDDD" w:sz="2"/>
+              <w:left w:val="single" w:color="DDDDDD" w:sz="2"/>
+              <w:bottom w:val="single" w:color="DDDDDD" w:sz="2"/>
+              <w:right w:val="single" w:color="DDDDDD" w:sz="2"/>
+            </w:tcBorders>
+            <w:shd w:fill="FFFFFF" w:val="clear"/>
+            <w:tcMar>
+              <w:top w:type="dxa" w:w="40"/>
+              <w:left w:type="dxa" w:w="110"/>
+              <w:bottom w:type="dxa" w:w="40"/>
+              <w:right w:type="dxa" w:w="110"/>
+            </w:tcMar>
+            <w:vAlign w:val="top"/>
+          </w:tcPr>
+          <w:p>
+            <w:pPr>
+              <w:spacing w:before="0" w:after="0"/>
+            </w:pPr>
+            <w:hyperlink w:history="1" r:id="rId2nxma90ycsdqnvnizgu_o">
+              <w:r>
+                <w:rPr>
+                  <w:u w:val="single"/>
+                  <w:color w:val="0563C1"/>
+                  <w:sz w:val="13"/>
+                  <w:szCs w:val="13"/>
+                  <w:rFonts w:ascii="Arial" w:cs="Arial" w:eastAsia="Arial" w:hAnsi="Arial"/>
+                </w:rPr>
+                <w:t xml:space="preserve">https://corbettmaths.com/wp-content/uploads/2013/02/drawing-linear-graphs-pdf.pdf</w:t>
+              </w:r>
+            </w:hyperlink>
+          </w:p>
+        </w:tc>
+      </w:tr>
+      <w:tr>
+        <w:trPr>
+          <w:cantSplit/>
+        </w:trPr>
+        <w:tc>
+          <w:tcPr>
+            <w:tcW w:type="dxa" w:w="1700"/>
+            <w:tcBorders>
+              <w:top w:val="single" w:color="DDDDDD" w:sz="2"/>
+              <w:left w:val="single" w:color="DDDDDD" w:sz="2"/>
+              <w:bottom w:val="single" w:color="DDDDDD" w:sz="2"/>
+              <w:right w:val="single" w:color="DDDDDD" w:sz="2"/>
+            </w:tcBorders>
+            <w:shd w:fill="FFFFFF" w:val="clear"/>
+            <w:tcMar>
+              <w:top w:type="dxa" w:w="40"/>
+              <w:left w:type="dxa" w:w="110"/>
+              <w:bottom w:type="dxa" w:w="40"/>
+              <w:right w:type="dxa" w:w="110"/>
+            </w:tcMar>
+            <w:vAlign w:val="top"/>
+          </w:tcPr>
+          <w:p>
+            <w:pPr>
+              <w:spacing w:before="0" w:after="0"/>
+              <w:jc w:val="left"/>
+            </w:pPr>
+            <w:r>
+              <w:rPr>
+                <w:b w:val="false"/>
+                <w:bCs w:val="false"/>
+                <w:i w:val="false"/>
+                <w:iCs w:val="false"/>
+                <w:color w:val="000000"/>
+                <w:sz w:val="13"/>
+                <w:szCs w:val="13"/>
+                <w:rFonts w:ascii="Arial" w:cs="Arial" w:eastAsia="Arial" w:hAnsi="Arial"/>
+              </w:rPr>
+              <w:t xml:space="preserve">Worksheet (print)</w:t>
+            </w:r>
+          </w:p>
+        </w:tc>
+        <w:tc>
+          <w:tcPr>
+            <w:tcW w:type="dxa" w:w="6000"/>
+            <w:tcBorders>
+              <w:top w:val="single" w:color="DDDDDD" w:sz="2"/>
+              <w:left w:val="single" w:color="DDDDDD" w:sz="2"/>
+              <w:bottom w:val="single" w:color="DDDDDD" w:sz="2"/>
+              <w:right w:val="single" w:color="DDDDDD" w:sz="2"/>
+            </w:tcBorders>
+            <w:shd w:fill="FFFFFF" w:val="clear"/>
+            <w:tcMar>
+              <w:top w:type="dxa" w:w="40"/>
+              <w:left w:type="dxa" w:w="110"/>
+              <w:bottom w:type="dxa" w:w="40"/>
+              <w:right w:type="dxa" w:w="110"/>
+            </w:tcMar>
+            <w:vAlign w:val="top"/>
+          </w:tcPr>
+          <w:p>
+            <w:pPr>
+              <w:spacing w:before="0" w:after="0"/>
+              <w:jc w:val="left"/>
+            </w:pPr>
+            <w:r>
+              <w:rPr>
+                <w:b w:val="false"/>
+                <w:bCs w:val="false"/>
+                <w:i w:val="false"/>
+                <w:iCs w:val="false"/>
+                <w:color w:val="000000"/>
+                <w:sz w:val="14"/>
+                <w:szCs w:val="14"/>
+                <w:rFonts w:ascii="Arial" w:cs="Arial" w:eastAsia="Arial" w:hAnsi="Arial"/>
+              </w:rPr>
+              <w:t xml:space="preserve">Corbettmaths — Listing Outcomes (PDF)</w:t>
+            </w:r>
+          </w:p>
+        </w:tc>
+        <w:tc>
+          <w:tcPr>
+            <w:tcW w:type="dxa" w:w="7338"/>
+            <w:tcBorders>
+              <w:top w:val="single" w:color="DDDDDD" w:sz="2"/>
+              <w:left w:val="single" w:color="DDDDDD" w:sz="2"/>
+              <w:bottom w:val="single" w:color="DDDDDD" w:sz="2"/>
+              <w:right w:val="single" w:color="DDDDDD" w:sz="2"/>
+            </w:tcBorders>
+            <w:shd w:fill="FFFFFF" w:val="clear"/>
+            <w:tcMar>
+              <w:top w:type="dxa" w:w="40"/>
+              <w:left w:type="dxa" w:w="110"/>
+              <w:bottom w:type="dxa" w:w="40"/>
+              <w:right w:type="dxa" w:w="110"/>
+            </w:tcMar>
+            <w:vAlign w:val="top"/>
+          </w:tcPr>
+          <w:p>
+            <w:pPr>
+              <w:spacing w:before="0" w:after="0"/>
+            </w:pPr>
+            <w:hyperlink w:history="1" r:id="rIdthnfmxjh7s21vvyel3xvz">
+              <w:r>
+                <w:rPr>
+                  <w:u w:val="single"/>
+                  <w:color w:val="0563C1"/>
+                  <w:sz w:val="13"/>
+                  <w:szCs w:val="13"/>
+                  <w:rFonts w:ascii="Arial" w:cs="Arial" w:eastAsia="Arial" w:hAnsi="Arial"/>
+                </w:rPr>
+                <w:t xml:space="preserve">https://corbettmaths.com/wp-content/uploads/2013/02/listing-outcomes-pdf.pdf</w:t>
+              </w:r>
+            </w:hyperlink>
+          </w:p>
+        </w:tc>
+      </w:tr>
+      <w:tr>
+        <w:trPr>
+          <w:cantSplit/>
+        </w:trPr>
+        <w:tc>
+          <w:tcPr>
+            <w:tcW w:type="dxa" w:w="1700"/>
+            <w:tcBorders>
+              <w:top w:val="single" w:color="DDDDDD" w:sz="2"/>
+              <w:left w:val="single" w:color="DDDDDD" w:sz="2"/>
+              <w:bottom w:val="single" w:color="DDDDDD" w:sz="2"/>
+              <w:right w:val="single" w:color="DDDDDD" w:sz="2"/>
+            </w:tcBorders>
+            <w:shd w:fill="FFFFFF" w:val="clear"/>
+            <w:tcMar>
+              <w:top w:type="dxa" w:w="40"/>
+              <w:left w:type="dxa" w:w="110"/>
+              <w:bottom w:type="dxa" w:w="40"/>
+              <w:right w:type="dxa" w:w="110"/>
+            </w:tcMar>
+            <w:vAlign w:val="top"/>
+          </w:tcPr>
+          <w:p>
+            <w:pPr>
+              <w:spacing w:before="0" w:after="0"/>
+              <w:jc w:val="left"/>
+            </w:pPr>
+            <w:r>
+              <w:rPr>
+                <w:b w:val="false"/>
+                <w:bCs w:val="false"/>
+                <w:i w:val="false"/>
+                <w:iCs w:val="false"/>
+                <w:color w:val="000000"/>
+                <w:sz w:val="13"/>
+                <w:szCs w:val="13"/>
+                <w:rFonts w:ascii="Arial" w:cs="Arial" w:eastAsia="Arial" w:hAnsi="Arial"/>
+              </w:rPr>
+              <w:t xml:space="preserve">Worksheet (print)</w:t>
+            </w:r>
+          </w:p>
+        </w:tc>
+        <w:tc>
+          <w:tcPr>
+            <w:tcW w:type="dxa" w:w="6000"/>
+            <w:tcBorders>
+              <w:top w:val="single" w:color="DDDDDD" w:sz="2"/>
+              <w:left w:val="single" w:color="DDDDDD" w:sz="2"/>
+              <w:bottom w:val="single" w:color="DDDDDD" w:sz="2"/>
+              <w:right w:val="single" w:color="DDDDDD" w:sz="2"/>
+            </w:tcBorders>
+            <w:shd w:fill="FFFFFF" w:val="clear"/>
+            <w:tcMar>
+              <w:top w:type="dxa" w:w="40"/>
+              <w:left w:type="dxa" w:w="110"/>
+              <w:bottom w:type="dxa" w:w="40"/>
+              <w:right w:type="dxa" w:w="110"/>
+            </w:tcMar>
+            <w:vAlign w:val="top"/>
+          </w:tcPr>
+          <w:p>
+            <w:pPr>
+              <w:spacing w:before="0" w:after="0"/>
+              <w:jc w:val="left"/>
+            </w:pPr>
+            <w:r>
+              <w:rPr>
+                <w:b w:val="false"/>
+                <w:bCs w:val="false"/>
+                <w:i w:val="false"/>
+                <w:iCs w:val="false"/>
+                <w:color w:val="000000"/>
+                <w:sz w:val="14"/>
+                <w:szCs w:val="14"/>
+                <w:rFonts w:ascii="Arial" w:cs="Arial" w:eastAsia="Arial" w:hAnsi="Arial"/>
+              </w:rPr>
+              <w:t xml:space="preserve">Corbettmaths — Relative Frequency (PDF)</w:t>
+            </w:r>
+          </w:p>
+        </w:tc>
+        <w:tc>
+          <w:tcPr>
+            <w:tcW w:type="dxa" w:w="7338"/>
+            <w:tcBorders>
+              <w:top w:val="single" w:color="DDDDDD" w:sz="2"/>
+              <w:left w:val="single" w:color="DDDDDD" w:sz="2"/>
+              <w:bottom w:val="single" w:color="DDDDDD" w:sz="2"/>
+              <w:right w:val="single" w:color="DDDDDD" w:sz="2"/>
+            </w:tcBorders>
+            <w:shd w:fill="FFFFFF" w:val="clear"/>
+            <w:tcMar>
+              <w:top w:type="dxa" w:w="40"/>
+              <w:left w:type="dxa" w:w="110"/>
+              <w:bottom w:type="dxa" w:w="40"/>
+              <w:right w:type="dxa" w:w="110"/>
+            </w:tcMar>
+            <w:vAlign w:val="top"/>
+          </w:tcPr>
+          <w:p>
+            <w:pPr>
+              <w:spacing w:before="0" w:after="0"/>
+            </w:pPr>
+            <w:hyperlink w:history="1" r:id="rIdwkste1ftawpnkdxjbalak">
+              <w:r>
+                <w:rPr>
+                  <w:u w:val="single"/>
+                  <w:color w:val="0563C1"/>
+                  <w:sz w:val="13"/>
+                  <w:szCs w:val="13"/>
+                  <w:rFonts w:ascii="Arial" w:cs="Arial" w:eastAsia="Arial" w:hAnsi="Arial"/>
+                </w:rPr>
+                <w:t xml:space="preserve">https://corbettmaths.com/wp-content/uploads/2013/02/relative-frequency-pdf.pdf</w:t>
+              </w:r>
+            </w:hyperlink>
+          </w:p>
+        </w:tc>
+      </w:tr>
+      <w:tr>
+        <w:trPr>
+          <w:cantSplit/>
+        </w:trPr>
+        <w:tc>
+          <w:tcPr>
+            <w:tcW w:type="dxa" w:w="1700"/>
+            <w:tcBorders>
+              <w:top w:val="single" w:color="DDDDDD" w:sz="2"/>
+              <w:left w:val="single" w:color="DDDDDD" w:sz="2"/>
+              <w:bottom w:val="single" w:color="DDDDDD" w:sz="2"/>
+              <w:right w:val="single" w:color="DDDDDD" w:sz="2"/>
+            </w:tcBorders>
+            <w:shd w:fill="FFFFFF" w:val="clear"/>
+            <w:tcMar>
+              <w:top w:type="dxa" w:w="40"/>
+              <w:left w:type="dxa" w:w="110"/>
+              <w:bottom w:type="dxa" w:w="40"/>
+              <w:right w:type="dxa" w:w="110"/>
+            </w:tcMar>
+            <w:vAlign w:val="top"/>
+          </w:tcPr>
+          <w:p>
+            <w:pPr>
+              <w:spacing w:before="0" w:after="0"/>
+              <w:jc w:val="left"/>
+            </w:pPr>
+            <w:r>
+              <w:rPr>
+                <w:b w:val="false"/>
+                <w:bCs w:val="false"/>
+                <w:i w:val="false"/>
+                <w:iCs w:val="false"/>
+                <w:color w:val="000000"/>
+                <w:sz w:val="13"/>
+                <w:szCs w:val="13"/>
+                <w:rFonts w:ascii="Arial" w:cs="Arial" w:eastAsia="Arial" w:hAnsi="Arial"/>
+              </w:rPr>
+              <w:t xml:space="preserve">Website</w:t>
+            </w:r>
+          </w:p>
+        </w:tc>
+        <w:tc>
+          <w:tcPr>
+            <w:tcW w:type="dxa" w:w="6000"/>
+            <w:tcBorders>
+              <w:top w:val="single" w:color="DDDDDD" w:sz="2"/>
+              <w:left w:val="single" w:color="DDDDDD" w:sz="2"/>
+              <w:bottom w:val="single" w:color="DDDDDD" w:sz="2"/>
+              <w:right w:val="single" w:color="DDDDDD" w:sz="2"/>
+            </w:tcBorders>
+            <w:shd w:fill="FFFFFF" w:val="clear"/>
+            <w:tcMar>
+              <w:top w:type="dxa" w:w="40"/>
+              <w:left w:type="dxa" w:w="110"/>
+              <w:bottom w:type="dxa" w:w="40"/>
+              <w:right w:type="dxa" w:w="110"/>
+            </w:tcMar>
+            <w:vAlign w:val="top"/>
+          </w:tcPr>
+          <w:p>
+            <w:pPr>
+              <w:spacing w:before="0" w:after="0"/>
+              <w:jc w:val="left"/>
+            </w:pPr>
+            <w:r>
+              <w:rPr>
+                <w:b w:val="false"/>
+                <w:bCs w:val="false"/>
+                <w:i w:val="false"/>
+                <w:iCs w:val="false"/>
+                <w:color w:val="000000"/>
+                <w:sz w:val="14"/>
+                <w:szCs w:val="14"/>
+                <w:rFonts w:ascii="Arial" w:cs="Arial" w:eastAsia="Arial" w:hAnsi="Arial"/>
+              </w:rPr>
+              <w:t xml:space="preserve">Maths is Fun — Cartesian Coordinates (interactive)</w:t>
+            </w:r>
+          </w:p>
+        </w:tc>
+        <w:tc>
+          <w:tcPr>
+            <w:tcW w:type="dxa" w:w="7338"/>
+            <w:tcBorders>
+              <w:top w:val="single" w:color="DDDDDD" w:sz="2"/>
+              <w:left w:val="single" w:color="DDDDDD" w:sz="2"/>
+              <w:bottom w:val="single" w:color="DDDDDD" w:sz="2"/>
+              <w:right w:val="single" w:color="DDDDDD" w:sz="2"/>
+            </w:tcBorders>
+            <w:shd w:fill="FFFFFF" w:val="clear"/>
+            <w:tcMar>
+              <w:top w:type="dxa" w:w="40"/>
+              <w:left w:type="dxa" w:w="110"/>
+              <w:bottom w:type="dxa" w:w="40"/>
+              <w:right w:type="dxa" w:w="110"/>
+            </w:tcMar>
+            <w:vAlign w:val="top"/>
+          </w:tcPr>
+          <w:p>
+            <w:pPr>
+              <w:spacing w:before="0" w:after="0"/>
+            </w:pPr>
+            <w:hyperlink w:history="1" r:id="rId27ltgwrpt0x-jacuvv3l-">
+              <w:r>
+                <w:rPr>
+                  <w:u w:val="single"/>
+                  <w:color w:val="0563C1"/>
+                  <w:sz w:val="13"/>
+                  <w:szCs w:val="13"/>
+                  <w:rFonts w:ascii="Arial" w:cs="Arial" w:eastAsia="Arial" w:hAnsi="Arial"/>
+                </w:rPr>
+                <w:t xml:space="preserve">https://www.mathsisfun.com/data/cartesian-coordinates.html</w:t>
+              </w:r>
+            </w:hyperlink>
+          </w:p>
+        </w:tc>
+      </w:tr>
+      <w:tr>
+        <w:trPr>
+          <w:cantSplit/>
+        </w:trPr>
+        <w:tc>
+          <w:tcPr>
+            <w:tcW w:type="dxa" w:w="1700"/>
+            <w:tcBorders>
+              <w:top w:val="single" w:color="DDDDDD" w:sz="2"/>
+              <w:left w:val="single" w:color="DDDDDD" w:sz="2"/>
+              <w:bottom w:val="single" w:color="DDDDDD" w:sz="2"/>
+              <w:right w:val="single" w:color="DDDDDD" w:sz="2"/>
+            </w:tcBorders>
+            <w:shd w:fill="FFFFFF" w:val="clear"/>
+            <w:tcMar>
+              <w:top w:type="dxa" w:w="40"/>
+              <w:left w:type="dxa" w:w="110"/>
+              <w:bottom w:type="dxa" w:w="40"/>
+              <w:right w:type="dxa" w:w="110"/>
+            </w:tcMar>
+            <w:vAlign w:val="top"/>
+          </w:tcPr>
+          <w:p>
+            <w:pPr>
+              <w:spacing w:before="0" w:after="0"/>
+              <w:jc w:val="left"/>
+            </w:pPr>
+            <w:r>
+              <w:rPr>
+                <w:b w:val="false"/>
+                <w:bCs w:val="false"/>
+                <w:i w:val="false"/>
+                <w:iCs w:val="false"/>
+                <w:color w:val="000000"/>
+                <w:sz w:val="13"/>
+                <w:szCs w:val="13"/>
+                <w:rFonts w:ascii="Arial" w:cs="Arial" w:eastAsia="Arial" w:hAnsi="Arial"/>
+              </w:rPr>
+              <w:t xml:space="preserve">Website</w:t>
+            </w:r>
+          </w:p>
+        </w:tc>
+        <w:tc>
+          <w:tcPr>
+            <w:tcW w:type="dxa" w:w="6000"/>
+            <w:tcBorders>
+              <w:top w:val="single" w:color="DDDDDD" w:sz="2"/>
+              <w:left w:val="single" w:color="DDDDDD" w:sz="2"/>
+              <w:bottom w:val="single" w:color="DDDDDD" w:sz="2"/>
+              <w:right w:val="single" w:color="DDDDDD" w:sz="2"/>
+            </w:tcBorders>
+            <w:shd w:fill="FFFFFF" w:val="clear"/>
+            <w:tcMar>
+              <w:top w:type="dxa" w:w="40"/>
+              <w:left w:type="dxa" w:w="110"/>
+              <w:bottom w:type="dxa" w:w="40"/>
+              <w:right w:type="dxa" w:w="110"/>
+            </w:tcMar>
+            <w:vAlign w:val="top"/>
+          </w:tcPr>
+          <w:p>
+            <w:pPr>
+              <w:spacing w:before="0" w:after="0"/>
+              <w:jc w:val="left"/>
+            </w:pPr>
+            <w:r>
+              <w:rPr>
+                <w:b w:val="false"/>
+                <w:bCs w:val="false"/>
+                <w:i w:val="false"/>
+                <w:iCs w:val="false"/>
+                <w:color w:val="000000"/>
+                <w:sz w:val="14"/>
+                <w:szCs w:val="14"/>
+                <w:rFonts w:ascii="Arial" w:cs="Arial" w:eastAsia="Arial" w:hAnsi="Arial"/>
+              </w:rPr>
+              <w:t xml:space="preserve">Maths is Fun — Probability (interactive)</w:t>
+            </w:r>
+          </w:p>
+        </w:tc>
+        <w:tc>
+          <w:tcPr>
+            <w:tcW w:type="dxa" w:w="7338"/>
+            <w:tcBorders>
+              <w:top w:val="single" w:color="DDDDDD" w:sz="2"/>
+              <w:left w:val="single" w:color="DDDDDD" w:sz="2"/>
+              <w:bottom w:val="single" w:color="DDDDDD" w:sz="2"/>
+              <w:right w:val="single" w:color="DDDDDD" w:sz="2"/>
+            </w:tcBorders>
+            <w:shd w:fill="FFFFFF" w:val="clear"/>
+            <w:tcMar>
+              <w:top w:type="dxa" w:w="40"/>
+              <w:left w:type="dxa" w:w="110"/>
+              <w:bottom w:type="dxa" w:w="40"/>
+              <w:right w:type="dxa" w:w="110"/>
+            </w:tcMar>
+            <w:vAlign w:val="top"/>
+          </w:tcPr>
+          <w:p>
+            <w:pPr>
+              <w:spacing w:before="0" w:after="0"/>
+            </w:pPr>
+            <w:hyperlink w:history="1" r:id="rIdvfh5o27-jbvetm-dpp7cr">
+              <w:r>
+                <w:rPr>
+                  <w:u w:val="single"/>
+                  <w:color w:val="0563C1"/>
+                  <w:sz w:val="13"/>
+                  <w:szCs w:val="13"/>
+                  <w:rFonts w:ascii="Arial" w:cs="Arial" w:eastAsia="Arial" w:hAnsi="Arial"/>
+                </w:rPr>
+                <w:t xml:space="preserve">https://www.mathsisfun.com/data/probability.html</w:t>
+              </w:r>
+            </w:hyperlink>
+          </w:p>
+        </w:tc>
+      </w:tr>
+      <w:tr>
+        <w:trPr>
+          <w:cantSplit/>
+        </w:trPr>
+        <w:tc>
+          <w:tcPr>
+            <w:tcW w:type="dxa" w:w="1700"/>
+            <w:tcBorders>
+              <w:top w:val="single" w:color="DDDDDD" w:sz="2"/>
+              <w:left w:val="single" w:color="DDDDDD" w:sz="2"/>
+              <w:bottom w:val="single" w:color="DDDDDD" w:sz="2"/>
+              <w:right w:val="single" w:color="DDDDDD" w:sz="2"/>
+            </w:tcBorders>
+            <w:shd w:fill="FFFFFF" w:val="clear"/>
+            <w:tcMar>
+              <w:top w:type="dxa" w:w="40"/>
+              <w:left w:type="dxa" w:w="110"/>
+              <w:bottom w:type="dxa" w:w="40"/>
+              <w:right w:type="dxa" w:w="110"/>
+            </w:tcMar>
+            <w:vAlign w:val="top"/>
+          </w:tcPr>
+          <w:p>
+            <w:pPr>
+              <w:spacing w:before="0" w:after="0"/>
+              <w:jc w:val="left"/>
+            </w:pPr>
+            <w:r>
+              <w:rPr>
+                <w:b w:val="false"/>
+                <w:bCs w:val="false"/>
+                <w:i w:val="false"/>
+                <w:iCs w:val="false"/>
+                <w:color w:val="000000"/>
+                <w:sz w:val="13"/>
+                <w:szCs w:val="13"/>
+                <w:rFonts w:ascii="Arial" w:cs="Arial" w:eastAsia="Arial" w:hAnsi="Arial"/>
+              </w:rPr>
+              <w:t xml:space="preserve">Website</w:t>
+            </w:r>
+          </w:p>
+        </w:tc>
+        <w:tc>
+          <w:tcPr>
+            <w:tcW w:type="dxa" w:w="6000"/>
+            <w:tcBorders>
+              <w:top w:val="single" w:color="DDDDDD" w:sz="2"/>
+              <w:left w:val="single" w:color="DDDDDD" w:sz="2"/>
+              <w:bottom w:val="single" w:color="DDDDDD" w:sz="2"/>
+              <w:right w:val="single" w:color="DDDDDD" w:sz="2"/>
+            </w:tcBorders>
+            <w:shd w:fill="FFFFFF" w:val="clear"/>
+            <w:tcMar>
+              <w:top w:type="dxa" w:w="40"/>
+              <w:left w:type="dxa" w:w="110"/>
+              <w:bottom w:type="dxa" w:w="40"/>
+              <w:right w:type="dxa" w:w="110"/>
+            </w:tcMar>
+            <w:vAlign w:val="top"/>
+          </w:tcPr>
+          <w:p>
+            <w:pPr>
+              <w:spacing w:before="0" w:after="0"/>
+              <w:jc w:val="left"/>
+            </w:pPr>
+            <w:r>
+              <w:rPr>
+                <w:b w:val="false"/>
+                <w:bCs w:val="false"/>
+                <w:i w:val="false"/>
+                <w:iCs w:val="false"/>
+                <w:color w:val="000000"/>
+                <w:sz w:val="14"/>
+                <w:szCs w:val="14"/>
+                <w:rFonts w:ascii="Arial" w:cs="Arial" w:eastAsia="Arial" w:hAnsi="Arial"/>
+              </w:rPr>
+              <w:t xml:space="preserve">Maths is Fun — Spinner Simulator (random generator)</w:t>
+            </w:r>
+          </w:p>
+        </w:tc>
+        <w:tc>
+          <w:tcPr>
+            <w:tcW w:type="dxa" w:w="7338"/>
+            <w:tcBorders>
+              <w:top w:val="single" w:color="DDDDDD" w:sz="2"/>
+              <w:left w:val="single" w:color="DDDDDD" w:sz="2"/>
+              <w:bottom w:val="single" w:color="DDDDDD" w:sz="2"/>
+              <w:right w:val="single" w:color="DDDDDD" w:sz="2"/>
+            </w:tcBorders>
+            <w:shd w:fill="FFFFFF" w:val="clear"/>
+            <w:tcMar>
+              <w:top w:type="dxa" w:w="40"/>
+              <w:left w:type="dxa" w:w="110"/>
+              <w:bottom w:type="dxa" w:w="40"/>
+              <w:right w:type="dxa" w:w="110"/>
+            </w:tcMar>
+            <w:vAlign w:val="top"/>
+          </w:tcPr>
+          <w:p>
+            <w:pPr>
+              <w:spacing w:before="0" w:after="0"/>
+            </w:pPr>
+            <w:hyperlink w:history="1" r:id="rIdtqtwhg1_-tmvgejcexwnf">
+              <w:r>
+                <w:rPr>
+                  <w:u w:val="single"/>
+                  <w:color w:val="0563C1"/>
+                  <w:sz w:val="13"/>
+                  <w:szCs w:val="13"/>
+                  <w:rFonts w:ascii="Arial" w:cs="Arial" w:eastAsia="Arial" w:hAnsi="Arial"/>
+                </w:rPr>
+                <w:t xml:space="preserve">https://www.mathsisfun.com/data/spinner.html</w:t>
+              </w:r>
+            </w:hyperlink>
+          </w:p>
+        </w:tc>
+      </w:tr>
+    </w:tbl>
+    <w:p>
+      <w:pPr>
+        <w:spacing w:before="120" w:after="0"/>
+      </w:pPr>
+      <w:r>
+        <w:t xml:space="preserve"/>
+      </w:r>
+    </w:p>
+    <w:p>
+      <w:pPr>
+        <w:spacing w:before="0" w:after="30"/>
+      </w:pPr>
+      <w:r>
+        <w:rPr>
+          <w:b/>
+          <w:bCs/>
+          <w:color w:val="1F3864"/>
+          <w:sz w:val="18"/>
+          <w:szCs w:val="18"/>
+          <w:rFonts w:ascii="Arial" w:cs="Arial" w:eastAsia="Arial" w:hAnsi="Arial"/>
+        </w:rPr>
+        <w:t xml:space="preserve">Worksheet download checklist</w:t>
+      </w:r>
+    </w:p>
+    <w:p>
+      <w:pPr>
+        <w:spacing w:before="0" w:after="60"/>
+      </w:pPr>
+      <w:r>
+        <w:rPr>
+          <w:color w:val="666666"/>
+          <w:sz w:val="14"/>
+          <w:szCs w:val="14"/>
+          <w:rFonts w:ascii="Arial" w:cs="Arial" w:eastAsia="Arial" w:hAnsi="Arial"/>
+        </w:rPr>
+        <w:t xml:space="preserve">Download and print these PDFs before the unit (or save to your class drive). Tick each as you go.</w:t>
+      </w:r>
+    </w:p>
+    <w:p>
+      <w:pPr>
+        <w:spacing w:before="0" w:after="40"/>
+      </w:pPr>
+      <w:r>
+        <w:rPr>
+          <w:color w:val="888888"/>
+          <w:sz w:val="18"/>
+          <w:szCs w:val="18"/>
+          <w:rFonts w:ascii="Arial" w:cs="Arial" w:eastAsia="Arial" w:hAnsi="Arial"/>
+        </w:rPr>
+        <w:t xml:space="preserve">❑  </w:t>
+      </w:r>
+      <w:r>
+        <w:rPr>
+          <w:sz w:val="14"/>
+          <w:szCs w:val="14"/>
+          <w:rFonts w:ascii="Arial" w:cs="Arial" w:eastAsia="Arial" w:hAnsi="Arial"/>
+        </w:rPr>
+        <w:t xml:space="preserve">Corbettmaths — Coordinates (PDF)  --  </w:t>
+      </w:r>
+      <w:hyperlink w:history="1" r:id="rId5hdllf7sxkisxchcfjkqx">
+        <w:r>
+          <w:rPr>
+            <w:u w:val="single"/>
+            <w:color w:val="0563C1"/>
+            <w:sz w:val="13"/>
+            <w:szCs w:val="13"/>
+            <w:rFonts w:ascii="Arial" w:cs="Arial" w:eastAsia="Arial" w:hAnsi="Arial"/>
+          </w:rPr>
+          <w:t xml:space="preserve">https://corbettmaths.com/wp-content/uploads/2013/02/coordinates-pdf1.pdf</w:t>
+        </w:r>
+      </w:hyperlink>
+    </w:p>
+    <w:p>
+      <w:pPr>
+        <w:spacing w:before="0" w:after="40"/>
+      </w:pPr>
+      <w:r>
+        <w:rPr>
+          <w:color w:val="888888"/>
+          <w:sz w:val="18"/>
+          <w:szCs w:val="18"/>
+          <w:rFonts w:ascii="Arial" w:cs="Arial" w:eastAsia="Arial" w:hAnsi="Arial"/>
+        </w:rPr>
+        <w:t xml:space="preserve">❑  </w:t>
+      </w:r>
+      <w:r>
+        <w:rPr>
+          <w:sz w:val="14"/>
+          <w:szCs w:val="14"/>
+          <w:rFonts w:ascii="Arial" w:cs="Arial" w:eastAsia="Arial" w:hAnsi="Arial"/>
+        </w:rPr>
+        <w:t xml:space="preserve">Corbettmaths — Probability (PDF)  --  </w:t>
+      </w:r>
+      <w:hyperlink w:history="1" r:id="rIddkxq_zr3rjwyqytbpmjqv">
+        <w:r>
+          <w:rPr>
+            <w:u w:val="single"/>
+            <w:color w:val="0563C1"/>
+            <w:sz w:val="13"/>
+            <w:szCs w:val="13"/>
+            <w:rFonts w:ascii="Arial" w:cs="Arial" w:eastAsia="Arial" w:hAnsi="Arial"/>
+          </w:rPr>
+          <w:t xml:space="preserve">https://corbettmaths.com/wp-content/uploads/2013/02/probability-pdf.pdf</w:t>
+        </w:r>
+      </w:hyperlink>
+    </w:p>
+    <w:p>
+      <w:pPr>
+        <w:spacing w:before="0" w:after="40"/>
+      </w:pPr>
+      <w:r>
+        <w:rPr>
+          <w:color w:val="888888"/>
+          <w:sz w:val="18"/>
+          <w:szCs w:val="18"/>
+          <w:rFonts w:ascii="Arial" w:cs="Arial" w:eastAsia="Arial" w:hAnsi="Arial"/>
+        </w:rPr>
+        <w:t xml:space="preserve">❑  </w:t>
+      </w:r>
+      <w:r>
+        <w:rPr>
+          <w:sz w:val="14"/>
+          <w:szCs w:val="14"/>
+          <w:rFonts w:ascii="Arial" w:cs="Arial" w:eastAsia="Arial" w:hAnsi="Arial"/>
+        </w:rPr>
+        <w:t xml:space="preserve">Corbettmaths — Coordinates 2 (PDF)  --  </w:t>
+      </w:r>
+      <w:hyperlink w:history="1" r:id="rIdo9a-tyoimige7tqzwsaq9">
+        <w:r>
+          <w:rPr>
+            <w:u w:val="single"/>
+            <w:color w:val="0563C1"/>
+            <w:sz w:val="13"/>
+            <w:szCs w:val="13"/>
+            <w:rFonts w:ascii="Arial" w:cs="Arial" w:eastAsia="Arial" w:hAnsi="Arial"/>
+          </w:rPr>
+          <w:t xml:space="preserve">https://corbettmaths.com/wp-content/uploads/2013/02/coordinates-pdf2.pdf</w:t>
+        </w:r>
+      </w:hyperlink>
+    </w:p>
+    <w:p>
+      <w:pPr>
+        <w:spacing w:before="0" w:after="40"/>
+      </w:pPr>
+      <w:r>
+        <w:rPr>
+          <w:color w:val="888888"/>
+          <w:sz w:val="18"/>
+          <w:szCs w:val="18"/>
+          <w:rFonts w:ascii="Arial" w:cs="Arial" w:eastAsia="Arial" w:hAnsi="Arial"/>
+        </w:rPr>
+        <w:t xml:space="preserve">❑  </w:t>
+      </w:r>
+      <w:r>
+        <w:rPr>
+          <w:sz w:val="14"/>
+          <w:szCs w:val="14"/>
+          <w:rFonts w:ascii="Arial" w:cs="Arial" w:eastAsia="Arial" w:hAnsi="Arial"/>
+        </w:rPr>
+        <w:t xml:space="preserve">Corbettmaths — Translations (PDF)  --  </w:t>
+      </w:r>
+      <w:hyperlink w:history="1" r:id="rIdxxyja15onmmvmrp9uba4w">
+        <w:r>
+          <w:rPr>
+            <w:u w:val="single"/>
+            <w:color w:val="0563C1"/>
+            <w:sz w:val="13"/>
+            <w:szCs w:val="13"/>
+            <w:rFonts w:ascii="Arial" w:cs="Arial" w:eastAsia="Arial" w:hAnsi="Arial"/>
+          </w:rPr>
+          <w:t xml:space="preserve">https://corbettmaths.com/wp-content/uploads/2013/02/translations-pdf.pdf</w:t>
+        </w:r>
+      </w:hyperlink>
+    </w:p>
+    <w:p>
+      <w:pPr>
+        <w:spacing w:before="0" w:after="40"/>
+      </w:pPr>
+      <w:r>
+        <w:rPr>
+          <w:color w:val="888888"/>
+          <w:sz w:val="18"/>
+          <w:szCs w:val="18"/>
+          <w:rFonts w:ascii="Arial" w:cs="Arial" w:eastAsia="Arial" w:hAnsi="Arial"/>
+        </w:rPr>
+        <w:t xml:space="preserve">❑  </w:t>
+      </w:r>
+      <w:r>
+        <w:rPr>
+          <w:sz w:val="14"/>
+          <w:szCs w:val="14"/>
+          <w:rFonts w:ascii="Arial" w:cs="Arial" w:eastAsia="Arial" w:hAnsi="Arial"/>
+        </w:rPr>
+        <w:t xml:space="preserve">Corbettmaths — Reflections (PDF)  --  </w:t>
+      </w:r>
+      <w:hyperlink w:history="1" r:id="rIdiq8y22nrbck4ojqjyu7en">
+        <w:r>
+          <w:rPr>
+            <w:u w:val="single"/>
+            <w:color w:val="0563C1"/>
+            <w:sz w:val="13"/>
+            <w:szCs w:val="13"/>
+            <w:rFonts w:ascii="Arial" w:cs="Arial" w:eastAsia="Arial" w:hAnsi="Arial"/>
+          </w:rPr>
+          <w:t xml:space="preserve">https://corbettmaths.com/wp-content/uploads/2013/02/reflections-pdf.pdf</w:t>
+        </w:r>
+      </w:hyperlink>
+    </w:p>
+    <w:p>
+      <w:pPr>
+        <w:spacing w:before="0" w:after="40"/>
+      </w:pPr>
+      <w:r>
+        <w:rPr>
+          <w:color w:val="888888"/>
+          <w:sz w:val="18"/>
+          <w:szCs w:val="18"/>
+          <w:rFonts w:ascii="Arial" w:cs="Arial" w:eastAsia="Arial" w:hAnsi="Arial"/>
+        </w:rPr>
+        <w:t xml:space="preserve">❑  </w:t>
+      </w:r>
+      <w:r>
+        <w:rPr>
+          <w:sz w:val="14"/>
+          <w:szCs w:val="14"/>
+          <w:rFonts w:ascii="Arial" w:cs="Arial" w:eastAsia="Arial" w:hAnsi="Arial"/>
+        </w:rPr>
+        <w:t xml:space="preserve">Corbettmaths — Probability (PDF)  --  </w:t>
+      </w:r>
+      <w:hyperlink w:history="1" r:id="rIdx8mbwaatk0sqb4p2yingg">
+        <w:r>
+          <w:rPr>
+            <w:u w:val="single"/>
+            <w:color w:val="0563C1"/>
+            <w:sz w:val="13"/>
+            <w:szCs w:val="13"/>
+            <w:rFonts w:ascii="Arial" w:cs="Arial" w:eastAsia="Arial" w:hAnsi="Arial"/>
+          </w:rPr>
+          <w:t xml:space="preserve">https://corbettmaths.com/wp-content/uploads/2018/11/Probability-pdf.pdf</w:t>
+        </w:r>
+      </w:hyperlink>
+    </w:p>
+    <w:p>
+      <w:pPr>
+        <w:spacing w:before="0" w:after="40"/>
+      </w:pPr>
+      <w:r>
+        <w:rPr>
+          <w:color w:val="888888"/>
+          <w:sz w:val="18"/>
+          <w:szCs w:val="18"/>
+          <w:rFonts w:ascii="Arial" w:cs="Arial" w:eastAsia="Arial" w:hAnsi="Arial"/>
+        </w:rPr>
+        <w:t xml:space="preserve">❑  </w:t>
+      </w:r>
+      <w:r>
+        <w:rPr>
+          <w:sz w:val="14"/>
+          <w:szCs w:val="14"/>
+          <w:rFonts w:ascii="Arial" w:cs="Arial" w:eastAsia="Arial" w:hAnsi="Arial"/>
+        </w:rPr>
+        <w:t xml:space="preserve">Corbettmaths — Relative Frequency (PDF)  --  </w:t>
+      </w:r>
+      <w:hyperlink w:history="1" r:id="rIdb8mvhai-ik7hfzkycjqrs">
+        <w:r>
+          <w:rPr>
+            <w:u w:val="single"/>
+            <w:color w:val="0563C1"/>
+            <w:sz w:val="13"/>
+            <w:szCs w:val="13"/>
+            <w:rFonts w:ascii="Arial" w:cs="Arial" w:eastAsia="Arial" w:hAnsi="Arial"/>
+          </w:rPr>
+          <w:t xml:space="preserve">https://corbettmaths.com/wp-content/uploads/2013/02/relative-frequency-pdf.pdf</w:t>
+        </w:r>
+      </w:hyperlink>
+    </w:p>
+    <w:p>
+      <w:pPr>
+        <w:spacing w:before="0" w:after="40"/>
+      </w:pPr>
+      <w:r>
+        <w:rPr>
+          <w:color w:val="888888"/>
+          <w:sz w:val="18"/>
+          <w:szCs w:val="18"/>
+          <w:rFonts w:ascii="Arial" w:cs="Arial" w:eastAsia="Arial" w:hAnsi="Arial"/>
+        </w:rPr>
+        <w:t xml:space="preserve">❑  </w:t>
+      </w:r>
+      <w:r>
+        <w:rPr>
+          <w:sz w:val="14"/>
+          <w:szCs w:val="14"/>
+          <w:rFonts w:ascii="Arial" w:cs="Arial" w:eastAsia="Arial" w:hAnsi="Arial"/>
+        </w:rPr>
+        <w:t xml:space="preserve">Corbettmaths — Drawing Linear Graphs (PDF)  --  </w:t>
+      </w:r>
+      <w:hyperlink w:history="1" r:id="rIdyvheqekcxbey4p5uhguvo">
+        <w:r>
+          <w:rPr>
+            <w:u w:val="single"/>
+            <w:color w:val="0563C1"/>
+            <w:sz w:val="13"/>
+            <w:szCs w:val="13"/>
+            <w:rFonts w:ascii="Arial" w:cs="Arial" w:eastAsia="Arial" w:hAnsi="Arial"/>
+          </w:rPr>
+          <w:t xml:space="preserve">https://corbettmaths.com/wp-content/uploads/2013/02/drawing-linear-graphs-pdf.pdf</w:t>
+        </w:r>
+      </w:hyperlink>
+    </w:p>
+    <w:p>
+      <w:pPr>
+        <w:spacing w:before="0" w:after="40"/>
+      </w:pPr>
+      <w:r>
+        <w:rPr>
+          <w:color w:val="888888"/>
+          <w:sz w:val="18"/>
+          <w:szCs w:val="18"/>
+          <w:rFonts w:ascii="Arial" w:cs="Arial" w:eastAsia="Arial" w:hAnsi="Arial"/>
+        </w:rPr>
+        <w:t xml:space="preserve">❑  </w:t>
+      </w:r>
+      <w:r>
+        <w:rPr>
+          <w:sz w:val="14"/>
+          <w:szCs w:val="14"/>
+          <w:rFonts w:ascii="Arial" w:cs="Arial" w:eastAsia="Arial" w:hAnsi="Arial"/>
+        </w:rPr>
+        <w:t xml:space="preserve">Corbettmaths — Listing Outcomes (PDF)  --  </w:t>
+      </w:r>
+      <w:hyperlink w:history="1" r:id="rIdfpcox80jz-hiunwi8xwry">
+        <w:r>
+          <w:rPr>
+            <w:u w:val="single"/>
+            <w:color w:val="0563C1"/>
+            <w:sz w:val="13"/>
+            <w:szCs w:val="13"/>
+            <w:rFonts w:ascii="Arial" w:cs="Arial" w:eastAsia="Arial" w:hAnsi="Arial"/>
+          </w:rPr>
+          <w:t xml:space="preserve">https://corbettmaths.com/wp-content/uploads/2013/02/listing-outcomes-pdf.pdf</w:t>
+        </w:r>
+      </w:hyperlink>
     </w:p>
     <w:sectPr>
       <w:pgSz w:w="16838" w:h="11906" w:orient="landscape"/>
